--- a/CIS 4374 Project File.docx
+++ b/CIS 4374 Project File.docx
@@ -408,7 +408,27 @@
                 <w:bCs/>
                 <w:noProof/>
               </w:rPr>
-              <w:t>How Will the Smark Parking Application We Are Building Be Different?</w:t>
+              <w:t>How Will the S</w:t>
+            </w:r>
+            <w:r>
+              <w:rPr>
+                <w:rStyle w:val="Hyperlink"/>
+                <w:rFonts w:ascii="Times New Roman" w:hAnsi="Times New Roman" w:cs="Times New Roman"/>
+                <w:b/>
+                <w:bCs/>
+                <w:noProof/>
+              </w:rPr>
+              <w:t>mart</w:t>
+            </w:r>
+            <w:r>
+              <w:rPr>
+                <w:rStyle w:val="Hyperlink"/>
+                <w:rFonts w:ascii="Times New Roman" w:hAnsi="Times New Roman" w:cs="Times New Roman"/>
+                <w:b/>
+                <w:bCs/>
+                <w:noProof/>
+              </w:rPr>
+              <w:t xml:space="preserve"> Parking Application We Are Building Be Different?</w:t>
             </w:r>
             <w:r>
               <w:rPr>
@@ -828,7 +848,25 @@
           <w:sz w:val="22"/>
           <w:szCs w:val="22"/>
         </w:rPr>
-        <w:t xml:space="preserve">Existing software solutions like ParkMobile, SpotHero, Passport Parking, and Easy Park. The following table will go into more detail about these existing solutions. </w:t>
+        <w:t xml:space="preserve">Existing software solutions like ParkMobile, </w:t>
+      </w:r>
+      <w:proofErr w:type="spellStart"/>
+      <w:r>
+        <w:rPr>
+          <w:rFonts w:ascii="Times New Roman" w:hAnsi="Times New Roman" w:cs="Times New Roman"/>
+          <w:sz w:val="22"/>
+          <w:szCs w:val="22"/>
+        </w:rPr>
+        <w:t>SpotHero</w:t>
+      </w:r>
+      <w:proofErr w:type="spellEnd"/>
+      <w:r>
+        <w:rPr>
+          <w:rFonts w:ascii="Times New Roman" w:hAnsi="Times New Roman" w:cs="Times New Roman"/>
+          <w:sz w:val="22"/>
+          <w:szCs w:val="22"/>
+        </w:rPr>
+        <w:t xml:space="preserve">, Passport Parking, and Easy Park. The following table will go into more detail about these existing solutions. </w:t>
       </w:r>
     </w:p>
     <w:tbl>
@@ -1262,6 +1300,7 @@
                 <w:szCs w:val="22"/>
               </w:rPr>
             </w:pPr>
+            <w:proofErr w:type="spellStart"/>
             <w:r>
               <w:rPr>
                 <w:rFonts w:ascii="Times New Roman" w:hAnsi="Times New Roman" w:cs="Times New Roman"/>
@@ -1270,6 +1309,7 @@
               </w:rPr>
               <w:t>SpotHero</w:t>
             </w:r>
+            <w:proofErr w:type="spellEnd"/>
           </w:p>
         </w:tc>
         <w:tc>
@@ -1898,7 +1938,29 @@
           <w:szCs w:val="22"/>
         </w:rPr>
         <w:lastRenderedPageBreak/>
-        <w:t>How Will the Smark Parking Application We Are Building Be Different?</w:t>
+        <w:t>How Will the Smar</w:t>
+      </w:r>
+      <w:r>
+        <w:rPr>
+          <w:rFonts w:ascii="Times New Roman" w:hAnsi="Times New Roman" w:cs="Times New Roman"/>
+          <w:b/>
+          <w:bCs/>
+          <w:color w:val="auto"/>
+          <w:sz w:val="22"/>
+          <w:szCs w:val="22"/>
+        </w:rPr>
+        <w:t>t</w:t>
+      </w:r>
+      <w:r>
+        <w:rPr>
+          <w:rFonts w:ascii="Times New Roman" w:hAnsi="Times New Roman" w:cs="Times New Roman"/>
+          <w:b/>
+          <w:bCs/>
+          <w:color w:val="auto"/>
+          <w:sz w:val="22"/>
+          <w:szCs w:val="22"/>
+        </w:rPr>
+        <w:t xml:space="preserve"> Parking Application We Are Building Be Different?</w:t>
       </w:r>
       <w:bookmarkEnd w:id="2"/>
     </w:p>
@@ -2014,7 +2076,43 @@
           <w:sz w:val="22"/>
           <w:szCs w:val="22"/>
         </w:rPr>
-        <w:t xml:space="preserve">WE ARE $oftware ¢orp is a software development studio that aims to provide seamless solutions to issues customers may have. The company has an unlimited budget and resources that will allow it to get together development teams and the technologies to support their projects. The goal for this project is to develop a project management plan for the creation of a Smart Parking Platform system.  </w:t>
+        <w:t>WE ARE $</w:t>
+      </w:r>
+      <w:proofErr w:type="spellStart"/>
+      <w:r>
+        <w:rPr>
+          <w:rFonts w:ascii="Times New Roman" w:hAnsi="Times New Roman" w:cs="Times New Roman"/>
+          <w:sz w:val="22"/>
+          <w:szCs w:val="22"/>
+        </w:rPr>
+        <w:t>oftware</w:t>
+      </w:r>
+      <w:proofErr w:type="spellEnd"/>
+      <w:r>
+        <w:rPr>
+          <w:rFonts w:ascii="Times New Roman" w:hAnsi="Times New Roman" w:cs="Times New Roman"/>
+          <w:sz w:val="22"/>
+          <w:szCs w:val="22"/>
+        </w:rPr>
+        <w:t xml:space="preserve"> ¢</w:t>
+      </w:r>
+      <w:proofErr w:type="spellStart"/>
+      <w:r>
+        <w:rPr>
+          <w:rFonts w:ascii="Times New Roman" w:hAnsi="Times New Roman" w:cs="Times New Roman"/>
+          <w:sz w:val="22"/>
+          <w:szCs w:val="22"/>
+        </w:rPr>
+        <w:t>orp</w:t>
+      </w:r>
+      <w:proofErr w:type="spellEnd"/>
+      <w:r>
+        <w:rPr>
+          <w:rFonts w:ascii="Times New Roman" w:hAnsi="Times New Roman" w:cs="Times New Roman"/>
+          <w:sz w:val="22"/>
+          <w:szCs w:val="22"/>
+        </w:rPr>
+        <w:t xml:space="preserve"> is a software development studio that aims to provide seamless solutions to issues customers may have. The company has an unlimited budget and resources that will allow it to get together development teams and the technologies to support their projects. The goal for this project is to develop a project management plan for the creation of a Smart Parking Platform system.  </w:t>
       </w:r>
     </w:p>
     <w:p>
@@ -2068,7 +2166,43 @@
           <w:sz w:val="22"/>
           <w:szCs w:val="22"/>
         </w:rPr>
-        <w:t xml:space="preserve">was acquired by WE ARE $oftware ¢orp </w:t>
+        <w:t>was acquired by WE ARE $</w:t>
+      </w:r>
+      <w:proofErr w:type="spellStart"/>
+      <w:r>
+        <w:rPr>
+          <w:rFonts w:ascii="Times New Roman" w:hAnsi="Times New Roman" w:cs="Times New Roman"/>
+          <w:sz w:val="22"/>
+          <w:szCs w:val="22"/>
+        </w:rPr>
+        <w:t>oftware</w:t>
+      </w:r>
+      <w:proofErr w:type="spellEnd"/>
+      <w:r>
+        <w:rPr>
+          <w:rFonts w:ascii="Times New Roman" w:hAnsi="Times New Roman" w:cs="Times New Roman"/>
+          <w:sz w:val="22"/>
+          <w:szCs w:val="22"/>
+        </w:rPr>
+        <w:t xml:space="preserve"> ¢</w:t>
+      </w:r>
+      <w:proofErr w:type="spellStart"/>
+      <w:r>
+        <w:rPr>
+          <w:rFonts w:ascii="Times New Roman" w:hAnsi="Times New Roman" w:cs="Times New Roman"/>
+          <w:sz w:val="22"/>
+          <w:szCs w:val="22"/>
+        </w:rPr>
+        <w:t>orp</w:t>
+      </w:r>
+      <w:proofErr w:type="spellEnd"/>
+      <w:r>
+        <w:rPr>
+          <w:rFonts w:ascii="Times New Roman" w:hAnsi="Times New Roman" w:cs="Times New Roman"/>
+          <w:sz w:val="22"/>
+          <w:szCs w:val="22"/>
+        </w:rPr>
+        <w:t xml:space="preserve"> </w:t>
       </w:r>
       <w:r>
         <w:rPr>
@@ -2092,7 +2226,61 @@
           <w:sz w:val="22"/>
           <w:szCs w:val="22"/>
         </w:rPr>
-        <w:t xml:space="preserve">capabilities, reduce traffic, and to increase the utilization of parking facilities. There was (RFP) Request for Proposal for a web and mobile platform that can provide real-time parking availability, reservations, payments, navigation, and management tools. Because of WE ARE $oftware ¢orp’s technical approaches and project management capabilities, we were selected to develop the solution. The project will be developed with an unlimited budget and resources but must be done within the timeline. </w:t>
+        <w:t xml:space="preserve">capabilities, reduce traffic, and to increase the utilization of parking facilities. There was (RFP) Request for Proposal for a web and mobile platform that can provide real-time parking availability, reservations, payments, navigation, and management tools. </w:t>
+      </w:r>
+      <w:proofErr w:type="gramStart"/>
+      <w:r>
+        <w:rPr>
+          <w:rFonts w:ascii="Times New Roman" w:hAnsi="Times New Roman" w:cs="Times New Roman"/>
+          <w:sz w:val="22"/>
+          <w:szCs w:val="22"/>
+        </w:rPr>
+        <w:t>Because of</w:t>
+      </w:r>
+      <w:proofErr w:type="gramEnd"/>
+      <w:r>
+        <w:rPr>
+          <w:rFonts w:ascii="Times New Roman" w:hAnsi="Times New Roman" w:cs="Times New Roman"/>
+          <w:sz w:val="22"/>
+          <w:szCs w:val="22"/>
+        </w:rPr>
+        <w:t xml:space="preserve"> WE ARE $</w:t>
+      </w:r>
+      <w:proofErr w:type="spellStart"/>
+      <w:r>
+        <w:rPr>
+          <w:rFonts w:ascii="Times New Roman" w:hAnsi="Times New Roman" w:cs="Times New Roman"/>
+          <w:sz w:val="22"/>
+          <w:szCs w:val="22"/>
+        </w:rPr>
+        <w:t>oftware</w:t>
+      </w:r>
+      <w:proofErr w:type="spellEnd"/>
+      <w:r>
+        <w:rPr>
+          <w:rFonts w:ascii="Times New Roman" w:hAnsi="Times New Roman" w:cs="Times New Roman"/>
+          <w:sz w:val="22"/>
+          <w:szCs w:val="22"/>
+        </w:rPr>
+        <w:t xml:space="preserve"> ¢</w:t>
+      </w:r>
+      <w:proofErr w:type="spellStart"/>
+      <w:r>
+        <w:rPr>
+          <w:rFonts w:ascii="Times New Roman" w:hAnsi="Times New Roman" w:cs="Times New Roman"/>
+          <w:sz w:val="22"/>
+          <w:szCs w:val="22"/>
+        </w:rPr>
+        <w:t>orp’s</w:t>
+      </w:r>
+      <w:proofErr w:type="spellEnd"/>
+      <w:r>
+        <w:rPr>
+          <w:rFonts w:ascii="Times New Roman" w:hAnsi="Times New Roman" w:cs="Times New Roman"/>
+          <w:sz w:val="22"/>
+          <w:szCs w:val="22"/>
+        </w:rPr>
+        <w:t xml:space="preserve"> technical approaches and project management capabilities, we were selected to develop the solution. The project will be developed with an unlimited budget and resources but must be done within the timeline. </w:t>
       </w:r>
     </w:p>
     <w:p>
@@ -2140,7 +2328,25 @@
           <w:sz w:val="22"/>
           <w:szCs w:val="22"/>
         </w:rPr>
-        <w:t xml:space="preserve">The proposed Smart Parking Platform is being created to address the issue regarding people spending too much time trying to get parking. There is also a need for parking operators to have more efficient ways to manage occupancy, pricing, and utilization. For this project, there is a huge emphasis on real-time availability, interactive maps, reservations, payments, analytics, receipts, notifications, </w:t>
+        <w:t xml:space="preserve">The proposed Smart Parking Platform </w:t>
+      </w:r>
+      <w:proofErr w:type="gramStart"/>
+      <w:r>
+        <w:rPr>
+          <w:rFonts w:ascii="Times New Roman" w:hAnsi="Times New Roman" w:cs="Times New Roman"/>
+          <w:sz w:val="22"/>
+          <w:szCs w:val="22"/>
+        </w:rPr>
+        <w:t>is being</w:t>
+      </w:r>
+      <w:proofErr w:type="gramEnd"/>
+      <w:r>
+        <w:rPr>
+          <w:rFonts w:ascii="Times New Roman" w:hAnsi="Times New Roman" w:cs="Times New Roman"/>
+          <w:sz w:val="22"/>
+          <w:szCs w:val="22"/>
+        </w:rPr>
+        <w:t xml:space="preserve"> created to address the issue regarding people spending too much time trying to get parking. There is also a need for parking operators to have more efficient ways to manage occupancy, pricing, and utilization. For this project, there is a huge emphasis on real-time availability, interactive maps, reservations, payments, analytics, receipts, notifications, </w:t>
       </w:r>
       <w:r>
         <w:rPr>

--- a/CIS 4374 Project File.docx
+++ b/CIS 4374 Project File.docx
@@ -13,7 +13,7 @@
           <w:szCs w:val="22"/>
         </w:rPr>
       </w:pPr>
-      <w:bookmarkStart w:id="0" w:name="_Toc239968872"/>
+      <w:bookmarkStart w:id="0" w:name="_Toc240579371"/>
       <w:r>
         <w:rPr>
           <w:rFonts w:ascii="Times New Roman" w:hAnsi="Times New Roman" w:cs="Times New Roman"/>
@@ -131,7 +131,18 @@
           <w:szCs w:val="22"/>
           <w14:ligatures w14:val="standardContextual"/>
         </w:rPr>
-        <w:t xml:space="preserve"> 1.0</w:t>
+        <w:t xml:space="preserve"> </w:t>
+      </w:r>
+      <w:r>
+        <w:rPr>
+          <w:rFonts w:ascii="Times New Roman" w:eastAsiaTheme="minorHAnsi" w:hAnsi="Times New Roman" w:cs="Times New Roman"/>
+          <w:color w:val="auto"/>
+          <w:kern w:val="2"/>
+          <w:sz w:val="22"/>
+          <w:szCs w:val="22"/>
+          <w14:ligatures w14:val="standardContextual"/>
+        </w:rPr>
+        <w:t>2.0</w:t>
       </w:r>
       <w:r>
         <w:rPr>
@@ -257,7 +268,7 @@
             </w:rPr>
             <w:fldChar w:fldCharType="separate"/>
           </w:r>
-          <w:hyperlink w:anchor="_Toc239968872" w:history="1">
+          <w:hyperlink w:anchor="_Toc240579371" w:history="1">
             <w:r>
               <w:rPr>
                 <w:rStyle w:val="Hyperlink"/>
@@ -285,7 +296,7 @@
                 <w:noProof/>
                 <w:webHidden/>
               </w:rPr>
-              <w:instrText xml:space="preserve"> PAGEREF _Toc239968872 \h </w:instrText>
+              <w:instrText xml:space="preserve"> PAGEREF _Toc240579371 \h </w:instrText>
             </w:r>
             <w:r>
               <w:rPr>
@@ -327,7 +338,7 @@
               <w:noProof/>
             </w:rPr>
           </w:pPr>
-          <w:hyperlink w:anchor="_Toc239968873" w:history="1">
+          <w:hyperlink w:anchor="_Toc240579372" w:history="1">
             <w:r>
               <w:rPr>
                 <w:rStyle w:val="Hyperlink"/>
@@ -357,7 +368,7 @@
                 <w:noProof/>
                 <w:webHidden/>
               </w:rPr>
-              <w:instrText xml:space="preserve"> PAGEREF _Toc239968873 \h </w:instrText>
+              <w:instrText xml:space="preserve"> PAGEREF _Toc240579372 \h </w:instrText>
             </w:r>
             <w:r>
               <w:rPr>
@@ -399,7 +410,7 @@
               <w:noProof/>
             </w:rPr>
           </w:pPr>
-          <w:hyperlink w:anchor="_Toc239968874" w:history="1">
+          <w:hyperlink w:anchor="_Toc240579373" w:history="1">
             <w:r>
               <w:rPr>
                 <w:rStyle w:val="Hyperlink"/>
@@ -408,27 +419,7 @@
                 <w:bCs/>
                 <w:noProof/>
               </w:rPr>
-              <w:t>How Will the S</w:t>
-            </w:r>
-            <w:r>
-              <w:rPr>
-                <w:rStyle w:val="Hyperlink"/>
-                <w:rFonts w:ascii="Times New Roman" w:hAnsi="Times New Roman" w:cs="Times New Roman"/>
-                <w:b/>
-                <w:bCs/>
-                <w:noProof/>
-              </w:rPr>
-              <w:t>mart</w:t>
-            </w:r>
-            <w:r>
-              <w:rPr>
-                <w:rStyle w:val="Hyperlink"/>
-                <w:rFonts w:ascii="Times New Roman" w:hAnsi="Times New Roman" w:cs="Times New Roman"/>
-                <w:b/>
-                <w:bCs/>
-                <w:noProof/>
-              </w:rPr>
-              <w:t xml:space="preserve"> Parking Application We Are Building Be Different?</w:t>
+              <w:t>How Will the Smart Parking Application We Are Building Be Different?</w:t>
             </w:r>
             <w:r>
               <w:rPr>
@@ -449,7 +440,7 @@
                 <w:noProof/>
                 <w:webHidden/>
               </w:rPr>
-              <w:instrText xml:space="preserve"> PAGEREF _Toc239968874 \h </w:instrText>
+              <w:instrText xml:space="preserve"> PAGEREF _Toc240579373 \h </w:instrText>
             </w:r>
             <w:r>
               <w:rPr>
@@ -491,7 +482,7 @@
               <w:noProof/>
             </w:rPr>
           </w:pPr>
-          <w:hyperlink w:anchor="_Toc239968875" w:history="1">
+          <w:hyperlink w:anchor="_Toc240579374" w:history="1">
             <w:r>
               <w:rPr>
                 <w:rStyle w:val="Hyperlink"/>
@@ -521,7 +512,7 @@
                 <w:noProof/>
                 <w:webHidden/>
               </w:rPr>
-              <w:instrText xml:space="preserve"> PAGEREF _Toc239968875 \h </w:instrText>
+              <w:instrText xml:space="preserve"> PAGEREF _Toc240579374 \h </w:instrText>
             </w:r>
             <w:r>
               <w:rPr>
@@ -563,7 +554,7 @@
               <w:noProof/>
             </w:rPr>
           </w:pPr>
-          <w:hyperlink w:anchor="_Toc239968876" w:history="1">
+          <w:hyperlink w:anchor="_Toc240579375" w:history="1">
             <w:r>
               <w:rPr>
                 <w:rStyle w:val="Hyperlink"/>
@@ -593,7 +584,7 @@
                 <w:noProof/>
                 <w:webHidden/>
               </w:rPr>
-              <w:instrText xml:space="preserve"> PAGEREF _Toc239968876 \h </w:instrText>
+              <w:instrText xml:space="preserve"> PAGEREF _Toc240579375 \h </w:instrText>
             </w:r>
             <w:r>
               <w:rPr>
@@ -614,6 +605,223 @@
                 <w:webHidden/>
               </w:rPr>
               <w:t>4</w:t>
+            </w:r>
+            <w:r>
+              <w:rPr>
+                <w:noProof/>
+                <w:webHidden/>
+              </w:rPr>
+              <w:fldChar w:fldCharType="end"/>
+            </w:r>
+          </w:hyperlink>
+        </w:p>
+        <w:p>
+          <w:pPr>
+            <w:pStyle w:val="TOC1"/>
+            <w:tabs>
+              <w:tab w:val="right" w:leader="dot" w:pos="9350"/>
+            </w:tabs>
+            <w:rPr>
+              <w:rFonts w:eastAsiaTheme="minorEastAsia"/>
+              <w:noProof/>
+            </w:rPr>
+          </w:pPr>
+          <w:hyperlink w:anchor="_Toc240579376" w:history="1">
+            <w:r>
+              <w:rPr>
+                <w:rStyle w:val="Hyperlink"/>
+                <w:rFonts w:ascii="Times New Roman" w:hAnsi="Times New Roman" w:cs="Times New Roman"/>
+                <w:b/>
+                <w:bCs/>
+                <w:noProof/>
+              </w:rPr>
+              <w:t>Project Planning</w:t>
+            </w:r>
+            <w:r>
+              <w:rPr>
+                <w:noProof/>
+                <w:webHidden/>
+              </w:rPr>
+              <w:tab/>
+              <w:t>4.</w:t>
+            </w:r>
+            <w:r>
+              <w:rPr>
+                <w:noProof/>
+                <w:webHidden/>
+              </w:rPr>
+              <w:fldChar w:fldCharType="begin"/>
+            </w:r>
+            <w:r>
+              <w:rPr>
+                <w:noProof/>
+                <w:webHidden/>
+              </w:rPr>
+              <w:instrText xml:space="preserve"> PAGEREF _Toc240579376 \h </w:instrText>
+            </w:r>
+            <w:r>
+              <w:rPr>
+                <w:noProof/>
+                <w:webHidden/>
+              </w:rPr>
+            </w:r>
+            <w:r>
+              <w:rPr>
+                <w:noProof/>
+                <w:webHidden/>
+              </w:rPr>
+              <w:fldChar w:fldCharType="separate"/>
+            </w:r>
+            <w:r>
+              <w:rPr>
+                <w:noProof/>
+                <w:webHidden/>
+              </w:rPr>
+              <w:t>7</w:t>
+            </w:r>
+            <w:r>
+              <w:rPr>
+                <w:noProof/>
+                <w:webHidden/>
+              </w:rPr>
+              <w:fldChar w:fldCharType="end"/>
+            </w:r>
+          </w:hyperlink>
+        </w:p>
+        <w:p>
+          <w:pPr>
+            <w:pStyle w:val="TOC2"/>
+            <w:tabs>
+              <w:tab w:val="right" w:leader="dot" w:pos="9350"/>
+            </w:tabs>
+            <w:rPr>
+              <w:rFonts w:eastAsiaTheme="minorEastAsia"/>
+              <w:noProof/>
+            </w:rPr>
+          </w:pPr>
+          <w:hyperlink w:anchor="_Toc240579377" w:history="1">
+            <w:r>
+              <w:rPr>
+                <w:rStyle w:val="Hyperlink"/>
+                <w:rFonts w:ascii="Times New Roman" w:hAnsi="Times New Roman" w:cs="Times New Roman"/>
+                <w:b/>
+                <w:bCs/>
+                <w:noProof/>
+              </w:rPr>
+              <w:t>Work Breakdown Structure (WBS) - Complete Task List</w:t>
+            </w:r>
+            <w:r>
+              <w:rPr>
+                <w:noProof/>
+                <w:webHidden/>
+              </w:rPr>
+              <w:tab/>
+            </w:r>
+            <w:r>
+              <w:rPr>
+                <w:noProof/>
+                <w:webHidden/>
+              </w:rPr>
+              <w:fldChar w:fldCharType="begin"/>
+            </w:r>
+            <w:r>
+              <w:rPr>
+                <w:noProof/>
+                <w:webHidden/>
+              </w:rPr>
+              <w:instrText xml:space="preserve"> PAGEREF _Toc240579377 \h </w:instrText>
+            </w:r>
+            <w:r>
+              <w:rPr>
+                <w:noProof/>
+                <w:webHidden/>
+              </w:rPr>
+            </w:r>
+            <w:r>
+              <w:rPr>
+                <w:noProof/>
+                <w:webHidden/>
+              </w:rPr>
+              <w:fldChar w:fldCharType="separate"/>
+            </w:r>
+            <w:r>
+              <w:rPr>
+                <w:noProof/>
+                <w:webHidden/>
+              </w:rPr>
+              <w:t>7</w:t>
+            </w:r>
+            <w:r>
+              <w:rPr>
+                <w:noProof/>
+                <w:webHidden/>
+              </w:rPr>
+              <w:fldChar w:fldCharType="end"/>
+            </w:r>
+          </w:hyperlink>
+        </w:p>
+        <w:p>
+          <w:pPr>
+            <w:pStyle w:val="TOC2"/>
+            <w:tabs>
+              <w:tab w:val="right" w:leader="dot" w:pos="9350"/>
+            </w:tabs>
+            <w:rPr>
+              <w:rFonts w:eastAsiaTheme="minorEastAsia"/>
+              <w:noProof/>
+            </w:rPr>
+          </w:pPr>
+          <w:hyperlink w:anchor="_Toc240579378" w:history="1">
+            <w:r>
+              <w:rPr>
+                <w:rStyle w:val="Hyperlink"/>
+                <w:rFonts w:ascii="Times New Roman" w:hAnsi="Times New Roman" w:cs="Times New Roman"/>
+                <w:b/>
+                <w:bCs/>
+                <w:noProof/>
+              </w:rPr>
+              <w:t>Project Timeline - Gantt Chart</w:t>
+            </w:r>
+            <w:r>
+              <w:rPr>
+                <w:noProof/>
+                <w:webHidden/>
+              </w:rPr>
+              <w:tab/>
+            </w:r>
+            <w:r>
+              <w:rPr>
+                <w:noProof/>
+                <w:webHidden/>
+              </w:rPr>
+              <w:fldChar w:fldCharType="begin"/>
+            </w:r>
+            <w:r>
+              <w:rPr>
+                <w:noProof/>
+                <w:webHidden/>
+              </w:rPr>
+              <w:instrText xml:space="preserve"> PAGEREF _Toc240579378 \h </w:instrText>
+            </w:r>
+            <w:r>
+              <w:rPr>
+                <w:noProof/>
+                <w:webHidden/>
+              </w:rPr>
+            </w:r>
+            <w:r>
+              <w:rPr>
+                <w:noProof/>
+                <w:webHidden/>
+              </w:rPr>
+              <w:fldChar w:fldCharType="separate"/>
+            </w:r>
+            <w:r>
+              <w:rPr>
+                <w:noProof/>
+                <w:webHidden/>
+              </w:rPr>
+              <w:t>9</w:t>
             </w:r>
             <w:r>
               <w:rPr>
@@ -807,21 +1015,20 @@
           <w:b/>
           <w:bCs/>
           <w:color w:val="auto"/>
-          <w:sz w:val="22"/>
-          <w:szCs w:val="22"/>
-        </w:rPr>
-      </w:pPr>
-      <w:bookmarkStart w:id="1" w:name="_Toc239968873"/>
+          <w:sz w:val="26"/>
+          <w:szCs w:val="26"/>
+        </w:rPr>
+      </w:pPr>
+      <w:bookmarkStart w:id="1" w:name="_Toc240579372"/>
       <w:r>
         <w:rPr>
           <w:rFonts w:ascii="Times New Roman" w:hAnsi="Times New Roman" w:cs="Times New Roman"/>
           <w:b/>
           <w:bCs/>
           <w:color w:val="auto"/>
-          <w:sz w:val="22"/>
-          <w:szCs w:val="22"/>
-        </w:rPr>
-        <w:lastRenderedPageBreak/>
+          <w:sz w:val="26"/>
+          <w:szCs w:val="26"/>
+        </w:rPr>
         <w:t>1. Project Research and Existing Software:</w:t>
       </w:r>
       <w:bookmarkEnd w:id="1"/>
@@ -848,25 +1055,15 @@
           <w:sz w:val="22"/>
           <w:szCs w:val="22"/>
         </w:rPr>
-        <w:t xml:space="preserve">Existing software solutions like ParkMobile, </w:t>
-      </w:r>
-      <w:proofErr w:type="spellStart"/>
-      <w:r>
-        <w:rPr>
-          <w:rFonts w:ascii="Times New Roman" w:hAnsi="Times New Roman" w:cs="Times New Roman"/>
-          <w:sz w:val="22"/>
-          <w:szCs w:val="22"/>
-        </w:rPr>
-        <w:t>SpotHero</w:t>
-      </w:r>
-      <w:proofErr w:type="spellEnd"/>
-      <w:r>
-        <w:rPr>
-          <w:rFonts w:ascii="Times New Roman" w:hAnsi="Times New Roman" w:cs="Times New Roman"/>
-          <w:sz w:val="22"/>
-          <w:szCs w:val="22"/>
-        </w:rPr>
-        <w:t xml:space="preserve">, Passport Parking, and Easy Park. The following table will go into more detail about these existing solutions. </w:t>
+        <w:t xml:space="preserve">Existing software solutions like ParkMobile, SpotHero, Passport Parking, and Easy Park. The following table will go into more detail about these existing solutions. </w:t>
+      </w:r>
+      <w:r>
+        <w:rPr>
+          <w:rFonts w:ascii="Times New Roman" w:hAnsi="Times New Roman" w:cs="Times New Roman"/>
+          <w:sz w:val="22"/>
+          <w:szCs w:val="22"/>
+        </w:rPr>
+        <w:t xml:space="preserve"> </w:t>
       </w:r>
     </w:p>
     <w:tbl>
@@ -1300,7 +1497,6 @@
                 <w:szCs w:val="22"/>
               </w:rPr>
             </w:pPr>
-            <w:proofErr w:type="spellStart"/>
             <w:r>
               <w:rPr>
                 <w:rFonts w:ascii="Times New Roman" w:hAnsi="Times New Roman" w:cs="Times New Roman"/>
@@ -1309,7 +1505,6 @@
               </w:rPr>
               <w:t>SpotHero</w:t>
             </w:r>
-            <w:proofErr w:type="spellEnd"/>
           </w:p>
         </w:tc>
         <w:tc>
@@ -1912,6 +2107,7 @@
           <w:sz w:val="22"/>
           <w:szCs w:val="22"/>
         </w:rPr>
+        <w:lastRenderedPageBreak/>
         <w:t>Key Points: The existing solutions for this use show that this industry already has some apps that have strong capabilities. However, there is room for improvement for each one, which our application could excel in.</w:t>
       </w:r>
     </w:p>
@@ -1927,7 +2123,7 @@
           <w:szCs w:val="22"/>
         </w:rPr>
       </w:pPr>
-      <w:bookmarkStart w:id="2" w:name="_Toc239968874"/>
+      <w:bookmarkStart w:id="2" w:name="_Toc240579373"/>
       <w:r>
         <w:rPr>
           <w:rFonts w:ascii="Times New Roman" w:hAnsi="Times New Roman" w:cs="Times New Roman"/>
@@ -1937,7 +2133,6 @@
           <w:sz w:val="22"/>
           <w:szCs w:val="22"/>
         </w:rPr>
-        <w:lastRenderedPageBreak/>
         <w:t>How Will the Smar</w:t>
       </w:r>
       <w:r>
@@ -2021,19 +2216,19 @@
           <w:b/>
           <w:bCs/>
           <w:color w:val="auto"/>
-          <w:sz w:val="22"/>
-          <w:szCs w:val="22"/>
-        </w:rPr>
-      </w:pPr>
-      <w:bookmarkStart w:id="3" w:name="_Toc239968875"/>
+          <w:sz w:val="26"/>
+          <w:szCs w:val="26"/>
+        </w:rPr>
+      </w:pPr>
+      <w:bookmarkStart w:id="3" w:name="_Toc240579374"/>
       <w:r>
         <w:rPr>
           <w:rFonts w:ascii="Times New Roman" w:hAnsi="Times New Roman" w:cs="Times New Roman"/>
           <w:b/>
           <w:bCs/>
           <w:color w:val="auto"/>
-          <w:sz w:val="22"/>
-          <w:szCs w:val="22"/>
+          <w:sz w:val="26"/>
+          <w:szCs w:val="26"/>
         </w:rPr>
         <w:t>2. Project Vision and Scope:</w:t>
       </w:r>
@@ -2076,43 +2271,7 @@
           <w:sz w:val="22"/>
           <w:szCs w:val="22"/>
         </w:rPr>
-        <w:t>WE ARE $</w:t>
-      </w:r>
-      <w:proofErr w:type="spellStart"/>
-      <w:r>
-        <w:rPr>
-          <w:rFonts w:ascii="Times New Roman" w:hAnsi="Times New Roman" w:cs="Times New Roman"/>
-          <w:sz w:val="22"/>
-          <w:szCs w:val="22"/>
-        </w:rPr>
-        <w:t>oftware</w:t>
-      </w:r>
-      <w:proofErr w:type="spellEnd"/>
-      <w:r>
-        <w:rPr>
-          <w:rFonts w:ascii="Times New Roman" w:hAnsi="Times New Roman" w:cs="Times New Roman"/>
-          <w:sz w:val="22"/>
-          <w:szCs w:val="22"/>
-        </w:rPr>
-        <w:t xml:space="preserve"> ¢</w:t>
-      </w:r>
-      <w:proofErr w:type="spellStart"/>
-      <w:r>
-        <w:rPr>
-          <w:rFonts w:ascii="Times New Roman" w:hAnsi="Times New Roman" w:cs="Times New Roman"/>
-          <w:sz w:val="22"/>
-          <w:szCs w:val="22"/>
-        </w:rPr>
-        <w:t>orp</w:t>
-      </w:r>
-      <w:proofErr w:type="spellEnd"/>
-      <w:r>
-        <w:rPr>
-          <w:rFonts w:ascii="Times New Roman" w:hAnsi="Times New Roman" w:cs="Times New Roman"/>
-          <w:sz w:val="22"/>
-          <w:szCs w:val="22"/>
-        </w:rPr>
-        <w:t xml:space="preserve"> is a software development studio that aims to provide seamless solutions to issues customers may have. The company has an unlimited budget and resources that will allow it to get together development teams and the technologies to support their projects. The goal for this project is to develop a project management plan for the creation of a Smart Parking Platform system.  </w:t>
+        <w:t xml:space="preserve">WE ARE $oftware ¢orp is a software development studio that aims to provide seamless solutions to issues customers may have. The company has an unlimited budget and resources that will allow it to get together development teams and the technologies to support their projects. The goal for this project is to develop a project management plan for the creation of a Smart Parking Platform system.  </w:t>
       </w:r>
     </w:p>
     <w:p>
@@ -2166,187 +2325,79 @@
           <w:sz w:val="22"/>
           <w:szCs w:val="22"/>
         </w:rPr>
-        <w:t>was acquired by WE ARE $</w:t>
-      </w:r>
-      <w:proofErr w:type="spellStart"/>
-      <w:r>
-        <w:rPr>
-          <w:rFonts w:ascii="Times New Roman" w:hAnsi="Times New Roman" w:cs="Times New Roman"/>
-          <w:sz w:val="22"/>
-          <w:szCs w:val="22"/>
-        </w:rPr>
-        <w:t>oftware</w:t>
-      </w:r>
-      <w:proofErr w:type="spellEnd"/>
-      <w:r>
-        <w:rPr>
-          <w:rFonts w:ascii="Times New Roman" w:hAnsi="Times New Roman" w:cs="Times New Roman"/>
-          <w:sz w:val="22"/>
-          <w:szCs w:val="22"/>
-        </w:rPr>
-        <w:t xml:space="preserve"> ¢</w:t>
-      </w:r>
-      <w:proofErr w:type="spellStart"/>
-      <w:r>
-        <w:rPr>
-          <w:rFonts w:ascii="Times New Roman" w:hAnsi="Times New Roman" w:cs="Times New Roman"/>
-          <w:sz w:val="22"/>
-          <w:szCs w:val="22"/>
-        </w:rPr>
-        <w:t>orp</w:t>
-      </w:r>
-      <w:proofErr w:type="spellEnd"/>
-      <w:r>
-        <w:rPr>
-          <w:rFonts w:ascii="Times New Roman" w:hAnsi="Times New Roman" w:cs="Times New Roman"/>
+        <w:t xml:space="preserve">was acquired by WE ARE $oftware ¢orp </w:t>
+      </w:r>
+      <w:r>
+        <w:rPr>
+          <w:rFonts w:ascii="Times New Roman" w:hAnsi="Times New Roman" w:cs="Times New Roman"/>
+          <w:sz w:val="22"/>
+          <w:szCs w:val="22"/>
+        </w:rPr>
+        <w:t xml:space="preserve">through a competitive approval proposal that was initiated by a city transportation department who wants to improve parking availability, </w:t>
+      </w:r>
+      <w:r>
+        <w:rPr>
+          <w:rFonts w:ascii="Times New Roman" w:hAnsi="Times New Roman" w:cs="Times New Roman"/>
+          <w:sz w:val="22"/>
+          <w:szCs w:val="22"/>
+        </w:rPr>
+        <w:t xml:space="preserve">improve reservation </w:t>
+      </w:r>
+      <w:r>
+        <w:rPr>
+          <w:rFonts w:ascii="Times New Roman" w:hAnsi="Times New Roman" w:cs="Times New Roman"/>
+          <w:sz w:val="22"/>
+          <w:szCs w:val="22"/>
+        </w:rPr>
+        <w:t xml:space="preserve">capabilities, reduce traffic, and to increase the utilization of parking facilities. There was (RFP) Request for Proposal for a web and mobile platform that can provide real-time parking availability, reservations, payments, navigation, and management tools. Because of WE ARE $oftware ¢orp’s technical approaches and project management capabilities, we were selected to develop the solution. The project will be developed with an unlimited budget and resources but must be done within the timeline. </w:t>
+      </w:r>
+    </w:p>
+    <w:p>
+      <w:pPr>
+        <w:rPr>
+          <w:rFonts w:ascii="Times New Roman" w:hAnsi="Times New Roman" w:cs="Times New Roman"/>
+          <w:b/>
+          <w:bCs/>
+          <w:sz w:val="22"/>
+          <w:szCs w:val="22"/>
+        </w:rPr>
+      </w:pPr>
+      <w:r>
+        <w:rPr>
+          <w:rFonts w:ascii="Times New Roman" w:hAnsi="Times New Roman" w:cs="Times New Roman"/>
+          <w:b/>
+          <w:bCs/>
+          <w:sz w:val="22"/>
+          <w:szCs w:val="22"/>
+        </w:rPr>
+        <w:t>Rough Overview:</w:t>
+      </w:r>
+      <w:r>
+        <w:rPr>
+          <w:rFonts w:ascii="Times New Roman" w:hAnsi="Times New Roman" w:cs="Times New Roman"/>
+          <w:b/>
+          <w:bCs/>
           <w:sz w:val="22"/>
           <w:szCs w:val="22"/>
         </w:rPr>
         <w:t xml:space="preserve"> </w:t>
       </w:r>
-      <w:r>
-        <w:rPr>
-          <w:rFonts w:ascii="Times New Roman" w:hAnsi="Times New Roman" w:cs="Times New Roman"/>
-          <w:sz w:val="22"/>
-          <w:szCs w:val="22"/>
-        </w:rPr>
-        <w:t xml:space="preserve">through a competitive approval proposal that was initiated by a city transportation department who wants to improve parking availability, </w:t>
-      </w:r>
-      <w:r>
-        <w:rPr>
-          <w:rFonts w:ascii="Times New Roman" w:hAnsi="Times New Roman" w:cs="Times New Roman"/>
-          <w:sz w:val="22"/>
-          <w:szCs w:val="22"/>
-        </w:rPr>
-        <w:t xml:space="preserve">improve reservation </w:t>
-      </w:r>
-      <w:r>
-        <w:rPr>
-          <w:rFonts w:ascii="Times New Roman" w:hAnsi="Times New Roman" w:cs="Times New Roman"/>
-          <w:sz w:val="22"/>
-          <w:szCs w:val="22"/>
-        </w:rPr>
-        <w:t xml:space="preserve">capabilities, reduce traffic, and to increase the utilization of parking facilities. There was (RFP) Request for Proposal for a web and mobile platform that can provide real-time parking availability, reservations, payments, navigation, and management tools. </w:t>
-      </w:r>
-      <w:proofErr w:type="gramStart"/>
-      <w:r>
-        <w:rPr>
-          <w:rFonts w:ascii="Times New Roman" w:hAnsi="Times New Roman" w:cs="Times New Roman"/>
-          <w:sz w:val="22"/>
-          <w:szCs w:val="22"/>
-        </w:rPr>
-        <w:t>Because of</w:t>
-      </w:r>
-      <w:proofErr w:type="gramEnd"/>
-      <w:r>
-        <w:rPr>
-          <w:rFonts w:ascii="Times New Roman" w:hAnsi="Times New Roman" w:cs="Times New Roman"/>
-          <w:sz w:val="22"/>
-          <w:szCs w:val="22"/>
-        </w:rPr>
-        <w:t xml:space="preserve"> WE ARE $</w:t>
-      </w:r>
-      <w:proofErr w:type="spellStart"/>
-      <w:r>
-        <w:rPr>
-          <w:rFonts w:ascii="Times New Roman" w:hAnsi="Times New Roman" w:cs="Times New Roman"/>
-          <w:sz w:val="22"/>
-          <w:szCs w:val="22"/>
-        </w:rPr>
-        <w:t>oftware</w:t>
-      </w:r>
-      <w:proofErr w:type="spellEnd"/>
-      <w:r>
-        <w:rPr>
-          <w:rFonts w:ascii="Times New Roman" w:hAnsi="Times New Roman" w:cs="Times New Roman"/>
-          <w:sz w:val="22"/>
-          <w:szCs w:val="22"/>
-        </w:rPr>
-        <w:t xml:space="preserve"> ¢</w:t>
-      </w:r>
-      <w:proofErr w:type="spellStart"/>
-      <w:r>
-        <w:rPr>
-          <w:rFonts w:ascii="Times New Roman" w:hAnsi="Times New Roman" w:cs="Times New Roman"/>
-          <w:sz w:val="22"/>
-          <w:szCs w:val="22"/>
-        </w:rPr>
-        <w:t>orp’s</w:t>
-      </w:r>
-      <w:proofErr w:type="spellEnd"/>
-      <w:r>
-        <w:rPr>
-          <w:rFonts w:ascii="Times New Roman" w:hAnsi="Times New Roman" w:cs="Times New Roman"/>
-          <w:sz w:val="22"/>
-          <w:szCs w:val="22"/>
-        </w:rPr>
-        <w:t xml:space="preserve"> technical approaches and project management capabilities, we were selected to develop the solution. The project will be developed with an unlimited budget and resources but must be done within the timeline. </w:t>
-      </w:r>
-    </w:p>
-    <w:p>
-      <w:pPr>
-        <w:rPr>
-          <w:rFonts w:ascii="Times New Roman" w:hAnsi="Times New Roman" w:cs="Times New Roman"/>
-          <w:b/>
-          <w:bCs/>
-          <w:sz w:val="22"/>
-          <w:szCs w:val="22"/>
-        </w:rPr>
-      </w:pPr>
-      <w:r>
-        <w:rPr>
-          <w:rFonts w:ascii="Times New Roman" w:hAnsi="Times New Roman" w:cs="Times New Roman"/>
-          <w:b/>
-          <w:bCs/>
-          <w:sz w:val="22"/>
-          <w:szCs w:val="22"/>
-        </w:rPr>
-        <w:t>Rough Overview:</w:t>
-      </w:r>
-      <w:r>
-        <w:rPr>
-          <w:rFonts w:ascii="Times New Roman" w:hAnsi="Times New Roman" w:cs="Times New Roman"/>
-          <w:b/>
-          <w:bCs/>
-          <w:sz w:val="22"/>
-          <w:szCs w:val="22"/>
-        </w:rPr>
-        <w:t xml:space="preserve"> </w:t>
-      </w:r>
-    </w:p>
-    <w:p>
-      <w:pPr>
-        <w:rPr>
-          <w:rFonts w:ascii="Times New Roman" w:hAnsi="Times New Roman" w:cs="Times New Roman"/>
-          <w:sz w:val="22"/>
-          <w:szCs w:val="22"/>
-        </w:rPr>
-      </w:pPr>
-      <w:r>
-        <w:rPr>
-          <w:rFonts w:ascii="Times New Roman" w:hAnsi="Times New Roman" w:cs="Times New Roman"/>
-          <w:sz w:val="22"/>
-          <w:szCs w:val="22"/>
-        </w:rPr>
-        <w:t xml:space="preserve">The proposed Smart Parking Platform </w:t>
-      </w:r>
-      <w:proofErr w:type="gramStart"/>
-      <w:r>
-        <w:rPr>
-          <w:rFonts w:ascii="Times New Roman" w:hAnsi="Times New Roman" w:cs="Times New Roman"/>
-          <w:sz w:val="22"/>
-          <w:szCs w:val="22"/>
-        </w:rPr>
-        <w:t>is being</w:t>
-      </w:r>
-      <w:proofErr w:type="gramEnd"/>
-      <w:r>
-        <w:rPr>
-          <w:rFonts w:ascii="Times New Roman" w:hAnsi="Times New Roman" w:cs="Times New Roman"/>
-          <w:sz w:val="22"/>
-          <w:szCs w:val="22"/>
-        </w:rPr>
-        <w:t xml:space="preserve"> created to address the issue regarding people spending too much time trying to get parking. There is also a need for parking operators to have more efficient ways to manage occupancy, pricing, and utilization. For this project, there is a huge emphasis on real-time availability, interactive maps, reservations, payments, analytics, receipts, notifications, </w:t>
+    </w:p>
+    <w:p>
+      <w:pPr>
+        <w:rPr>
+          <w:rFonts w:ascii="Times New Roman" w:hAnsi="Times New Roman" w:cs="Times New Roman"/>
+          <w:sz w:val="22"/>
+          <w:szCs w:val="22"/>
+        </w:rPr>
+      </w:pPr>
+      <w:r>
+        <w:rPr>
+          <w:rFonts w:ascii="Times New Roman" w:hAnsi="Times New Roman" w:cs="Times New Roman"/>
+          <w:sz w:val="22"/>
+          <w:szCs w:val="22"/>
+        </w:rPr>
+        <w:t xml:space="preserve">The proposed Smart Parking Platform is being created to address the issue regarding people spending too much time trying to get parking. There is also a need for parking operators to have more efficient ways to manage occupancy, pricing, and utilization. For this project, there is a huge emphasis on real-time availability, interactive maps, reservations, payments, analytics, receipts, notifications, </w:t>
       </w:r>
       <w:r>
         <w:rPr>
@@ -2390,21 +2441,20 @@
           <w:b/>
           <w:bCs/>
           <w:color w:val="auto"/>
-          <w:sz w:val="22"/>
-          <w:szCs w:val="22"/>
-        </w:rPr>
-      </w:pPr>
-      <w:bookmarkStart w:id="4" w:name="_Toc239968876"/>
+          <w:sz w:val="26"/>
+          <w:szCs w:val="26"/>
+        </w:rPr>
+      </w:pPr>
+      <w:bookmarkStart w:id="4" w:name="_Toc240579375"/>
       <w:r>
         <w:rPr>
           <w:rFonts w:ascii="Times New Roman" w:hAnsi="Times New Roman" w:cs="Times New Roman"/>
           <w:b/>
           <w:bCs/>
           <w:color w:val="auto"/>
-          <w:sz w:val="22"/>
-          <w:szCs w:val="22"/>
-        </w:rPr>
-        <w:lastRenderedPageBreak/>
+          <w:sz w:val="26"/>
+          <w:szCs w:val="26"/>
+        </w:rPr>
         <w:t>3. Draft of SRS with Use Cases</w:t>
       </w:r>
       <w:bookmarkEnd w:id="4"/>
@@ -3266,6 +3316,7 @@
           <w:sz w:val="22"/>
           <w:szCs w:val="22"/>
         </w:rPr>
+        <w:lastRenderedPageBreak/>
         <w:br/>
       </w:r>
       <w:r>
@@ -3286,7 +3337,6 @@
           <w:sz w:val="22"/>
           <w:szCs w:val="22"/>
         </w:rPr>
-        <w:lastRenderedPageBreak/>
         <w:t>Use Case 4</w:t>
       </w:r>
       <w:r>
@@ -5205,9 +5255,508 @@
         </w:rPr>
       </w:pPr>
     </w:p>
+    <w:p>
+      <w:pPr>
+        <w:rPr>
+          <w:rFonts w:ascii="Times New Roman" w:hAnsi="Times New Roman" w:cs="Times New Roman"/>
+          <w:sz w:val="22"/>
+          <w:szCs w:val="22"/>
+        </w:rPr>
+      </w:pPr>
+    </w:p>
+    <w:p>
+      <w:pPr>
+        <w:rPr>
+          <w:rFonts w:ascii="Times New Roman" w:hAnsi="Times New Roman" w:cs="Times New Roman"/>
+          <w:sz w:val="22"/>
+          <w:szCs w:val="22"/>
+        </w:rPr>
+      </w:pPr>
+    </w:p>
+    <w:p>
+      <w:pPr>
+        <w:pStyle w:val="Heading1"/>
+        <w:rPr>
+          <w:rFonts w:ascii="Times New Roman" w:hAnsi="Times New Roman" w:cs="Times New Roman"/>
+          <w:b/>
+          <w:bCs/>
+          <w:color w:val="auto"/>
+          <w:sz w:val="26"/>
+          <w:szCs w:val="26"/>
+        </w:rPr>
+      </w:pPr>
+      <w:bookmarkStart w:id="5" w:name="_Toc240579376"/>
+      <w:r>
+        <w:rPr>
+          <w:rFonts w:ascii="Times New Roman" w:hAnsi="Times New Roman" w:cs="Times New Roman"/>
+          <w:b/>
+          <w:bCs/>
+          <w:color w:val="auto"/>
+          <w:sz w:val="26"/>
+          <w:szCs w:val="26"/>
+        </w:rPr>
+        <w:lastRenderedPageBreak/>
+        <w:t xml:space="preserve">4. </w:t>
+      </w:r>
+      <w:r>
+        <w:rPr>
+          <w:rFonts w:ascii="Times New Roman" w:hAnsi="Times New Roman" w:cs="Times New Roman"/>
+          <w:b/>
+          <w:bCs/>
+          <w:color w:val="auto"/>
+          <w:sz w:val="26"/>
+          <w:szCs w:val="26"/>
+        </w:rPr>
+        <w:t>Project Planning</w:t>
+      </w:r>
+      <w:bookmarkEnd w:id="5"/>
+    </w:p>
+    <w:p>
+      <w:pPr>
+        <w:pStyle w:val="Heading2"/>
+        <w:rPr>
+          <w:rFonts w:ascii="Times New Roman" w:hAnsi="Times New Roman" w:cs="Times New Roman"/>
+          <w:b/>
+          <w:bCs/>
+          <w:color w:val="auto"/>
+          <w:sz w:val="22"/>
+          <w:szCs w:val="22"/>
+        </w:rPr>
+      </w:pPr>
+      <w:bookmarkStart w:id="6" w:name="_Toc240579377"/>
+      <w:r>
+        <w:rPr>
+          <w:rFonts w:ascii="Times New Roman" w:hAnsi="Times New Roman" w:cs="Times New Roman"/>
+          <w:b/>
+          <w:bCs/>
+          <w:color w:val="auto"/>
+          <w:sz w:val="22"/>
+          <w:szCs w:val="22"/>
+        </w:rPr>
+        <w:t>Work Breakdown Structure (WBS) - Complete Task List</w:t>
+      </w:r>
+      <w:bookmarkEnd w:id="6"/>
+    </w:p>
+    <w:p>
+      <w:pPr>
+        <w:rPr>
+          <w:rFonts w:ascii="Times New Roman" w:hAnsi="Times New Roman" w:cs="Times New Roman"/>
+          <w:sz w:val="22"/>
+          <w:szCs w:val="22"/>
+        </w:rPr>
+      </w:pPr>
+      <w:r>
+        <w:rPr>
+          <w:rFonts w:ascii="Times New Roman" w:hAnsi="Times New Roman" w:cs="Times New Roman"/>
+          <w:sz w:val="22"/>
+          <w:szCs w:val="22"/>
+        </w:rPr>
+        <w:t>Th</w:t>
+      </w:r>
+      <w:r>
+        <w:rPr>
+          <w:rFonts w:ascii="Times New Roman" w:hAnsi="Times New Roman" w:cs="Times New Roman"/>
+          <w:sz w:val="22"/>
+          <w:szCs w:val="22"/>
+        </w:rPr>
+        <w:t>ese</w:t>
+      </w:r>
+      <w:r>
+        <w:rPr>
+          <w:rFonts w:ascii="Times New Roman" w:hAnsi="Times New Roman" w:cs="Times New Roman"/>
+          <w:sz w:val="22"/>
+          <w:szCs w:val="22"/>
+        </w:rPr>
+        <w:t xml:space="preserve"> image</w:t>
+      </w:r>
+      <w:r>
+        <w:rPr>
+          <w:rFonts w:ascii="Times New Roman" w:hAnsi="Times New Roman" w:cs="Times New Roman"/>
+          <w:sz w:val="22"/>
+          <w:szCs w:val="22"/>
+        </w:rPr>
+        <w:t>s</w:t>
+      </w:r>
+      <w:r>
+        <w:rPr>
+          <w:rFonts w:ascii="Times New Roman" w:hAnsi="Times New Roman" w:cs="Times New Roman"/>
+          <w:sz w:val="22"/>
+          <w:szCs w:val="22"/>
+        </w:rPr>
+        <w:t xml:space="preserve"> show the </w:t>
+      </w:r>
+      <w:r>
+        <w:rPr>
+          <w:rFonts w:ascii="Times New Roman" w:hAnsi="Times New Roman" w:cs="Times New Roman"/>
+          <w:sz w:val="22"/>
+          <w:szCs w:val="22"/>
+        </w:rPr>
+        <w:t>high-level</w:t>
+      </w:r>
+      <w:r>
+        <w:rPr>
+          <w:rFonts w:ascii="Times New Roman" w:hAnsi="Times New Roman" w:cs="Times New Roman"/>
+          <w:sz w:val="22"/>
+          <w:szCs w:val="22"/>
+        </w:rPr>
+        <w:t xml:space="preserve"> overview of the project timeline with the WBS created in Microsoft Project.</w:t>
+      </w:r>
+    </w:p>
+    <w:p>
+      <w:pPr>
+        <w:rPr>
+          <w:rFonts w:ascii="Times New Roman" w:hAnsi="Times New Roman" w:cs="Times New Roman"/>
+          <w:sz w:val="22"/>
+          <w:szCs w:val="22"/>
+        </w:rPr>
+      </w:pPr>
+      <w:r>
+        <w:rPr>
+          <w:rFonts w:ascii="Times New Roman" w:hAnsi="Times New Roman" w:cs="Times New Roman"/>
+          <w:noProof/>
+          <w:sz w:val="22"/>
+          <w:szCs w:val="22"/>
+        </w:rPr>
+        <w:drawing>
+          <wp:inline distT="0" distB="0" distL="0" distR="0" wp14:anchorId="5D4E471D" wp14:editId="1F0AFBBA">
+            <wp:extent cx="4435224" cy="1722269"/>
+            <wp:effectExtent l="0" t="0" r="3810" b="0"/>
+            <wp:docPr id="1405635778" name="Picture 1"/>
+            <wp:cNvGraphicFramePr>
+              <a:graphicFrameLocks xmlns:a="http://schemas.openxmlformats.org/drawingml/2006/main" noChangeAspect="1"/>
+            </wp:cNvGraphicFramePr>
+            <a:graphic xmlns:a="http://schemas.openxmlformats.org/drawingml/2006/main">
+              <a:graphicData uri="http://schemas.openxmlformats.org/drawingml/2006/picture">
+                <pic:pic xmlns:pic="http://schemas.openxmlformats.org/drawingml/2006/picture">
+                  <pic:nvPicPr>
+                    <pic:cNvPr id="1405635778" name=""/>
+                    <pic:cNvPicPr/>
+                  </pic:nvPicPr>
+                  <pic:blipFill>
+                    <a:blip r:embed="rId8"/>
+                    <a:stretch>
+                      <a:fillRect/>
+                    </a:stretch>
+                  </pic:blipFill>
+                  <pic:spPr>
+                    <a:xfrm>
+                      <a:off x="0" y="0"/>
+                      <a:ext cx="4435224" cy="1722269"/>
+                    </a:xfrm>
+                    <a:prstGeom prst="rect">
+                      <a:avLst/>
+                    </a:prstGeom>
+                  </pic:spPr>
+                </pic:pic>
+              </a:graphicData>
+            </a:graphic>
+          </wp:inline>
+        </w:drawing>
+      </w:r>
+    </w:p>
+    <w:p>
+      <w:pPr>
+        <w:rPr>
+          <w:rFonts w:ascii="Times New Roman" w:hAnsi="Times New Roman" w:cs="Times New Roman"/>
+          <w:sz w:val="22"/>
+          <w:szCs w:val="22"/>
+        </w:rPr>
+      </w:pPr>
+    </w:p>
+    <w:p>
+      <w:pPr>
+        <w:rPr>
+          <w:rFonts w:ascii="Times New Roman" w:hAnsi="Times New Roman" w:cs="Times New Roman"/>
+          <w:sz w:val="22"/>
+          <w:szCs w:val="22"/>
+        </w:rPr>
+      </w:pPr>
+      <w:r>
+        <w:rPr>
+          <w:rFonts w:ascii="Times New Roman" w:hAnsi="Times New Roman" w:cs="Times New Roman"/>
+          <w:noProof/>
+          <w:sz w:val="22"/>
+          <w:szCs w:val="22"/>
+        </w:rPr>
+        <w:drawing>
+          <wp:inline distT="0" distB="0" distL="0" distR="0" wp14:anchorId="7005D334" wp14:editId="2A8471F2">
+            <wp:extent cx="4732430" cy="3596952"/>
+            <wp:effectExtent l="0" t="0" r="0" b="3810"/>
+            <wp:docPr id="183997700" name="Picture 1"/>
+            <wp:cNvGraphicFramePr>
+              <a:graphicFrameLocks xmlns:a="http://schemas.openxmlformats.org/drawingml/2006/main" noChangeAspect="1"/>
+            </wp:cNvGraphicFramePr>
+            <a:graphic xmlns:a="http://schemas.openxmlformats.org/drawingml/2006/main">
+              <a:graphicData uri="http://schemas.openxmlformats.org/drawingml/2006/picture">
+                <pic:pic xmlns:pic="http://schemas.openxmlformats.org/drawingml/2006/picture">
+                  <pic:nvPicPr>
+                    <pic:cNvPr id="183997700" name=""/>
+                    <pic:cNvPicPr/>
+                  </pic:nvPicPr>
+                  <pic:blipFill>
+                    <a:blip r:embed="rId9"/>
+                    <a:stretch>
+                      <a:fillRect/>
+                    </a:stretch>
+                  </pic:blipFill>
+                  <pic:spPr>
+                    <a:xfrm>
+                      <a:off x="0" y="0"/>
+                      <a:ext cx="4732430" cy="3596952"/>
+                    </a:xfrm>
+                    <a:prstGeom prst="rect">
+                      <a:avLst/>
+                    </a:prstGeom>
+                  </pic:spPr>
+                </pic:pic>
+              </a:graphicData>
+            </a:graphic>
+          </wp:inline>
+        </w:drawing>
+      </w:r>
+    </w:p>
+    <w:p>
+      <w:pPr>
+        <w:rPr>
+          <w:rFonts w:ascii="Times New Roman" w:hAnsi="Times New Roman" w:cs="Times New Roman"/>
+          <w:sz w:val="22"/>
+          <w:szCs w:val="22"/>
+        </w:rPr>
+      </w:pPr>
+      <w:r>
+        <w:rPr>
+          <w:rFonts w:ascii="Times New Roman" w:hAnsi="Times New Roman" w:cs="Times New Roman"/>
+          <w:noProof/>
+          <w:sz w:val="22"/>
+          <w:szCs w:val="22"/>
+        </w:rPr>
+        <w:lastRenderedPageBreak/>
+        <w:drawing>
+          <wp:inline distT="0" distB="0" distL="0" distR="0" wp14:anchorId="1B6E0644" wp14:editId="15E1CA75">
+            <wp:extent cx="4265382" cy="3619500"/>
+            <wp:effectExtent l="0" t="0" r="1905" b="0"/>
+            <wp:docPr id="1202375653" name="Picture 1"/>
+            <wp:cNvGraphicFramePr>
+              <a:graphicFrameLocks xmlns:a="http://schemas.openxmlformats.org/drawingml/2006/main" noChangeAspect="1"/>
+            </wp:cNvGraphicFramePr>
+            <a:graphic xmlns:a="http://schemas.openxmlformats.org/drawingml/2006/main">
+              <a:graphicData uri="http://schemas.openxmlformats.org/drawingml/2006/picture">
+                <pic:pic xmlns:pic="http://schemas.openxmlformats.org/drawingml/2006/picture">
+                  <pic:nvPicPr>
+                    <pic:cNvPr id="1202375653" name=""/>
+                    <pic:cNvPicPr/>
+                  </pic:nvPicPr>
+                  <pic:blipFill>
+                    <a:blip r:embed="rId10"/>
+                    <a:stretch>
+                      <a:fillRect/>
+                    </a:stretch>
+                  </pic:blipFill>
+                  <pic:spPr>
+                    <a:xfrm>
+                      <a:off x="0" y="0"/>
+                      <a:ext cx="4271344" cy="3624559"/>
+                    </a:xfrm>
+                    <a:prstGeom prst="rect">
+                      <a:avLst/>
+                    </a:prstGeom>
+                  </pic:spPr>
+                </pic:pic>
+              </a:graphicData>
+            </a:graphic>
+          </wp:inline>
+        </w:drawing>
+      </w:r>
+    </w:p>
+    <w:p>
+      <w:pPr>
+        <w:rPr>
+          <w:rFonts w:ascii="Times New Roman" w:hAnsi="Times New Roman" w:cs="Times New Roman"/>
+          <w:sz w:val="22"/>
+          <w:szCs w:val="22"/>
+        </w:rPr>
+      </w:pPr>
+      <w:r>
+        <w:rPr>
+          <w:rFonts w:ascii="Times New Roman" w:hAnsi="Times New Roman" w:cs="Times New Roman"/>
+          <w:noProof/>
+          <w:sz w:val="22"/>
+          <w:szCs w:val="22"/>
+        </w:rPr>
+        <w:drawing>
+          <wp:inline distT="0" distB="0" distL="0" distR="0" wp14:anchorId="1E8E7E63" wp14:editId="0A8D129D">
+            <wp:extent cx="4282440" cy="3409383"/>
+            <wp:effectExtent l="0" t="0" r="3810" b="635"/>
+            <wp:docPr id="545397884" name="Picture 1"/>
+            <wp:cNvGraphicFramePr>
+              <a:graphicFrameLocks xmlns:a="http://schemas.openxmlformats.org/drawingml/2006/main" noChangeAspect="1"/>
+            </wp:cNvGraphicFramePr>
+            <a:graphic xmlns:a="http://schemas.openxmlformats.org/drawingml/2006/main">
+              <a:graphicData uri="http://schemas.openxmlformats.org/drawingml/2006/picture">
+                <pic:pic xmlns:pic="http://schemas.openxmlformats.org/drawingml/2006/picture">
+                  <pic:nvPicPr>
+                    <pic:cNvPr id="545397884" name=""/>
+                    <pic:cNvPicPr/>
+                  </pic:nvPicPr>
+                  <pic:blipFill>
+                    <a:blip r:embed="rId11"/>
+                    <a:stretch>
+                      <a:fillRect/>
+                    </a:stretch>
+                  </pic:blipFill>
+                  <pic:spPr>
+                    <a:xfrm>
+                      <a:off x="0" y="0"/>
+                      <a:ext cx="4285873" cy="3412116"/>
+                    </a:xfrm>
+                    <a:prstGeom prst="rect">
+                      <a:avLst/>
+                    </a:prstGeom>
+                  </pic:spPr>
+                </pic:pic>
+              </a:graphicData>
+            </a:graphic>
+          </wp:inline>
+        </w:drawing>
+      </w:r>
+    </w:p>
+    <w:p>
+      <w:pPr>
+        <w:rPr>
+          <w:rFonts w:ascii="Times New Roman" w:hAnsi="Times New Roman" w:cs="Times New Roman"/>
+          <w:sz w:val="22"/>
+          <w:szCs w:val="22"/>
+        </w:rPr>
+      </w:pPr>
+    </w:p>
+    <w:p>
+      <w:pPr>
+        <w:rPr>
+          <w:rFonts w:ascii="Times New Roman" w:hAnsi="Times New Roman" w:cs="Times New Roman"/>
+          <w:sz w:val="22"/>
+          <w:szCs w:val="22"/>
+        </w:rPr>
+      </w:pPr>
+    </w:p>
+    <w:p>
+      <w:pPr>
+        <w:pStyle w:val="Heading2"/>
+        <w:rPr>
+          <w:rFonts w:ascii="Times New Roman" w:hAnsi="Times New Roman" w:cs="Times New Roman"/>
+          <w:b/>
+          <w:bCs/>
+          <w:color w:val="auto"/>
+          <w:sz w:val="22"/>
+          <w:szCs w:val="22"/>
+        </w:rPr>
+      </w:pPr>
+      <w:bookmarkStart w:id="7" w:name="_Toc240579378"/>
+      <w:r>
+        <w:rPr>
+          <w:rFonts w:ascii="Times New Roman" w:hAnsi="Times New Roman" w:cs="Times New Roman"/>
+          <w:b/>
+          <w:bCs/>
+          <w:color w:val="auto"/>
+          <w:sz w:val="22"/>
+          <w:szCs w:val="22"/>
+        </w:rPr>
+        <w:lastRenderedPageBreak/>
+        <w:t>Project Timeline - Gantt Chart</w:t>
+      </w:r>
+      <w:bookmarkEnd w:id="7"/>
+    </w:p>
+    <w:p>
+      <w:pPr>
+        <w:rPr>
+          <w:rFonts w:ascii="Times New Roman" w:hAnsi="Times New Roman" w:cs="Times New Roman"/>
+          <w:sz w:val="22"/>
+          <w:szCs w:val="22"/>
+        </w:rPr>
+      </w:pPr>
+      <w:r>
+        <w:rPr>
+          <w:rFonts w:ascii="Times New Roman" w:hAnsi="Times New Roman" w:cs="Times New Roman"/>
+          <w:noProof/>
+          <w:sz w:val="22"/>
+          <w:szCs w:val="22"/>
+        </w:rPr>
+        <w:drawing>
+          <wp:anchor distT="0" distB="0" distL="114300" distR="114300" simplePos="0" relativeHeight="251658240" behindDoc="0" locked="0" layoutInCell="1" allowOverlap="1" wp14:anchorId="74D0030F" wp14:editId="62DC2A44">
+            <wp:simplePos x="0" y="0"/>
+            <wp:positionH relativeFrom="margin">
+              <wp:align>center</wp:align>
+            </wp:positionH>
+            <wp:positionV relativeFrom="paragraph">
+              <wp:posOffset>296545</wp:posOffset>
+            </wp:positionV>
+            <wp:extent cx="7235294" cy="2034540"/>
+            <wp:effectExtent l="0" t="0" r="3810" b="3810"/>
+            <wp:wrapNone/>
+            <wp:docPr id="405157370" name="Picture 1"/>
+            <wp:cNvGraphicFramePr>
+              <a:graphicFrameLocks xmlns:a="http://schemas.openxmlformats.org/drawingml/2006/main" noChangeAspect="1"/>
+            </wp:cNvGraphicFramePr>
+            <a:graphic xmlns:a="http://schemas.openxmlformats.org/drawingml/2006/main">
+              <a:graphicData uri="http://schemas.openxmlformats.org/drawingml/2006/picture">
+                <pic:pic xmlns:pic="http://schemas.openxmlformats.org/drawingml/2006/picture">
+                  <pic:nvPicPr>
+                    <pic:cNvPr id="405157370" name=""/>
+                    <pic:cNvPicPr/>
+                  </pic:nvPicPr>
+                  <pic:blipFill>
+                    <a:blip r:embed="rId12">
+                      <a:extLst>
+                        <a:ext uri="{28A0092B-C50C-407E-A947-70E740481C1C}">
+                          <a14:useLocalDpi xmlns:a14="http://schemas.microsoft.com/office/drawing/2010/main" val="0"/>
+                        </a:ext>
+                      </a:extLst>
+                    </a:blip>
+                    <a:stretch>
+                      <a:fillRect/>
+                    </a:stretch>
+                  </pic:blipFill>
+                  <pic:spPr>
+                    <a:xfrm>
+                      <a:off x="0" y="0"/>
+                      <a:ext cx="7235294" cy="2034540"/>
+                    </a:xfrm>
+                    <a:prstGeom prst="rect">
+                      <a:avLst/>
+                    </a:prstGeom>
+                  </pic:spPr>
+                </pic:pic>
+              </a:graphicData>
+            </a:graphic>
+            <wp14:sizeRelH relativeFrom="page">
+              <wp14:pctWidth>0</wp14:pctWidth>
+            </wp14:sizeRelH>
+            <wp14:sizeRelV relativeFrom="page">
+              <wp14:pctHeight>0</wp14:pctHeight>
+            </wp14:sizeRelV>
+          </wp:anchor>
+        </w:drawing>
+      </w:r>
+      <w:r>
+        <w:rPr>
+          <w:rFonts w:ascii="Times New Roman" w:hAnsi="Times New Roman" w:cs="Times New Roman"/>
+          <w:sz w:val="22"/>
+          <w:szCs w:val="22"/>
+        </w:rPr>
+        <w:t>The Gantt chart below sums up the project schedule across five phases and a 73-day total duration.</w:t>
+      </w:r>
+    </w:p>
+    <w:p>
+      <w:pPr>
+        <w:rPr>
+          <w:rFonts w:ascii="Times New Roman" w:hAnsi="Times New Roman" w:cs="Times New Roman"/>
+          <w:sz w:val="22"/>
+          <w:szCs w:val="22"/>
+        </w:rPr>
+      </w:pPr>
+    </w:p>
     <w:sectPr>
-      <w:headerReference w:type="default" r:id="rId8"/>
-      <w:footerReference w:type="default" r:id="rId9"/>
+      <w:headerReference w:type="default" r:id="rId13"/>
+      <w:footerReference w:type="default" r:id="rId14"/>
       <w:pgSz w:w="12240" w:h="15840"/>
       <w:pgMar w:top="1440" w:right="1440" w:bottom="1440" w:left="1440" w:header="720" w:footer="720" w:gutter="0"/>
       <w:cols w:space="720"/>

--- a/CIS 4374 Project File.docx
+++ b/CIS 4374 Project File.docx
@@ -2,6 +2,11 @@
 <file path=word/document.xml><?xml version="1.0" encoding="utf-8"?>
 <w:document xmlns:wpc="http://schemas.microsoft.com/office/word/2010/wordprocessingCanvas" xmlns:cx="http://schemas.microsoft.com/office/drawing/2014/chartex" xmlns:cx1="http://schemas.microsoft.com/office/drawing/2015/9/8/chartex" xmlns:cx2="http://schemas.microsoft.com/office/drawing/2015/10/21/chartex" xmlns:cx3="http://schemas.microsoft.com/office/drawing/2016/5/9/chartex" xmlns:cx4="http://schemas.microsoft.com/office/drawing/2016/5/10/chartex" xmlns:cx5="http://schemas.microsoft.com/office/drawing/2016/5/11/chartex" xmlns:cx6="http://schemas.microsoft.com/office/drawing/2016/5/12/chartex" xmlns:cx7="http://schemas.microsoft.com/office/drawing/2016/5/13/chartex" xmlns:cx8="http://schemas.microsoft.com/office/drawing/2016/5/14/chartex" xmlns:mc="http://schemas.openxmlformats.org/markup-compatibility/2006" xmlns:aink="http://schemas.microsoft.com/office/drawing/2016/ink" xmlns:am3d="http://schemas.microsoft.com/office/drawing/2017/model3d" xmlns:o="urn:schemas-microsoft-com:office:office" xmlns:oel="http://schemas.microsoft.com/office/2019/extlst" xmlns:r="http://schemas.openxmlformats.org/officeDocument/2006/relationships" xmlns:m="http://schemas.openxmlformats.org/officeDocument/2006/math" xmlns:v="urn:schemas-microsoft-com:vml" xmlns:wp14="http://schemas.microsoft.com/office/word/2010/wordprocessingDrawing" xmlns:wp="http://schemas.openxmlformats.org/drawingml/2006/wordprocessingDrawing" xmlns:w10="urn:schemas-microsoft-com:office:word" xmlns:w="http://schemas.openxmlformats.org/wordprocessingml/2006/main" xmlns:w14="http://schemas.microsoft.com/office/word/2010/wordml" xmlns:w15="http://schemas.microsoft.com/office/word/2012/wordml" xmlns:w16cex="http://schemas.microsoft.com/office/word/2018/wordml/cex" xmlns:w16cid="http://schemas.microsoft.com/office/word/2016/wordml/cid" xmlns:w16="http://schemas.microsoft.com/office/word/2018/wordml" xmlns:w16du="http://schemas.microsoft.com/office/word/2023/wordml/word16du" xmlns:w16sdtdh="http://schemas.microsoft.com/office/word/2020/wordml/sdtdatahash" xmlns:w16sdtfl="http://schemas.microsoft.com/office/word/2024/wordml/sdtformatlock" xmlns:w16se="http://schemas.microsoft.com/office/word/2015/wordml/symex" xmlns:wpg="http://schemas.microsoft.com/office/word/2010/wordprocessingGroup" xmlns:wpi="http://schemas.microsoft.com/office/word/2010/wordprocessingInk" xmlns:wne="http://schemas.microsoft.com/office/word/2006/wordml" xmlns:wps="http://schemas.microsoft.com/office/word/2010/wordprocessingShape" mc:Ignorable="w14 w15 w16se w16cid w16 w16cex w16sdtdh w16sdtfl w16du wp14">
   <w:body>
+    <w:p/>
+    <w:p/>
+    <w:p/>
+    <w:p/>
+    <w:p/>
     <w:p>
       <w:pPr>
         <w:pStyle w:val="Heading1"/>
@@ -9,37 +14,15 @@
         <w:rPr>
           <w:rFonts w:ascii="Times New Roman" w:hAnsi="Times New Roman" w:cs="Times New Roman"/>
           <w:color w:val="auto"/>
-          <w:sz w:val="22"/>
-          <w:szCs w:val="22"/>
-        </w:rPr>
-      </w:pPr>
-      <w:bookmarkStart w:id="0" w:name="_Toc240579371"/>
+        </w:rPr>
+      </w:pPr>
+      <w:bookmarkStart w:id="0" w:name="_Toc241097013"/>
       <w:r>
         <w:rPr>
           <w:rFonts w:ascii="Times New Roman" w:hAnsi="Times New Roman" w:cs="Times New Roman"/>
           <w:color w:val="auto"/>
-          <w:sz w:val="22"/>
-          <w:szCs w:val="22"/>
-        </w:rPr>
-        <w:t>CIS 4374 Semester Project</w:t>
-      </w:r>
-      <w:r>
-        <w:rPr>
-          <w:rFonts w:ascii="Times New Roman" w:hAnsi="Times New Roman" w:cs="Times New Roman"/>
-          <w:color w:val="auto"/>
-          <w:sz w:val="22"/>
-          <w:szCs w:val="22"/>
-        </w:rPr>
-        <w:t xml:space="preserve"> - </w:t>
-      </w:r>
-      <w:r>
-        <w:rPr>
-          <w:rFonts w:ascii="Times New Roman" w:hAnsi="Times New Roman" w:cs="Times New Roman"/>
-          <w:color w:val="auto"/>
-          <w:sz w:val="22"/>
-          <w:szCs w:val="22"/>
-        </w:rPr>
-        <w:t>Smart Parking Platform</w:t>
+        </w:rPr>
+        <w:t>CIS 4374 Semester Project - Smart Parking Platform</w:t>
       </w:r>
       <w:bookmarkEnd w:id="0"/>
     </w:p>
@@ -48,15 +31,15 @@
         <w:jc w:val="center"/>
         <w:rPr>
           <w:rFonts w:ascii="Times New Roman" w:hAnsi="Times New Roman" w:cs="Times New Roman"/>
-          <w:sz w:val="22"/>
-          <w:szCs w:val="22"/>
-        </w:rPr>
-      </w:pPr>
-      <w:r>
-        <w:rPr>
-          <w:rFonts w:ascii="Times New Roman" w:hAnsi="Times New Roman" w:cs="Times New Roman"/>
-          <w:sz w:val="22"/>
-          <w:szCs w:val="22"/>
+          <w:sz w:val="40"/>
+          <w:szCs w:val="40"/>
+        </w:rPr>
+      </w:pPr>
+      <w:r>
+        <w:rPr>
+          <w:rFonts w:ascii="Times New Roman" w:hAnsi="Times New Roman" w:cs="Times New Roman"/>
+          <w:sz w:val="40"/>
+          <w:szCs w:val="40"/>
         </w:rPr>
         <w:t>Vision, Scope, and Software Requirements Specification (SRS)</w:t>
       </w:r>
@@ -69,8 +52,8 @@
           <w:rFonts w:ascii="Times New Roman" w:eastAsiaTheme="minorHAnsi" w:hAnsi="Times New Roman" w:cs="Times New Roman"/>
           <w:color w:val="auto"/>
           <w:kern w:val="2"/>
-          <w:sz w:val="22"/>
-          <w:szCs w:val="22"/>
+          <w:sz w:val="40"/>
+          <w:szCs w:val="40"/>
           <w14:ligatures w14:val="standardContextual"/>
         </w:rPr>
       </w:pPr>
@@ -81,8 +64,8 @@
           <w:bCs/>
           <w:color w:val="auto"/>
           <w:kern w:val="2"/>
-          <w:sz w:val="22"/>
-          <w:szCs w:val="22"/>
+          <w:sz w:val="40"/>
+          <w:szCs w:val="40"/>
           <w14:ligatures w14:val="standardContextual"/>
         </w:rPr>
         <w:t>Project:</w:t>
@@ -92,8 +75,8 @@
           <w:rFonts w:ascii="Times New Roman" w:eastAsiaTheme="minorHAnsi" w:hAnsi="Times New Roman" w:cs="Times New Roman"/>
           <w:color w:val="auto"/>
           <w:kern w:val="2"/>
-          <w:sz w:val="22"/>
-          <w:szCs w:val="22"/>
+          <w:sz w:val="40"/>
+          <w:szCs w:val="40"/>
           <w14:ligatures w14:val="standardContextual"/>
         </w:rPr>
         <w:t xml:space="preserve"> Smart Parking Platform</w:t>
@@ -103,8 +86,8 @@
           <w:rFonts w:ascii="Times New Roman" w:eastAsiaTheme="minorHAnsi" w:hAnsi="Times New Roman" w:cs="Times New Roman"/>
           <w:color w:val="auto"/>
           <w:kern w:val="2"/>
-          <w:sz w:val="22"/>
-          <w:szCs w:val="22"/>
+          <w:sz w:val="40"/>
+          <w:szCs w:val="40"/>
           <w14:ligatures w14:val="standardContextual"/>
         </w:rPr>
         <w:br/>
@@ -116,8 +99,8 @@
           <w:bCs/>
           <w:color w:val="auto"/>
           <w:kern w:val="2"/>
-          <w:sz w:val="22"/>
-          <w:szCs w:val="22"/>
+          <w:sz w:val="40"/>
+          <w:szCs w:val="40"/>
           <w14:ligatures w14:val="standardContextual"/>
         </w:rPr>
         <w:t>Version:</w:t>
@@ -127,70 +110,61 @@
           <w:rFonts w:ascii="Times New Roman" w:eastAsiaTheme="minorHAnsi" w:hAnsi="Times New Roman" w:cs="Times New Roman"/>
           <w:color w:val="auto"/>
           <w:kern w:val="2"/>
-          <w:sz w:val="22"/>
-          <w:szCs w:val="22"/>
+          <w:sz w:val="40"/>
+          <w:szCs w:val="40"/>
           <w14:ligatures w14:val="standardContextual"/>
         </w:rPr>
-        <w:t xml:space="preserve"> </w:t>
+        <w:t xml:space="preserve"> 3.0 (Draft)</w:t>
       </w:r>
       <w:r>
         <w:rPr>
           <w:rFonts w:ascii="Times New Roman" w:eastAsiaTheme="minorHAnsi" w:hAnsi="Times New Roman" w:cs="Times New Roman"/>
           <w:color w:val="auto"/>
           <w:kern w:val="2"/>
-          <w:sz w:val="22"/>
-          <w:szCs w:val="22"/>
+          <w:sz w:val="40"/>
+          <w:szCs w:val="40"/>
           <w14:ligatures w14:val="standardContextual"/>
         </w:rPr>
-        <w:t>2.0</w:t>
+        <w:br/>
+      </w:r>
+      <w:r>
+        <w:rPr>
+          <w:rFonts w:ascii="Times New Roman" w:eastAsiaTheme="minorHAnsi" w:hAnsi="Times New Roman" w:cs="Times New Roman"/>
+          <w:b/>
+          <w:bCs/>
+          <w:color w:val="auto"/>
+          <w:kern w:val="2"/>
+          <w:sz w:val="40"/>
+          <w:szCs w:val="40"/>
+          <w14:ligatures w14:val="standardContextual"/>
+        </w:rPr>
+        <w:t>Date:</w:t>
       </w:r>
       <w:r>
         <w:rPr>
           <w:rFonts w:ascii="Times New Roman" w:eastAsiaTheme="minorHAnsi" w:hAnsi="Times New Roman" w:cs="Times New Roman"/>
           <w:color w:val="auto"/>
           <w:kern w:val="2"/>
-          <w:sz w:val="22"/>
-          <w:szCs w:val="22"/>
+          <w:sz w:val="40"/>
+          <w:szCs w:val="40"/>
           <w14:ligatures w14:val="standardContextual"/>
         </w:rPr>
-        <w:t xml:space="preserve"> (Draft)</w:t>
-      </w:r>
-      <w:r>
-        <w:rPr>
-          <w:rFonts w:ascii="Times New Roman" w:eastAsiaTheme="minorHAnsi" w:hAnsi="Times New Roman" w:cs="Times New Roman"/>
-          <w:color w:val="auto"/>
-          <w:kern w:val="2"/>
-          <w:sz w:val="22"/>
-          <w:szCs w:val="22"/>
-          <w14:ligatures w14:val="standardContextual"/>
-        </w:rPr>
-        <w:br/>
-      </w:r>
-      <w:r>
-        <w:rPr>
-          <w:rFonts w:ascii="Times New Roman" w:eastAsiaTheme="minorHAnsi" w:hAnsi="Times New Roman" w:cs="Times New Roman"/>
-          <w:b/>
-          <w:bCs/>
-          <w:color w:val="auto"/>
-          <w:kern w:val="2"/>
-          <w:sz w:val="22"/>
-          <w:szCs w:val="22"/>
-          <w14:ligatures w14:val="standardContextual"/>
-        </w:rPr>
-        <w:t>Date:</w:t>
-      </w:r>
-      <w:r>
-        <w:rPr>
-          <w:rFonts w:ascii="Times New Roman" w:eastAsiaTheme="minorHAnsi" w:hAnsi="Times New Roman" w:cs="Times New Roman"/>
-          <w:color w:val="auto"/>
-          <w:kern w:val="2"/>
-          <w:sz w:val="22"/>
-          <w:szCs w:val="22"/>
-          <w14:ligatures w14:val="standardContextual"/>
-        </w:rPr>
-        <w:t xml:space="preserve"> 09.04.2026</w:t>
-      </w:r>
-    </w:p>
+        <w:t xml:space="preserve"> 09.23.2026</w:t>
+      </w:r>
+    </w:p>
+    <w:p/>
+    <w:p/>
+    <w:p/>
+    <w:p/>
+    <w:p/>
+    <w:p/>
+    <w:p/>
+    <w:p/>
+    <w:p/>
+    <w:p/>
+    <w:p/>
+    <w:p/>
+    <w:p/>
     <w:sdt>
       <w:sdtPr>
         <w:rPr>
@@ -220,6 +194,7 @@
             <w:pStyle w:val="TOCHeading"/>
             <w:rPr>
               <w:rFonts w:ascii="Times New Roman" w:hAnsi="Times New Roman" w:cs="Times New Roman"/>
+              <w:color w:val="000000" w:themeColor="text1"/>
               <w:sz w:val="22"/>
               <w:szCs w:val="22"/>
             </w:rPr>
@@ -227,6 +202,7 @@
           <w:r>
             <w:rPr>
               <w:rFonts w:ascii="Times New Roman" w:hAnsi="Times New Roman" w:cs="Times New Roman"/>
+              <w:color w:val="000000" w:themeColor="text1"/>
               <w:sz w:val="22"/>
               <w:szCs w:val="22"/>
             </w:rPr>
@@ -240,7 +216,7 @@
               <w:tab w:val="right" w:leader="dot" w:pos="9350"/>
             </w:tabs>
             <w:rPr>
-              <w:rFonts w:eastAsiaTheme="minorEastAsia"/>
+              <w:rFonts w:ascii="Times New Roman" w:eastAsiaTheme="minorEastAsia" w:hAnsi="Times New Roman" w:cs="Times New Roman"/>
               <w:noProof/>
             </w:rPr>
           </w:pPr>
@@ -268,7 +244,7 @@
             </w:rPr>
             <w:fldChar w:fldCharType="separate"/>
           </w:r>
-          <w:hyperlink w:anchor="_Toc240579371" w:history="1">
+          <w:hyperlink w:anchor="_Toc241097013" w:history="1">
             <w:r>
               <w:rPr>
                 <w:rStyle w:val="Hyperlink"/>
@@ -279,6 +255,7 @@
             </w:r>
             <w:r>
               <w:rPr>
+                <w:rFonts w:ascii="Times New Roman" w:hAnsi="Times New Roman" w:cs="Times New Roman"/>
                 <w:noProof/>
                 <w:webHidden/>
               </w:rPr>
@@ -286,6 +263,7 @@
             </w:r>
             <w:r>
               <w:rPr>
+                <w:rFonts w:ascii="Times New Roman" w:hAnsi="Times New Roman" w:cs="Times New Roman"/>
                 <w:noProof/>
                 <w:webHidden/>
               </w:rPr>
@@ -293,19 +271,22 @@
             </w:r>
             <w:r>
               <w:rPr>
+                <w:rFonts w:ascii="Times New Roman" w:hAnsi="Times New Roman" w:cs="Times New Roman"/>
                 <w:noProof/>
                 <w:webHidden/>
               </w:rPr>
-              <w:instrText xml:space="preserve"> PAGEREF _Toc240579371 \h </w:instrText>
-            </w:r>
-            <w:r>
-              <w:rPr>
+              <w:instrText xml:space="preserve"> PAGEREF _Toc241097013 \h </w:instrText>
+            </w:r>
+            <w:r>
+              <w:rPr>
+                <w:rFonts w:ascii="Times New Roman" w:hAnsi="Times New Roman" w:cs="Times New Roman"/>
                 <w:noProof/>
                 <w:webHidden/>
               </w:rPr>
             </w:r>
             <w:r>
               <w:rPr>
+                <w:rFonts w:ascii="Times New Roman" w:hAnsi="Times New Roman" w:cs="Times New Roman"/>
                 <w:noProof/>
                 <w:webHidden/>
               </w:rPr>
@@ -313,6 +294,7 @@
             </w:r>
             <w:r>
               <w:rPr>
+                <w:rFonts w:ascii="Times New Roman" w:hAnsi="Times New Roman" w:cs="Times New Roman"/>
                 <w:noProof/>
                 <w:webHidden/>
               </w:rPr>
@@ -320,6 +302,7 @@
             </w:r>
             <w:r>
               <w:rPr>
+                <w:rFonts w:ascii="Times New Roman" w:hAnsi="Times New Roman" w:cs="Times New Roman"/>
                 <w:noProof/>
                 <w:webHidden/>
               </w:rPr>
@@ -334,11 +317,11 @@
               <w:tab w:val="right" w:leader="dot" w:pos="9350"/>
             </w:tabs>
             <w:rPr>
-              <w:rFonts w:eastAsiaTheme="minorEastAsia"/>
+              <w:rFonts w:ascii="Times New Roman" w:eastAsiaTheme="minorEastAsia" w:hAnsi="Times New Roman" w:cs="Times New Roman"/>
               <w:noProof/>
             </w:rPr>
           </w:pPr>
-          <w:hyperlink w:anchor="_Toc240579372" w:history="1">
+          <w:hyperlink w:anchor="_Toc241097014" w:history="1">
             <w:r>
               <w:rPr>
                 <w:rStyle w:val="Hyperlink"/>
@@ -351,6 +334,7 @@
             </w:r>
             <w:r>
               <w:rPr>
+                <w:rFonts w:ascii="Times New Roman" w:hAnsi="Times New Roman" w:cs="Times New Roman"/>
                 <w:noProof/>
                 <w:webHidden/>
               </w:rPr>
@@ -358,6 +342,7 @@
             </w:r>
             <w:r>
               <w:rPr>
+                <w:rFonts w:ascii="Times New Roman" w:hAnsi="Times New Roman" w:cs="Times New Roman"/>
                 <w:noProof/>
                 <w:webHidden/>
               </w:rPr>
@@ -365,19 +350,22 @@
             </w:r>
             <w:r>
               <w:rPr>
+                <w:rFonts w:ascii="Times New Roman" w:hAnsi="Times New Roman" w:cs="Times New Roman"/>
                 <w:noProof/>
                 <w:webHidden/>
               </w:rPr>
-              <w:instrText xml:space="preserve"> PAGEREF _Toc240579372 \h </w:instrText>
-            </w:r>
-            <w:r>
-              <w:rPr>
+              <w:instrText xml:space="preserve"> PAGEREF _Toc241097014 \h </w:instrText>
+            </w:r>
+            <w:r>
+              <w:rPr>
+                <w:rFonts w:ascii="Times New Roman" w:hAnsi="Times New Roman" w:cs="Times New Roman"/>
                 <w:noProof/>
                 <w:webHidden/>
               </w:rPr>
             </w:r>
             <w:r>
               <w:rPr>
+                <w:rFonts w:ascii="Times New Roman" w:hAnsi="Times New Roman" w:cs="Times New Roman"/>
                 <w:noProof/>
                 <w:webHidden/>
               </w:rPr>
@@ -385,13 +373,489 @@
             </w:r>
             <w:r>
               <w:rPr>
+                <w:rFonts w:ascii="Times New Roman" w:hAnsi="Times New Roman" w:cs="Times New Roman"/>
                 <w:noProof/>
                 <w:webHidden/>
               </w:rPr>
-              <w:t>2</w:t>
-            </w:r>
-            <w:r>
-              <w:rPr>
+              <w:t>3</w:t>
+            </w:r>
+            <w:r>
+              <w:rPr>
+                <w:rFonts w:ascii="Times New Roman" w:hAnsi="Times New Roman" w:cs="Times New Roman"/>
+                <w:noProof/>
+                <w:webHidden/>
+              </w:rPr>
+              <w:fldChar w:fldCharType="end"/>
+            </w:r>
+          </w:hyperlink>
+        </w:p>
+        <w:p>
+          <w:pPr>
+            <w:pStyle w:val="TOC2"/>
+            <w:tabs>
+              <w:tab w:val="right" w:leader="dot" w:pos="9350"/>
+            </w:tabs>
+            <w:rPr>
+              <w:rFonts w:ascii="Times New Roman" w:eastAsiaTheme="minorEastAsia" w:hAnsi="Times New Roman" w:cs="Times New Roman"/>
+              <w:noProof/>
+            </w:rPr>
+          </w:pPr>
+          <w:hyperlink w:anchor="_Toc241097015" w:history="1">
+            <w:r>
+              <w:rPr>
+                <w:rStyle w:val="Hyperlink"/>
+                <w:rFonts w:ascii="Times New Roman" w:hAnsi="Times New Roman" w:cs="Times New Roman"/>
+                <w:b/>
+                <w:bCs/>
+                <w:noProof/>
+              </w:rPr>
+              <w:t>How Will the Smart Parking Application We Are Building Be Different?</w:t>
+            </w:r>
+            <w:r>
+              <w:rPr>
+                <w:rFonts w:ascii="Times New Roman" w:hAnsi="Times New Roman" w:cs="Times New Roman"/>
+                <w:noProof/>
+                <w:webHidden/>
+              </w:rPr>
+              <w:tab/>
+            </w:r>
+            <w:r>
+              <w:rPr>
+                <w:rFonts w:ascii="Times New Roman" w:hAnsi="Times New Roman" w:cs="Times New Roman"/>
+                <w:noProof/>
+                <w:webHidden/>
+              </w:rPr>
+              <w:fldChar w:fldCharType="begin"/>
+            </w:r>
+            <w:r>
+              <w:rPr>
+                <w:rFonts w:ascii="Times New Roman" w:hAnsi="Times New Roman" w:cs="Times New Roman"/>
+                <w:noProof/>
+                <w:webHidden/>
+              </w:rPr>
+              <w:instrText xml:space="preserve"> PAGEREF _Toc241097015 \h </w:instrText>
+            </w:r>
+            <w:r>
+              <w:rPr>
+                <w:rFonts w:ascii="Times New Roman" w:hAnsi="Times New Roman" w:cs="Times New Roman"/>
+                <w:noProof/>
+                <w:webHidden/>
+              </w:rPr>
+            </w:r>
+            <w:r>
+              <w:rPr>
+                <w:rFonts w:ascii="Times New Roman" w:hAnsi="Times New Roman" w:cs="Times New Roman"/>
+                <w:noProof/>
+                <w:webHidden/>
+              </w:rPr>
+              <w:fldChar w:fldCharType="separate"/>
+            </w:r>
+            <w:r>
+              <w:rPr>
+                <w:rFonts w:ascii="Times New Roman" w:hAnsi="Times New Roman" w:cs="Times New Roman"/>
+                <w:noProof/>
+                <w:webHidden/>
+              </w:rPr>
+              <w:t>4</w:t>
+            </w:r>
+            <w:r>
+              <w:rPr>
+                <w:rFonts w:ascii="Times New Roman" w:hAnsi="Times New Roman" w:cs="Times New Roman"/>
+                <w:noProof/>
+                <w:webHidden/>
+              </w:rPr>
+              <w:fldChar w:fldCharType="end"/>
+            </w:r>
+          </w:hyperlink>
+        </w:p>
+        <w:p>
+          <w:pPr>
+            <w:pStyle w:val="TOC1"/>
+            <w:tabs>
+              <w:tab w:val="right" w:leader="dot" w:pos="9350"/>
+            </w:tabs>
+            <w:rPr>
+              <w:rFonts w:ascii="Times New Roman" w:eastAsiaTheme="minorEastAsia" w:hAnsi="Times New Roman" w:cs="Times New Roman"/>
+              <w:noProof/>
+            </w:rPr>
+          </w:pPr>
+          <w:hyperlink w:anchor="_Toc241097016" w:history="1">
+            <w:r>
+              <w:rPr>
+                <w:rStyle w:val="Hyperlink"/>
+                <w:rFonts w:ascii="Times New Roman" w:hAnsi="Times New Roman" w:cs="Times New Roman"/>
+                <w:b/>
+                <w:bCs/>
+                <w:noProof/>
+              </w:rPr>
+              <w:t>2. Project Vision and Scope:</w:t>
+            </w:r>
+            <w:r>
+              <w:rPr>
+                <w:rFonts w:ascii="Times New Roman" w:hAnsi="Times New Roman" w:cs="Times New Roman"/>
+                <w:noProof/>
+                <w:webHidden/>
+              </w:rPr>
+              <w:tab/>
+            </w:r>
+            <w:r>
+              <w:rPr>
+                <w:rFonts w:ascii="Times New Roman" w:hAnsi="Times New Roman" w:cs="Times New Roman"/>
+                <w:noProof/>
+                <w:webHidden/>
+              </w:rPr>
+              <w:fldChar w:fldCharType="begin"/>
+            </w:r>
+            <w:r>
+              <w:rPr>
+                <w:rFonts w:ascii="Times New Roman" w:hAnsi="Times New Roman" w:cs="Times New Roman"/>
+                <w:noProof/>
+                <w:webHidden/>
+              </w:rPr>
+              <w:instrText xml:space="preserve"> PAGEREF _Toc241097016 \h </w:instrText>
+            </w:r>
+            <w:r>
+              <w:rPr>
+                <w:rFonts w:ascii="Times New Roman" w:hAnsi="Times New Roman" w:cs="Times New Roman"/>
+                <w:noProof/>
+                <w:webHidden/>
+              </w:rPr>
+            </w:r>
+            <w:r>
+              <w:rPr>
+                <w:rFonts w:ascii="Times New Roman" w:hAnsi="Times New Roman" w:cs="Times New Roman"/>
+                <w:noProof/>
+                <w:webHidden/>
+              </w:rPr>
+              <w:fldChar w:fldCharType="separate"/>
+            </w:r>
+            <w:r>
+              <w:rPr>
+                <w:rFonts w:ascii="Times New Roman" w:hAnsi="Times New Roman" w:cs="Times New Roman"/>
+                <w:noProof/>
+                <w:webHidden/>
+              </w:rPr>
+              <w:t>4</w:t>
+            </w:r>
+            <w:r>
+              <w:rPr>
+                <w:rFonts w:ascii="Times New Roman" w:hAnsi="Times New Roman" w:cs="Times New Roman"/>
+                <w:noProof/>
+                <w:webHidden/>
+              </w:rPr>
+              <w:fldChar w:fldCharType="end"/>
+            </w:r>
+          </w:hyperlink>
+        </w:p>
+        <w:p>
+          <w:pPr>
+            <w:pStyle w:val="TOC1"/>
+            <w:tabs>
+              <w:tab w:val="right" w:leader="dot" w:pos="9350"/>
+            </w:tabs>
+            <w:rPr>
+              <w:rFonts w:ascii="Times New Roman" w:eastAsiaTheme="minorEastAsia" w:hAnsi="Times New Roman" w:cs="Times New Roman"/>
+              <w:noProof/>
+            </w:rPr>
+          </w:pPr>
+          <w:hyperlink w:anchor="_Toc241097017" w:history="1">
+            <w:r>
+              <w:rPr>
+                <w:rStyle w:val="Hyperlink"/>
+                <w:rFonts w:ascii="Times New Roman" w:hAnsi="Times New Roman" w:cs="Times New Roman"/>
+                <w:b/>
+                <w:bCs/>
+                <w:noProof/>
+              </w:rPr>
+              <w:t>3. Functional Requirements</w:t>
+            </w:r>
+            <w:r>
+              <w:rPr>
+                <w:rFonts w:ascii="Times New Roman" w:hAnsi="Times New Roman" w:cs="Times New Roman"/>
+                <w:noProof/>
+                <w:webHidden/>
+              </w:rPr>
+              <w:tab/>
+            </w:r>
+            <w:r>
+              <w:rPr>
+                <w:rFonts w:ascii="Times New Roman" w:hAnsi="Times New Roman" w:cs="Times New Roman"/>
+                <w:noProof/>
+                <w:webHidden/>
+              </w:rPr>
+              <w:fldChar w:fldCharType="begin"/>
+            </w:r>
+            <w:r>
+              <w:rPr>
+                <w:rFonts w:ascii="Times New Roman" w:hAnsi="Times New Roman" w:cs="Times New Roman"/>
+                <w:noProof/>
+                <w:webHidden/>
+              </w:rPr>
+              <w:instrText xml:space="preserve"> PAGEREF _Toc241097017 \h </w:instrText>
+            </w:r>
+            <w:r>
+              <w:rPr>
+                <w:rFonts w:ascii="Times New Roman" w:hAnsi="Times New Roman" w:cs="Times New Roman"/>
+                <w:noProof/>
+                <w:webHidden/>
+              </w:rPr>
+            </w:r>
+            <w:r>
+              <w:rPr>
+                <w:rFonts w:ascii="Times New Roman" w:hAnsi="Times New Roman" w:cs="Times New Roman"/>
+                <w:noProof/>
+                <w:webHidden/>
+              </w:rPr>
+              <w:fldChar w:fldCharType="separate"/>
+            </w:r>
+            <w:r>
+              <w:rPr>
+                <w:rFonts w:ascii="Times New Roman" w:hAnsi="Times New Roman" w:cs="Times New Roman"/>
+                <w:noProof/>
+                <w:webHidden/>
+              </w:rPr>
+              <w:t>5</w:t>
+            </w:r>
+            <w:r>
+              <w:rPr>
+                <w:rFonts w:ascii="Times New Roman" w:hAnsi="Times New Roman" w:cs="Times New Roman"/>
+                <w:noProof/>
+                <w:webHidden/>
+              </w:rPr>
+              <w:fldChar w:fldCharType="end"/>
+            </w:r>
+          </w:hyperlink>
+        </w:p>
+        <w:p>
+          <w:pPr>
+            <w:pStyle w:val="TOC1"/>
+            <w:tabs>
+              <w:tab w:val="right" w:leader="dot" w:pos="9350"/>
+            </w:tabs>
+            <w:rPr>
+              <w:rFonts w:ascii="Times New Roman" w:eastAsiaTheme="minorEastAsia" w:hAnsi="Times New Roman" w:cs="Times New Roman"/>
+              <w:noProof/>
+            </w:rPr>
+          </w:pPr>
+          <w:hyperlink w:anchor="_Toc241097018" w:history="1">
+            <w:r>
+              <w:rPr>
+                <w:rStyle w:val="Hyperlink"/>
+                <w:rFonts w:ascii="Times New Roman" w:hAnsi="Times New Roman" w:cs="Times New Roman"/>
+                <w:b/>
+                <w:bCs/>
+                <w:noProof/>
+              </w:rPr>
+              <w:t>4. Non-Functional Requirements</w:t>
+            </w:r>
+            <w:r>
+              <w:rPr>
+                <w:rFonts w:ascii="Times New Roman" w:hAnsi="Times New Roman" w:cs="Times New Roman"/>
+                <w:noProof/>
+                <w:webHidden/>
+              </w:rPr>
+              <w:tab/>
+            </w:r>
+            <w:r>
+              <w:rPr>
+                <w:rFonts w:ascii="Times New Roman" w:hAnsi="Times New Roman" w:cs="Times New Roman"/>
+                <w:noProof/>
+                <w:webHidden/>
+              </w:rPr>
+              <w:fldChar w:fldCharType="begin"/>
+            </w:r>
+            <w:r>
+              <w:rPr>
+                <w:rFonts w:ascii="Times New Roman" w:hAnsi="Times New Roman" w:cs="Times New Roman"/>
+                <w:noProof/>
+                <w:webHidden/>
+              </w:rPr>
+              <w:instrText xml:space="preserve"> PAGEREF _Toc241097018 \h </w:instrText>
+            </w:r>
+            <w:r>
+              <w:rPr>
+                <w:rFonts w:ascii="Times New Roman" w:hAnsi="Times New Roman" w:cs="Times New Roman"/>
+                <w:noProof/>
+                <w:webHidden/>
+              </w:rPr>
+            </w:r>
+            <w:r>
+              <w:rPr>
+                <w:rFonts w:ascii="Times New Roman" w:hAnsi="Times New Roman" w:cs="Times New Roman"/>
+                <w:noProof/>
+                <w:webHidden/>
+              </w:rPr>
+              <w:fldChar w:fldCharType="separate"/>
+            </w:r>
+            <w:r>
+              <w:rPr>
+                <w:rFonts w:ascii="Times New Roman" w:hAnsi="Times New Roman" w:cs="Times New Roman"/>
+                <w:noProof/>
+                <w:webHidden/>
+              </w:rPr>
+              <w:t>5</w:t>
+            </w:r>
+            <w:r>
+              <w:rPr>
+                <w:rFonts w:ascii="Times New Roman" w:hAnsi="Times New Roman" w:cs="Times New Roman"/>
+                <w:noProof/>
+                <w:webHidden/>
+              </w:rPr>
+              <w:fldChar w:fldCharType="end"/>
+            </w:r>
+          </w:hyperlink>
+        </w:p>
+        <w:p>
+          <w:pPr>
+            <w:pStyle w:val="TOC1"/>
+            <w:tabs>
+              <w:tab w:val="right" w:leader="dot" w:pos="9350"/>
+            </w:tabs>
+            <w:rPr>
+              <w:rFonts w:ascii="Times New Roman" w:eastAsiaTheme="minorEastAsia" w:hAnsi="Times New Roman" w:cs="Times New Roman"/>
+              <w:noProof/>
+            </w:rPr>
+          </w:pPr>
+          <w:hyperlink w:anchor="_Toc241097019" w:history="1">
+            <w:r>
+              <w:rPr>
+                <w:rStyle w:val="Hyperlink"/>
+                <w:rFonts w:ascii="Times New Roman" w:hAnsi="Times New Roman" w:cs="Times New Roman"/>
+                <w:b/>
+                <w:bCs/>
+                <w:noProof/>
+              </w:rPr>
+              <w:t>4. Project Planning</w:t>
+            </w:r>
+            <w:r>
+              <w:rPr>
+                <w:rFonts w:ascii="Times New Roman" w:hAnsi="Times New Roman" w:cs="Times New Roman"/>
+                <w:noProof/>
+                <w:webHidden/>
+              </w:rPr>
+              <w:tab/>
+            </w:r>
+            <w:r>
+              <w:rPr>
+                <w:rFonts w:ascii="Times New Roman" w:hAnsi="Times New Roman" w:cs="Times New Roman"/>
+                <w:noProof/>
+                <w:webHidden/>
+              </w:rPr>
+              <w:fldChar w:fldCharType="begin"/>
+            </w:r>
+            <w:r>
+              <w:rPr>
+                <w:rFonts w:ascii="Times New Roman" w:hAnsi="Times New Roman" w:cs="Times New Roman"/>
+                <w:noProof/>
+                <w:webHidden/>
+              </w:rPr>
+              <w:instrText xml:space="preserve"> PAGEREF _Toc241097019 \h </w:instrText>
+            </w:r>
+            <w:r>
+              <w:rPr>
+                <w:rFonts w:ascii="Times New Roman" w:hAnsi="Times New Roman" w:cs="Times New Roman"/>
+                <w:noProof/>
+                <w:webHidden/>
+              </w:rPr>
+            </w:r>
+            <w:r>
+              <w:rPr>
+                <w:rFonts w:ascii="Times New Roman" w:hAnsi="Times New Roman" w:cs="Times New Roman"/>
+                <w:noProof/>
+                <w:webHidden/>
+              </w:rPr>
+              <w:fldChar w:fldCharType="separate"/>
+            </w:r>
+            <w:r>
+              <w:rPr>
+                <w:rFonts w:ascii="Times New Roman" w:hAnsi="Times New Roman" w:cs="Times New Roman"/>
+                <w:noProof/>
+                <w:webHidden/>
+              </w:rPr>
+              <w:t>8</w:t>
+            </w:r>
+            <w:r>
+              <w:rPr>
+                <w:rFonts w:ascii="Times New Roman" w:hAnsi="Times New Roman" w:cs="Times New Roman"/>
+                <w:noProof/>
+                <w:webHidden/>
+              </w:rPr>
+              <w:fldChar w:fldCharType="end"/>
+            </w:r>
+          </w:hyperlink>
+        </w:p>
+        <w:p>
+          <w:pPr>
+            <w:pStyle w:val="TOC2"/>
+            <w:tabs>
+              <w:tab w:val="right" w:leader="dot" w:pos="9350"/>
+            </w:tabs>
+            <w:rPr>
+              <w:rFonts w:ascii="Times New Roman" w:eastAsiaTheme="minorEastAsia" w:hAnsi="Times New Roman" w:cs="Times New Roman"/>
+              <w:noProof/>
+            </w:rPr>
+          </w:pPr>
+          <w:hyperlink w:anchor="_Toc241097020" w:history="1">
+            <w:r>
+              <w:rPr>
+                <w:rStyle w:val="Hyperlink"/>
+                <w:rFonts w:ascii="Times New Roman" w:hAnsi="Times New Roman" w:cs="Times New Roman"/>
+                <w:b/>
+                <w:bCs/>
+                <w:noProof/>
+              </w:rPr>
+              <w:t>Work Breakdown Structure (WBS) - Complete Task List</w:t>
+            </w:r>
+            <w:r>
+              <w:rPr>
+                <w:rFonts w:ascii="Times New Roman" w:hAnsi="Times New Roman" w:cs="Times New Roman"/>
+                <w:noProof/>
+                <w:webHidden/>
+              </w:rPr>
+              <w:tab/>
+            </w:r>
+            <w:r>
+              <w:rPr>
+                <w:rFonts w:ascii="Times New Roman" w:hAnsi="Times New Roman" w:cs="Times New Roman"/>
+                <w:noProof/>
+                <w:webHidden/>
+              </w:rPr>
+              <w:fldChar w:fldCharType="begin"/>
+            </w:r>
+            <w:r>
+              <w:rPr>
+                <w:rFonts w:ascii="Times New Roman" w:hAnsi="Times New Roman" w:cs="Times New Roman"/>
+                <w:noProof/>
+                <w:webHidden/>
+              </w:rPr>
+              <w:instrText xml:space="preserve"> PAGEREF _Toc241097020 \h </w:instrText>
+            </w:r>
+            <w:r>
+              <w:rPr>
+                <w:rFonts w:ascii="Times New Roman" w:hAnsi="Times New Roman" w:cs="Times New Roman"/>
+                <w:noProof/>
+                <w:webHidden/>
+              </w:rPr>
+            </w:r>
+            <w:r>
+              <w:rPr>
+                <w:rFonts w:ascii="Times New Roman" w:hAnsi="Times New Roman" w:cs="Times New Roman"/>
+                <w:noProof/>
+                <w:webHidden/>
+              </w:rPr>
+              <w:fldChar w:fldCharType="separate"/>
+            </w:r>
+            <w:r>
+              <w:rPr>
+                <w:rFonts w:ascii="Times New Roman" w:hAnsi="Times New Roman" w:cs="Times New Roman"/>
+                <w:noProof/>
+                <w:webHidden/>
+              </w:rPr>
+              <w:t>8</w:t>
+            </w:r>
+            <w:r>
+              <w:rPr>
+                <w:rFonts w:ascii="Times New Roman" w:hAnsi="Times New Roman" w:cs="Times New Roman"/>
                 <w:noProof/>
                 <w:webHidden/>
               </w:rPr>
@@ -410,7 +874,7 @@
               <w:noProof/>
             </w:rPr>
           </w:pPr>
-          <w:hyperlink w:anchor="_Toc240579373" w:history="1">
+          <w:hyperlink w:anchor="_Toc241097021" w:history="1">
             <w:r>
               <w:rPr>
                 <w:rStyle w:val="Hyperlink"/>
@@ -419,10 +883,11 @@
                 <w:bCs/>
                 <w:noProof/>
               </w:rPr>
-              <w:t>How Will the Smart Parking Application We Are Building Be Different?</w:t>
-            </w:r>
-            <w:r>
-              <w:rPr>
+              <w:t>Project Timeline - Gantt Chart</w:t>
+            </w:r>
+            <w:r>
+              <w:rPr>
+                <w:rFonts w:ascii="Times New Roman" w:hAnsi="Times New Roman" w:cs="Times New Roman"/>
                 <w:noProof/>
                 <w:webHidden/>
               </w:rPr>
@@ -430,6 +895,7 @@
             </w:r>
             <w:r>
               <w:rPr>
+                <w:rFonts w:ascii="Times New Roman" w:hAnsi="Times New Roman" w:cs="Times New Roman"/>
                 <w:noProof/>
                 <w:webHidden/>
               </w:rPr>
@@ -437,19 +903,22 @@
             </w:r>
             <w:r>
               <w:rPr>
+                <w:rFonts w:ascii="Times New Roman" w:hAnsi="Times New Roman" w:cs="Times New Roman"/>
                 <w:noProof/>
                 <w:webHidden/>
               </w:rPr>
-              <w:instrText xml:space="preserve"> PAGEREF _Toc240579373 \h </w:instrText>
-            </w:r>
-            <w:r>
-              <w:rPr>
+              <w:instrText xml:space="preserve"> PAGEREF _Toc241097021 \h </w:instrText>
+            </w:r>
+            <w:r>
+              <w:rPr>
+                <w:rFonts w:ascii="Times New Roman" w:hAnsi="Times New Roman" w:cs="Times New Roman"/>
                 <w:noProof/>
                 <w:webHidden/>
               </w:rPr>
             </w:r>
             <w:r>
               <w:rPr>
+                <w:rFonts w:ascii="Times New Roman" w:hAnsi="Times New Roman" w:cs="Times New Roman"/>
                 <w:noProof/>
                 <w:webHidden/>
               </w:rPr>
@@ -457,374 +926,15 @@
             </w:r>
             <w:r>
               <w:rPr>
+                <w:rFonts w:ascii="Times New Roman" w:hAnsi="Times New Roman" w:cs="Times New Roman"/>
                 <w:noProof/>
                 <w:webHidden/>
               </w:rPr>
-              <w:t>3</w:t>
-            </w:r>
-            <w:r>
-              <w:rPr>
-                <w:noProof/>
-                <w:webHidden/>
-              </w:rPr>
-              <w:fldChar w:fldCharType="end"/>
-            </w:r>
-          </w:hyperlink>
-        </w:p>
-        <w:p>
-          <w:pPr>
-            <w:pStyle w:val="TOC1"/>
-            <w:tabs>
-              <w:tab w:val="right" w:leader="dot" w:pos="9350"/>
-            </w:tabs>
-            <w:rPr>
-              <w:rFonts w:eastAsiaTheme="minorEastAsia"/>
-              <w:noProof/>
-            </w:rPr>
-          </w:pPr>
-          <w:hyperlink w:anchor="_Toc240579374" w:history="1">
-            <w:r>
-              <w:rPr>
-                <w:rStyle w:val="Hyperlink"/>
-                <w:rFonts w:ascii="Times New Roman" w:hAnsi="Times New Roman" w:cs="Times New Roman"/>
-                <w:b/>
-                <w:bCs/>
-                <w:noProof/>
-              </w:rPr>
-              <w:t>2. Project Vision and Scope:</w:t>
-            </w:r>
-            <w:r>
-              <w:rPr>
-                <w:noProof/>
-                <w:webHidden/>
-              </w:rPr>
-              <w:tab/>
-            </w:r>
-            <w:r>
-              <w:rPr>
-                <w:noProof/>
-                <w:webHidden/>
-              </w:rPr>
-              <w:fldChar w:fldCharType="begin"/>
-            </w:r>
-            <w:r>
-              <w:rPr>
-                <w:noProof/>
-                <w:webHidden/>
-              </w:rPr>
-              <w:instrText xml:space="preserve"> PAGEREF _Toc240579374 \h </w:instrText>
-            </w:r>
-            <w:r>
-              <w:rPr>
-                <w:noProof/>
-                <w:webHidden/>
-              </w:rPr>
-            </w:r>
-            <w:r>
-              <w:rPr>
-                <w:noProof/>
-                <w:webHidden/>
-              </w:rPr>
-              <w:fldChar w:fldCharType="separate"/>
-            </w:r>
-            <w:r>
-              <w:rPr>
-                <w:noProof/>
-                <w:webHidden/>
-              </w:rPr>
-              <w:t>3</w:t>
-            </w:r>
-            <w:r>
-              <w:rPr>
-                <w:noProof/>
-                <w:webHidden/>
-              </w:rPr>
-              <w:fldChar w:fldCharType="end"/>
-            </w:r>
-          </w:hyperlink>
-        </w:p>
-        <w:p>
-          <w:pPr>
-            <w:pStyle w:val="TOC1"/>
-            <w:tabs>
-              <w:tab w:val="right" w:leader="dot" w:pos="9350"/>
-            </w:tabs>
-            <w:rPr>
-              <w:rFonts w:eastAsiaTheme="minorEastAsia"/>
-              <w:noProof/>
-            </w:rPr>
-          </w:pPr>
-          <w:hyperlink w:anchor="_Toc240579375" w:history="1">
-            <w:r>
-              <w:rPr>
-                <w:rStyle w:val="Hyperlink"/>
-                <w:rFonts w:ascii="Times New Roman" w:hAnsi="Times New Roman" w:cs="Times New Roman"/>
-                <w:b/>
-                <w:bCs/>
-                <w:noProof/>
-              </w:rPr>
-              <w:t>3. Draft of SRS with Use Cases</w:t>
-            </w:r>
-            <w:r>
-              <w:rPr>
-                <w:noProof/>
-                <w:webHidden/>
-              </w:rPr>
-              <w:tab/>
-            </w:r>
-            <w:r>
-              <w:rPr>
-                <w:noProof/>
-                <w:webHidden/>
-              </w:rPr>
-              <w:fldChar w:fldCharType="begin"/>
-            </w:r>
-            <w:r>
-              <w:rPr>
-                <w:noProof/>
-                <w:webHidden/>
-              </w:rPr>
-              <w:instrText xml:space="preserve"> PAGEREF _Toc240579375 \h </w:instrText>
-            </w:r>
-            <w:r>
-              <w:rPr>
-                <w:noProof/>
-                <w:webHidden/>
-              </w:rPr>
-            </w:r>
-            <w:r>
-              <w:rPr>
-                <w:noProof/>
-                <w:webHidden/>
-              </w:rPr>
-              <w:fldChar w:fldCharType="separate"/>
-            </w:r>
-            <w:r>
-              <w:rPr>
-                <w:noProof/>
-                <w:webHidden/>
-              </w:rPr>
-              <w:t>4</w:t>
-            </w:r>
-            <w:r>
-              <w:rPr>
-                <w:noProof/>
-                <w:webHidden/>
-              </w:rPr>
-              <w:fldChar w:fldCharType="end"/>
-            </w:r>
-          </w:hyperlink>
-        </w:p>
-        <w:p>
-          <w:pPr>
-            <w:pStyle w:val="TOC1"/>
-            <w:tabs>
-              <w:tab w:val="right" w:leader="dot" w:pos="9350"/>
-            </w:tabs>
-            <w:rPr>
-              <w:rFonts w:eastAsiaTheme="minorEastAsia"/>
-              <w:noProof/>
-            </w:rPr>
-          </w:pPr>
-          <w:hyperlink w:anchor="_Toc240579376" w:history="1">
-            <w:r>
-              <w:rPr>
-                <w:rStyle w:val="Hyperlink"/>
-                <w:rFonts w:ascii="Times New Roman" w:hAnsi="Times New Roman" w:cs="Times New Roman"/>
-                <w:b/>
-                <w:bCs/>
-                <w:noProof/>
-              </w:rPr>
-              <w:t>Project Planning</w:t>
-            </w:r>
-            <w:r>
-              <w:rPr>
-                <w:noProof/>
-                <w:webHidden/>
-              </w:rPr>
-              <w:tab/>
-              <w:t>4.</w:t>
-            </w:r>
-            <w:r>
-              <w:rPr>
-                <w:noProof/>
-                <w:webHidden/>
-              </w:rPr>
-              <w:fldChar w:fldCharType="begin"/>
-            </w:r>
-            <w:r>
-              <w:rPr>
-                <w:noProof/>
-                <w:webHidden/>
-              </w:rPr>
-              <w:instrText xml:space="preserve"> PAGEREF _Toc240579376 \h </w:instrText>
-            </w:r>
-            <w:r>
-              <w:rPr>
-                <w:noProof/>
-                <w:webHidden/>
-              </w:rPr>
-            </w:r>
-            <w:r>
-              <w:rPr>
-                <w:noProof/>
-                <w:webHidden/>
-              </w:rPr>
-              <w:fldChar w:fldCharType="separate"/>
-            </w:r>
-            <w:r>
-              <w:rPr>
-                <w:noProof/>
-                <w:webHidden/>
-              </w:rPr>
-              <w:t>7</w:t>
-            </w:r>
-            <w:r>
-              <w:rPr>
-                <w:noProof/>
-                <w:webHidden/>
-              </w:rPr>
-              <w:fldChar w:fldCharType="end"/>
-            </w:r>
-          </w:hyperlink>
-        </w:p>
-        <w:p>
-          <w:pPr>
-            <w:pStyle w:val="TOC2"/>
-            <w:tabs>
-              <w:tab w:val="right" w:leader="dot" w:pos="9350"/>
-            </w:tabs>
-            <w:rPr>
-              <w:rFonts w:eastAsiaTheme="minorEastAsia"/>
-              <w:noProof/>
-            </w:rPr>
-          </w:pPr>
-          <w:hyperlink w:anchor="_Toc240579377" w:history="1">
-            <w:r>
-              <w:rPr>
-                <w:rStyle w:val="Hyperlink"/>
-                <w:rFonts w:ascii="Times New Roman" w:hAnsi="Times New Roman" w:cs="Times New Roman"/>
-                <w:b/>
-                <w:bCs/>
-                <w:noProof/>
-              </w:rPr>
-              <w:t>Work Breakdown Structure (WBS) - Complete Task List</w:t>
-            </w:r>
-            <w:r>
-              <w:rPr>
-                <w:noProof/>
-                <w:webHidden/>
-              </w:rPr>
-              <w:tab/>
-            </w:r>
-            <w:r>
-              <w:rPr>
-                <w:noProof/>
-                <w:webHidden/>
-              </w:rPr>
-              <w:fldChar w:fldCharType="begin"/>
-            </w:r>
-            <w:r>
-              <w:rPr>
-                <w:noProof/>
-                <w:webHidden/>
-              </w:rPr>
-              <w:instrText xml:space="preserve"> PAGEREF _Toc240579377 \h </w:instrText>
-            </w:r>
-            <w:r>
-              <w:rPr>
-                <w:noProof/>
-                <w:webHidden/>
-              </w:rPr>
-            </w:r>
-            <w:r>
-              <w:rPr>
-                <w:noProof/>
-                <w:webHidden/>
-              </w:rPr>
-              <w:fldChar w:fldCharType="separate"/>
-            </w:r>
-            <w:r>
-              <w:rPr>
-                <w:noProof/>
-                <w:webHidden/>
-              </w:rPr>
-              <w:t>7</w:t>
-            </w:r>
-            <w:r>
-              <w:rPr>
-                <w:noProof/>
-                <w:webHidden/>
-              </w:rPr>
-              <w:fldChar w:fldCharType="end"/>
-            </w:r>
-          </w:hyperlink>
-        </w:p>
-        <w:p>
-          <w:pPr>
-            <w:pStyle w:val="TOC2"/>
-            <w:tabs>
-              <w:tab w:val="right" w:leader="dot" w:pos="9350"/>
-            </w:tabs>
-            <w:rPr>
-              <w:rFonts w:eastAsiaTheme="minorEastAsia"/>
-              <w:noProof/>
-            </w:rPr>
-          </w:pPr>
-          <w:hyperlink w:anchor="_Toc240579378" w:history="1">
-            <w:r>
-              <w:rPr>
-                <w:rStyle w:val="Hyperlink"/>
-                <w:rFonts w:ascii="Times New Roman" w:hAnsi="Times New Roman" w:cs="Times New Roman"/>
-                <w:b/>
-                <w:bCs/>
-                <w:noProof/>
-              </w:rPr>
-              <w:t>Project Timeline - Gantt Chart</w:t>
-            </w:r>
-            <w:r>
-              <w:rPr>
-                <w:noProof/>
-                <w:webHidden/>
-              </w:rPr>
-              <w:tab/>
-            </w:r>
-            <w:r>
-              <w:rPr>
-                <w:noProof/>
-                <w:webHidden/>
-              </w:rPr>
-              <w:fldChar w:fldCharType="begin"/>
-            </w:r>
-            <w:r>
-              <w:rPr>
-                <w:noProof/>
-                <w:webHidden/>
-              </w:rPr>
-              <w:instrText xml:space="preserve"> PAGEREF _Toc240579378 \h </w:instrText>
-            </w:r>
-            <w:r>
-              <w:rPr>
-                <w:noProof/>
-                <w:webHidden/>
-              </w:rPr>
-            </w:r>
-            <w:r>
-              <w:rPr>
-                <w:noProof/>
-                <w:webHidden/>
-              </w:rPr>
-              <w:fldChar w:fldCharType="separate"/>
-            </w:r>
-            <w:r>
-              <w:rPr>
-                <w:noProof/>
-                <w:webHidden/>
-              </w:rPr>
-              <w:t>9</w:t>
-            </w:r>
-            <w:r>
-              <w:rPr>
+              <w:t>10</w:t>
+            </w:r>
+            <w:r>
+              <w:rPr>
+                <w:rFonts w:ascii="Times New Roman" w:hAnsi="Times New Roman" w:cs="Times New Roman"/>
                 <w:noProof/>
                 <w:webHidden/>
               </w:rPr>
@@ -1000,15 +1110,6 @@
     </w:p>
     <w:p>
       <w:pPr>
-        <w:rPr>
-          <w:rFonts w:ascii="Times New Roman" w:hAnsi="Times New Roman" w:cs="Times New Roman"/>
-          <w:sz w:val="22"/>
-          <w:szCs w:val="22"/>
-        </w:rPr>
-      </w:pPr>
-    </w:p>
-    <w:p>
-      <w:pPr>
         <w:pStyle w:val="Heading1"/>
         <w:rPr>
           <w:rFonts w:ascii="Times New Roman" w:hAnsi="Times New Roman" w:cs="Times New Roman"/>
@@ -1019,7 +1120,7 @@
           <w:szCs w:val="26"/>
         </w:rPr>
       </w:pPr>
-      <w:bookmarkStart w:id="1" w:name="_Toc240579372"/>
+      <w:bookmarkStart w:id="1" w:name="_Toc241097014"/>
       <w:r>
         <w:rPr>
           <w:rFonts w:ascii="Times New Roman" w:hAnsi="Times New Roman" w:cs="Times New Roman"/>
@@ -1029,6 +1130,7 @@
           <w:sz w:val="26"/>
           <w:szCs w:val="26"/>
         </w:rPr>
+        <w:lastRenderedPageBreak/>
         <w:t>1. Project Research and Existing Software:</w:t>
       </w:r>
       <w:bookmarkEnd w:id="1"/>
@@ -2107,32 +2209,32 @@
           <w:sz w:val="22"/>
           <w:szCs w:val="22"/>
         </w:rPr>
+        <w:t>Key Points: The existing solutions for this use show that this industry already has some apps that have strong capabilities. However, there is room for improvement for each one, which our application could excel in.</w:t>
+      </w:r>
+    </w:p>
+    <w:p>
+      <w:pPr>
+        <w:pStyle w:val="Heading2"/>
+        <w:rPr>
+          <w:rFonts w:ascii="Times New Roman" w:hAnsi="Times New Roman" w:cs="Times New Roman"/>
+          <w:b/>
+          <w:bCs/>
+          <w:color w:val="auto"/>
+          <w:sz w:val="22"/>
+          <w:szCs w:val="22"/>
+        </w:rPr>
+      </w:pPr>
+      <w:bookmarkStart w:id="2" w:name="_Toc241097015"/>
+      <w:r>
+        <w:rPr>
+          <w:rFonts w:ascii="Times New Roman" w:hAnsi="Times New Roman" w:cs="Times New Roman"/>
+          <w:b/>
+          <w:bCs/>
+          <w:color w:val="auto"/>
+          <w:sz w:val="22"/>
+          <w:szCs w:val="22"/>
+        </w:rPr>
         <w:lastRenderedPageBreak/>
-        <w:t>Key Points: The existing solutions for this use show that this industry already has some apps that have strong capabilities. However, there is room for improvement for each one, which our application could excel in.</w:t>
-      </w:r>
-    </w:p>
-    <w:p>
-      <w:pPr>
-        <w:pStyle w:val="Heading2"/>
-        <w:rPr>
-          <w:rFonts w:ascii="Times New Roman" w:hAnsi="Times New Roman" w:cs="Times New Roman"/>
-          <w:b/>
-          <w:bCs/>
-          <w:color w:val="auto"/>
-          <w:sz w:val="22"/>
-          <w:szCs w:val="22"/>
-        </w:rPr>
-      </w:pPr>
-      <w:bookmarkStart w:id="2" w:name="_Toc240579373"/>
-      <w:r>
-        <w:rPr>
-          <w:rFonts w:ascii="Times New Roman" w:hAnsi="Times New Roman" w:cs="Times New Roman"/>
-          <w:b/>
-          <w:bCs/>
-          <w:color w:val="auto"/>
-          <w:sz w:val="22"/>
-          <w:szCs w:val="22"/>
-        </w:rPr>
         <w:t>How Will the Smar</w:t>
       </w:r>
       <w:r>
@@ -2220,7 +2322,7 @@
           <w:szCs w:val="26"/>
         </w:rPr>
       </w:pPr>
-      <w:bookmarkStart w:id="3" w:name="_Toc240579374"/>
+      <w:bookmarkStart w:id="3" w:name="_Toc241097016"/>
       <w:r>
         <w:rPr>
           <w:rFonts w:ascii="Times New Roman" w:hAnsi="Times New Roman" w:cs="Times New Roman"/>
@@ -2445,7 +2547,7 @@
           <w:szCs w:val="26"/>
         </w:rPr>
       </w:pPr>
-      <w:bookmarkStart w:id="4" w:name="_Toc240579375"/>
+      <w:bookmarkStart w:id="4" w:name="_Toc241097017"/>
       <w:r>
         <w:rPr>
           <w:rFonts w:ascii="Times New Roman" w:hAnsi="Times New Roman" w:cs="Times New Roman"/>
@@ -2455,83 +2557,21 @@
           <w:sz w:val="26"/>
           <w:szCs w:val="26"/>
         </w:rPr>
-        <w:t>3. Draft of SRS with Use Cases</w:t>
+        <w:lastRenderedPageBreak/>
+        <w:t xml:space="preserve">3. </w:t>
+      </w:r>
+      <w:r>
+        <w:rPr>
+          <w:rFonts w:ascii="Times New Roman" w:hAnsi="Times New Roman" w:cs="Times New Roman"/>
+          <w:b/>
+          <w:bCs/>
+          <w:color w:val="auto"/>
+          <w:sz w:val="26"/>
+          <w:szCs w:val="26"/>
+        </w:rPr>
+        <w:t>Functional Requirements</w:t>
       </w:r>
       <w:bookmarkEnd w:id="4"/>
-    </w:p>
-    <w:p>
-      <w:pPr>
-        <w:rPr>
-          <w:rFonts w:ascii="Times New Roman" w:hAnsi="Times New Roman" w:cs="Times New Roman"/>
-          <w:b/>
-          <w:bCs/>
-          <w:sz w:val="22"/>
-          <w:szCs w:val="22"/>
-        </w:rPr>
-      </w:pPr>
-      <w:r>
-        <w:rPr>
-          <w:rFonts w:ascii="Times New Roman" w:hAnsi="Times New Roman" w:cs="Times New Roman"/>
-          <w:b/>
-          <w:bCs/>
-          <w:sz w:val="22"/>
-          <w:szCs w:val="22"/>
-        </w:rPr>
-        <w:t>Software Requirements Specification (SRS)</w:t>
-      </w:r>
-    </w:p>
-    <w:p>
-      <w:pPr>
-        <w:rPr>
-          <w:rFonts w:ascii="Times New Roman" w:hAnsi="Times New Roman" w:cs="Times New Roman"/>
-          <w:sz w:val="22"/>
-          <w:szCs w:val="22"/>
-        </w:rPr>
-      </w:pPr>
-      <w:r>
-        <w:rPr>
-          <w:rFonts w:ascii="Times New Roman" w:hAnsi="Times New Roman" w:cs="Times New Roman"/>
-          <w:b/>
-          <w:bCs/>
-          <w:sz w:val="22"/>
-          <w:szCs w:val="22"/>
-        </w:rPr>
-        <w:t>Project:</w:t>
-      </w:r>
-      <w:r>
-        <w:rPr>
-          <w:rFonts w:ascii="Times New Roman" w:hAnsi="Times New Roman" w:cs="Times New Roman"/>
-          <w:sz w:val="22"/>
-          <w:szCs w:val="22"/>
-        </w:rPr>
-        <w:t xml:space="preserve"> Smart Parking Platform</w:t>
-      </w:r>
-      <w:r>
-        <w:rPr>
-          <w:rFonts w:ascii="Times New Roman" w:hAnsi="Times New Roman" w:cs="Times New Roman"/>
-          <w:sz w:val="22"/>
-          <w:szCs w:val="22"/>
-        </w:rPr>
-        <w:br/>
-      </w:r>
-      <w:r>
-        <w:rPr>
-          <w:rFonts w:ascii="Times New Roman" w:hAnsi="Times New Roman" w:cs="Times New Roman"/>
-          <w:b/>
-          <w:bCs/>
-          <w:sz w:val="22"/>
-          <w:szCs w:val="22"/>
-        </w:rPr>
-        <w:t>Version:</w:t>
-      </w:r>
-      <w:r>
-        <w:rPr>
-          <w:rFonts w:ascii="Times New Roman" w:hAnsi="Times New Roman" w:cs="Times New Roman"/>
-          <w:sz w:val="22"/>
-          <w:szCs w:val="22"/>
-        </w:rPr>
-        <w:t xml:space="preserve"> 1.0</w:t>
-      </w:r>
     </w:p>
     <w:p>
       <w:pPr>
@@ -2711,6 +2751,486 @@
     </w:p>
     <w:p>
       <w:pPr>
+        <w:numPr>
+          <w:ilvl w:val="0"/>
+          <w:numId w:val="3"/>
+        </w:numPr>
+        <w:rPr>
+          <w:rFonts w:ascii="Times New Roman" w:hAnsi="Times New Roman" w:cs="Times New Roman"/>
+          <w:sz w:val="22"/>
+          <w:szCs w:val="22"/>
+        </w:rPr>
+      </w:pPr>
+      <w:r>
+        <w:rPr>
+          <w:rFonts w:ascii="Times New Roman" w:hAnsi="Times New Roman" w:cs="Times New Roman"/>
+          <w:b/>
+          <w:bCs/>
+          <w:sz w:val="22"/>
+          <w:szCs w:val="22"/>
+        </w:rPr>
+        <w:t>FR6:</w:t>
+      </w:r>
+      <w:r>
+        <w:rPr>
+          <w:rFonts w:ascii="Times New Roman" w:hAnsi="Times New Roman" w:cs="Times New Roman"/>
+          <w:b/>
+          <w:bCs/>
+          <w:sz w:val="22"/>
+          <w:szCs w:val="22"/>
+        </w:rPr>
+        <w:t xml:space="preserve"> </w:t>
+      </w:r>
+      <w:r>
+        <w:rPr>
+          <w:rFonts w:ascii="Times New Roman" w:hAnsi="Times New Roman" w:cs="Times New Roman"/>
+          <w:sz w:val="22"/>
+          <w:szCs w:val="22"/>
+        </w:rPr>
+        <w:t>The system shall allow users to</w:t>
+      </w:r>
+      <w:r>
+        <w:rPr>
+          <w:rFonts w:ascii="Times New Roman" w:hAnsi="Times New Roman" w:cs="Times New Roman"/>
+          <w:sz w:val="22"/>
+          <w:szCs w:val="22"/>
+        </w:rPr>
+        <w:t xml:space="preserve"> </w:t>
+      </w:r>
+      <w:r>
+        <w:rPr>
+          <w:rFonts w:ascii="Times New Roman" w:hAnsi="Times New Roman" w:cs="Times New Roman"/>
+          <w:sz w:val="22"/>
+          <w:szCs w:val="22"/>
+        </w:rPr>
+        <w:t>r</w:t>
+      </w:r>
+      <w:r>
+        <w:rPr>
+          <w:rFonts w:ascii="Times New Roman" w:hAnsi="Times New Roman" w:cs="Times New Roman"/>
+          <w:sz w:val="22"/>
+          <w:szCs w:val="22"/>
+        </w:rPr>
+        <w:t>eserve a parking space</w:t>
+      </w:r>
+      <w:r>
+        <w:rPr>
+          <w:rFonts w:ascii="Times New Roman" w:hAnsi="Times New Roman" w:cs="Times New Roman"/>
+          <w:sz w:val="22"/>
+          <w:szCs w:val="22"/>
+        </w:rPr>
+        <w:t>.</w:t>
+      </w:r>
+    </w:p>
+    <w:p>
+      <w:pPr>
+        <w:numPr>
+          <w:ilvl w:val="0"/>
+          <w:numId w:val="3"/>
+        </w:numPr>
+        <w:rPr>
+          <w:rFonts w:ascii="Times New Roman" w:hAnsi="Times New Roman" w:cs="Times New Roman"/>
+          <w:sz w:val="22"/>
+          <w:szCs w:val="22"/>
+        </w:rPr>
+      </w:pPr>
+      <w:r>
+        <w:rPr>
+          <w:rFonts w:ascii="Times New Roman" w:hAnsi="Times New Roman" w:cs="Times New Roman"/>
+          <w:b/>
+          <w:bCs/>
+          <w:sz w:val="22"/>
+          <w:szCs w:val="22"/>
+        </w:rPr>
+        <w:t>FR7:</w:t>
+      </w:r>
+      <w:r>
+        <w:rPr>
+          <w:rFonts w:ascii="Times New Roman" w:hAnsi="Times New Roman" w:cs="Times New Roman"/>
+          <w:sz w:val="22"/>
+          <w:szCs w:val="22"/>
+        </w:rPr>
+        <w:t xml:space="preserve"> </w:t>
+      </w:r>
+      <w:r>
+        <w:rPr>
+          <w:rFonts w:ascii="Times New Roman" w:hAnsi="Times New Roman" w:cs="Times New Roman"/>
+          <w:sz w:val="22"/>
+          <w:szCs w:val="22"/>
+        </w:rPr>
+        <w:t xml:space="preserve">The system shall allow users to </w:t>
+      </w:r>
+      <w:r>
+        <w:rPr>
+          <w:rFonts w:ascii="Times New Roman" w:hAnsi="Times New Roman" w:cs="Times New Roman"/>
+          <w:sz w:val="22"/>
+          <w:szCs w:val="22"/>
+        </w:rPr>
+        <w:t>make digital payments on the application.</w:t>
+      </w:r>
+    </w:p>
+    <w:p>
+      <w:pPr>
+        <w:numPr>
+          <w:ilvl w:val="0"/>
+          <w:numId w:val="3"/>
+        </w:numPr>
+        <w:rPr>
+          <w:rFonts w:ascii="Times New Roman" w:hAnsi="Times New Roman" w:cs="Times New Roman"/>
+          <w:sz w:val="22"/>
+          <w:szCs w:val="22"/>
+        </w:rPr>
+      </w:pPr>
+      <w:r>
+        <w:rPr>
+          <w:rFonts w:ascii="Times New Roman" w:hAnsi="Times New Roman" w:cs="Times New Roman"/>
+          <w:b/>
+          <w:bCs/>
+          <w:sz w:val="22"/>
+          <w:szCs w:val="22"/>
+        </w:rPr>
+        <w:t xml:space="preserve">FR8: </w:t>
+      </w:r>
+      <w:r>
+        <w:rPr>
+          <w:rFonts w:ascii="Times New Roman" w:hAnsi="Times New Roman" w:cs="Times New Roman"/>
+          <w:sz w:val="22"/>
+          <w:szCs w:val="22"/>
+        </w:rPr>
+        <w:t xml:space="preserve">The system shall </w:t>
+      </w:r>
+      <w:r>
+        <w:rPr>
+          <w:rFonts w:ascii="Times New Roman" w:hAnsi="Times New Roman" w:cs="Times New Roman"/>
+          <w:sz w:val="22"/>
+          <w:szCs w:val="22"/>
+        </w:rPr>
+        <w:t>notify users of parking through sending out parking notifications</w:t>
+      </w:r>
+      <w:r>
+        <w:rPr>
+          <w:rFonts w:ascii="Times New Roman" w:hAnsi="Times New Roman" w:cs="Times New Roman"/>
+          <w:sz w:val="22"/>
+          <w:szCs w:val="22"/>
+        </w:rPr>
+        <w:t>.</w:t>
+      </w:r>
+    </w:p>
+    <w:p>
+      <w:pPr>
+        <w:numPr>
+          <w:ilvl w:val="0"/>
+          <w:numId w:val="3"/>
+        </w:numPr>
+        <w:rPr>
+          <w:rFonts w:ascii="Times New Roman" w:hAnsi="Times New Roman" w:cs="Times New Roman"/>
+          <w:sz w:val="22"/>
+          <w:szCs w:val="22"/>
+        </w:rPr>
+      </w:pPr>
+      <w:r>
+        <w:rPr>
+          <w:rFonts w:ascii="Times New Roman" w:hAnsi="Times New Roman" w:cs="Times New Roman"/>
+          <w:b/>
+          <w:bCs/>
+          <w:sz w:val="22"/>
+          <w:szCs w:val="22"/>
+        </w:rPr>
+        <w:t>FR9:</w:t>
+      </w:r>
+      <w:r>
+        <w:rPr>
+          <w:rFonts w:ascii="Times New Roman" w:hAnsi="Times New Roman" w:cs="Times New Roman"/>
+          <w:sz w:val="22"/>
+          <w:szCs w:val="22"/>
+        </w:rPr>
+        <w:t xml:space="preserve"> The system shall allow users to modify parking reservations.</w:t>
+      </w:r>
+    </w:p>
+    <w:p>
+      <w:pPr>
+        <w:numPr>
+          <w:ilvl w:val="0"/>
+          <w:numId w:val="3"/>
+        </w:numPr>
+        <w:rPr>
+          <w:rFonts w:ascii="Times New Roman" w:hAnsi="Times New Roman" w:cs="Times New Roman"/>
+          <w:sz w:val="22"/>
+          <w:szCs w:val="22"/>
+        </w:rPr>
+      </w:pPr>
+      <w:r>
+        <w:rPr>
+          <w:rFonts w:ascii="Times New Roman" w:hAnsi="Times New Roman" w:cs="Times New Roman"/>
+          <w:b/>
+          <w:bCs/>
+          <w:sz w:val="22"/>
+          <w:szCs w:val="22"/>
+        </w:rPr>
+        <w:t>FR10:</w:t>
+      </w:r>
+      <w:r>
+        <w:rPr>
+          <w:rFonts w:ascii="Times New Roman" w:hAnsi="Times New Roman" w:cs="Times New Roman"/>
+          <w:sz w:val="22"/>
+          <w:szCs w:val="22"/>
+        </w:rPr>
+        <w:t xml:space="preserve"> The system shall allow users to quit on their parking reservations.</w:t>
+      </w:r>
+    </w:p>
+    <w:p>
+      <w:pPr>
+        <w:numPr>
+          <w:ilvl w:val="0"/>
+          <w:numId w:val="3"/>
+        </w:numPr>
+        <w:rPr>
+          <w:rFonts w:ascii="Times New Roman" w:hAnsi="Times New Roman" w:cs="Times New Roman"/>
+          <w:sz w:val="22"/>
+          <w:szCs w:val="22"/>
+        </w:rPr>
+      </w:pPr>
+      <w:r>
+        <w:rPr>
+          <w:rFonts w:ascii="Times New Roman" w:hAnsi="Times New Roman" w:cs="Times New Roman"/>
+          <w:b/>
+          <w:bCs/>
+          <w:sz w:val="22"/>
+          <w:szCs w:val="22"/>
+        </w:rPr>
+        <w:t>FR11:</w:t>
+      </w:r>
+      <w:r>
+        <w:rPr>
+          <w:rFonts w:ascii="Times New Roman" w:hAnsi="Times New Roman" w:cs="Times New Roman"/>
+          <w:sz w:val="22"/>
+          <w:szCs w:val="22"/>
+        </w:rPr>
+        <w:t xml:space="preserve"> The system shall </w:t>
+      </w:r>
+      <w:r>
+        <w:rPr>
+          <w:rFonts w:ascii="Times New Roman" w:hAnsi="Times New Roman" w:cs="Times New Roman"/>
+          <w:sz w:val="22"/>
+          <w:szCs w:val="22"/>
+        </w:rPr>
+        <w:t>monitor parking occupancy in certain locations.</w:t>
+      </w:r>
+    </w:p>
+    <w:p>
+      <w:pPr>
+        <w:numPr>
+          <w:ilvl w:val="0"/>
+          <w:numId w:val="3"/>
+        </w:numPr>
+        <w:rPr>
+          <w:rFonts w:ascii="Times New Roman" w:hAnsi="Times New Roman" w:cs="Times New Roman"/>
+          <w:sz w:val="22"/>
+          <w:szCs w:val="22"/>
+        </w:rPr>
+      </w:pPr>
+      <w:r>
+        <w:rPr>
+          <w:rFonts w:ascii="Times New Roman" w:hAnsi="Times New Roman" w:cs="Times New Roman"/>
+          <w:b/>
+          <w:bCs/>
+          <w:sz w:val="22"/>
+          <w:szCs w:val="22"/>
+        </w:rPr>
+        <w:t>FR12:</w:t>
+      </w:r>
+      <w:r>
+        <w:rPr>
+          <w:rFonts w:ascii="Times New Roman" w:hAnsi="Times New Roman" w:cs="Times New Roman"/>
+          <w:sz w:val="22"/>
+          <w:szCs w:val="22"/>
+        </w:rPr>
+        <w:t xml:space="preserve"> The system </w:t>
+      </w:r>
+      <w:r>
+        <w:rPr>
+          <w:rFonts w:ascii="Times New Roman" w:hAnsi="Times New Roman" w:cs="Times New Roman"/>
+          <w:sz w:val="22"/>
+          <w:szCs w:val="22"/>
+        </w:rPr>
+        <w:t>should</w:t>
+      </w:r>
+      <w:r>
+        <w:rPr>
+          <w:rFonts w:ascii="Times New Roman" w:hAnsi="Times New Roman" w:cs="Times New Roman"/>
+          <w:sz w:val="22"/>
+          <w:szCs w:val="22"/>
+        </w:rPr>
+        <w:t xml:space="preserve"> provide </w:t>
+      </w:r>
+      <w:r>
+        <w:rPr>
+          <w:rFonts w:ascii="Times New Roman" w:hAnsi="Times New Roman" w:cs="Times New Roman"/>
+          <w:sz w:val="22"/>
+          <w:szCs w:val="22"/>
+        </w:rPr>
+        <w:t>navigation assistance to users.</w:t>
+      </w:r>
+    </w:p>
+    <w:p>
+      <w:pPr>
+        <w:numPr>
+          <w:ilvl w:val="0"/>
+          <w:numId w:val="3"/>
+        </w:numPr>
+        <w:rPr>
+          <w:rFonts w:ascii="Times New Roman" w:hAnsi="Times New Roman" w:cs="Times New Roman"/>
+          <w:sz w:val="22"/>
+          <w:szCs w:val="22"/>
+        </w:rPr>
+      </w:pPr>
+      <w:r>
+        <w:rPr>
+          <w:rFonts w:ascii="Times New Roman" w:hAnsi="Times New Roman" w:cs="Times New Roman"/>
+          <w:b/>
+          <w:bCs/>
+          <w:sz w:val="22"/>
+          <w:szCs w:val="22"/>
+        </w:rPr>
+        <w:t>FR13:</w:t>
+      </w:r>
+      <w:r>
+        <w:rPr>
+          <w:rFonts w:ascii="Times New Roman" w:hAnsi="Times New Roman" w:cs="Times New Roman"/>
+          <w:sz w:val="22"/>
+          <w:szCs w:val="22"/>
+        </w:rPr>
+        <w:t xml:space="preserve"> The system shall </w:t>
+      </w:r>
+      <w:r>
+        <w:rPr>
+          <w:rFonts w:ascii="Times New Roman" w:hAnsi="Times New Roman" w:cs="Times New Roman"/>
+          <w:sz w:val="22"/>
+          <w:szCs w:val="22"/>
+        </w:rPr>
+        <w:t>allow users to monitor parking occupancy at a given location.</w:t>
+      </w:r>
+    </w:p>
+    <w:p>
+      <w:pPr>
+        <w:numPr>
+          <w:ilvl w:val="0"/>
+          <w:numId w:val="3"/>
+        </w:numPr>
+        <w:rPr>
+          <w:rFonts w:ascii="Times New Roman" w:hAnsi="Times New Roman" w:cs="Times New Roman"/>
+          <w:sz w:val="22"/>
+          <w:szCs w:val="22"/>
+        </w:rPr>
+      </w:pPr>
+      <w:r>
+        <w:rPr>
+          <w:rFonts w:ascii="Times New Roman" w:hAnsi="Times New Roman" w:cs="Times New Roman"/>
+          <w:b/>
+          <w:bCs/>
+          <w:sz w:val="22"/>
+          <w:szCs w:val="22"/>
+        </w:rPr>
+        <w:t>FR14:</w:t>
+      </w:r>
+      <w:r>
+        <w:rPr>
+          <w:rFonts w:ascii="Times New Roman" w:hAnsi="Times New Roman" w:cs="Times New Roman"/>
+          <w:sz w:val="22"/>
+          <w:szCs w:val="22"/>
+        </w:rPr>
+        <w:t xml:space="preserve"> The system shall allow users manage parking facilities.</w:t>
+      </w:r>
+    </w:p>
+    <w:p>
+      <w:pPr>
+        <w:numPr>
+          <w:ilvl w:val="0"/>
+          <w:numId w:val="3"/>
+        </w:numPr>
+        <w:rPr>
+          <w:rFonts w:ascii="Times New Roman" w:hAnsi="Times New Roman" w:cs="Times New Roman"/>
+          <w:sz w:val="22"/>
+          <w:szCs w:val="22"/>
+        </w:rPr>
+      </w:pPr>
+      <w:r>
+        <w:rPr>
+          <w:rFonts w:ascii="Times New Roman" w:hAnsi="Times New Roman" w:cs="Times New Roman"/>
+          <w:b/>
+          <w:bCs/>
+          <w:sz w:val="22"/>
+          <w:szCs w:val="22"/>
+        </w:rPr>
+        <w:t>FR15:</w:t>
+      </w:r>
+      <w:r>
+        <w:rPr>
+          <w:rFonts w:ascii="Times New Roman" w:hAnsi="Times New Roman" w:cs="Times New Roman"/>
+          <w:sz w:val="22"/>
+          <w:szCs w:val="22"/>
+        </w:rPr>
+        <w:t xml:space="preserve"> The system shall </w:t>
+      </w:r>
+      <w:r>
+        <w:rPr>
+          <w:rFonts w:ascii="Times New Roman" w:hAnsi="Times New Roman" w:cs="Times New Roman"/>
+          <w:sz w:val="22"/>
+          <w:szCs w:val="22"/>
+        </w:rPr>
+        <w:t>create or generate occupancy reports and display data dashboards.</w:t>
+      </w:r>
+    </w:p>
+    <w:p>
+      <w:pPr>
+        <w:pStyle w:val="Heading1"/>
+        <w:rPr>
+          <w:rFonts w:ascii="Times New Roman" w:hAnsi="Times New Roman" w:cs="Times New Roman"/>
+          <w:b/>
+          <w:bCs/>
+          <w:color w:val="auto"/>
+          <w:sz w:val="26"/>
+          <w:szCs w:val="26"/>
+        </w:rPr>
+      </w:pPr>
+      <w:bookmarkStart w:id="5" w:name="_Toc241097018"/>
+      <w:r>
+        <w:rPr>
+          <w:rFonts w:ascii="Times New Roman" w:hAnsi="Times New Roman" w:cs="Times New Roman"/>
+          <w:b/>
+          <w:bCs/>
+          <w:color w:val="auto"/>
+          <w:sz w:val="26"/>
+          <w:szCs w:val="26"/>
+        </w:rPr>
+        <w:t>4</w:t>
+      </w:r>
+      <w:r>
+        <w:rPr>
+          <w:rFonts w:ascii="Times New Roman" w:hAnsi="Times New Roman" w:cs="Times New Roman"/>
+          <w:b/>
+          <w:bCs/>
+          <w:color w:val="auto"/>
+          <w:sz w:val="26"/>
+          <w:szCs w:val="26"/>
+        </w:rPr>
+        <w:t xml:space="preserve">. </w:t>
+      </w:r>
+      <w:r>
+        <w:rPr>
+          <w:rFonts w:ascii="Times New Roman" w:hAnsi="Times New Roman" w:cs="Times New Roman"/>
+          <w:b/>
+          <w:bCs/>
+          <w:color w:val="auto"/>
+          <w:sz w:val="26"/>
+          <w:szCs w:val="26"/>
+        </w:rPr>
+        <w:t>Non-Functional Requirements</w:t>
+      </w:r>
+      <w:bookmarkEnd w:id="5"/>
+    </w:p>
+    <w:p>
+      <w:pPr>
         <w:rPr>
           <w:rFonts w:ascii="Times New Roman" w:hAnsi="Times New Roman" w:cs="Times New Roman"/>
           <w:b/>
@@ -2794,6 +3314,147 @@
     </w:p>
     <w:p>
       <w:pPr>
+        <w:numPr>
+          <w:ilvl w:val="0"/>
+          <w:numId w:val="4"/>
+        </w:numPr>
+        <w:rPr>
+          <w:rFonts w:ascii="Times New Roman" w:hAnsi="Times New Roman" w:cs="Times New Roman"/>
+          <w:sz w:val="22"/>
+          <w:szCs w:val="22"/>
+        </w:rPr>
+      </w:pPr>
+      <w:r>
+        <w:rPr>
+          <w:rFonts w:ascii="Times New Roman" w:hAnsi="Times New Roman" w:cs="Times New Roman"/>
+          <w:b/>
+          <w:bCs/>
+          <w:sz w:val="22"/>
+          <w:szCs w:val="22"/>
+        </w:rPr>
+        <w:t>NFR3:</w:t>
+      </w:r>
+      <w:r>
+        <w:rPr>
+          <w:rFonts w:ascii="Times New Roman" w:hAnsi="Times New Roman" w:cs="Times New Roman"/>
+          <w:sz w:val="22"/>
+          <w:szCs w:val="22"/>
+        </w:rPr>
+        <w:t xml:space="preserve"> </w:t>
+      </w:r>
+      <w:r>
+        <w:rPr>
+          <w:rFonts w:ascii="Times New Roman" w:hAnsi="Times New Roman" w:cs="Times New Roman"/>
+          <w:sz w:val="22"/>
+          <w:szCs w:val="22"/>
+        </w:rPr>
+        <w:t xml:space="preserve">The </w:t>
+      </w:r>
+      <w:r>
+        <w:rPr>
+          <w:rFonts w:ascii="Times New Roman" w:hAnsi="Times New Roman" w:cs="Times New Roman"/>
+          <w:sz w:val="22"/>
+          <w:szCs w:val="22"/>
+        </w:rPr>
+        <w:t>system</w:t>
+      </w:r>
+      <w:r>
+        <w:rPr>
+          <w:rFonts w:ascii="Times New Roman" w:hAnsi="Times New Roman" w:cs="Times New Roman"/>
+          <w:sz w:val="22"/>
+          <w:szCs w:val="22"/>
+        </w:rPr>
+        <w:t xml:space="preserve"> shall provide a simple and intuitive interface for </w:t>
+      </w:r>
+      <w:r>
+        <w:rPr>
+          <w:rFonts w:ascii="Times New Roman" w:hAnsi="Times New Roman" w:cs="Times New Roman"/>
+          <w:sz w:val="22"/>
+          <w:szCs w:val="22"/>
+        </w:rPr>
+        <w:t>viewing and reserving parking spaces</w:t>
+      </w:r>
+    </w:p>
+    <w:p>
+      <w:pPr>
+        <w:numPr>
+          <w:ilvl w:val="0"/>
+          <w:numId w:val="4"/>
+        </w:numPr>
+        <w:rPr>
+          <w:rFonts w:ascii="Times New Roman" w:hAnsi="Times New Roman" w:cs="Times New Roman"/>
+          <w:sz w:val="22"/>
+          <w:szCs w:val="22"/>
+        </w:rPr>
+      </w:pPr>
+      <w:r>
+        <w:rPr>
+          <w:rFonts w:ascii="Times New Roman" w:hAnsi="Times New Roman" w:cs="Times New Roman"/>
+          <w:b/>
+          <w:bCs/>
+          <w:sz w:val="22"/>
+          <w:szCs w:val="22"/>
+        </w:rPr>
+        <w:t>NFR4:</w:t>
+      </w:r>
+      <w:r>
+        <w:rPr>
+          <w:rFonts w:ascii="Times New Roman" w:hAnsi="Times New Roman" w:cs="Times New Roman"/>
+          <w:sz w:val="22"/>
+          <w:szCs w:val="22"/>
+        </w:rPr>
+        <w:t xml:space="preserve"> The system shall be available on commonly used web browsers and mobile devices.</w:t>
+      </w:r>
+    </w:p>
+    <w:p>
+      <w:pPr>
+        <w:numPr>
+          <w:ilvl w:val="0"/>
+          <w:numId w:val="4"/>
+        </w:numPr>
+        <w:rPr>
+          <w:rFonts w:ascii="Times New Roman" w:hAnsi="Times New Roman" w:cs="Times New Roman"/>
+          <w:sz w:val="22"/>
+          <w:szCs w:val="22"/>
+        </w:rPr>
+      </w:pPr>
+      <w:r>
+        <w:rPr>
+          <w:rFonts w:ascii="Times New Roman" w:hAnsi="Times New Roman" w:cs="Times New Roman"/>
+          <w:b/>
+          <w:bCs/>
+          <w:sz w:val="22"/>
+          <w:szCs w:val="22"/>
+        </w:rPr>
+        <w:t>NFR5:</w:t>
+      </w:r>
+      <w:r>
+        <w:rPr>
+          <w:rFonts w:ascii="Times New Roman" w:hAnsi="Times New Roman" w:cs="Times New Roman"/>
+          <w:sz w:val="22"/>
+          <w:szCs w:val="22"/>
+        </w:rPr>
+        <w:t xml:space="preserve"> </w:t>
+      </w:r>
+      <w:r>
+        <w:rPr>
+          <w:rFonts w:ascii="Times New Roman" w:hAnsi="Times New Roman" w:cs="Times New Roman"/>
+          <w:sz w:val="22"/>
+          <w:szCs w:val="22"/>
+        </w:rPr>
+        <w:t xml:space="preserve">The system shall provide reliable access to </w:t>
+      </w:r>
+      <w:r>
+        <w:rPr>
+          <w:rFonts w:ascii="Times New Roman" w:hAnsi="Times New Roman" w:cs="Times New Roman"/>
+          <w:sz w:val="22"/>
+          <w:szCs w:val="22"/>
+        </w:rPr>
+        <w:t>parking availability, reservations, and payments.</w:t>
+      </w:r>
+    </w:p>
+    <w:p>
+      <w:pPr>
         <w:rPr>
           <w:rFonts w:ascii="Times New Roman" w:hAnsi="Times New Roman" w:cs="Times New Roman"/>
           <w:b/>
@@ -2803,15 +3464,64 @@
           <w:u w:val="single"/>
         </w:rPr>
       </w:pPr>
-      <w:r>
-        <w:rPr>
-          <w:rFonts w:ascii="Times New Roman" w:hAnsi="Times New Roman" w:cs="Times New Roman"/>
-          <w:b/>
-          <w:bCs/>
-          <w:sz w:val="22"/>
-          <w:szCs w:val="22"/>
+    </w:p>
+    <w:p>
+      <w:pPr>
+        <w:pStyle w:val="Heading1"/>
+        <w:rPr>
+          <w:rFonts w:ascii="Times New Roman" w:hAnsi="Times New Roman" w:cs="Times New Roman"/>
+          <w:b/>
+          <w:bCs/>
+          <w:color w:val="000000" w:themeColor="text1"/>
+          <w:sz w:val="26"/>
+          <w:szCs w:val="26"/>
           <w:u w:val="single"/>
         </w:rPr>
+      </w:pPr>
+      <w:r>
+        <w:rPr>
+          <w:rFonts w:ascii="Times New Roman" w:hAnsi="Times New Roman" w:cs="Times New Roman"/>
+          <w:b/>
+          <w:bCs/>
+          <w:color w:val="000000" w:themeColor="text1"/>
+          <w:sz w:val="26"/>
+          <w:szCs w:val="26"/>
+        </w:rPr>
+        <w:lastRenderedPageBreak/>
+        <w:t>5</w:t>
+      </w:r>
+      <w:r>
+        <w:rPr>
+          <w:rFonts w:ascii="Times New Roman" w:hAnsi="Times New Roman" w:cs="Times New Roman"/>
+          <w:b/>
+          <w:bCs/>
+          <w:color w:val="000000" w:themeColor="text1"/>
+          <w:sz w:val="26"/>
+          <w:szCs w:val="26"/>
+        </w:rPr>
+        <w:t>. Draft of SRS with Use Cases</w:t>
+      </w:r>
+    </w:p>
+    <w:p>
+      <w:pPr>
+        <w:rPr>
+          <w:rFonts w:ascii="Times New Roman" w:hAnsi="Times New Roman" w:cs="Times New Roman"/>
+          <w:b/>
+          <w:bCs/>
+          <w:sz w:val="22"/>
+          <w:szCs w:val="22"/>
+          <w:u w:val="single"/>
+        </w:rPr>
+      </w:pPr>
+      <w:r>
+        <w:rPr>
+          <w:rFonts w:ascii="Times New Roman" w:hAnsi="Times New Roman" w:cs="Times New Roman"/>
+          <w:b/>
+          <w:bCs/>
+          <w:sz w:val="22"/>
+          <w:szCs w:val="22"/>
+          <w:u w:val="single"/>
+        </w:rPr>
         <w:t>Use Cases</w:t>
       </w:r>
     </w:p>
@@ -3297,6 +4007,498 @@
         </w:rPr>
         <w:t xml:space="preserve"> Available parking options are displayed.</w:t>
       </w:r>
+      <w:r>
+        <w:rPr>
+          <w:rFonts w:ascii="Times New Roman" w:hAnsi="Times New Roman" w:cs="Times New Roman"/>
+          <w:b/>
+          <w:bCs/>
+          <w:sz w:val="22"/>
+          <w:szCs w:val="22"/>
+        </w:rPr>
+        <w:br/>
+      </w:r>
+      <w:r>
+        <w:rPr>
+          <w:rFonts w:ascii="Times New Roman" w:hAnsi="Times New Roman" w:cs="Times New Roman"/>
+          <w:b/>
+          <w:bCs/>
+          <w:sz w:val="22"/>
+          <w:szCs w:val="22"/>
+        </w:rPr>
+        <w:br/>
+      </w:r>
+      <w:r>
+        <w:rPr>
+          <w:rFonts w:ascii="Times New Roman" w:hAnsi="Times New Roman" w:cs="Times New Roman"/>
+          <w:b/>
+          <w:bCs/>
+          <w:sz w:val="22"/>
+          <w:szCs w:val="22"/>
+        </w:rPr>
+        <w:t>Use Case 4</w:t>
+      </w:r>
+      <w:r>
+        <w:rPr>
+          <w:rFonts w:ascii="Times New Roman" w:hAnsi="Times New Roman" w:cs="Times New Roman"/>
+          <w:b/>
+          <w:bCs/>
+          <w:sz w:val="22"/>
+          <w:szCs w:val="22"/>
+        </w:rPr>
+        <w:br/>
+      </w:r>
+      <w:r>
+        <w:rPr>
+          <w:rFonts w:ascii="Times New Roman" w:hAnsi="Times New Roman" w:cs="Times New Roman"/>
+          <w:b/>
+          <w:bCs/>
+          <w:sz w:val="22"/>
+          <w:szCs w:val="22"/>
+        </w:rPr>
+        <w:t>Title:</w:t>
+      </w:r>
+      <w:r>
+        <w:rPr>
+          <w:rFonts w:ascii="Times New Roman" w:hAnsi="Times New Roman" w:cs="Times New Roman"/>
+          <w:sz w:val="22"/>
+          <w:szCs w:val="22"/>
+        </w:rPr>
+        <w:t xml:space="preserve"> View Parking Map</w:t>
+      </w:r>
+      <w:r>
+        <w:rPr>
+          <w:rFonts w:ascii="Times New Roman" w:hAnsi="Times New Roman" w:cs="Times New Roman"/>
+          <w:sz w:val="22"/>
+          <w:szCs w:val="22"/>
+        </w:rPr>
+        <w:br/>
+      </w:r>
+      <w:r>
+        <w:rPr>
+          <w:rFonts w:ascii="Times New Roman" w:hAnsi="Times New Roman" w:cs="Times New Roman"/>
+          <w:b/>
+          <w:bCs/>
+          <w:sz w:val="22"/>
+          <w:szCs w:val="22"/>
+        </w:rPr>
+        <w:t>Actor:</w:t>
+      </w:r>
+      <w:r>
+        <w:rPr>
+          <w:rFonts w:ascii="Times New Roman" w:hAnsi="Times New Roman" w:cs="Times New Roman"/>
+          <w:sz w:val="22"/>
+          <w:szCs w:val="22"/>
+        </w:rPr>
+        <w:t xml:space="preserve"> </w:t>
+      </w:r>
+      <w:r>
+        <w:rPr>
+          <w:rFonts w:ascii="Times New Roman" w:hAnsi="Times New Roman" w:cs="Times New Roman"/>
+          <w:sz w:val="22"/>
+          <w:szCs w:val="22"/>
+        </w:rPr>
+        <w:t>Customer</w:t>
+      </w:r>
+      <w:r>
+        <w:rPr>
+          <w:rFonts w:ascii="Times New Roman" w:hAnsi="Times New Roman" w:cs="Times New Roman"/>
+          <w:sz w:val="22"/>
+          <w:szCs w:val="22"/>
+        </w:rPr>
+        <w:br/>
+      </w:r>
+      <w:r>
+        <w:rPr>
+          <w:rFonts w:ascii="Times New Roman" w:hAnsi="Times New Roman" w:cs="Times New Roman"/>
+          <w:b/>
+          <w:bCs/>
+          <w:sz w:val="22"/>
+          <w:szCs w:val="22"/>
+        </w:rPr>
+        <w:t>Precondition:</w:t>
+      </w:r>
+      <w:r>
+        <w:rPr>
+          <w:rFonts w:ascii="Times New Roman" w:hAnsi="Times New Roman" w:cs="Times New Roman"/>
+          <w:sz w:val="22"/>
+          <w:szCs w:val="22"/>
+        </w:rPr>
+        <w:t xml:space="preserve"> Parking locations are available</w:t>
+      </w:r>
+      <w:r>
+        <w:rPr>
+          <w:rFonts w:ascii="Times New Roman" w:hAnsi="Times New Roman" w:cs="Times New Roman"/>
+          <w:sz w:val="22"/>
+          <w:szCs w:val="22"/>
+        </w:rPr>
+        <w:br/>
+      </w:r>
+      <w:r>
+        <w:rPr>
+          <w:rFonts w:ascii="Times New Roman" w:hAnsi="Times New Roman" w:cs="Times New Roman"/>
+          <w:b/>
+          <w:bCs/>
+          <w:sz w:val="22"/>
+          <w:szCs w:val="22"/>
+        </w:rPr>
+        <w:t>Steps:</w:t>
+      </w:r>
+      <w:r>
+        <w:rPr>
+          <w:rFonts w:ascii="Times New Roman" w:hAnsi="Times New Roman" w:cs="Times New Roman"/>
+          <w:sz w:val="22"/>
+          <w:szCs w:val="22"/>
+        </w:rPr>
+        <w:t xml:space="preserve"> User opens the map and selects a parking location.</w:t>
+      </w:r>
+      <w:r>
+        <w:rPr>
+          <w:rFonts w:ascii="Times New Roman" w:hAnsi="Times New Roman" w:cs="Times New Roman"/>
+          <w:sz w:val="22"/>
+          <w:szCs w:val="22"/>
+        </w:rPr>
+        <w:br/>
+      </w:r>
+      <w:r>
+        <w:rPr>
+          <w:rFonts w:ascii="Times New Roman" w:hAnsi="Times New Roman" w:cs="Times New Roman"/>
+          <w:b/>
+          <w:bCs/>
+          <w:sz w:val="22"/>
+          <w:szCs w:val="22"/>
+        </w:rPr>
+        <w:t>Postcondition:</w:t>
+      </w:r>
+      <w:r>
+        <w:rPr>
+          <w:rFonts w:ascii="Times New Roman" w:hAnsi="Times New Roman" w:cs="Times New Roman"/>
+          <w:sz w:val="22"/>
+          <w:szCs w:val="22"/>
+        </w:rPr>
+        <w:t xml:space="preserve"> Selected parking facility is displayed.</w:t>
+      </w:r>
+    </w:p>
+    <w:p>
+      <w:pPr>
+        <w:rPr>
+          <w:rFonts w:ascii="Times New Roman" w:hAnsi="Times New Roman" w:cs="Times New Roman"/>
+          <w:b/>
+          <w:bCs/>
+          <w:sz w:val="22"/>
+          <w:szCs w:val="22"/>
+        </w:rPr>
+      </w:pPr>
+      <w:r>
+        <w:rPr>
+          <w:rFonts w:ascii="Times New Roman" w:hAnsi="Times New Roman" w:cs="Times New Roman"/>
+          <w:b/>
+          <w:bCs/>
+          <w:sz w:val="22"/>
+          <w:szCs w:val="22"/>
+        </w:rPr>
+        <w:t>Use Case 5</w:t>
+      </w:r>
+      <w:r>
+        <w:rPr>
+          <w:rFonts w:ascii="Times New Roman" w:hAnsi="Times New Roman" w:cs="Times New Roman"/>
+          <w:b/>
+          <w:bCs/>
+          <w:sz w:val="22"/>
+          <w:szCs w:val="22"/>
+        </w:rPr>
+        <w:br/>
+      </w:r>
+      <w:r>
+        <w:rPr>
+          <w:rFonts w:ascii="Times New Roman" w:hAnsi="Times New Roman" w:cs="Times New Roman"/>
+          <w:b/>
+          <w:bCs/>
+          <w:sz w:val="22"/>
+          <w:szCs w:val="22"/>
+        </w:rPr>
+        <w:t>Title:</w:t>
+      </w:r>
+      <w:r>
+        <w:rPr>
+          <w:rFonts w:ascii="Times New Roman" w:hAnsi="Times New Roman" w:cs="Times New Roman"/>
+          <w:sz w:val="22"/>
+          <w:szCs w:val="22"/>
+        </w:rPr>
+        <w:t xml:space="preserve"> View Parking Details</w:t>
+      </w:r>
+      <w:r>
+        <w:rPr>
+          <w:rFonts w:ascii="Times New Roman" w:hAnsi="Times New Roman" w:cs="Times New Roman"/>
+          <w:sz w:val="22"/>
+          <w:szCs w:val="22"/>
+        </w:rPr>
+        <w:br/>
+      </w:r>
+      <w:r>
+        <w:rPr>
+          <w:rFonts w:ascii="Times New Roman" w:hAnsi="Times New Roman" w:cs="Times New Roman"/>
+          <w:b/>
+          <w:bCs/>
+          <w:sz w:val="22"/>
+          <w:szCs w:val="22"/>
+        </w:rPr>
+        <w:t>Actor:</w:t>
+      </w:r>
+      <w:r>
+        <w:rPr>
+          <w:rFonts w:ascii="Times New Roman" w:hAnsi="Times New Roman" w:cs="Times New Roman"/>
+          <w:sz w:val="22"/>
+          <w:szCs w:val="22"/>
+        </w:rPr>
+        <w:t xml:space="preserve"> </w:t>
+      </w:r>
+      <w:r>
+        <w:rPr>
+          <w:rFonts w:ascii="Times New Roman" w:hAnsi="Times New Roman" w:cs="Times New Roman"/>
+          <w:sz w:val="22"/>
+          <w:szCs w:val="22"/>
+        </w:rPr>
+        <w:t>Customer</w:t>
+      </w:r>
+      <w:r>
+        <w:rPr>
+          <w:rFonts w:ascii="Times New Roman" w:hAnsi="Times New Roman" w:cs="Times New Roman"/>
+          <w:sz w:val="22"/>
+          <w:szCs w:val="22"/>
+        </w:rPr>
+        <w:br/>
+      </w:r>
+      <w:r>
+        <w:rPr>
+          <w:rFonts w:ascii="Times New Roman" w:hAnsi="Times New Roman" w:cs="Times New Roman"/>
+          <w:b/>
+          <w:bCs/>
+          <w:sz w:val="22"/>
+          <w:szCs w:val="22"/>
+        </w:rPr>
+        <w:t>Precondition:</w:t>
+      </w:r>
+      <w:r>
+        <w:rPr>
+          <w:rFonts w:ascii="Times New Roman" w:hAnsi="Times New Roman" w:cs="Times New Roman"/>
+          <w:sz w:val="22"/>
+          <w:szCs w:val="22"/>
+        </w:rPr>
+        <w:t xml:space="preserve"> Parking facility is selected</w:t>
+      </w:r>
+      <w:r>
+        <w:rPr>
+          <w:rFonts w:ascii="Times New Roman" w:hAnsi="Times New Roman" w:cs="Times New Roman"/>
+          <w:sz w:val="22"/>
+          <w:szCs w:val="22"/>
+        </w:rPr>
+        <w:br/>
+      </w:r>
+      <w:r>
+        <w:rPr>
+          <w:rFonts w:ascii="Times New Roman" w:hAnsi="Times New Roman" w:cs="Times New Roman"/>
+          <w:b/>
+          <w:bCs/>
+          <w:sz w:val="22"/>
+          <w:szCs w:val="22"/>
+        </w:rPr>
+        <w:t>Steps:</w:t>
+      </w:r>
+      <w:r>
+        <w:rPr>
+          <w:rFonts w:ascii="Times New Roman" w:hAnsi="Times New Roman" w:cs="Times New Roman"/>
+          <w:sz w:val="22"/>
+          <w:szCs w:val="22"/>
+        </w:rPr>
+        <w:t xml:space="preserve"> User views availability, pricing, and facility information.</w:t>
+      </w:r>
+      <w:r>
+        <w:rPr>
+          <w:rFonts w:ascii="Times New Roman" w:hAnsi="Times New Roman" w:cs="Times New Roman"/>
+          <w:sz w:val="22"/>
+          <w:szCs w:val="22"/>
+        </w:rPr>
+        <w:br/>
+      </w:r>
+      <w:r>
+        <w:rPr>
+          <w:rFonts w:ascii="Times New Roman" w:hAnsi="Times New Roman" w:cs="Times New Roman"/>
+          <w:b/>
+          <w:bCs/>
+          <w:sz w:val="22"/>
+          <w:szCs w:val="22"/>
+        </w:rPr>
+        <w:t>Postcondition:</w:t>
+      </w:r>
+      <w:r>
+        <w:rPr>
+          <w:rFonts w:ascii="Times New Roman" w:hAnsi="Times New Roman" w:cs="Times New Roman"/>
+          <w:sz w:val="22"/>
+          <w:szCs w:val="22"/>
+        </w:rPr>
+        <w:t xml:space="preserve"> Parking information is displayed.</w:t>
+      </w:r>
+    </w:p>
+    <w:p>
+      <w:pPr>
+        <w:rPr>
+          <w:rFonts w:ascii="Times New Roman" w:hAnsi="Times New Roman" w:cs="Times New Roman"/>
+          <w:b/>
+          <w:bCs/>
+          <w:sz w:val="22"/>
+          <w:szCs w:val="22"/>
+        </w:rPr>
+      </w:pPr>
+      <w:r>
+        <w:rPr>
+          <w:rFonts w:ascii="Times New Roman" w:hAnsi="Times New Roman" w:cs="Times New Roman"/>
+          <w:b/>
+          <w:bCs/>
+          <w:sz w:val="22"/>
+          <w:szCs w:val="22"/>
+        </w:rPr>
+        <w:t>Use Case 6</w:t>
+      </w:r>
+      <w:r>
+        <w:rPr>
+          <w:rFonts w:ascii="Times New Roman" w:hAnsi="Times New Roman" w:cs="Times New Roman"/>
+          <w:b/>
+          <w:bCs/>
+          <w:sz w:val="22"/>
+          <w:szCs w:val="22"/>
+        </w:rPr>
+        <w:br/>
+      </w:r>
+      <w:r>
+        <w:rPr>
+          <w:rFonts w:ascii="Times New Roman" w:hAnsi="Times New Roman" w:cs="Times New Roman"/>
+          <w:b/>
+          <w:bCs/>
+          <w:sz w:val="22"/>
+          <w:szCs w:val="22"/>
+        </w:rPr>
+        <w:t>Title:</w:t>
+      </w:r>
+      <w:r>
+        <w:rPr>
+          <w:rFonts w:ascii="Times New Roman" w:hAnsi="Times New Roman" w:cs="Times New Roman"/>
+          <w:sz w:val="22"/>
+          <w:szCs w:val="22"/>
+        </w:rPr>
+        <w:t xml:space="preserve"> Reserve Parking Space</w:t>
+      </w:r>
+      <w:r>
+        <w:rPr>
+          <w:rFonts w:ascii="Times New Roman" w:hAnsi="Times New Roman" w:cs="Times New Roman"/>
+          <w:sz w:val="22"/>
+          <w:szCs w:val="22"/>
+        </w:rPr>
+        <w:br/>
+      </w:r>
+      <w:r>
+        <w:rPr>
+          <w:rFonts w:ascii="Times New Roman" w:hAnsi="Times New Roman" w:cs="Times New Roman"/>
+          <w:b/>
+          <w:bCs/>
+          <w:sz w:val="22"/>
+          <w:szCs w:val="22"/>
+        </w:rPr>
+        <w:t>Actor:</w:t>
+      </w:r>
+      <w:r>
+        <w:rPr>
+          <w:rFonts w:ascii="Times New Roman" w:hAnsi="Times New Roman" w:cs="Times New Roman"/>
+          <w:sz w:val="22"/>
+          <w:szCs w:val="22"/>
+        </w:rPr>
+        <w:t xml:space="preserve"> </w:t>
+      </w:r>
+      <w:r>
+        <w:rPr>
+          <w:rFonts w:ascii="Times New Roman" w:hAnsi="Times New Roman" w:cs="Times New Roman"/>
+          <w:sz w:val="22"/>
+          <w:szCs w:val="22"/>
+        </w:rPr>
+        <w:t>Customer</w:t>
+      </w:r>
+      <w:r>
+        <w:rPr>
+          <w:rFonts w:ascii="Times New Roman" w:hAnsi="Times New Roman" w:cs="Times New Roman"/>
+          <w:sz w:val="22"/>
+          <w:szCs w:val="22"/>
+        </w:rPr>
+        <w:br/>
+      </w:r>
+      <w:r>
+        <w:rPr>
+          <w:rFonts w:ascii="Times New Roman" w:hAnsi="Times New Roman" w:cs="Times New Roman"/>
+          <w:b/>
+          <w:bCs/>
+          <w:sz w:val="22"/>
+          <w:szCs w:val="22"/>
+        </w:rPr>
+        <w:t>Precondition:</w:t>
+      </w:r>
+      <w:r>
+        <w:rPr>
+          <w:rFonts w:ascii="Times New Roman" w:hAnsi="Times New Roman" w:cs="Times New Roman"/>
+          <w:sz w:val="22"/>
+          <w:szCs w:val="22"/>
+        </w:rPr>
+        <w:t xml:space="preserve"> User is logged in and parking is available</w:t>
+      </w:r>
+      <w:r>
+        <w:rPr>
+          <w:rFonts w:ascii="Times New Roman" w:hAnsi="Times New Roman" w:cs="Times New Roman"/>
+          <w:sz w:val="22"/>
+          <w:szCs w:val="22"/>
+        </w:rPr>
+        <w:br/>
+      </w:r>
+      <w:r>
+        <w:rPr>
+          <w:rFonts w:ascii="Times New Roman" w:hAnsi="Times New Roman" w:cs="Times New Roman"/>
+          <w:b/>
+          <w:bCs/>
+          <w:sz w:val="22"/>
+          <w:szCs w:val="22"/>
+        </w:rPr>
+        <w:t>Steps:</w:t>
+      </w:r>
+      <w:r>
+        <w:rPr>
+          <w:rFonts w:ascii="Times New Roman" w:hAnsi="Times New Roman" w:cs="Times New Roman"/>
+          <w:sz w:val="22"/>
+          <w:szCs w:val="22"/>
+        </w:rPr>
+        <w:t xml:space="preserve"> User selects a time and confirms the reservation.</w:t>
+      </w:r>
+      <w:r>
+        <w:rPr>
+          <w:rFonts w:ascii="Times New Roman" w:hAnsi="Times New Roman" w:cs="Times New Roman"/>
+          <w:sz w:val="22"/>
+          <w:szCs w:val="22"/>
+        </w:rPr>
+        <w:br/>
+      </w:r>
+      <w:r>
+        <w:rPr>
+          <w:rFonts w:ascii="Times New Roman" w:hAnsi="Times New Roman" w:cs="Times New Roman"/>
+          <w:b/>
+          <w:bCs/>
+          <w:sz w:val="22"/>
+          <w:szCs w:val="22"/>
+        </w:rPr>
+        <w:t>Postcondition:</w:t>
+      </w:r>
+      <w:r>
+        <w:rPr>
+          <w:rFonts w:ascii="Times New Roman" w:hAnsi="Times New Roman" w:cs="Times New Roman"/>
+          <w:sz w:val="22"/>
+          <w:szCs w:val="22"/>
+        </w:rPr>
+        <w:t xml:space="preserve"> Parking is reserved.</w:t>
+      </w:r>
     </w:p>
     <w:p>
       <w:pPr>
@@ -3317,6 +4519,16 @@
           <w:szCs w:val="22"/>
         </w:rPr>
         <w:lastRenderedPageBreak/>
+        <w:t>Use Case 7</w:t>
+      </w:r>
+      <w:r>
+        <w:rPr>
+          <w:rFonts w:ascii="Times New Roman" w:hAnsi="Times New Roman" w:cs="Times New Roman"/>
+          <w:b/>
+          <w:bCs/>
+          <w:sz w:val="22"/>
+          <w:szCs w:val="22"/>
+        </w:rPr>
         <w:br/>
       </w:r>
       <w:r>
@@ -3327,6 +4539,22 @@
           <w:sz w:val="22"/>
           <w:szCs w:val="22"/>
         </w:rPr>
+        <w:t>Title:</w:t>
+      </w:r>
+      <w:r>
+        <w:rPr>
+          <w:rFonts w:ascii="Times New Roman" w:hAnsi="Times New Roman" w:cs="Times New Roman"/>
+          <w:sz w:val="22"/>
+          <w:szCs w:val="22"/>
+        </w:rPr>
+        <w:t xml:space="preserve"> Make Digital Payment</w:t>
+      </w:r>
+      <w:r>
+        <w:rPr>
+          <w:rFonts w:ascii="Times New Roman" w:hAnsi="Times New Roman" w:cs="Times New Roman"/>
+          <w:sz w:val="22"/>
+          <w:szCs w:val="22"/>
+        </w:rPr>
         <w:br/>
       </w:r>
       <w:r>
@@ -3337,13 +4565,27 @@
           <w:sz w:val="22"/>
           <w:szCs w:val="22"/>
         </w:rPr>
-        <w:t>Use Case 4</w:t>
-      </w:r>
-      <w:r>
-        <w:rPr>
-          <w:rFonts w:ascii="Times New Roman" w:hAnsi="Times New Roman" w:cs="Times New Roman"/>
-          <w:b/>
-          <w:bCs/>
+        <w:t>Actor:</w:t>
+      </w:r>
+      <w:r>
+        <w:rPr>
+          <w:rFonts w:ascii="Times New Roman" w:hAnsi="Times New Roman" w:cs="Times New Roman"/>
+          <w:sz w:val="22"/>
+          <w:szCs w:val="22"/>
+        </w:rPr>
+        <w:t xml:space="preserve"> </w:t>
+      </w:r>
+      <w:r>
+        <w:rPr>
+          <w:rFonts w:ascii="Times New Roman" w:hAnsi="Times New Roman" w:cs="Times New Roman"/>
+          <w:sz w:val="22"/>
+          <w:szCs w:val="22"/>
+        </w:rPr>
+        <w:t>Customer</w:t>
+      </w:r>
+      <w:r>
+        <w:rPr>
+          <w:rFonts w:ascii="Times New Roman" w:hAnsi="Times New Roman" w:cs="Times New Roman"/>
           <w:sz w:val="22"/>
           <w:szCs w:val="22"/>
         </w:rPr>
@@ -3357,6 +4599,107 @@
           <w:sz w:val="22"/>
           <w:szCs w:val="22"/>
         </w:rPr>
+        <w:t>Precondition:</w:t>
+      </w:r>
+      <w:r>
+        <w:rPr>
+          <w:rFonts w:ascii="Times New Roman" w:hAnsi="Times New Roman" w:cs="Times New Roman"/>
+          <w:sz w:val="22"/>
+          <w:szCs w:val="22"/>
+        </w:rPr>
+        <w:t xml:space="preserve"> User has a reservation</w:t>
+      </w:r>
+      <w:r>
+        <w:rPr>
+          <w:rFonts w:ascii="Times New Roman" w:hAnsi="Times New Roman" w:cs="Times New Roman"/>
+          <w:sz w:val="22"/>
+          <w:szCs w:val="22"/>
+        </w:rPr>
+        <w:br/>
+      </w:r>
+      <w:r>
+        <w:rPr>
+          <w:rFonts w:ascii="Times New Roman" w:hAnsi="Times New Roman" w:cs="Times New Roman"/>
+          <w:b/>
+          <w:bCs/>
+          <w:sz w:val="22"/>
+          <w:szCs w:val="22"/>
+        </w:rPr>
+        <w:t>Steps:</w:t>
+      </w:r>
+      <w:r>
+        <w:rPr>
+          <w:rFonts w:ascii="Times New Roman" w:hAnsi="Times New Roman" w:cs="Times New Roman"/>
+          <w:sz w:val="22"/>
+          <w:szCs w:val="22"/>
+        </w:rPr>
+        <w:t xml:space="preserve"> User selects a payment method and submits payment.</w:t>
+      </w:r>
+      <w:r>
+        <w:rPr>
+          <w:rFonts w:ascii="Times New Roman" w:hAnsi="Times New Roman" w:cs="Times New Roman"/>
+          <w:sz w:val="22"/>
+          <w:szCs w:val="22"/>
+        </w:rPr>
+        <w:br/>
+      </w:r>
+      <w:r>
+        <w:rPr>
+          <w:rFonts w:ascii="Times New Roman" w:hAnsi="Times New Roman" w:cs="Times New Roman"/>
+          <w:b/>
+          <w:bCs/>
+          <w:sz w:val="22"/>
+          <w:szCs w:val="22"/>
+        </w:rPr>
+        <w:t>Postcondition:</w:t>
+      </w:r>
+      <w:r>
+        <w:rPr>
+          <w:rFonts w:ascii="Times New Roman" w:hAnsi="Times New Roman" w:cs="Times New Roman"/>
+          <w:sz w:val="22"/>
+          <w:szCs w:val="22"/>
+        </w:rPr>
+        <w:t xml:space="preserve"> Payment is processed and recorded.</w:t>
+      </w:r>
+    </w:p>
+    <w:p>
+      <w:pPr>
+        <w:rPr>
+          <w:rFonts w:ascii="Times New Roman" w:hAnsi="Times New Roman" w:cs="Times New Roman"/>
+          <w:b/>
+          <w:bCs/>
+          <w:sz w:val="22"/>
+          <w:szCs w:val="22"/>
+        </w:rPr>
+      </w:pPr>
+      <w:r>
+        <w:rPr>
+          <w:rFonts w:ascii="Times New Roman" w:hAnsi="Times New Roman" w:cs="Times New Roman"/>
+          <w:b/>
+          <w:bCs/>
+          <w:sz w:val="22"/>
+          <w:szCs w:val="22"/>
+        </w:rPr>
+        <w:t>Use Case 8</w:t>
+      </w:r>
+      <w:r>
+        <w:rPr>
+          <w:rFonts w:ascii="Times New Roman" w:hAnsi="Times New Roman" w:cs="Times New Roman"/>
+          <w:b/>
+          <w:bCs/>
+          <w:sz w:val="22"/>
+          <w:szCs w:val="22"/>
+        </w:rPr>
+        <w:br/>
+      </w:r>
+      <w:r>
+        <w:rPr>
+          <w:rFonts w:ascii="Times New Roman" w:hAnsi="Times New Roman" w:cs="Times New Roman"/>
+          <w:b/>
+          <w:bCs/>
+          <w:sz w:val="22"/>
+          <w:szCs w:val="22"/>
+        </w:rPr>
         <w:t>Title:</w:t>
       </w:r>
       <w:r>
@@ -3365,7 +4708,7 @@
           <w:sz w:val="22"/>
           <w:szCs w:val="22"/>
         </w:rPr>
-        <w:t xml:space="preserve"> View Parking Map</w:t>
+        <w:t xml:space="preserve"> View Reservation History</w:t>
       </w:r>
       <w:r>
         <w:rPr>
@@ -3425,7 +4768,7 @@
           <w:sz w:val="22"/>
           <w:szCs w:val="22"/>
         </w:rPr>
-        <w:t xml:space="preserve"> Parking locations are available</w:t>
+        <w:t xml:space="preserve"> User has reservations</w:t>
       </w:r>
       <w:r>
         <w:rPr>
@@ -3451,7 +4794,7 @@
           <w:sz w:val="22"/>
           <w:szCs w:val="22"/>
         </w:rPr>
-        <w:t xml:space="preserve"> User opens the map and selects a parking location.</w:t>
+        <w:t xml:space="preserve"> User opens reservation history and selects a reservation.</w:t>
       </w:r>
       <w:r>
         <w:rPr>
@@ -3477,28 +4820,26 @@
           <w:sz w:val="22"/>
           <w:szCs w:val="22"/>
         </w:rPr>
-        <w:t xml:space="preserve"> Selected parking facility is displayed.</w:t>
-      </w:r>
-    </w:p>
-    <w:p>
-      <w:pPr>
-        <w:rPr>
-          <w:rFonts w:ascii="Times New Roman" w:hAnsi="Times New Roman" w:cs="Times New Roman"/>
-          <w:b/>
-          <w:bCs/>
-          <w:sz w:val="22"/>
-          <w:szCs w:val="22"/>
-        </w:rPr>
-      </w:pPr>
-      <w:r>
-        <w:rPr>
-          <w:rFonts w:ascii="Times New Roman" w:hAnsi="Times New Roman" w:cs="Times New Roman"/>
-          <w:b/>
-          <w:bCs/>
-          <w:sz w:val="22"/>
-          <w:szCs w:val="22"/>
-        </w:rPr>
-        <w:t>Use Case 5</w:t>
+        <w:t xml:space="preserve"> Reservation details are displayed.</w:t>
+      </w:r>
+    </w:p>
+    <w:p>
+      <w:pPr>
+        <w:rPr>
+          <w:rFonts w:ascii="Times New Roman" w:hAnsi="Times New Roman" w:cs="Times New Roman"/>
+          <w:sz w:val="22"/>
+          <w:szCs w:val="22"/>
+        </w:rPr>
+      </w:pPr>
+      <w:r>
+        <w:rPr>
+          <w:rFonts w:ascii="Times New Roman" w:hAnsi="Times New Roman" w:cs="Times New Roman"/>
+          <w:b/>
+          <w:bCs/>
+          <w:sz w:val="22"/>
+          <w:szCs w:val="22"/>
+        </w:rPr>
+        <w:t>Use Case 9</w:t>
       </w:r>
       <w:r>
         <w:rPr>
@@ -3526,7 +4867,7 @@
           <w:sz w:val="22"/>
           <w:szCs w:val="22"/>
         </w:rPr>
-        <w:t xml:space="preserve"> View Parking Details</w:t>
+        <w:t xml:space="preserve"> Receive Parking Notification</w:t>
       </w:r>
       <w:r>
         <w:rPr>
@@ -3586,6 +4927,489 @@
           <w:sz w:val="22"/>
           <w:szCs w:val="22"/>
         </w:rPr>
+        <w:t xml:space="preserve"> User has an active reservation</w:t>
+      </w:r>
+      <w:r>
+        <w:rPr>
+          <w:rFonts w:ascii="Times New Roman" w:hAnsi="Times New Roman" w:cs="Times New Roman"/>
+          <w:sz w:val="22"/>
+          <w:szCs w:val="22"/>
+        </w:rPr>
+        <w:br/>
+      </w:r>
+      <w:r>
+        <w:rPr>
+          <w:rFonts w:ascii="Times New Roman" w:hAnsi="Times New Roman" w:cs="Times New Roman"/>
+          <w:b/>
+          <w:bCs/>
+          <w:sz w:val="22"/>
+          <w:szCs w:val="22"/>
+        </w:rPr>
+        <w:t>Steps:</w:t>
+      </w:r>
+      <w:r>
+        <w:rPr>
+          <w:rFonts w:ascii="Times New Roman" w:hAnsi="Times New Roman" w:cs="Times New Roman"/>
+          <w:sz w:val="22"/>
+          <w:szCs w:val="22"/>
+        </w:rPr>
+        <w:t xml:space="preserve"> System detects a relevant event and sends a notification.</w:t>
+      </w:r>
+      <w:r>
+        <w:rPr>
+          <w:rFonts w:ascii="Times New Roman" w:hAnsi="Times New Roman" w:cs="Times New Roman"/>
+          <w:sz w:val="22"/>
+          <w:szCs w:val="22"/>
+        </w:rPr>
+        <w:br/>
+      </w:r>
+      <w:r>
+        <w:rPr>
+          <w:rFonts w:ascii="Times New Roman" w:hAnsi="Times New Roman" w:cs="Times New Roman"/>
+          <w:b/>
+          <w:bCs/>
+          <w:sz w:val="22"/>
+          <w:szCs w:val="22"/>
+        </w:rPr>
+        <w:t>Postcondition:</w:t>
+      </w:r>
+      <w:r>
+        <w:rPr>
+          <w:rFonts w:ascii="Times New Roman" w:hAnsi="Times New Roman" w:cs="Times New Roman"/>
+          <w:sz w:val="22"/>
+          <w:szCs w:val="22"/>
+        </w:rPr>
+        <w:t xml:space="preserve"> User receives the notification.</w:t>
+      </w:r>
+    </w:p>
+    <w:p>
+      <w:pPr>
+        <w:rPr>
+          <w:rFonts w:ascii="Times New Roman" w:hAnsi="Times New Roman" w:cs="Times New Roman"/>
+          <w:b/>
+          <w:bCs/>
+          <w:sz w:val="22"/>
+          <w:szCs w:val="22"/>
+        </w:rPr>
+      </w:pPr>
+      <w:r>
+        <w:rPr>
+          <w:rFonts w:ascii="Times New Roman" w:hAnsi="Times New Roman" w:cs="Times New Roman"/>
+          <w:b/>
+          <w:bCs/>
+          <w:sz w:val="22"/>
+          <w:szCs w:val="22"/>
+        </w:rPr>
+        <w:t>Use Case 10</w:t>
+      </w:r>
+      <w:r>
+        <w:rPr>
+          <w:rFonts w:ascii="Times New Roman" w:hAnsi="Times New Roman" w:cs="Times New Roman"/>
+          <w:b/>
+          <w:bCs/>
+          <w:sz w:val="22"/>
+          <w:szCs w:val="22"/>
+        </w:rPr>
+        <w:br/>
+      </w:r>
+      <w:r>
+        <w:rPr>
+          <w:rFonts w:ascii="Times New Roman" w:hAnsi="Times New Roman" w:cs="Times New Roman"/>
+          <w:b/>
+          <w:bCs/>
+          <w:sz w:val="22"/>
+          <w:szCs w:val="22"/>
+        </w:rPr>
+        <w:t>Title:</w:t>
+      </w:r>
+      <w:r>
+        <w:rPr>
+          <w:rFonts w:ascii="Times New Roman" w:hAnsi="Times New Roman" w:cs="Times New Roman"/>
+          <w:sz w:val="22"/>
+          <w:szCs w:val="22"/>
+        </w:rPr>
+        <w:t xml:space="preserve"> Modify Reservation</w:t>
+      </w:r>
+      <w:r>
+        <w:rPr>
+          <w:rFonts w:ascii="Times New Roman" w:hAnsi="Times New Roman" w:cs="Times New Roman"/>
+          <w:sz w:val="22"/>
+          <w:szCs w:val="22"/>
+        </w:rPr>
+        <w:br/>
+      </w:r>
+      <w:r>
+        <w:rPr>
+          <w:rFonts w:ascii="Times New Roman" w:hAnsi="Times New Roman" w:cs="Times New Roman"/>
+          <w:b/>
+          <w:bCs/>
+          <w:sz w:val="22"/>
+          <w:szCs w:val="22"/>
+        </w:rPr>
+        <w:t>Actor:</w:t>
+      </w:r>
+      <w:r>
+        <w:rPr>
+          <w:rFonts w:ascii="Times New Roman" w:hAnsi="Times New Roman" w:cs="Times New Roman"/>
+          <w:sz w:val="22"/>
+          <w:szCs w:val="22"/>
+        </w:rPr>
+        <w:t xml:space="preserve"> </w:t>
+      </w:r>
+      <w:r>
+        <w:rPr>
+          <w:rFonts w:ascii="Times New Roman" w:hAnsi="Times New Roman" w:cs="Times New Roman"/>
+          <w:sz w:val="22"/>
+          <w:szCs w:val="22"/>
+        </w:rPr>
+        <w:t>Customer</w:t>
+      </w:r>
+      <w:r>
+        <w:rPr>
+          <w:rFonts w:ascii="Times New Roman" w:hAnsi="Times New Roman" w:cs="Times New Roman"/>
+          <w:sz w:val="22"/>
+          <w:szCs w:val="22"/>
+        </w:rPr>
+        <w:br/>
+      </w:r>
+      <w:r>
+        <w:rPr>
+          <w:rFonts w:ascii="Times New Roman" w:hAnsi="Times New Roman" w:cs="Times New Roman"/>
+          <w:b/>
+          <w:bCs/>
+          <w:sz w:val="22"/>
+          <w:szCs w:val="22"/>
+        </w:rPr>
+        <w:t>Precondition:</w:t>
+      </w:r>
+      <w:r>
+        <w:rPr>
+          <w:rFonts w:ascii="Times New Roman" w:hAnsi="Times New Roman" w:cs="Times New Roman"/>
+          <w:sz w:val="22"/>
+          <w:szCs w:val="22"/>
+        </w:rPr>
+        <w:t xml:space="preserve"> User has an eligible reservation</w:t>
+      </w:r>
+      <w:r>
+        <w:rPr>
+          <w:rFonts w:ascii="Times New Roman" w:hAnsi="Times New Roman" w:cs="Times New Roman"/>
+          <w:sz w:val="22"/>
+          <w:szCs w:val="22"/>
+        </w:rPr>
+        <w:br/>
+      </w:r>
+      <w:r>
+        <w:rPr>
+          <w:rFonts w:ascii="Times New Roman" w:hAnsi="Times New Roman" w:cs="Times New Roman"/>
+          <w:b/>
+          <w:bCs/>
+          <w:sz w:val="22"/>
+          <w:szCs w:val="22"/>
+        </w:rPr>
+        <w:t>Steps:</w:t>
+      </w:r>
+      <w:r>
+        <w:rPr>
+          <w:rFonts w:ascii="Times New Roman" w:hAnsi="Times New Roman" w:cs="Times New Roman"/>
+          <w:sz w:val="22"/>
+          <w:szCs w:val="22"/>
+        </w:rPr>
+        <w:t xml:space="preserve"> User changes the reservation details and confirms the change.</w:t>
+      </w:r>
+      <w:r>
+        <w:rPr>
+          <w:rFonts w:ascii="Times New Roman" w:hAnsi="Times New Roman" w:cs="Times New Roman"/>
+          <w:sz w:val="22"/>
+          <w:szCs w:val="22"/>
+        </w:rPr>
+        <w:br/>
+      </w:r>
+      <w:r>
+        <w:rPr>
+          <w:rFonts w:ascii="Times New Roman" w:hAnsi="Times New Roman" w:cs="Times New Roman"/>
+          <w:b/>
+          <w:bCs/>
+          <w:sz w:val="22"/>
+          <w:szCs w:val="22"/>
+        </w:rPr>
+        <w:t>Postcondition:</w:t>
+      </w:r>
+      <w:r>
+        <w:rPr>
+          <w:rFonts w:ascii="Times New Roman" w:hAnsi="Times New Roman" w:cs="Times New Roman"/>
+          <w:sz w:val="22"/>
+          <w:szCs w:val="22"/>
+        </w:rPr>
+        <w:t xml:space="preserve"> Reservation is updated.</w:t>
+      </w:r>
+    </w:p>
+    <w:p>
+      <w:pPr>
+        <w:rPr>
+          <w:rFonts w:ascii="Times New Roman" w:hAnsi="Times New Roman" w:cs="Times New Roman"/>
+          <w:b/>
+          <w:bCs/>
+          <w:sz w:val="22"/>
+          <w:szCs w:val="22"/>
+        </w:rPr>
+      </w:pPr>
+      <w:r>
+        <w:rPr>
+          <w:rFonts w:ascii="Times New Roman" w:hAnsi="Times New Roman" w:cs="Times New Roman"/>
+          <w:b/>
+          <w:bCs/>
+          <w:sz w:val="22"/>
+          <w:szCs w:val="22"/>
+        </w:rPr>
+        <w:t>Use Case 11</w:t>
+      </w:r>
+      <w:r>
+        <w:rPr>
+          <w:rFonts w:ascii="Times New Roman" w:hAnsi="Times New Roman" w:cs="Times New Roman"/>
+          <w:b/>
+          <w:bCs/>
+          <w:sz w:val="22"/>
+          <w:szCs w:val="22"/>
+        </w:rPr>
+        <w:br/>
+      </w:r>
+      <w:r>
+        <w:rPr>
+          <w:rFonts w:ascii="Times New Roman" w:hAnsi="Times New Roman" w:cs="Times New Roman"/>
+          <w:b/>
+          <w:bCs/>
+          <w:sz w:val="22"/>
+          <w:szCs w:val="22"/>
+        </w:rPr>
+        <w:t>Title:</w:t>
+      </w:r>
+      <w:r>
+        <w:rPr>
+          <w:rFonts w:ascii="Times New Roman" w:hAnsi="Times New Roman" w:cs="Times New Roman"/>
+          <w:sz w:val="22"/>
+          <w:szCs w:val="22"/>
+        </w:rPr>
+        <w:t xml:space="preserve"> Cancel Reservation</w:t>
+      </w:r>
+      <w:r>
+        <w:rPr>
+          <w:rFonts w:ascii="Times New Roman" w:hAnsi="Times New Roman" w:cs="Times New Roman"/>
+          <w:sz w:val="22"/>
+          <w:szCs w:val="22"/>
+        </w:rPr>
+        <w:br/>
+      </w:r>
+      <w:r>
+        <w:rPr>
+          <w:rFonts w:ascii="Times New Roman" w:hAnsi="Times New Roman" w:cs="Times New Roman"/>
+          <w:b/>
+          <w:bCs/>
+          <w:sz w:val="22"/>
+          <w:szCs w:val="22"/>
+        </w:rPr>
+        <w:t>Actor:</w:t>
+      </w:r>
+      <w:r>
+        <w:rPr>
+          <w:rFonts w:ascii="Times New Roman" w:hAnsi="Times New Roman" w:cs="Times New Roman"/>
+          <w:sz w:val="22"/>
+          <w:szCs w:val="22"/>
+        </w:rPr>
+        <w:t xml:space="preserve"> </w:t>
+      </w:r>
+      <w:r>
+        <w:rPr>
+          <w:rFonts w:ascii="Times New Roman" w:hAnsi="Times New Roman" w:cs="Times New Roman"/>
+          <w:sz w:val="22"/>
+          <w:szCs w:val="22"/>
+        </w:rPr>
+        <w:t>Customer</w:t>
+      </w:r>
+      <w:r>
+        <w:rPr>
+          <w:rFonts w:ascii="Times New Roman" w:hAnsi="Times New Roman" w:cs="Times New Roman"/>
+          <w:sz w:val="22"/>
+          <w:szCs w:val="22"/>
+        </w:rPr>
+        <w:br/>
+      </w:r>
+      <w:r>
+        <w:rPr>
+          <w:rFonts w:ascii="Times New Roman" w:hAnsi="Times New Roman" w:cs="Times New Roman"/>
+          <w:b/>
+          <w:bCs/>
+          <w:sz w:val="22"/>
+          <w:szCs w:val="22"/>
+        </w:rPr>
+        <w:t>Precondition:</w:t>
+      </w:r>
+      <w:r>
+        <w:rPr>
+          <w:rFonts w:ascii="Times New Roman" w:hAnsi="Times New Roman" w:cs="Times New Roman"/>
+          <w:sz w:val="22"/>
+          <w:szCs w:val="22"/>
+        </w:rPr>
+        <w:t xml:space="preserve"> User has an eligible reservation</w:t>
+      </w:r>
+      <w:r>
+        <w:rPr>
+          <w:rFonts w:ascii="Times New Roman" w:hAnsi="Times New Roman" w:cs="Times New Roman"/>
+          <w:sz w:val="22"/>
+          <w:szCs w:val="22"/>
+        </w:rPr>
+        <w:br/>
+      </w:r>
+      <w:r>
+        <w:rPr>
+          <w:rFonts w:ascii="Times New Roman" w:hAnsi="Times New Roman" w:cs="Times New Roman"/>
+          <w:b/>
+          <w:bCs/>
+          <w:sz w:val="22"/>
+          <w:szCs w:val="22"/>
+        </w:rPr>
+        <w:t>Steps:</w:t>
+      </w:r>
+      <w:r>
+        <w:rPr>
+          <w:rFonts w:ascii="Times New Roman" w:hAnsi="Times New Roman" w:cs="Times New Roman"/>
+          <w:sz w:val="22"/>
+          <w:szCs w:val="22"/>
+        </w:rPr>
+        <w:t xml:space="preserve"> User selects “Cancel” and confirms cancellation.</w:t>
+      </w:r>
+      <w:r>
+        <w:rPr>
+          <w:rFonts w:ascii="Times New Roman" w:hAnsi="Times New Roman" w:cs="Times New Roman"/>
+          <w:sz w:val="22"/>
+          <w:szCs w:val="22"/>
+        </w:rPr>
+        <w:br/>
+      </w:r>
+      <w:r>
+        <w:rPr>
+          <w:rFonts w:ascii="Times New Roman" w:hAnsi="Times New Roman" w:cs="Times New Roman"/>
+          <w:b/>
+          <w:bCs/>
+          <w:sz w:val="22"/>
+          <w:szCs w:val="22"/>
+        </w:rPr>
+        <w:t>Postcondition:</w:t>
+      </w:r>
+      <w:r>
+        <w:rPr>
+          <w:rFonts w:ascii="Times New Roman" w:hAnsi="Times New Roman" w:cs="Times New Roman"/>
+          <w:sz w:val="22"/>
+          <w:szCs w:val="22"/>
+        </w:rPr>
+        <w:t xml:space="preserve"> Reservation is cancelled.</w:t>
+      </w:r>
+    </w:p>
+    <w:p>
+      <w:pPr>
+        <w:rPr>
+          <w:rFonts w:ascii="Times New Roman" w:hAnsi="Times New Roman" w:cs="Times New Roman"/>
+          <w:b/>
+          <w:bCs/>
+          <w:sz w:val="22"/>
+          <w:szCs w:val="22"/>
+        </w:rPr>
+      </w:pPr>
+      <w:r>
+        <w:rPr>
+          <w:rFonts w:ascii="Times New Roman" w:hAnsi="Times New Roman" w:cs="Times New Roman"/>
+          <w:b/>
+          <w:bCs/>
+          <w:sz w:val="22"/>
+          <w:szCs w:val="22"/>
+        </w:rPr>
+        <w:t>Use Case 12</w:t>
+      </w:r>
+      <w:r>
+        <w:rPr>
+          <w:rFonts w:ascii="Times New Roman" w:hAnsi="Times New Roman" w:cs="Times New Roman"/>
+          <w:b/>
+          <w:bCs/>
+          <w:sz w:val="22"/>
+          <w:szCs w:val="22"/>
+        </w:rPr>
+        <w:br/>
+      </w:r>
+      <w:r>
+        <w:rPr>
+          <w:rFonts w:ascii="Times New Roman" w:hAnsi="Times New Roman" w:cs="Times New Roman"/>
+          <w:b/>
+          <w:bCs/>
+          <w:sz w:val="22"/>
+          <w:szCs w:val="22"/>
+        </w:rPr>
+        <w:t>Title:</w:t>
+      </w:r>
+      <w:r>
+        <w:rPr>
+          <w:rFonts w:ascii="Times New Roman" w:hAnsi="Times New Roman" w:cs="Times New Roman"/>
+          <w:sz w:val="22"/>
+          <w:szCs w:val="22"/>
+        </w:rPr>
+        <w:t xml:space="preserve"> Get Parking Directions</w:t>
+      </w:r>
+      <w:r>
+        <w:rPr>
+          <w:rFonts w:ascii="Times New Roman" w:hAnsi="Times New Roman" w:cs="Times New Roman"/>
+          <w:sz w:val="22"/>
+          <w:szCs w:val="22"/>
+        </w:rPr>
+        <w:br/>
+      </w:r>
+      <w:r>
+        <w:rPr>
+          <w:rFonts w:ascii="Times New Roman" w:hAnsi="Times New Roman" w:cs="Times New Roman"/>
+          <w:b/>
+          <w:bCs/>
+          <w:sz w:val="22"/>
+          <w:szCs w:val="22"/>
+        </w:rPr>
+        <w:t>Actor:</w:t>
+      </w:r>
+      <w:r>
+        <w:rPr>
+          <w:rFonts w:ascii="Times New Roman" w:hAnsi="Times New Roman" w:cs="Times New Roman"/>
+          <w:sz w:val="22"/>
+          <w:szCs w:val="22"/>
+        </w:rPr>
+        <w:t xml:space="preserve"> </w:t>
+      </w:r>
+      <w:r>
+        <w:rPr>
+          <w:rFonts w:ascii="Times New Roman" w:hAnsi="Times New Roman" w:cs="Times New Roman"/>
+          <w:sz w:val="22"/>
+          <w:szCs w:val="22"/>
+        </w:rPr>
+        <w:t>Customer</w:t>
+      </w:r>
+      <w:r>
+        <w:rPr>
+          <w:rFonts w:ascii="Times New Roman" w:hAnsi="Times New Roman" w:cs="Times New Roman"/>
+          <w:sz w:val="22"/>
+          <w:szCs w:val="22"/>
+        </w:rPr>
+        <w:br/>
+      </w:r>
+      <w:r>
+        <w:rPr>
+          <w:rFonts w:ascii="Times New Roman" w:hAnsi="Times New Roman" w:cs="Times New Roman"/>
+          <w:b/>
+          <w:bCs/>
+          <w:sz w:val="22"/>
+          <w:szCs w:val="22"/>
+        </w:rPr>
+        <w:t>Precondition:</w:t>
+      </w:r>
+      <w:r>
+        <w:rPr>
+          <w:rFonts w:ascii="Times New Roman" w:hAnsi="Times New Roman" w:cs="Times New Roman"/>
+          <w:sz w:val="22"/>
+          <w:szCs w:val="22"/>
+        </w:rPr>
         <w:t xml:space="preserve"> Parking facility is selected</w:t>
       </w:r>
       <w:r>
@@ -3612,7 +5436,7 @@
           <w:sz w:val="22"/>
           <w:szCs w:val="22"/>
         </w:rPr>
-        <w:t xml:space="preserve"> User views availability, pricing, and facility information.</w:t>
+        <w:t xml:space="preserve"> User selects “Get Directions.”</w:t>
       </w:r>
       <w:r>
         <w:rPr>
@@ -3638,28 +5462,28 @@
           <w:sz w:val="22"/>
           <w:szCs w:val="22"/>
         </w:rPr>
-        <w:t xml:space="preserve"> Parking information is displayed.</w:t>
-      </w:r>
-    </w:p>
-    <w:p>
-      <w:pPr>
-        <w:rPr>
-          <w:rFonts w:ascii="Times New Roman" w:hAnsi="Times New Roman" w:cs="Times New Roman"/>
-          <w:b/>
-          <w:bCs/>
-          <w:sz w:val="22"/>
-          <w:szCs w:val="22"/>
-        </w:rPr>
-      </w:pPr>
-      <w:r>
-        <w:rPr>
-          <w:rFonts w:ascii="Times New Roman" w:hAnsi="Times New Roman" w:cs="Times New Roman"/>
-          <w:b/>
-          <w:bCs/>
-          <w:sz w:val="22"/>
-          <w:szCs w:val="22"/>
-        </w:rPr>
-        <w:t>Use Case 6</w:t>
+        <w:t xml:space="preserve"> Navigation directions are provided.</w:t>
+      </w:r>
+    </w:p>
+    <w:p>
+      <w:pPr>
+        <w:rPr>
+          <w:rFonts w:ascii="Times New Roman" w:hAnsi="Times New Roman" w:cs="Times New Roman"/>
+          <w:b/>
+          <w:bCs/>
+          <w:sz w:val="22"/>
+          <w:szCs w:val="22"/>
+        </w:rPr>
+      </w:pPr>
+      <w:r>
+        <w:rPr>
+          <w:rFonts w:ascii="Times New Roman" w:hAnsi="Times New Roman" w:cs="Times New Roman"/>
+          <w:b/>
+          <w:bCs/>
+          <w:sz w:val="22"/>
+          <w:szCs w:val="22"/>
+        </w:rPr>
+        <w:t>Use Case 13</w:t>
       </w:r>
       <w:r>
         <w:rPr>
@@ -3687,7 +5511,7 @@
           <w:sz w:val="22"/>
           <w:szCs w:val="22"/>
         </w:rPr>
-        <w:t xml:space="preserve"> Reserve Parking Space</w:t>
+        <w:t xml:space="preserve"> Monitor Parking Occupancy</w:t>
       </w:r>
       <w:r>
         <w:rPr>
@@ -3713,15 +5537,7 @@
           <w:sz w:val="22"/>
           <w:szCs w:val="22"/>
         </w:rPr>
-        <w:t xml:space="preserve"> </w:t>
-      </w:r>
-      <w:r>
-        <w:rPr>
-          <w:rFonts w:ascii="Times New Roman" w:hAnsi="Times New Roman" w:cs="Times New Roman"/>
-          <w:sz w:val="22"/>
-          <w:szCs w:val="22"/>
-        </w:rPr>
-        <w:t>Customer</w:t>
+        <w:t xml:space="preserve"> Parking Operator</w:t>
       </w:r>
       <w:r>
         <w:rPr>
@@ -3747,7 +5563,7 @@
           <w:sz w:val="22"/>
           <w:szCs w:val="22"/>
         </w:rPr>
-        <w:t xml:space="preserve"> User is logged in and parking is available</w:t>
+        <w:t xml:space="preserve"> Operator is logged in</w:t>
       </w:r>
       <w:r>
         <w:rPr>
@@ -3765,6 +5581,7 @@
           <w:sz w:val="22"/>
           <w:szCs w:val="22"/>
         </w:rPr>
+        <w:lastRenderedPageBreak/>
         <w:t>Steps:</w:t>
       </w:r>
       <w:r>
@@ -3773,7 +5590,7 @@
           <w:sz w:val="22"/>
           <w:szCs w:val="22"/>
         </w:rPr>
-        <w:t xml:space="preserve"> User selects a time and confirms the reservation.</w:t>
+        <w:t xml:space="preserve"> Operator opens the dashboard and views occupancy information.</w:t>
       </w:r>
       <w:r>
         <w:rPr>
@@ -3799,28 +5616,28 @@
           <w:sz w:val="22"/>
           <w:szCs w:val="22"/>
         </w:rPr>
-        <w:t xml:space="preserve"> Parking is reserved.</w:t>
-      </w:r>
-    </w:p>
-    <w:p>
-      <w:pPr>
-        <w:rPr>
-          <w:rFonts w:ascii="Times New Roman" w:hAnsi="Times New Roman" w:cs="Times New Roman"/>
-          <w:b/>
-          <w:bCs/>
-          <w:sz w:val="22"/>
-          <w:szCs w:val="22"/>
-        </w:rPr>
-      </w:pPr>
-      <w:r>
-        <w:rPr>
-          <w:rFonts w:ascii="Times New Roman" w:hAnsi="Times New Roman" w:cs="Times New Roman"/>
-          <w:b/>
-          <w:bCs/>
-          <w:sz w:val="22"/>
-          <w:szCs w:val="22"/>
-        </w:rPr>
-        <w:t>Use Case 7</w:t>
+        <w:t xml:space="preserve"> Current occupancy is displayed.</w:t>
+      </w:r>
+    </w:p>
+    <w:p>
+      <w:pPr>
+        <w:rPr>
+          <w:rFonts w:ascii="Times New Roman" w:hAnsi="Times New Roman" w:cs="Times New Roman"/>
+          <w:b/>
+          <w:bCs/>
+          <w:sz w:val="22"/>
+          <w:szCs w:val="22"/>
+        </w:rPr>
+      </w:pPr>
+      <w:r>
+        <w:rPr>
+          <w:rFonts w:ascii="Times New Roman" w:hAnsi="Times New Roman" w:cs="Times New Roman"/>
+          <w:b/>
+          <w:bCs/>
+          <w:sz w:val="22"/>
+          <w:szCs w:val="22"/>
+        </w:rPr>
+        <w:t>Use Case 14</w:t>
       </w:r>
       <w:r>
         <w:rPr>
@@ -3848,7 +5665,7 @@
           <w:sz w:val="22"/>
           <w:szCs w:val="22"/>
         </w:rPr>
-        <w:t xml:space="preserve"> Make Digital Payment</w:t>
+        <w:t xml:space="preserve"> Manage Parking Facility</w:t>
       </w:r>
       <w:r>
         <w:rPr>
@@ -3874,15 +5691,7 @@
           <w:sz w:val="22"/>
           <w:szCs w:val="22"/>
         </w:rPr>
-        <w:t xml:space="preserve"> </w:t>
-      </w:r>
-      <w:r>
-        <w:rPr>
-          <w:rFonts w:ascii="Times New Roman" w:hAnsi="Times New Roman" w:cs="Times New Roman"/>
-          <w:sz w:val="22"/>
-          <w:szCs w:val="22"/>
-        </w:rPr>
-        <w:t>Customer</w:t>
+        <w:t xml:space="preserve"> Parking Operator</w:t>
       </w:r>
       <w:r>
         <w:rPr>
@@ -3908,7 +5717,7 @@
           <w:sz w:val="22"/>
           <w:szCs w:val="22"/>
         </w:rPr>
-        <w:t xml:space="preserve"> User has a reservation</w:t>
+        <w:t xml:space="preserve"> Operator has management privileges</w:t>
       </w:r>
       <w:r>
         <w:rPr>
@@ -3934,7 +5743,7 @@
           <w:sz w:val="22"/>
           <w:szCs w:val="22"/>
         </w:rPr>
-        <w:t xml:space="preserve"> User selects a payment method and submits payment.</w:t>
+        <w:t xml:space="preserve"> Operator updates parking availability or rates and saves changes.</w:t>
       </w:r>
       <w:r>
         <w:rPr>
@@ -3960,28 +5769,28 @@
           <w:sz w:val="22"/>
           <w:szCs w:val="22"/>
         </w:rPr>
-        <w:t xml:space="preserve"> Payment is processed and recorded.</w:t>
-      </w:r>
-    </w:p>
-    <w:p>
-      <w:pPr>
-        <w:rPr>
-          <w:rFonts w:ascii="Times New Roman" w:hAnsi="Times New Roman" w:cs="Times New Roman"/>
-          <w:b/>
-          <w:bCs/>
-          <w:sz w:val="22"/>
-          <w:szCs w:val="22"/>
-        </w:rPr>
-      </w:pPr>
-      <w:r>
-        <w:rPr>
-          <w:rFonts w:ascii="Times New Roman" w:hAnsi="Times New Roman" w:cs="Times New Roman"/>
-          <w:b/>
-          <w:bCs/>
-          <w:sz w:val="22"/>
-          <w:szCs w:val="22"/>
-        </w:rPr>
-        <w:t>Use Case 8</w:t>
+        <w:t xml:space="preserve"> Facility information is updated.</w:t>
+      </w:r>
+    </w:p>
+    <w:p>
+      <w:pPr>
+        <w:rPr>
+          <w:rFonts w:ascii="Times New Roman" w:hAnsi="Times New Roman" w:cs="Times New Roman"/>
+          <w:b/>
+          <w:bCs/>
+          <w:sz w:val="22"/>
+          <w:szCs w:val="22"/>
+        </w:rPr>
+      </w:pPr>
+      <w:r>
+        <w:rPr>
+          <w:rFonts w:ascii="Times New Roman" w:hAnsi="Times New Roman" w:cs="Times New Roman"/>
+          <w:b/>
+          <w:bCs/>
+          <w:sz w:val="22"/>
+          <w:szCs w:val="22"/>
+        </w:rPr>
+        <w:t>Use Case 15</w:t>
       </w:r>
       <w:r>
         <w:rPr>
@@ -4009,7 +5818,7 @@
           <w:sz w:val="22"/>
           <w:szCs w:val="22"/>
         </w:rPr>
-        <w:t xml:space="preserve"> View Reservation History</w:t>
+        <w:t xml:space="preserve"> Generate Occupancy Report</w:t>
       </w:r>
       <w:r>
         <w:rPr>
@@ -4035,15 +5844,7 @@
           <w:sz w:val="22"/>
           <w:szCs w:val="22"/>
         </w:rPr>
-        <w:t xml:space="preserve"> </w:t>
-      </w:r>
-      <w:r>
-        <w:rPr>
-          <w:rFonts w:ascii="Times New Roman" w:hAnsi="Times New Roman" w:cs="Times New Roman"/>
-          <w:sz w:val="22"/>
-          <w:szCs w:val="22"/>
-        </w:rPr>
-        <w:t>Customer</w:t>
+        <w:t xml:space="preserve"> Parking Operator</w:t>
       </w:r>
       <w:r>
         <w:rPr>
@@ -4069,7 +5870,7 @@
           <w:sz w:val="22"/>
           <w:szCs w:val="22"/>
         </w:rPr>
-        <w:t xml:space="preserve"> User has reservations</w:t>
+        <w:t xml:space="preserve"> Occupancy data is available</w:t>
       </w:r>
       <w:r>
         <w:rPr>
@@ -4095,7 +5896,7 @@
           <w:sz w:val="22"/>
           <w:szCs w:val="22"/>
         </w:rPr>
-        <w:t xml:space="preserve"> User opens reservation history and selects a reservation.</w:t>
+        <w:t xml:space="preserve"> Operator selects a reporting period and generates a report.</w:t>
       </w:r>
       <w:r>
         <w:rPr>
@@ -4121,1157 +5922,8 @@
           <w:sz w:val="22"/>
           <w:szCs w:val="22"/>
         </w:rPr>
-        <w:t xml:space="preserve"> Reservation details are displayed.</w:t>
-      </w:r>
-    </w:p>
-    <w:p>
-      <w:pPr>
-        <w:rPr>
-          <w:rFonts w:ascii="Times New Roman" w:hAnsi="Times New Roman" w:cs="Times New Roman"/>
-          <w:sz w:val="22"/>
-          <w:szCs w:val="22"/>
-        </w:rPr>
-      </w:pPr>
-      <w:r>
-        <w:rPr>
-          <w:rFonts w:ascii="Times New Roman" w:hAnsi="Times New Roman" w:cs="Times New Roman"/>
-          <w:b/>
-          <w:bCs/>
-          <w:sz w:val="22"/>
-          <w:szCs w:val="22"/>
-        </w:rPr>
-        <w:t>Use Case 9</w:t>
-      </w:r>
-      <w:r>
-        <w:rPr>
-          <w:rFonts w:ascii="Times New Roman" w:hAnsi="Times New Roman" w:cs="Times New Roman"/>
-          <w:b/>
-          <w:bCs/>
-          <w:sz w:val="22"/>
-          <w:szCs w:val="22"/>
-        </w:rPr>
-        <w:br/>
-      </w:r>
-      <w:r>
-        <w:rPr>
-          <w:rFonts w:ascii="Times New Roman" w:hAnsi="Times New Roman" w:cs="Times New Roman"/>
-          <w:b/>
-          <w:bCs/>
-          <w:sz w:val="22"/>
-          <w:szCs w:val="22"/>
-        </w:rPr>
-        <w:t>Title:</w:t>
-      </w:r>
-      <w:r>
-        <w:rPr>
-          <w:rFonts w:ascii="Times New Roman" w:hAnsi="Times New Roman" w:cs="Times New Roman"/>
-          <w:sz w:val="22"/>
-          <w:szCs w:val="22"/>
-        </w:rPr>
-        <w:t xml:space="preserve"> Receive Parking Notification</w:t>
-      </w:r>
-      <w:r>
-        <w:rPr>
-          <w:rFonts w:ascii="Times New Roman" w:hAnsi="Times New Roman" w:cs="Times New Roman"/>
-          <w:sz w:val="22"/>
-          <w:szCs w:val="22"/>
-        </w:rPr>
-        <w:br/>
-      </w:r>
-      <w:r>
-        <w:rPr>
-          <w:rFonts w:ascii="Times New Roman" w:hAnsi="Times New Roman" w:cs="Times New Roman"/>
-          <w:b/>
-          <w:bCs/>
-          <w:sz w:val="22"/>
-          <w:szCs w:val="22"/>
-        </w:rPr>
-        <w:t>Actor:</w:t>
-      </w:r>
-      <w:r>
-        <w:rPr>
-          <w:rFonts w:ascii="Times New Roman" w:hAnsi="Times New Roman" w:cs="Times New Roman"/>
-          <w:sz w:val="22"/>
-          <w:szCs w:val="22"/>
-        </w:rPr>
-        <w:t xml:space="preserve"> </w:t>
-      </w:r>
-      <w:r>
-        <w:rPr>
-          <w:rFonts w:ascii="Times New Roman" w:hAnsi="Times New Roman" w:cs="Times New Roman"/>
-          <w:sz w:val="22"/>
-          <w:szCs w:val="22"/>
-        </w:rPr>
-        <w:t>Customer</w:t>
-      </w:r>
-      <w:r>
-        <w:rPr>
-          <w:rFonts w:ascii="Times New Roman" w:hAnsi="Times New Roman" w:cs="Times New Roman"/>
-          <w:sz w:val="22"/>
-          <w:szCs w:val="22"/>
-        </w:rPr>
-        <w:br/>
-      </w:r>
-      <w:r>
-        <w:rPr>
-          <w:rFonts w:ascii="Times New Roman" w:hAnsi="Times New Roman" w:cs="Times New Roman"/>
-          <w:b/>
-          <w:bCs/>
-          <w:sz w:val="22"/>
-          <w:szCs w:val="22"/>
-        </w:rPr>
-        <w:t>Precondition:</w:t>
-      </w:r>
-      <w:r>
-        <w:rPr>
-          <w:rFonts w:ascii="Times New Roman" w:hAnsi="Times New Roman" w:cs="Times New Roman"/>
-          <w:sz w:val="22"/>
-          <w:szCs w:val="22"/>
-        </w:rPr>
-        <w:t xml:space="preserve"> User has an active reservation</w:t>
-      </w:r>
-      <w:r>
-        <w:rPr>
-          <w:rFonts w:ascii="Times New Roman" w:hAnsi="Times New Roman" w:cs="Times New Roman"/>
-          <w:sz w:val="22"/>
-          <w:szCs w:val="22"/>
-        </w:rPr>
-        <w:br/>
-      </w:r>
-      <w:r>
-        <w:rPr>
-          <w:rFonts w:ascii="Times New Roman" w:hAnsi="Times New Roman" w:cs="Times New Roman"/>
-          <w:b/>
-          <w:bCs/>
-          <w:sz w:val="22"/>
-          <w:szCs w:val="22"/>
-        </w:rPr>
-        <w:t>Steps:</w:t>
-      </w:r>
-      <w:r>
-        <w:rPr>
-          <w:rFonts w:ascii="Times New Roman" w:hAnsi="Times New Roman" w:cs="Times New Roman"/>
-          <w:sz w:val="22"/>
-          <w:szCs w:val="22"/>
-        </w:rPr>
-        <w:t xml:space="preserve"> System detects a relevant event and sends a notification.</w:t>
-      </w:r>
-      <w:r>
-        <w:rPr>
-          <w:rFonts w:ascii="Times New Roman" w:hAnsi="Times New Roman" w:cs="Times New Roman"/>
-          <w:sz w:val="22"/>
-          <w:szCs w:val="22"/>
-        </w:rPr>
-        <w:br/>
-      </w:r>
-      <w:r>
-        <w:rPr>
-          <w:rFonts w:ascii="Times New Roman" w:hAnsi="Times New Roman" w:cs="Times New Roman"/>
-          <w:b/>
-          <w:bCs/>
-          <w:sz w:val="22"/>
-          <w:szCs w:val="22"/>
-        </w:rPr>
-        <w:t>Postcondition:</w:t>
-      </w:r>
-      <w:r>
-        <w:rPr>
-          <w:rFonts w:ascii="Times New Roman" w:hAnsi="Times New Roman" w:cs="Times New Roman"/>
-          <w:sz w:val="22"/>
-          <w:szCs w:val="22"/>
-        </w:rPr>
-        <w:t xml:space="preserve"> User receives the notification.</w:t>
-      </w:r>
-    </w:p>
-    <w:p>
-      <w:pPr>
-        <w:rPr>
-          <w:rFonts w:ascii="Times New Roman" w:hAnsi="Times New Roman" w:cs="Times New Roman"/>
-          <w:sz w:val="22"/>
-          <w:szCs w:val="22"/>
-        </w:rPr>
-      </w:pPr>
-    </w:p>
-    <w:p>
-      <w:pPr>
-        <w:rPr>
-          <w:rFonts w:ascii="Times New Roman" w:hAnsi="Times New Roman" w:cs="Times New Roman"/>
-          <w:b/>
-          <w:bCs/>
-          <w:sz w:val="22"/>
-          <w:szCs w:val="22"/>
-        </w:rPr>
-      </w:pPr>
-    </w:p>
-    <w:p>
-      <w:pPr>
-        <w:rPr>
-          <w:rFonts w:ascii="Times New Roman" w:hAnsi="Times New Roman" w:cs="Times New Roman"/>
-          <w:b/>
-          <w:bCs/>
-          <w:sz w:val="22"/>
-          <w:szCs w:val="22"/>
-        </w:rPr>
-      </w:pPr>
-      <w:r>
-        <w:rPr>
-          <w:rFonts w:ascii="Times New Roman" w:hAnsi="Times New Roman" w:cs="Times New Roman"/>
-          <w:b/>
-          <w:bCs/>
-          <w:sz w:val="22"/>
-          <w:szCs w:val="22"/>
-        </w:rPr>
-        <w:lastRenderedPageBreak/>
-        <w:t>Use Case 10</w:t>
-      </w:r>
-      <w:r>
-        <w:rPr>
-          <w:rFonts w:ascii="Times New Roman" w:hAnsi="Times New Roman" w:cs="Times New Roman"/>
-          <w:b/>
-          <w:bCs/>
-          <w:sz w:val="22"/>
-          <w:szCs w:val="22"/>
-        </w:rPr>
-        <w:br/>
-      </w:r>
-      <w:r>
-        <w:rPr>
-          <w:rFonts w:ascii="Times New Roman" w:hAnsi="Times New Roman" w:cs="Times New Roman"/>
-          <w:b/>
-          <w:bCs/>
-          <w:sz w:val="22"/>
-          <w:szCs w:val="22"/>
-        </w:rPr>
-        <w:t>Title:</w:t>
-      </w:r>
-      <w:r>
-        <w:rPr>
-          <w:rFonts w:ascii="Times New Roman" w:hAnsi="Times New Roman" w:cs="Times New Roman"/>
-          <w:sz w:val="22"/>
-          <w:szCs w:val="22"/>
-        </w:rPr>
-        <w:t xml:space="preserve"> Modify Reservation</w:t>
-      </w:r>
-      <w:r>
-        <w:rPr>
-          <w:rFonts w:ascii="Times New Roman" w:hAnsi="Times New Roman" w:cs="Times New Roman"/>
-          <w:sz w:val="22"/>
-          <w:szCs w:val="22"/>
-        </w:rPr>
-        <w:br/>
-      </w:r>
-      <w:r>
-        <w:rPr>
-          <w:rFonts w:ascii="Times New Roman" w:hAnsi="Times New Roman" w:cs="Times New Roman"/>
-          <w:b/>
-          <w:bCs/>
-          <w:sz w:val="22"/>
-          <w:szCs w:val="22"/>
-        </w:rPr>
-        <w:t>Actor:</w:t>
-      </w:r>
-      <w:r>
-        <w:rPr>
-          <w:rFonts w:ascii="Times New Roman" w:hAnsi="Times New Roman" w:cs="Times New Roman"/>
-          <w:sz w:val="22"/>
-          <w:szCs w:val="22"/>
-        </w:rPr>
-        <w:t xml:space="preserve"> </w:t>
-      </w:r>
-      <w:r>
-        <w:rPr>
-          <w:rFonts w:ascii="Times New Roman" w:hAnsi="Times New Roman" w:cs="Times New Roman"/>
-          <w:sz w:val="22"/>
-          <w:szCs w:val="22"/>
-        </w:rPr>
-        <w:t>Customer</w:t>
-      </w:r>
-      <w:r>
-        <w:rPr>
-          <w:rFonts w:ascii="Times New Roman" w:hAnsi="Times New Roman" w:cs="Times New Roman"/>
-          <w:sz w:val="22"/>
-          <w:szCs w:val="22"/>
-        </w:rPr>
-        <w:br/>
-      </w:r>
-      <w:r>
-        <w:rPr>
-          <w:rFonts w:ascii="Times New Roman" w:hAnsi="Times New Roman" w:cs="Times New Roman"/>
-          <w:b/>
-          <w:bCs/>
-          <w:sz w:val="22"/>
-          <w:szCs w:val="22"/>
-        </w:rPr>
-        <w:t>Precondition:</w:t>
-      </w:r>
-      <w:r>
-        <w:rPr>
-          <w:rFonts w:ascii="Times New Roman" w:hAnsi="Times New Roman" w:cs="Times New Roman"/>
-          <w:sz w:val="22"/>
-          <w:szCs w:val="22"/>
-        </w:rPr>
-        <w:t xml:space="preserve"> User has an eligible reservation</w:t>
-      </w:r>
-      <w:r>
-        <w:rPr>
-          <w:rFonts w:ascii="Times New Roman" w:hAnsi="Times New Roman" w:cs="Times New Roman"/>
-          <w:sz w:val="22"/>
-          <w:szCs w:val="22"/>
-        </w:rPr>
-        <w:br/>
-      </w:r>
-      <w:r>
-        <w:rPr>
-          <w:rFonts w:ascii="Times New Roman" w:hAnsi="Times New Roman" w:cs="Times New Roman"/>
-          <w:b/>
-          <w:bCs/>
-          <w:sz w:val="22"/>
-          <w:szCs w:val="22"/>
-        </w:rPr>
-        <w:t>Steps:</w:t>
-      </w:r>
-      <w:r>
-        <w:rPr>
-          <w:rFonts w:ascii="Times New Roman" w:hAnsi="Times New Roman" w:cs="Times New Roman"/>
-          <w:sz w:val="22"/>
-          <w:szCs w:val="22"/>
-        </w:rPr>
-        <w:t xml:space="preserve"> User changes the reservation details and confirms the change.</w:t>
-      </w:r>
-      <w:r>
-        <w:rPr>
-          <w:rFonts w:ascii="Times New Roman" w:hAnsi="Times New Roman" w:cs="Times New Roman"/>
-          <w:sz w:val="22"/>
-          <w:szCs w:val="22"/>
-        </w:rPr>
-        <w:br/>
-      </w:r>
-      <w:r>
-        <w:rPr>
-          <w:rFonts w:ascii="Times New Roman" w:hAnsi="Times New Roman" w:cs="Times New Roman"/>
-          <w:b/>
-          <w:bCs/>
-          <w:sz w:val="22"/>
-          <w:szCs w:val="22"/>
-        </w:rPr>
-        <w:t>Postcondition:</w:t>
-      </w:r>
-      <w:r>
-        <w:rPr>
-          <w:rFonts w:ascii="Times New Roman" w:hAnsi="Times New Roman" w:cs="Times New Roman"/>
-          <w:sz w:val="22"/>
-          <w:szCs w:val="22"/>
-        </w:rPr>
-        <w:t xml:space="preserve"> Reservation is updated.</w:t>
-      </w:r>
-    </w:p>
-    <w:p>
-      <w:pPr>
-        <w:rPr>
-          <w:rFonts w:ascii="Times New Roman" w:hAnsi="Times New Roman" w:cs="Times New Roman"/>
-          <w:b/>
-          <w:bCs/>
-          <w:sz w:val="22"/>
-          <w:szCs w:val="22"/>
-        </w:rPr>
-      </w:pPr>
-      <w:r>
-        <w:rPr>
-          <w:rFonts w:ascii="Times New Roman" w:hAnsi="Times New Roman" w:cs="Times New Roman"/>
-          <w:b/>
-          <w:bCs/>
-          <w:sz w:val="22"/>
-          <w:szCs w:val="22"/>
-        </w:rPr>
-        <w:t>Use Case 11</w:t>
-      </w:r>
-      <w:r>
-        <w:rPr>
-          <w:rFonts w:ascii="Times New Roman" w:hAnsi="Times New Roman" w:cs="Times New Roman"/>
-          <w:b/>
-          <w:bCs/>
-          <w:sz w:val="22"/>
-          <w:szCs w:val="22"/>
-        </w:rPr>
-        <w:br/>
-      </w:r>
-      <w:r>
-        <w:rPr>
-          <w:rFonts w:ascii="Times New Roman" w:hAnsi="Times New Roman" w:cs="Times New Roman"/>
-          <w:b/>
-          <w:bCs/>
-          <w:sz w:val="22"/>
-          <w:szCs w:val="22"/>
-        </w:rPr>
-        <w:t>Title:</w:t>
-      </w:r>
-      <w:r>
-        <w:rPr>
-          <w:rFonts w:ascii="Times New Roman" w:hAnsi="Times New Roman" w:cs="Times New Roman"/>
-          <w:sz w:val="22"/>
-          <w:szCs w:val="22"/>
-        </w:rPr>
-        <w:t xml:space="preserve"> Cancel Reservation</w:t>
-      </w:r>
-      <w:r>
-        <w:rPr>
-          <w:rFonts w:ascii="Times New Roman" w:hAnsi="Times New Roman" w:cs="Times New Roman"/>
-          <w:sz w:val="22"/>
-          <w:szCs w:val="22"/>
-        </w:rPr>
-        <w:br/>
-      </w:r>
-      <w:r>
-        <w:rPr>
-          <w:rFonts w:ascii="Times New Roman" w:hAnsi="Times New Roman" w:cs="Times New Roman"/>
-          <w:b/>
-          <w:bCs/>
-          <w:sz w:val="22"/>
-          <w:szCs w:val="22"/>
-        </w:rPr>
-        <w:t>Actor:</w:t>
-      </w:r>
-      <w:r>
-        <w:rPr>
-          <w:rFonts w:ascii="Times New Roman" w:hAnsi="Times New Roman" w:cs="Times New Roman"/>
-          <w:sz w:val="22"/>
-          <w:szCs w:val="22"/>
-        </w:rPr>
-        <w:t xml:space="preserve"> </w:t>
-      </w:r>
-      <w:r>
-        <w:rPr>
-          <w:rFonts w:ascii="Times New Roman" w:hAnsi="Times New Roman" w:cs="Times New Roman"/>
-          <w:sz w:val="22"/>
-          <w:szCs w:val="22"/>
-        </w:rPr>
-        <w:t>Customer</w:t>
-      </w:r>
-      <w:r>
-        <w:rPr>
-          <w:rFonts w:ascii="Times New Roman" w:hAnsi="Times New Roman" w:cs="Times New Roman"/>
-          <w:sz w:val="22"/>
-          <w:szCs w:val="22"/>
-        </w:rPr>
-        <w:br/>
-      </w:r>
-      <w:r>
-        <w:rPr>
-          <w:rFonts w:ascii="Times New Roman" w:hAnsi="Times New Roman" w:cs="Times New Roman"/>
-          <w:b/>
-          <w:bCs/>
-          <w:sz w:val="22"/>
-          <w:szCs w:val="22"/>
-        </w:rPr>
-        <w:t>Precondition:</w:t>
-      </w:r>
-      <w:r>
-        <w:rPr>
-          <w:rFonts w:ascii="Times New Roman" w:hAnsi="Times New Roman" w:cs="Times New Roman"/>
-          <w:sz w:val="22"/>
-          <w:szCs w:val="22"/>
-        </w:rPr>
-        <w:t xml:space="preserve"> User has an eligible reservation</w:t>
-      </w:r>
-      <w:r>
-        <w:rPr>
-          <w:rFonts w:ascii="Times New Roman" w:hAnsi="Times New Roman" w:cs="Times New Roman"/>
-          <w:sz w:val="22"/>
-          <w:szCs w:val="22"/>
-        </w:rPr>
-        <w:br/>
-      </w:r>
-      <w:r>
-        <w:rPr>
-          <w:rFonts w:ascii="Times New Roman" w:hAnsi="Times New Roman" w:cs="Times New Roman"/>
-          <w:b/>
-          <w:bCs/>
-          <w:sz w:val="22"/>
-          <w:szCs w:val="22"/>
-        </w:rPr>
-        <w:t>Steps:</w:t>
-      </w:r>
-      <w:r>
-        <w:rPr>
-          <w:rFonts w:ascii="Times New Roman" w:hAnsi="Times New Roman" w:cs="Times New Roman"/>
-          <w:sz w:val="22"/>
-          <w:szCs w:val="22"/>
-        </w:rPr>
-        <w:t xml:space="preserve"> User selects “Cancel” and confirms cancellation.</w:t>
-      </w:r>
-      <w:r>
-        <w:rPr>
-          <w:rFonts w:ascii="Times New Roman" w:hAnsi="Times New Roman" w:cs="Times New Roman"/>
-          <w:sz w:val="22"/>
-          <w:szCs w:val="22"/>
-        </w:rPr>
-        <w:br/>
-      </w:r>
-      <w:r>
-        <w:rPr>
-          <w:rFonts w:ascii="Times New Roman" w:hAnsi="Times New Roman" w:cs="Times New Roman"/>
-          <w:b/>
-          <w:bCs/>
-          <w:sz w:val="22"/>
-          <w:szCs w:val="22"/>
-        </w:rPr>
-        <w:t>Postcondition:</w:t>
-      </w:r>
-      <w:r>
-        <w:rPr>
-          <w:rFonts w:ascii="Times New Roman" w:hAnsi="Times New Roman" w:cs="Times New Roman"/>
-          <w:sz w:val="22"/>
-          <w:szCs w:val="22"/>
-        </w:rPr>
-        <w:t xml:space="preserve"> Reservation is cancelled.</w:t>
-      </w:r>
-    </w:p>
-    <w:p>
-      <w:pPr>
-        <w:rPr>
-          <w:rFonts w:ascii="Times New Roman" w:hAnsi="Times New Roman" w:cs="Times New Roman"/>
-          <w:b/>
-          <w:bCs/>
-          <w:sz w:val="22"/>
-          <w:szCs w:val="22"/>
-        </w:rPr>
-      </w:pPr>
-      <w:r>
-        <w:rPr>
-          <w:rFonts w:ascii="Times New Roman" w:hAnsi="Times New Roman" w:cs="Times New Roman"/>
-          <w:b/>
-          <w:bCs/>
-          <w:sz w:val="22"/>
-          <w:szCs w:val="22"/>
-        </w:rPr>
-        <w:t>Use Case 12</w:t>
-      </w:r>
-      <w:r>
-        <w:rPr>
-          <w:rFonts w:ascii="Times New Roman" w:hAnsi="Times New Roman" w:cs="Times New Roman"/>
-          <w:b/>
-          <w:bCs/>
-          <w:sz w:val="22"/>
-          <w:szCs w:val="22"/>
-        </w:rPr>
-        <w:br/>
-      </w:r>
-      <w:r>
-        <w:rPr>
-          <w:rFonts w:ascii="Times New Roman" w:hAnsi="Times New Roman" w:cs="Times New Roman"/>
-          <w:b/>
-          <w:bCs/>
-          <w:sz w:val="22"/>
-          <w:szCs w:val="22"/>
-        </w:rPr>
-        <w:t>Title:</w:t>
-      </w:r>
-      <w:r>
-        <w:rPr>
-          <w:rFonts w:ascii="Times New Roman" w:hAnsi="Times New Roman" w:cs="Times New Roman"/>
-          <w:sz w:val="22"/>
-          <w:szCs w:val="22"/>
-        </w:rPr>
-        <w:t xml:space="preserve"> Get Parking Directions</w:t>
-      </w:r>
-      <w:r>
-        <w:rPr>
-          <w:rFonts w:ascii="Times New Roman" w:hAnsi="Times New Roman" w:cs="Times New Roman"/>
-          <w:sz w:val="22"/>
-          <w:szCs w:val="22"/>
-        </w:rPr>
-        <w:br/>
-      </w:r>
-      <w:r>
-        <w:rPr>
-          <w:rFonts w:ascii="Times New Roman" w:hAnsi="Times New Roman" w:cs="Times New Roman"/>
-          <w:b/>
-          <w:bCs/>
-          <w:sz w:val="22"/>
-          <w:szCs w:val="22"/>
-        </w:rPr>
-        <w:t>Actor:</w:t>
-      </w:r>
-      <w:r>
-        <w:rPr>
-          <w:rFonts w:ascii="Times New Roman" w:hAnsi="Times New Roman" w:cs="Times New Roman"/>
-          <w:sz w:val="22"/>
-          <w:szCs w:val="22"/>
-        </w:rPr>
-        <w:t xml:space="preserve"> </w:t>
-      </w:r>
-      <w:r>
-        <w:rPr>
-          <w:rFonts w:ascii="Times New Roman" w:hAnsi="Times New Roman" w:cs="Times New Roman"/>
-          <w:sz w:val="22"/>
-          <w:szCs w:val="22"/>
-        </w:rPr>
-        <w:t>Customer</w:t>
-      </w:r>
-      <w:r>
-        <w:rPr>
-          <w:rFonts w:ascii="Times New Roman" w:hAnsi="Times New Roman" w:cs="Times New Roman"/>
-          <w:sz w:val="22"/>
-          <w:szCs w:val="22"/>
-        </w:rPr>
-        <w:br/>
-      </w:r>
-      <w:r>
-        <w:rPr>
-          <w:rFonts w:ascii="Times New Roman" w:hAnsi="Times New Roman" w:cs="Times New Roman"/>
-          <w:b/>
-          <w:bCs/>
-          <w:sz w:val="22"/>
-          <w:szCs w:val="22"/>
-        </w:rPr>
-        <w:t>Precondition:</w:t>
-      </w:r>
-      <w:r>
-        <w:rPr>
-          <w:rFonts w:ascii="Times New Roman" w:hAnsi="Times New Roman" w:cs="Times New Roman"/>
-          <w:sz w:val="22"/>
-          <w:szCs w:val="22"/>
-        </w:rPr>
-        <w:t xml:space="preserve"> Parking facility is selected</w:t>
-      </w:r>
-      <w:r>
-        <w:rPr>
-          <w:rFonts w:ascii="Times New Roman" w:hAnsi="Times New Roman" w:cs="Times New Roman"/>
-          <w:sz w:val="22"/>
-          <w:szCs w:val="22"/>
-        </w:rPr>
-        <w:br/>
-      </w:r>
-      <w:r>
-        <w:rPr>
-          <w:rFonts w:ascii="Times New Roman" w:hAnsi="Times New Roman" w:cs="Times New Roman"/>
-          <w:b/>
-          <w:bCs/>
-          <w:sz w:val="22"/>
-          <w:szCs w:val="22"/>
-        </w:rPr>
-        <w:t>Steps:</w:t>
-      </w:r>
-      <w:r>
-        <w:rPr>
-          <w:rFonts w:ascii="Times New Roman" w:hAnsi="Times New Roman" w:cs="Times New Roman"/>
-          <w:sz w:val="22"/>
-          <w:szCs w:val="22"/>
-        </w:rPr>
-        <w:t xml:space="preserve"> User selects “Get Directions.”</w:t>
-      </w:r>
-      <w:r>
-        <w:rPr>
-          <w:rFonts w:ascii="Times New Roman" w:hAnsi="Times New Roman" w:cs="Times New Roman"/>
-          <w:sz w:val="22"/>
-          <w:szCs w:val="22"/>
-        </w:rPr>
-        <w:br/>
-      </w:r>
-      <w:r>
-        <w:rPr>
-          <w:rFonts w:ascii="Times New Roman" w:hAnsi="Times New Roman" w:cs="Times New Roman"/>
-          <w:b/>
-          <w:bCs/>
-          <w:sz w:val="22"/>
-          <w:szCs w:val="22"/>
-        </w:rPr>
-        <w:t>Postcondition:</w:t>
-      </w:r>
-      <w:r>
-        <w:rPr>
-          <w:rFonts w:ascii="Times New Roman" w:hAnsi="Times New Roman" w:cs="Times New Roman"/>
-          <w:sz w:val="22"/>
-          <w:szCs w:val="22"/>
-        </w:rPr>
-        <w:t xml:space="preserve"> Navigation directions are provided.</w:t>
-      </w:r>
-    </w:p>
-    <w:p>
-      <w:pPr>
-        <w:rPr>
-          <w:rFonts w:ascii="Times New Roman" w:hAnsi="Times New Roman" w:cs="Times New Roman"/>
-          <w:b/>
-          <w:bCs/>
-          <w:sz w:val="22"/>
-          <w:szCs w:val="22"/>
-        </w:rPr>
-      </w:pPr>
-      <w:r>
-        <w:rPr>
-          <w:rFonts w:ascii="Times New Roman" w:hAnsi="Times New Roman" w:cs="Times New Roman"/>
-          <w:b/>
-          <w:bCs/>
-          <w:sz w:val="22"/>
-          <w:szCs w:val="22"/>
-        </w:rPr>
-        <w:t>Use Case 13</w:t>
-      </w:r>
-      <w:r>
-        <w:rPr>
-          <w:rFonts w:ascii="Times New Roman" w:hAnsi="Times New Roman" w:cs="Times New Roman"/>
-          <w:b/>
-          <w:bCs/>
-          <w:sz w:val="22"/>
-          <w:szCs w:val="22"/>
-        </w:rPr>
-        <w:br/>
-      </w:r>
-      <w:r>
-        <w:rPr>
-          <w:rFonts w:ascii="Times New Roman" w:hAnsi="Times New Roman" w:cs="Times New Roman"/>
-          <w:b/>
-          <w:bCs/>
-          <w:sz w:val="22"/>
-          <w:szCs w:val="22"/>
-        </w:rPr>
-        <w:t>Title:</w:t>
-      </w:r>
-      <w:r>
-        <w:rPr>
-          <w:rFonts w:ascii="Times New Roman" w:hAnsi="Times New Roman" w:cs="Times New Roman"/>
-          <w:sz w:val="22"/>
-          <w:szCs w:val="22"/>
-        </w:rPr>
-        <w:t xml:space="preserve"> Monitor Parking Occupancy</w:t>
-      </w:r>
-      <w:r>
-        <w:rPr>
-          <w:rFonts w:ascii="Times New Roman" w:hAnsi="Times New Roman" w:cs="Times New Roman"/>
-          <w:sz w:val="22"/>
-          <w:szCs w:val="22"/>
-        </w:rPr>
-        <w:br/>
-      </w:r>
-      <w:r>
-        <w:rPr>
-          <w:rFonts w:ascii="Times New Roman" w:hAnsi="Times New Roman" w:cs="Times New Roman"/>
-          <w:b/>
-          <w:bCs/>
-          <w:sz w:val="22"/>
-          <w:szCs w:val="22"/>
-        </w:rPr>
-        <w:t>Actor:</w:t>
-      </w:r>
-      <w:r>
-        <w:rPr>
-          <w:rFonts w:ascii="Times New Roman" w:hAnsi="Times New Roman" w:cs="Times New Roman"/>
-          <w:sz w:val="22"/>
-          <w:szCs w:val="22"/>
-        </w:rPr>
-        <w:t xml:space="preserve"> Parking Operator</w:t>
-      </w:r>
-      <w:r>
-        <w:rPr>
-          <w:rFonts w:ascii="Times New Roman" w:hAnsi="Times New Roman" w:cs="Times New Roman"/>
-          <w:sz w:val="22"/>
-          <w:szCs w:val="22"/>
-        </w:rPr>
-        <w:br/>
-      </w:r>
-      <w:r>
-        <w:rPr>
-          <w:rFonts w:ascii="Times New Roman" w:hAnsi="Times New Roman" w:cs="Times New Roman"/>
-          <w:b/>
-          <w:bCs/>
-          <w:sz w:val="22"/>
-          <w:szCs w:val="22"/>
-        </w:rPr>
-        <w:t>Precondition:</w:t>
-      </w:r>
-      <w:r>
-        <w:rPr>
-          <w:rFonts w:ascii="Times New Roman" w:hAnsi="Times New Roman" w:cs="Times New Roman"/>
-          <w:sz w:val="22"/>
-          <w:szCs w:val="22"/>
-        </w:rPr>
-        <w:t xml:space="preserve"> Operator is logged in</w:t>
-      </w:r>
-      <w:r>
-        <w:rPr>
-          <w:rFonts w:ascii="Times New Roman" w:hAnsi="Times New Roman" w:cs="Times New Roman"/>
-          <w:sz w:val="22"/>
-          <w:szCs w:val="22"/>
-        </w:rPr>
-        <w:br/>
-      </w:r>
-      <w:r>
-        <w:rPr>
-          <w:rFonts w:ascii="Times New Roman" w:hAnsi="Times New Roman" w:cs="Times New Roman"/>
-          <w:b/>
-          <w:bCs/>
-          <w:sz w:val="22"/>
-          <w:szCs w:val="22"/>
-        </w:rPr>
-        <w:t>Steps:</w:t>
-      </w:r>
-      <w:r>
-        <w:rPr>
-          <w:rFonts w:ascii="Times New Roman" w:hAnsi="Times New Roman" w:cs="Times New Roman"/>
-          <w:sz w:val="22"/>
-          <w:szCs w:val="22"/>
-        </w:rPr>
-        <w:t xml:space="preserve"> Operator opens the dashboard and views occupancy information.</w:t>
-      </w:r>
-      <w:r>
-        <w:rPr>
-          <w:rFonts w:ascii="Times New Roman" w:hAnsi="Times New Roman" w:cs="Times New Roman"/>
-          <w:sz w:val="22"/>
-          <w:szCs w:val="22"/>
-        </w:rPr>
-        <w:br/>
-      </w:r>
-      <w:r>
-        <w:rPr>
-          <w:rFonts w:ascii="Times New Roman" w:hAnsi="Times New Roman" w:cs="Times New Roman"/>
-          <w:b/>
-          <w:bCs/>
-          <w:sz w:val="22"/>
-          <w:szCs w:val="22"/>
-        </w:rPr>
-        <w:t>Postcondition:</w:t>
-      </w:r>
-      <w:r>
-        <w:rPr>
-          <w:rFonts w:ascii="Times New Roman" w:hAnsi="Times New Roman" w:cs="Times New Roman"/>
-          <w:sz w:val="22"/>
-          <w:szCs w:val="22"/>
-        </w:rPr>
-        <w:t xml:space="preserve"> Current occupancy is displayed.</w:t>
-      </w:r>
-    </w:p>
-    <w:p>
-      <w:pPr>
-        <w:rPr>
-          <w:rFonts w:ascii="Times New Roman" w:hAnsi="Times New Roman" w:cs="Times New Roman"/>
-          <w:b/>
-          <w:bCs/>
-          <w:sz w:val="22"/>
-          <w:szCs w:val="22"/>
-        </w:rPr>
-      </w:pPr>
-      <w:r>
-        <w:rPr>
-          <w:rFonts w:ascii="Times New Roman" w:hAnsi="Times New Roman" w:cs="Times New Roman"/>
-          <w:b/>
-          <w:bCs/>
-          <w:sz w:val="22"/>
-          <w:szCs w:val="22"/>
-        </w:rPr>
-        <w:t>Use Case 14</w:t>
-      </w:r>
-      <w:r>
-        <w:rPr>
-          <w:rFonts w:ascii="Times New Roman" w:hAnsi="Times New Roman" w:cs="Times New Roman"/>
-          <w:b/>
-          <w:bCs/>
-          <w:sz w:val="22"/>
-          <w:szCs w:val="22"/>
-        </w:rPr>
-        <w:br/>
-      </w:r>
-      <w:r>
-        <w:rPr>
-          <w:rFonts w:ascii="Times New Roman" w:hAnsi="Times New Roman" w:cs="Times New Roman"/>
-          <w:b/>
-          <w:bCs/>
-          <w:sz w:val="22"/>
-          <w:szCs w:val="22"/>
-        </w:rPr>
-        <w:t>Title:</w:t>
-      </w:r>
-      <w:r>
-        <w:rPr>
-          <w:rFonts w:ascii="Times New Roman" w:hAnsi="Times New Roman" w:cs="Times New Roman"/>
-          <w:sz w:val="22"/>
-          <w:szCs w:val="22"/>
-        </w:rPr>
-        <w:t xml:space="preserve"> Manage Parking Facility</w:t>
-      </w:r>
-      <w:r>
-        <w:rPr>
-          <w:rFonts w:ascii="Times New Roman" w:hAnsi="Times New Roman" w:cs="Times New Roman"/>
-          <w:sz w:val="22"/>
-          <w:szCs w:val="22"/>
-        </w:rPr>
-        <w:br/>
-      </w:r>
-      <w:r>
-        <w:rPr>
-          <w:rFonts w:ascii="Times New Roman" w:hAnsi="Times New Roman" w:cs="Times New Roman"/>
-          <w:b/>
-          <w:bCs/>
-          <w:sz w:val="22"/>
-          <w:szCs w:val="22"/>
-        </w:rPr>
-        <w:t>Actor:</w:t>
-      </w:r>
-      <w:r>
-        <w:rPr>
-          <w:rFonts w:ascii="Times New Roman" w:hAnsi="Times New Roman" w:cs="Times New Roman"/>
-          <w:sz w:val="22"/>
-          <w:szCs w:val="22"/>
-        </w:rPr>
-        <w:t xml:space="preserve"> Parking Operator</w:t>
-      </w:r>
-      <w:r>
-        <w:rPr>
-          <w:rFonts w:ascii="Times New Roman" w:hAnsi="Times New Roman" w:cs="Times New Roman"/>
-          <w:sz w:val="22"/>
-          <w:szCs w:val="22"/>
-        </w:rPr>
-        <w:br/>
-      </w:r>
-      <w:r>
-        <w:rPr>
-          <w:rFonts w:ascii="Times New Roman" w:hAnsi="Times New Roman" w:cs="Times New Roman"/>
-          <w:b/>
-          <w:bCs/>
-          <w:sz w:val="22"/>
-          <w:szCs w:val="22"/>
-        </w:rPr>
-        <w:t>Precondition:</w:t>
-      </w:r>
-      <w:r>
-        <w:rPr>
-          <w:rFonts w:ascii="Times New Roman" w:hAnsi="Times New Roman" w:cs="Times New Roman"/>
-          <w:sz w:val="22"/>
-          <w:szCs w:val="22"/>
-        </w:rPr>
-        <w:t xml:space="preserve"> Operator has management privileges</w:t>
-      </w:r>
-      <w:r>
-        <w:rPr>
-          <w:rFonts w:ascii="Times New Roman" w:hAnsi="Times New Roman" w:cs="Times New Roman"/>
-          <w:sz w:val="22"/>
-          <w:szCs w:val="22"/>
-        </w:rPr>
-        <w:br/>
-      </w:r>
-      <w:r>
-        <w:rPr>
-          <w:rFonts w:ascii="Times New Roman" w:hAnsi="Times New Roman" w:cs="Times New Roman"/>
-          <w:b/>
-          <w:bCs/>
-          <w:sz w:val="22"/>
-          <w:szCs w:val="22"/>
-        </w:rPr>
-        <w:t>Steps:</w:t>
-      </w:r>
-      <w:r>
-        <w:rPr>
-          <w:rFonts w:ascii="Times New Roman" w:hAnsi="Times New Roman" w:cs="Times New Roman"/>
-          <w:sz w:val="22"/>
-          <w:szCs w:val="22"/>
-        </w:rPr>
-        <w:t xml:space="preserve"> Operator updates parking availability or rates and saves changes.</w:t>
-      </w:r>
-      <w:r>
-        <w:rPr>
-          <w:rFonts w:ascii="Times New Roman" w:hAnsi="Times New Roman" w:cs="Times New Roman"/>
-          <w:sz w:val="22"/>
-          <w:szCs w:val="22"/>
-        </w:rPr>
-        <w:br/>
-      </w:r>
-      <w:r>
-        <w:rPr>
-          <w:rFonts w:ascii="Times New Roman" w:hAnsi="Times New Roman" w:cs="Times New Roman"/>
-          <w:b/>
-          <w:bCs/>
-          <w:sz w:val="22"/>
-          <w:szCs w:val="22"/>
-        </w:rPr>
-        <w:t>Postcondition:</w:t>
-      </w:r>
-      <w:r>
-        <w:rPr>
-          <w:rFonts w:ascii="Times New Roman" w:hAnsi="Times New Roman" w:cs="Times New Roman"/>
-          <w:sz w:val="22"/>
-          <w:szCs w:val="22"/>
-        </w:rPr>
-        <w:t xml:space="preserve"> Facility information is updated.</w:t>
-      </w:r>
-    </w:p>
-    <w:p>
-      <w:pPr>
-        <w:rPr>
-          <w:rFonts w:ascii="Times New Roman" w:hAnsi="Times New Roman" w:cs="Times New Roman"/>
-          <w:b/>
-          <w:bCs/>
-          <w:sz w:val="22"/>
-          <w:szCs w:val="22"/>
-        </w:rPr>
-      </w:pPr>
-      <w:r>
-        <w:rPr>
-          <w:rFonts w:ascii="Times New Roman" w:hAnsi="Times New Roman" w:cs="Times New Roman"/>
-          <w:b/>
-          <w:bCs/>
-          <w:sz w:val="22"/>
-          <w:szCs w:val="22"/>
-        </w:rPr>
-        <w:t>Use Case 15</w:t>
-      </w:r>
-      <w:r>
-        <w:rPr>
-          <w:rFonts w:ascii="Times New Roman" w:hAnsi="Times New Roman" w:cs="Times New Roman"/>
-          <w:b/>
-          <w:bCs/>
-          <w:sz w:val="22"/>
-          <w:szCs w:val="22"/>
-        </w:rPr>
-        <w:br/>
-      </w:r>
-      <w:r>
-        <w:rPr>
-          <w:rFonts w:ascii="Times New Roman" w:hAnsi="Times New Roman" w:cs="Times New Roman"/>
-          <w:b/>
-          <w:bCs/>
-          <w:sz w:val="22"/>
-          <w:szCs w:val="22"/>
-        </w:rPr>
-        <w:t>Title:</w:t>
-      </w:r>
-      <w:r>
-        <w:rPr>
-          <w:rFonts w:ascii="Times New Roman" w:hAnsi="Times New Roman" w:cs="Times New Roman"/>
-          <w:sz w:val="22"/>
-          <w:szCs w:val="22"/>
-        </w:rPr>
-        <w:t xml:space="preserve"> Generate Occupancy Report</w:t>
-      </w:r>
-      <w:r>
-        <w:rPr>
-          <w:rFonts w:ascii="Times New Roman" w:hAnsi="Times New Roman" w:cs="Times New Roman"/>
-          <w:sz w:val="22"/>
-          <w:szCs w:val="22"/>
-        </w:rPr>
-        <w:br/>
-      </w:r>
-      <w:r>
-        <w:rPr>
-          <w:rFonts w:ascii="Times New Roman" w:hAnsi="Times New Roman" w:cs="Times New Roman"/>
-          <w:b/>
-          <w:bCs/>
-          <w:sz w:val="22"/>
-          <w:szCs w:val="22"/>
-        </w:rPr>
-        <w:t>Actor:</w:t>
-      </w:r>
-      <w:r>
-        <w:rPr>
-          <w:rFonts w:ascii="Times New Roman" w:hAnsi="Times New Roman" w:cs="Times New Roman"/>
-          <w:sz w:val="22"/>
-          <w:szCs w:val="22"/>
-        </w:rPr>
-        <w:t xml:space="preserve"> Parking Operator</w:t>
-      </w:r>
-      <w:r>
-        <w:rPr>
-          <w:rFonts w:ascii="Times New Roman" w:hAnsi="Times New Roman" w:cs="Times New Roman"/>
-          <w:sz w:val="22"/>
-          <w:szCs w:val="22"/>
-        </w:rPr>
-        <w:br/>
-      </w:r>
-      <w:r>
-        <w:rPr>
-          <w:rFonts w:ascii="Times New Roman" w:hAnsi="Times New Roman" w:cs="Times New Roman"/>
-          <w:b/>
-          <w:bCs/>
-          <w:sz w:val="22"/>
-          <w:szCs w:val="22"/>
-        </w:rPr>
-        <w:t>Precondition:</w:t>
-      </w:r>
-      <w:r>
-        <w:rPr>
-          <w:rFonts w:ascii="Times New Roman" w:hAnsi="Times New Roman" w:cs="Times New Roman"/>
-          <w:sz w:val="22"/>
-          <w:szCs w:val="22"/>
-        </w:rPr>
-        <w:t xml:space="preserve"> Occupancy data is available</w:t>
-      </w:r>
-      <w:r>
-        <w:rPr>
-          <w:rFonts w:ascii="Times New Roman" w:hAnsi="Times New Roman" w:cs="Times New Roman"/>
-          <w:sz w:val="22"/>
-          <w:szCs w:val="22"/>
-        </w:rPr>
-        <w:br/>
-      </w:r>
-      <w:r>
-        <w:rPr>
-          <w:rFonts w:ascii="Times New Roman" w:hAnsi="Times New Roman" w:cs="Times New Roman"/>
-          <w:b/>
-          <w:bCs/>
-          <w:sz w:val="22"/>
-          <w:szCs w:val="22"/>
-        </w:rPr>
-        <w:t>Steps:</w:t>
-      </w:r>
-      <w:r>
-        <w:rPr>
-          <w:rFonts w:ascii="Times New Roman" w:hAnsi="Times New Roman" w:cs="Times New Roman"/>
-          <w:sz w:val="22"/>
-          <w:szCs w:val="22"/>
-        </w:rPr>
-        <w:t xml:space="preserve"> Operator selects a reporting period and generates a report.</w:t>
-      </w:r>
-      <w:r>
-        <w:rPr>
-          <w:rFonts w:ascii="Times New Roman" w:hAnsi="Times New Roman" w:cs="Times New Roman"/>
-          <w:sz w:val="22"/>
-          <w:szCs w:val="22"/>
-        </w:rPr>
-        <w:br/>
-      </w:r>
-      <w:r>
-        <w:rPr>
-          <w:rFonts w:ascii="Times New Roman" w:hAnsi="Times New Roman" w:cs="Times New Roman"/>
-          <w:b/>
-          <w:bCs/>
-          <w:sz w:val="22"/>
-          <w:szCs w:val="22"/>
-        </w:rPr>
-        <w:t>Postcondition:</w:t>
-      </w:r>
-      <w:r>
-        <w:rPr>
-          <w:rFonts w:ascii="Times New Roman" w:hAnsi="Times New Roman" w:cs="Times New Roman"/>
-          <w:sz w:val="22"/>
-          <w:szCs w:val="22"/>
-        </w:rPr>
         <w:t xml:space="preserve"> An occupancy report is available for review.</w:t>
       </w:r>
-    </w:p>
-    <w:p>
-      <w:pPr>
-        <w:rPr>
-          <w:rFonts w:ascii="Times New Roman" w:hAnsi="Times New Roman" w:cs="Times New Roman"/>
-          <w:sz w:val="22"/>
-          <w:szCs w:val="22"/>
-        </w:rPr>
-      </w:pPr>
-    </w:p>
-    <w:p>
-      <w:pPr>
-        <w:rPr>
-          <w:rFonts w:ascii="Times New Roman" w:hAnsi="Times New Roman" w:cs="Times New Roman"/>
-          <w:sz w:val="22"/>
-          <w:szCs w:val="22"/>
-        </w:rPr>
-      </w:pPr>
-    </w:p>
-    <w:p>
-      <w:pPr>
-        <w:rPr>
-          <w:rFonts w:ascii="Times New Roman" w:hAnsi="Times New Roman" w:cs="Times New Roman"/>
-          <w:sz w:val="22"/>
-          <w:szCs w:val="22"/>
-        </w:rPr>
-      </w:pPr>
     </w:p>
     <w:p>
       <w:pPr>
@@ -5285,7 +5937,7 @@
           <w:szCs w:val="26"/>
         </w:rPr>
       </w:pPr>
-      <w:bookmarkStart w:id="5" w:name="_Toc240579376"/>
+      <w:bookmarkStart w:id="6" w:name="_Toc241097019"/>
       <w:r>
         <w:rPr>
           <w:rFonts w:ascii="Times New Roman" w:hAnsi="Times New Roman" w:cs="Times New Roman"/>
@@ -5295,8 +5947,7 @@
           <w:sz w:val="26"/>
           <w:szCs w:val="26"/>
         </w:rPr>
-        <w:lastRenderedPageBreak/>
-        <w:t xml:space="preserve">4. </w:t>
+        <w:t>6</w:t>
       </w:r>
       <w:r>
         <w:rPr>
@@ -5307,9 +5958,20 @@
           <w:sz w:val="26"/>
           <w:szCs w:val="26"/>
         </w:rPr>
+        <w:t xml:space="preserve">. </w:t>
+      </w:r>
+      <w:r>
+        <w:rPr>
+          <w:rFonts w:ascii="Times New Roman" w:hAnsi="Times New Roman" w:cs="Times New Roman"/>
+          <w:b/>
+          <w:bCs/>
+          <w:color w:val="auto"/>
+          <w:sz w:val="26"/>
+          <w:szCs w:val="26"/>
+        </w:rPr>
         <w:t>Project Planning</w:t>
       </w:r>
-      <w:bookmarkEnd w:id="5"/>
+      <w:bookmarkEnd w:id="6"/>
     </w:p>
     <w:p>
       <w:pPr>
@@ -5323,7 +5985,7 @@
           <w:szCs w:val="22"/>
         </w:rPr>
       </w:pPr>
-      <w:bookmarkStart w:id="6" w:name="_Toc240579377"/>
+      <w:bookmarkStart w:id="7" w:name="_Toc241097020"/>
       <w:r>
         <w:rPr>
           <w:rFonts w:ascii="Times New Roman" w:hAnsi="Times New Roman" w:cs="Times New Roman"/>
@@ -5335,7 +5997,7 @@
         </w:rPr>
         <w:t>Work Breakdown Structure (WBS) - Complete Task List</w:t>
       </w:r>
-      <w:bookmarkEnd w:id="6"/>
+      <w:bookmarkEnd w:id="7"/>
     </w:p>
     <w:p>
       <w:pPr>
@@ -5418,9 +6080,9 @@
           <w:szCs w:val="22"/>
         </w:rPr>
         <w:drawing>
-          <wp:inline distT="0" distB="0" distL="0" distR="0" wp14:anchorId="5D4E471D" wp14:editId="1F0AFBBA">
-            <wp:extent cx="4435224" cy="1722269"/>
-            <wp:effectExtent l="0" t="0" r="3810" b="0"/>
+          <wp:inline distT="0" distB="0" distL="0" distR="0" wp14:anchorId="5D4E471D" wp14:editId="73EE5C8E">
+            <wp:extent cx="4053840" cy="1574172"/>
+            <wp:effectExtent l="0" t="0" r="3810" b="6985"/>
             <wp:docPr id="1405635778" name="Picture 1"/>
             <wp:cNvGraphicFramePr>
               <a:graphicFrameLocks xmlns:a="http://schemas.openxmlformats.org/drawingml/2006/main" noChangeAspect="1"/>
@@ -5441,7 +6103,7 @@
                   <pic:spPr>
                     <a:xfrm>
                       <a:off x="0" y="0"/>
-                      <a:ext cx="4435224" cy="1722269"/>
+                      <a:ext cx="4054191" cy="1574308"/>
                     </a:xfrm>
                     <a:prstGeom prst="rect">
                       <a:avLst/>
@@ -5462,15 +6124,6 @@
           <w:szCs w:val="22"/>
         </w:rPr>
       </w:pPr>
-    </w:p>
-    <w:p>
-      <w:pPr>
-        <w:rPr>
-          <w:rFonts w:ascii="Times New Roman" w:hAnsi="Times New Roman" w:cs="Times New Roman"/>
-          <w:sz w:val="22"/>
-          <w:szCs w:val="22"/>
-        </w:rPr>
-      </w:pPr>
       <w:r>
         <w:rPr>
           <w:rFonts w:ascii="Times New Roman" w:hAnsi="Times New Roman" w:cs="Times New Roman"/>
@@ -5479,9 +6132,9 @@
           <w:szCs w:val="22"/>
         </w:rPr>
         <w:drawing>
-          <wp:inline distT="0" distB="0" distL="0" distR="0" wp14:anchorId="7005D334" wp14:editId="2A8471F2">
-            <wp:extent cx="4732430" cy="3596952"/>
-            <wp:effectExtent l="0" t="0" r="0" b="3810"/>
+          <wp:inline distT="0" distB="0" distL="0" distR="0" wp14:anchorId="7005D334" wp14:editId="38FD8C5F">
+            <wp:extent cx="4265295" cy="2346960"/>
+            <wp:effectExtent l="0" t="0" r="1905" b="0"/>
             <wp:docPr id="183997700" name="Picture 1"/>
             <wp:cNvGraphicFramePr>
               <a:graphicFrameLocks xmlns:a="http://schemas.openxmlformats.org/drawingml/2006/main" noChangeAspect="1"/>
@@ -5502,7 +6155,7 @@
                   <pic:spPr>
                     <a:xfrm>
                       <a:off x="0" y="0"/>
-                      <a:ext cx="4732430" cy="3596952"/>
+                      <a:ext cx="4266583" cy="2347669"/>
                     </a:xfrm>
                     <a:prstGeom prst="rect">
                       <a:avLst/>
@@ -5650,7 +6303,7 @@
           <w:szCs w:val="22"/>
         </w:rPr>
       </w:pPr>
-      <w:bookmarkStart w:id="7" w:name="_Toc240579378"/>
+      <w:bookmarkStart w:id="8" w:name="_Toc241097021"/>
       <w:r>
         <w:rPr>
           <w:rFonts w:ascii="Times New Roman" w:hAnsi="Times New Roman" w:cs="Times New Roman"/>
@@ -5663,7 +6316,7 @@
         <w:lastRenderedPageBreak/>
         <w:t>Project Timeline - Gantt Chart</w:t>
       </w:r>
-      <w:bookmarkEnd w:id="7"/>
+      <w:bookmarkEnd w:id="8"/>
     </w:p>
     <w:p>
       <w:pPr>
@@ -5754,9 +6407,2838 @@
         </w:rPr>
       </w:pPr>
     </w:p>
+    <w:p>
+      <w:pPr>
+        <w:rPr>
+          <w:rFonts w:ascii="Times New Roman" w:hAnsi="Times New Roman" w:cs="Times New Roman"/>
+          <w:sz w:val="22"/>
+          <w:szCs w:val="22"/>
+        </w:rPr>
+      </w:pPr>
+    </w:p>
+    <w:p>
+      <w:pPr>
+        <w:rPr>
+          <w:rFonts w:ascii="Times New Roman" w:hAnsi="Times New Roman" w:cs="Times New Roman"/>
+          <w:sz w:val="22"/>
+          <w:szCs w:val="22"/>
+        </w:rPr>
+      </w:pPr>
+    </w:p>
+    <w:p>
+      <w:pPr>
+        <w:rPr>
+          <w:rFonts w:ascii="Times New Roman" w:hAnsi="Times New Roman" w:cs="Times New Roman"/>
+          <w:sz w:val="22"/>
+          <w:szCs w:val="22"/>
+        </w:rPr>
+      </w:pPr>
+    </w:p>
+    <w:p>
+      <w:pPr>
+        <w:rPr>
+          <w:rFonts w:ascii="Times New Roman" w:hAnsi="Times New Roman" w:cs="Times New Roman"/>
+          <w:sz w:val="22"/>
+          <w:szCs w:val="22"/>
+        </w:rPr>
+      </w:pPr>
+    </w:p>
+    <w:p>
+      <w:pPr>
+        <w:rPr>
+          <w:rFonts w:ascii="Times New Roman" w:hAnsi="Times New Roman" w:cs="Times New Roman"/>
+          <w:sz w:val="22"/>
+          <w:szCs w:val="22"/>
+        </w:rPr>
+      </w:pPr>
+    </w:p>
+    <w:p>
+      <w:pPr>
+        <w:rPr>
+          <w:rFonts w:ascii="Times New Roman" w:hAnsi="Times New Roman" w:cs="Times New Roman"/>
+          <w:sz w:val="22"/>
+          <w:szCs w:val="22"/>
+        </w:rPr>
+      </w:pPr>
+    </w:p>
+    <w:p>
+      <w:pPr>
+        <w:rPr>
+          <w:rFonts w:ascii="Times New Roman" w:hAnsi="Times New Roman" w:cs="Times New Roman"/>
+          <w:sz w:val="22"/>
+          <w:szCs w:val="22"/>
+        </w:rPr>
+      </w:pPr>
+    </w:p>
+    <w:p>
+      <w:pPr>
+        <w:pStyle w:val="Heading2"/>
+        <w:rPr>
+          <w:rFonts w:ascii="Times New Roman" w:hAnsi="Times New Roman" w:cs="Times New Roman"/>
+          <w:b/>
+          <w:bCs/>
+          <w:color w:val="auto"/>
+          <w:sz w:val="22"/>
+          <w:szCs w:val="22"/>
+        </w:rPr>
+      </w:pPr>
+      <w:r>
+        <w:rPr>
+          <w:rFonts w:ascii="Times New Roman" w:hAnsi="Times New Roman" w:cs="Times New Roman"/>
+          <w:b/>
+          <w:bCs/>
+          <w:color w:val="auto"/>
+          <w:sz w:val="22"/>
+          <w:szCs w:val="22"/>
+        </w:rPr>
+        <w:t xml:space="preserve">Smart Parking Platform </w:t>
+      </w:r>
+      <w:r>
+        <w:rPr>
+          <w:rFonts w:ascii="Times New Roman" w:hAnsi="Times New Roman" w:cs="Times New Roman"/>
+          <w:b/>
+          <w:bCs/>
+          <w:color w:val="auto"/>
+          <w:sz w:val="22"/>
+          <w:szCs w:val="22"/>
+        </w:rPr>
+        <w:t>Backlog</w:t>
+      </w:r>
+      <w:r>
+        <w:rPr>
+          <w:rFonts w:ascii="Times New Roman" w:hAnsi="Times New Roman" w:cs="Times New Roman"/>
+          <w:b/>
+          <w:bCs/>
+          <w:color w:val="auto"/>
+          <w:sz w:val="22"/>
+          <w:szCs w:val="22"/>
+        </w:rPr>
+        <w:t xml:space="preserve"> (Jira)</w:t>
+      </w:r>
+    </w:p>
+    <w:p>
+      <w:hyperlink r:id="rId13" w:history="1">
+        <w:r>
+          <w:rPr>
+            <w:rStyle w:val="Hyperlink"/>
+            <w:rFonts w:ascii="Times New Roman" w:hAnsi="Times New Roman" w:cs="Times New Roman"/>
+            <w:sz w:val="22"/>
+            <w:szCs w:val="22"/>
+          </w:rPr>
+          <w:t>Smart Parking Platform Jira Project</w:t>
+        </w:r>
+      </w:hyperlink>
+    </w:p>
+    <w:p>
+      <w:pPr>
+        <w:rPr>
+          <w:rFonts w:ascii="Times New Roman" w:hAnsi="Times New Roman" w:cs="Times New Roman"/>
+          <w:sz w:val="22"/>
+          <w:szCs w:val="22"/>
+        </w:rPr>
+      </w:pPr>
+      <w:r>
+        <w:rPr>
+          <w:rFonts w:ascii="Times New Roman" w:hAnsi="Times New Roman" w:cs="Times New Roman"/>
+          <w:noProof/>
+          <w:sz w:val="22"/>
+          <w:szCs w:val="22"/>
+        </w:rPr>
+        <w:drawing>
+          <wp:anchor distT="0" distB="0" distL="114300" distR="114300" simplePos="0" relativeHeight="251627520" behindDoc="0" locked="0" layoutInCell="1" allowOverlap="1" wp14:anchorId="145BC3A4" wp14:editId="685047E8">
+            <wp:simplePos x="0" y="0"/>
+            <wp:positionH relativeFrom="margin">
+              <wp:posOffset>-171450</wp:posOffset>
+            </wp:positionH>
+            <wp:positionV relativeFrom="paragraph">
+              <wp:posOffset>69850</wp:posOffset>
+            </wp:positionV>
+            <wp:extent cx="6224161" cy="4084320"/>
+            <wp:effectExtent l="0" t="0" r="5715" b="0"/>
+            <wp:wrapNone/>
+            <wp:docPr id="1163889975" name="Picture 1"/>
+            <wp:cNvGraphicFramePr>
+              <a:graphicFrameLocks xmlns:a="http://schemas.openxmlformats.org/drawingml/2006/main" noChangeAspect="1"/>
+            </wp:cNvGraphicFramePr>
+            <a:graphic xmlns:a="http://schemas.openxmlformats.org/drawingml/2006/main">
+              <a:graphicData uri="http://schemas.openxmlformats.org/drawingml/2006/picture">
+                <pic:pic xmlns:pic="http://schemas.openxmlformats.org/drawingml/2006/picture">
+                  <pic:nvPicPr>
+                    <pic:cNvPr id="1163889975" name=""/>
+                    <pic:cNvPicPr/>
+                  </pic:nvPicPr>
+                  <pic:blipFill>
+                    <a:blip r:embed="rId14">
+                      <a:extLst>
+                        <a:ext uri="{28A0092B-C50C-407E-A947-70E740481C1C}">
+                          <a14:useLocalDpi xmlns:a14="http://schemas.microsoft.com/office/drawing/2010/main" val="0"/>
+                        </a:ext>
+                      </a:extLst>
+                    </a:blip>
+                    <a:stretch>
+                      <a:fillRect/>
+                    </a:stretch>
+                  </pic:blipFill>
+                  <pic:spPr>
+                    <a:xfrm>
+                      <a:off x="0" y="0"/>
+                      <a:ext cx="6224161" cy="4084320"/>
+                    </a:xfrm>
+                    <a:prstGeom prst="rect">
+                      <a:avLst/>
+                    </a:prstGeom>
+                  </pic:spPr>
+                </pic:pic>
+              </a:graphicData>
+            </a:graphic>
+            <wp14:sizeRelH relativeFrom="page">
+              <wp14:pctWidth>0</wp14:pctWidth>
+            </wp14:sizeRelH>
+            <wp14:sizeRelV relativeFrom="page">
+              <wp14:pctHeight>0</wp14:pctHeight>
+            </wp14:sizeRelV>
+          </wp:anchor>
+        </w:drawing>
+      </w:r>
+    </w:p>
+    <w:p/>
+    <w:p/>
+    <w:p/>
+    <w:p/>
+    <w:p/>
+    <w:p/>
+    <w:p/>
+    <w:p/>
+    <w:p/>
+    <w:p/>
+    <w:p/>
+    <w:p/>
+    <w:p/>
+    <w:p>
+      <w:r>
+        <w:rPr>
+          <w:noProof/>
+        </w:rPr>
+        <w:lastRenderedPageBreak/>
+        <w:drawing>
+          <wp:inline distT="0" distB="0" distL="0" distR="0" wp14:anchorId="09F385C4" wp14:editId="7739B0DC">
+            <wp:extent cx="5097780" cy="2836457"/>
+            <wp:effectExtent l="0" t="0" r="7620" b="2540"/>
+            <wp:docPr id="360163972" name="Picture 1"/>
+            <wp:cNvGraphicFramePr>
+              <a:graphicFrameLocks xmlns:a="http://schemas.openxmlformats.org/drawingml/2006/main" noChangeAspect="1"/>
+            </wp:cNvGraphicFramePr>
+            <a:graphic xmlns:a="http://schemas.openxmlformats.org/drawingml/2006/main">
+              <a:graphicData uri="http://schemas.openxmlformats.org/drawingml/2006/picture">
+                <pic:pic xmlns:pic="http://schemas.openxmlformats.org/drawingml/2006/picture">
+                  <pic:nvPicPr>
+                    <pic:cNvPr id="360163972" name=""/>
+                    <pic:cNvPicPr/>
+                  </pic:nvPicPr>
+                  <pic:blipFill>
+                    <a:blip r:embed="rId15"/>
+                    <a:stretch>
+                      <a:fillRect/>
+                    </a:stretch>
+                  </pic:blipFill>
+                  <pic:spPr>
+                    <a:xfrm>
+                      <a:off x="0" y="0"/>
+                      <a:ext cx="5098629" cy="2836929"/>
+                    </a:xfrm>
+                    <a:prstGeom prst="rect">
+                      <a:avLst/>
+                    </a:prstGeom>
+                  </pic:spPr>
+                </pic:pic>
+              </a:graphicData>
+            </a:graphic>
+          </wp:inline>
+        </w:drawing>
+      </w:r>
+    </w:p>
+    <w:p>
+      <w:r>
+        <w:rPr>
+          <w:rFonts w:ascii="Times New Roman" w:hAnsi="Times New Roman" w:cs="Times New Roman"/>
+          <w:b/>
+          <w:bCs/>
+          <w:noProof/>
+          <w:sz w:val="22"/>
+          <w:szCs w:val="22"/>
+        </w:rPr>
+        <w:drawing>
+          <wp:anchor distT="0" distB="0" distL="114300" distR="114300" simplePos="0" relativeHeight="251643904" behindDoc="0" locked="0" layoutInCell="1" allowOverlap="1" wp14:anchorId="1A092D41" wp14:editId="2E618545">
+            <wp:simplePos x="0" y="0"/>
+            <wp:positionH relativeFrom="margin">
+              <wp:align>left</wp:align>
+            </wp:positionH>
+            <wp:positionV relativeFrom="paragraph">
+              <wp:posOffset>2799080</wp:posOffset>
+            </wp:positionV>
+            <wp:extent cx="5189220" cy="2638425"/>
+            <wp:effectExtent l="0" t="0" r="0" b="9525"/>
+            <wp:wrapNone/>
+            <wp:docPr id="1852302548" name="Picture 1"/>
+            <wp:cNvGraphicFramePr>
+              <a:graphicFrameLocks xmlns:a="http://schemas.openxmlformats.org/drawingml/2006/main" noChangeAspect="1"/>
+            </wp:cNvGraphicFramePr>
+            <a:graphic xmlns:a="http://schemas.openxmlformats.org/drawingml/2006/main">
+              <a:graphicData uri="http://schemas.openxmlformats.org/drawingml/2006/picture">
+                <pic:pic xmlns:pic="http://schemas.openxmlformats.org/drawingml/2006/picture">
+                  <pic:nvPicPr>
+                    <pic:cNvPr id="1852302548" name=""/>
+                    <pic:cNvPicPr/>
+                  </pic:nvPicPr>
+                  <pic:blipFill>
+                    <a:blip r:embed="rId16" cstate="print">
+                      <a:extLst>
+                        <a:ext uri="{28A0092B-C50C-407E-A947-70E740481C1C}">
+                          <a14:useLocalDpi xmlns:a14="http://schemas.microsoft.com/office/drawing/2010/main" val="0"/>
+                        </a:ext>
+                      </a:extLst>
+                    </a:blip>
+                    <a:stretch>
+                      <a:fillRect/>
+                    </a:stretch>
+                  </pic:blipFill>
+                  <pic:spPr>
+                    <a:xfrm>
+                      <a:off x="0" y="0"/>
+                      <a:ext cx="5189220" cy="2638425"/>
+                    </a:xfrm>
+                    <a:prstGeom prst="rect">
+                      <a:avLst/>
+                    </a:prstGeom>
+                  </pic:spPr>
+                </pic:pic>
+              </a:graphicData>
+            </a:graphic>
+            <wp14:sizeRelH relativeFrom="page">
+              <wp14:pctWidth>0</wp14:pctWidth>
+            </wp14:sizeRelH>
+            <wp14:sizeRelV relativeFrom="page">
+              <wp14:pctHeight>0</wp14:pctHeight>
+            </wp14:sizeRelV>
+          </wp:anchor>
+        </w:drawing>
+      </w:r>
+      <w:r>
+        <w:rPr>
+          <w:noProof/>
+        </w:rPr>
+        <w:drawing>
+          <wp:inline distT="0" distB="0" distL="0" distR="0" wp14:anchorId="0909E78C" wp14:editId="2C3DE0C6">
+            <wp:extent cx="5158740" cy="2723513"/>
+            <wp:effectExtent l="0" t="0" r="3810" b="1270"/>
+            <wp:docPr id="1809205806" name="Picture 1"/>
+            <wp:cNvGraphicFramePr>
+              <a:graphicFrameLocks xmlns:a="http://schemas.openxmlformats.org/drawingml/2006/main" noChangeAspect="1"/>
+            </wp:cNvGraphicFramePr>
+            <a:graphic xmlns:a="http://schemas.openxmlformats.org/drawingml/2006/main">
+              <a:graphicData uri="http://schemas.openxmlformats.org/drawingml/2006/picture">
+                <pic:pic xmlns:pic="http://schemas.openxmlformats.org/drawingml/2006/picture">
+                  <pic:nvPicPr>
+                    <pic:cNvPr id="1809205806" name=""/>
+                    <pic:cNvPicPr/>
+                  </pic:nvPicPr>
+                  <pic:blipFill>
+                    <a:blip r:embed="rId17"/>
+                    <a:stretch>
+                      <a:fillRect/>
+                    </a:stretch>
+                  </pic:blipFill>
+                  <pic:spPr>
+                    <a:xfrm>
+                      <a:off x="0" y="0"/>
+                      <a:ext cx="5159245" cy="2723780"/>
+                    </a:xfrm>
+                    <a:prstGeom prst="rect">
+                      <a:avLst/>
+                    </a:prstGeom>
+                  </pic:spPr>
+                </pic:pic>
+              </a:graphicData>
+            </a:graphic>
+          </wp:inline>
+        </w:drawing>
+      </w:r>
+    </w:p>
+    <w:p>
+      <w:pPr>
+        <w:rPr>
+          <w:rFonts w:ascii="Times New Roman" w:hAnsi="Times New Roman" w:cs="Times New Roman"/>
+          <w:b/>
+          <w:bCs/>
+          <w:sz w:val="22"/>
+          <w:szCs w:val="22"/>
+        </w:rPr>
+      </w:pPr>
+    </w:p>
+    <w:p>
+      <w:pPr>
+        <w:rPr>
+          <w:rFonts w:ascii="Times New Roman" w:hAnsi="Times New Roman" w:cs="Times New Roman"/>
+          <w:b/>
+          <w:bCs/>
+          <w:sz w:val="22"/>
+          <w:szCs w:val="22"/>
+        </w:rPr>
+      </w:pPr>
+    </w:p>
+    <w:p>
+      <w:pPr>
+        <w:rPr>
+          <w:rFonts w:ascii="Times New Roman" w:hAnsi="Times New Roman" w:cs="Times New Roman"/>
+          <w:b/>
+          <w:bCs/>
+          <w:sz w:val="22"/>
+          <w:szCs w:val="22"/>
+        </w:rPr>
+      </w:pPr>
+    </w:p>
+    <w:p>
+      <w:pPr>
+        <w:rPr>
+          <w:rFonts w:ascii="Times New Roman" w:hAnsi="Times New Roman" w:cs="Times New Roman"/>
+          <w:b/>
+          <w:bCs/>
+          <w:sz w:val="22"/>
+          <w:szCs w:val="22"/>
+        </w:rPr>
+      </w:pPr>
+      <w:r>
+        <w:rPr>
+          <w:rFonts w:ascii="Times New Roman" w:hAnsi="Times New Roman" w:cs="Times New Roman"/>
+          <w:b/>
+          <w:bCs/>
+          <w:noProof/>
+          <w:sz w:val="22"/>
+          <w:szCs w:val="22"/>
+        </w:rPr>
+        <w:lastRenderedPageBreak/>
+        <w:drawing>
+          <wp:inline distT="0" distB="0" distL="0" distR="0" wp14:anchorId="1542F1F4" wp14:editId="5D518598">
+            <wp:extent cx="5943600" cy="2705100"/>
+            <wp:effectExtent l="0" t="0" r="0" b="0"/>
+            <wp:docPr id="1143343912" name="Picture 1"/>
+            <wp:cNvGraphicFramePr>
+              <a:graphicFrameLocks xmlns:a="http://schemas.openxmlformats.org/drawingml/2006/main" noChangeAspect="1"/>
+            </wp:cNvGraphicFramePr>
+            <a:graphic xmlns:a="http://schemas.openxmlformats.org/drawingml/2006/main">
+              <a:graphicData uri="http://schemas.openxmlformats.org/drawingml/2006/picture">
+                <pic:pic xmlns:pic="http://schemas.openxmlformats.org/drawingml/2006/picture">
+                  <pic:nvPicPr>
+                    <pic:cNvPr id="1143343912" name=""/>
+                    <pic:cNvPicPr/>
+                  </pic:nvPicPr>
+                  <pic:blipFill>
+                    <a:blip r:embed="rId18"/>
+                    <a:stretch>
+                      <a:fillRect/>
+                    </a:stretch>
+                  </pic:blipFill>
+                  <pic:spPr>
+                    <a:xfrm>
+                      <a:off x="0" y="0"/>
+                      <a:ext cx="5943600" cy="2705100"/>
+                    </a:xfrm>
+                    <a:prstGeom prst="rect">
+                      <a:avLst/>
+                    </a:prstGeom>
+                  </pic:spPr>
+                </pic:pic>
+              </a:graphicData>
+            </a:graphic>
+          </wp:inline>
+        </w:drawing>
+      </w:r>
+    </w:p>
+    <w:p>
+      <w:pPr>
+        <w:rPr>
+          <w:rFonts w:ascii="Times New Roman" w:hAnsi="Times New Roman" w:cs="Times New Roman"/>
+          <w:b/>
+          <w:bCs/>
+          <w:sz w:val="22"/>
+          <w:szCs w:val="22"/>
+        </w:rPr>
+      </w:pPr>
+    </w:p>
+    <w:p>
+      <w:r>
+        <w:rPr>
+          <w:rFonts w:ascii="Times New Roman" w:hAnsi="Times New Roman" w:cs="Times New Roman"/>
+          <w:b/>
+          <w:bCs/>
+          <w:sz w:val="22"/>
+          <w:szCs w:val="22"/>
+        </w:rPr>
+        <w:t xml:space="preserve">Smart Parking Sprint 1 </w:t>
+      </w:r>
+      <w:r>
+        <w:rPr>
+          <w:rFonts w:ascii="Times New Roman" w:hAnsi="Times New Roman" w:cs="Times New Roman"/>
+          <w:b/>
+          <w:bCs/>
+          <w:sz w:val="22"/>
+          <w:szCs w:val="22"/>
+        </w:rPr>
+        <w:t>Backlog and Plan</w:t>
+      </w:r>
+      <w:r>
+        <w:rPr>
+          <w:rFonts w:ascii="Times New Roman" w:hAnsi="Times New Roman" w:cs="Times New Roman"/>
+          <w:b/>
+          <w:bCs/>
+          <w:sz w:val="22"/>
+          <w:szCs w:val="22"/>
+        </w:rPr>
+        <w:t xml:space="preserve"> (Jira)</w:t>
+      </w:r>
+    </w:p>
+    <w:p>
+      <w:pPr>
+        <w:rPr>
+          <w:rFonts w:ascii="Times New Roman" w:hAnsi="Times New Roman" w:cs="Times New Roman"/>
+          <w:sz w:val="22"/>
+          <w:szCs w:val="22"/>
+        </w:rPr>
+      </w:pPr>
+      <w:r>
+        <w:rPr>
+          <w:rFonts w:ascii="Times New Roman" w:hAnsi="Times New Roman" w:cs="Times New Roman"/>
+          <w:noProof/>
+          <w:sz w:val="22"/>
+          <w:szCs w:val="22"/>
+        </w:rPr>
+        <w:drawing>
+          <wp:anchor distT="0" distB="0" distL="114300" distR="114300" simplePos="0" relativeHeight="251662336" behindDoc="0" locked="0" layoutInCell="1" allowOverlap="1" wp14:anchorId="337522B7" wp14:editId="716AC56B">
+            <wp:simplePos x="0" y="0"/>
+            <wp:positionH relativeFrom="margin">
+              <wp:posOffset>0</wp:posOffset>
+            </wp:positionH>
+            <wp:positionV relativeFrom="paragraph">
+              <wp:posOffset>0</wp:posOffset>
+            </wp:positionV>
+            <wp:extent cx="6224161" cy="4084320"/>
+            <wp:effectExtent l="0" t="0" r="5715" b="0"/>
+            <wp:wrapNone/>
+            <wp:docPr id="2071473753" name="Picture 1"/>
+            <wp:cNvGraphicFramePr>
+              <a:graphicFrameLocks xmlns:a="http://schemas.openxmlformats.org/drawingml/2006/main" noChangeAspect="1"/>
+            </wp:cNvGraphicFramePr>
+            <a:graphic xmlns:a="http://schemas.openxmlformats.org/drawingml/2006/main">
+              <a:graphicData uri="http://schemas.openxmlformats.org/drawingml/2006/picture">
+                <pic:pic xmlns:pic="http://schemas.openxmlformats.org/drawingml/2006/picture">
+                  <pic:nvPicPr>
+                    <pic:cNvPr id="1163889975" name=""/>
+                    <pic:cNvPicPr/>
+                  </pic:nvPicPr>
+                  <pic:blipFill>
+                    <a:blip r:embed="rId14">
+                      <a:extLst>
+                        <a:ext uri="{28A0092B-C50C-407E-A947-70E740481C1C}">
+                          <a14:useLocalDpi xmlns:a14="http://schemas.microsoft.com/office/drawing/2010/main" val="0"/>
+                        </a:ext>
+                      </a:extLst>
+                    </a:blip>
+                    <a:stretch>
+                      <a:fillRect/>
+                    </a:stretch>
+                  </pic:blipFill>
+                  <pic:spPr>
+                    <a:xfrm>
+                      <a:off x="0" y="0"/>
+                      <a:ext cx="6224161" cy="4084320"/>
+                    </a:xfrm>
+                    <a:prstGeom prst="rect">
+                      <a:avLst/>
+                    </a:prstGeom>
+                  </pic:spPr>
+                </pic:pic>
+              </a:graphicData>
+            </a:graphic>
+            <wp14:sizeRelH relativeFrom="page">
+              <wp14:pctWidth>0</wp14:pctWidth>
+            </wp14:sizeRelH>
+            <wp14:sizeRelV relativeFrom="page">
+              <wp14:pctHeight>0</wp14:pctHeight>
+            </wp14:sizeRelV>
+          </wp:anchor>
+        </w:drawing>
+      </w:r>
+    </w:p>
+    <w:p>
+      <w:pPr>
+        <w:rPr>
+          <w:rFonts w:ascii="Times New Roman" w:hAnsi="Times New Roman" w:cs="Times New Roman"/>
+          <w:sz w:val="22"/>
+          <w:szCs w:val="22"/>
+        </w:rPr>
+      </w:pPr>
+    </w:p>
+    <w:p>
+      <w:pPr>
+        <w:rPr>
+          <w:rFonts w:ascii="Times New Roman" w:hAnsi="Times New Roman" w:cs="Times New Roman"/>
+          <w:sz w:val="22"/>
+          <w:szCs w:val="22"/>
+        </w:rPr>
+      </w:pPr>
+    </w:p>
+    <w:p>
+      <w:pPr>
+        <w:rPr>
+          <w:rFonts w:ascii="Times New Roman" w:hAnsi="Times New Roman" w:cs="Times New Roman"/>
+          <w:sz w:val="22"/>
+          <w:szCs w:val="22"/>
+        </w:rPr>
+      </w:pPr>
+    </w:p>
+    <w:p>
+      <w:pPr>
+        <w:rPr>
+          <w:rFonts w:ascii="Times New Roman" w:hAnsi="Times New Roman" w:cs="Times New Roman"/>
+          <w:sz w:val="22"/>
+          <w:szCs w:val="22"/>
+        </w:rPr>
+      </w:pPr>
+    </w:p>
+    <w:p>
+      <w:pPr>
+        <w:rPr>
+          <w:rFonts w:ascii="Times New Roman" w:hAnsi="Times New Roman" w:cs="Times New Roman"/>
+          <w:sz w:val="22"/>
+          <w:szCs w:val="22"/>
+        </w:rPr>
+      </w:pPr>
+    </w:p>
+    <w:p>
+      <w:pPr>
+        <w:rPr>
+          <w:rFonts w:ascii="Times New Roman" w:hAnsi="Times New Roman" w:cs="Times New Roman"/>
+          <w:sz w:val="22"/>
+          <w:szCs w:val="22"/>
+        </w:rPr>
+      </w:pPr>
+    </w:p>
+    <w:p>
+      <w:pPr>
+        <w:rPr>
+          <w:rFonts w:ascii="Times New Roman" w:hAnsi="Times New Roman" w:cs="Times New Roman"/>
+          <w:sz w:val="22"/>
+          <w:szCs w:val="22"/>
+        </w:rPr>
+      </w:pPr>
+    </w:p>
+    <w:p>
+      <w:pPr>
+        <w:rPr>
+          <w:rFonts w:ascii="Times New Roman" w:hAnsi="Times New Roman" w:cs="Times New Roman"/>
+          <w:sz w:val="22"/>
+          <w:szCs w:val="22"/>
+        </w:rPr>
+      </w:pPr>
+    </w:p>
+    <w:p>
+      <w:pPr>
+        <w:rPr>
+          <w:rFonts w:ascii="Times New Roman" w:hAnsi="Times New Roman" w:cs="Times New Roman"/>
+          <w:sz w:val="22"/>
+          <w:szCs w:val="22"/>
+        </w:rPr>
+      </w:pPr>
+    </w:p>
+    <w:p>
+      <w:pPr>
+        <w:rPr>
+          <w:rFonts w:ascii="Times New Roman" w:hAnsi="Times New Roman" w:cs="Times New Roman"/>
+          <w:sz w:val="22"/>
+          <w:szCs w:val="22"/>
+        </w:rPr>
+      </w:pPr>
+    </w:p>
+    <w:p>
+      <w:pPr>
+        <w:rPr>
+          <w:rFonts w:ascii="Times New Roman" w:hAnsi="Times New Roman" w:cs="Times New Roman"/>
+          <w:sz w:val="22"/>
+          <w:szCs w:val="22"/>
+        </w:rPr>
+      </w:pPr>
+    </w:p>
+    <w:p>
+      <w:pPr>
+        <w:rPr>
+          <w:rFonts w:ascii="Times New Roman" w:hAnsi="Times New Roman" w:cs="Times New Roman"/>
+          <w:sz w:val="22"/>
+          <w:szCs w:val="22"/>
+        </w:rPr>
+      </w:pPr>
+    </w:p>
+    <w:p>
+      <w:pPr>
+        <w:rPr>
+          <w:rFonts w:ascii="Times New Roman" w:hAnsi="Times New Roman" w:cs="Times New Roman"/>
+          <w:sz w:val="22"/>
+          <w:szCs w:val="22"/>
+        </w:rPr>
+      </w:pPr>
+    </w:p>
+    <w:p>
+      <w:pPr>
+        <w:rPr>
+          <w:rFonts w:ascii="Times New Roman" w:hAnsi="Times New Roman" w:cs="Times New Roman"/>
+          <w:sz w:val="22"/>
+          <w:szCs w:val="22"/>
+        </w:rPr>
+      </w:pPr>
+    </w:p>
+    <w:p>
+      <w:pPr>
+        <w:rPr>
+          <w:rFonts w:ascii="Times New Roman" w:hAnsi="Times New Roman" w:cs="Times New Roman"/>
+          <w:sz w:val="22"/>
+          <w:szCs w:val="22"/>
+        </w:rPr>
+      </w:pPr>
+    </w:p>
+    <w:p>
+      <w:pPr>
+        <w:rPr>
+          <w:rFonts w:ascii="Times New Roman" w:hAnsi="Times New Roman" w:cs="Times New Roman"/>
+          <w:sz w:val="22"/>
+          <w:szCs w:val="22"/>
+        </w:rPr>
+      </w:pPr>
+    </w:p>
+    <w:p>
+      <w:pPr>
+        <w:rPr>
+          <w:rFonts w:ascii="Times New Roman" w:hAnsi="Times New Roman" w:cs="Times New Roman"/>
+          <w:sz w:val="22"/>
+          <w:szCs w:val="22"/>
+        </w:rPr>
+      </w:pPr>
+      <w:r>
+        <w:rPr>
+          <w:rFonts w:ascii="Times New Roman" w:hAnsi="Times New Roman" w:cs="Times New Roman"/>
+          <w:b/>
+          <w:bCs/>
+          <w:sz w:val="22"/>
+          <w:szCs w:val="22"/>
+        </w:rPr>
+        <w:lastRenderedPageBreak/>
+        <w:t>Sprint 1:</w:t>
+      </w:r>
+      <w:r>
+        <w:rPr>
+          <w:rFonts w:ascii="Times New Roman" w:hAnsi="Times New Roman" w:cs="Times New Roman"/>
+          <w:sz w:val="22"/>
+          <w:szCs w:val="22"/>
+        </w:rPr>
+        <w:t xml:space="preserve"> Build the in</w:t>
+      </w:r>
+      <w:r>
+        <w:rPr>
+          <w:rFonts w:ascii="Times New Roman" w:hAnsi="Times New Roman" w:cs="Times New Roman"/>
+          <w:sz w:val="22"/>
+          <w:szCs w:val="22"/>
+        </w:rPr>
+        <w:t>itial user-facing platform that let’s user register their account, login, query for parking facilities</w:t>
+      </w:r>
+      <w:r>
+        <w:rPr>
+          <w:rFonts w:ascii="Times New Roman" w:hAnsi="Times New Roman" w:cs="Times New Roman"/>
+          <w:sz w:val="22"/>
+          <w:szCs w:val="22"/>
+        </w:rPr>
+        <w:t xml:space="preserve">, and see simple parking information. In other words, deliver a working prototype of the </w:t>
+      </w:r>
+      <w:r>
+        <w:rPr>
+          <w:rFonts w:ascii="Times New Roman" w:hAnsi="Times New Roman" w:cs="Times New Roman"/>
+          <w:sz w:val="22"/>
+          <w:szCs w:val="22"/>
+        </w:rPr>
+        <w:t>User Account</w:t>
+      </w:r>
+      <w:r>
+        <w:rPr>
+          <w:rFonts w:ascii="Times New Roman" w:hAnsi="Times New Roman" w:cs="Times New Roman"/>
+          <w:sz w:val="22"/>
+          <w:szCs w:val="22"/>
+        </w:rPr>
+        <w:t>, Parking Querying and Reservation,</w:t>
+      </w:r>
+      <w:r>
+        <w:rPr>
+          <w:rFonts w:ascii="Times New Roman" w:hAnsi="Times New Roman" w:cs="Times New Roman"/>
+          <w:sz w:val="22"/>
+          <w:szCs w:val="22"/>
+        </w:rPr>
+        <w:t xml:space="preserve"> </w:t>
+      </w:r>
+      <w:r>
+        <w:rPr>
+          <w:rFonts w:ascii="Times New Roman" w:hAnsi="Times New Roman" w:cs="Times New Roman"/>
+          <w:sz w:val="22"/>
+          <w:szCs w:val="22"/>
+        </w:rPr>
+        <w:t xml:space="preserve">and similar modules. </w:t>
+      </w:r>
+    </w:p>
+    <w:p>
+      <w:pPr>
+        <w:rPr>
+          <w:rFonts w:ascii="Times New Roman" w:hAnsi="Times New Roman" w:cs="Times New Roman"/>
+          <w:sz w:val="22"/>
+          <w:szCs w:val="22"/>
+        </w:rPr>
+      </w:pPr>
+      <w:r>
+        <w:rPr>
+          <w:rFonts w:ascii="Times New Roman" w:hAnsi="Times New Roman" w:cs="Times New Roman"/>
+          <w:sz w:val="22"/>
+          <w:szCs w:val="22"/>
+        </w:rPr>
+        <w:t>Duration</w:t>
+      </w:r>
+      <w:r>
+        <w:rPr>
+          <w:rFonts w:ascii="Times New Roman" w:hAnsi="Times New Roman" w:cs="Times New Roman"/>
+          <w:sz w:val="22"/>
+          <w:szCs w:val="22"/>
+        </w:rPr>
+        <w:t>: ~2 Weeks (15 days)</w:t>
+      </w:r>
+    </w:p>
+    <w:tbl>
+      <w:tblPr>
+        <w:tblStyle w:val="TableGrid"/>
+        <w:tblW w:w="0" w:type="auto"/>
+        <w:tblLook w:val="04A0" w:firstRow="1" w:lastRow="0" w:firstColumn="1" w:lastColumn="0" w:noHBand="0" w:noVBand="1"/>
+      </w:tblPr>
+      <w:tblGrid>
+        <w:gridCol w:w="1413"/>
+        <w:gridCol w:w="1620"/>
+        <w:gridCol w:w="2076"/>
+        <w:gridCol w:w="1456"/>
+        <w:gridCol w:w="1223"/>
+        <w:gridCol w:w="1562"/>
+      </w:tblGrid>
+      <w:tr>
+        <w:trPr>
+          <w:trHeight w:val="359"/>
+        </w:trPr>
+        <w:tc>
+          <w:tcPr>
+            <w:tcW w:w="1413" w:type="dxa"/>
+            <w:vAlign w:val="center"/>
+          </w:tcPr>
+          <w:p>
+            <w:pPr>
+              <w:rPr>
+                <w:rFonts w:ascii="Times New Roman" w:hAnsi="Times New Roman" w:cs="Times New Roman"/>
+                <w:b/>
+                <w:bCs/>
+                <w:sz w:val="22"/>
+                <w:szCs w:val="22"/>
+              </w:rPr>
+            </w:pPr>
+            <w:r>
+              <w:rPr>
+                <w:rFonts w:ascii="Times New Roman" w:hAnsi="Times New Roman" w:cs="Times New Roman"/>
+                <w:b/>
+                <w:bCs/>
+                <w:sz w:val="22"/>
+                <w:szCs w:val="22"/>
+              </w:rPr>
+              <w:t>Sprint ID</w:t>
+            </w:r>
+          </w:p>
+        </w:tc>
+        <w:tc>
+          <w:tcPr>
+            <w:tcW w:w="1620" w:type="dxa"/>
+            <w:vAlign w:val="center"/>
+          </w:tcPr>
+          <w:p>
+            <w:pPr>
+              <w:rPr>
+                <w:rFonts w:ascii="Times New Roman" w:hAnsi="Times New Roman" w:cs="Times New Roman"/>
+                <w:b/>
+                <w:bCs/>
+                <w:sz w:val="22"/>
+                <w:szCs w:val="22"/>
+              </w:rPr>
+            </w:pPr>
+            <w:r>
+              <w:rPr>
+                <w:rFonts w:ascii="Times New Roman" w:hAnsi="Times New Roman" w:cs="Times New Roman"/>
+                <w:b/>
+                <w:bCs/>
+                <w:sz w:val="22"/>
+                <w:szCs w:val="22"/>
+              </w:rPr>
+              <w:t>ID</w:t>
+            </w:r>
+          </w:p>
+        </w:tc>
+        <w:tc>
+          <w:tcPr>
+            <w:tcW w:w="2076" w:type="dxa"/>
+            <w:vAlign w:val="center"/>
+          </w:tcPr>
+          <w:p>
+            <w:pPr>
+              <w:rPr>
+                <w:rFonts w:ascii="Times New Roman" w:hAnsi="Times New Roman" w:cs="Times New Roman"/>
+                <w:b/>
+                <w:bCs/>
+                <w:sz w:val="22"/>
+                <w:szCs w:val="22"/>
+              </w:rPr>
+            </w:pPr>
+            <w:r>
+              <w:rPr>
+                <w:rFonts w:ascii="Times New Roman" w:hAnsi="Times New Roman" w:cs="Times New Roman"/>
+                <w:b/>
+                <w:bCs/>
+                <w:sz w:val="22"/>
+                <w:szCs w:val="22"/>
+              </w:rPr>
+              <w:t>Task</w:t>
+            </w:r>
+          </w:p>
+        </w:tc>
+        <w:tc>
+          <w:tcPr>
+            <w:tcW w:w="1456" w:type="dxa"/>
+            <w:vAlign w:val="center"/>
+          </w:tcPr>
+          <w:p>
+            <w:pPr>
+              <w:rPr>
+                <w:rFonts w:ascii="Times New Roman" w:hAnsi="Times New Roman" w:cs="Times New Roman"/>
+                <w:b/>
+                <w:bCs/>
+                <w:sz w:val="22"/>
+                <w:szCs w:val="22"/>
+              </w:rPr>
+            </w:pPr>
+            <w:r>
+              <w:rPr>
+                <w:rFonts w:ascii="Times New Roman" w:hAnsi="Times New Roman" w:cs="Times New Roman"/>
+                <w:b/>
+                <w:bCs/>
+                <w:sz w:val="22"/>
+                <w:szCs w:val="22"/>
+              </w:rPr>
+              <w:t>Assigned To</w:t>
+            </w:r>
+          </w:p>
+        </w:tc>
+        <w:tc>
+          <w:tcPr>
+            <w:tcW w:w="1223" w:type="dxa"/>
+            <w:vAlign w:val="center"/>
+          </w:tcPr>
+          <w:p>
+            <w:pPr>
+              <w:rPr>
+                <w:rFonts w:ascii="Times New Roman" w:hAnsi="Times New Roman" w:cs="Times New Roman"/>
+                <w:b/>
+                <w:bCs/>
+                <w:sz w:val="22"/>
+                <w:szCs w:val="22"/>
+              </w:rPr>
+            </w:pPr>
+            <w:r>
+              <w:rPr>
+                <w:rFonts w:ascii="Times New Roman" w:hAnsi="Times New Roman" w:cs="Times New Roman"/>
+                <w:b/>
+                <w:bCs/>
+                <w:sz w:val="22"/>
+                <w:szCs w:val="22"/>
+              </w:rPr>
+              <w:t>Status</w:t>
+            </w:r>
+          </w:p>
+        </w:tc>
+        <w:tc>
+          <w:tcPr>
+            <w:tcW w:w="1562" w:type="dxa"/>
+            <w:vAlign w:val="center"/>
+          </w:tcPr>
+          <w:p>
+            <w:pPr>
+              <w:rPr>
+                <w:rFonts w:ascii="Times New Roman" w:hAnsi="Times New Roman" w:cs="Times New Roman"/>
+                <w:b/>
+                <w:bCs/>
+                <w:sz w:val="22"/>
+                <w:szCs w:val="22"/>
+              </w:rPr>
+            </w:pPr>
+            <w:r>
+              <w:rPr>
+                <w:rFonts w:ascii="Times New Roman" w:hAnsi="Times New Roman" w:cs="Times New Roman"/>
+                <w:b/>
+                <w:bCs/>
+                <w:sz w:val="22"/>
+                <w:szCs w:val="22"/>
+              </w:rPr>
+              <w:t>Story Points</w:t>
+            </w:r>
+          </w:p>
+        </w:tc>
+      </w:tr>
+      <w:tr>
+        <w:tc>
+          <w:tcPr>
+            <w:tcW w:w="1413" w:type="dxa"/>
+          </w:tcPr>
+          <w:p>
+            <w:pPr>
+              <w:rPr>
+                <w:rFonts w:ascii="Times New Roman" w:hAnsi="Times New Roman" w:cs="Times New Roman"/>
+                <w:sz w:val="22"/>
+                <w:szCs w:val="22"/>
+              </w:rPr>
+            </w:pPr>
+            <w:r>
+              <w:rPr>
+                <w:rFonts w:ascii="Times New Roman" w:hAnsi="Times New Roman" w:cs="Times New Roman"/>
+                <w:sz w:val="22"/>
+                <w:szCs w:val="22"/>
+              </w:rPr>
+              <w:t>SPP-9</w:t>
+            </w:r>
+          </w:p>
+        </w:tc>
+        <w:tc>
+          <w:tcPr>
+            <w:tcW w:w="1620" w:type="dxa"/>
+            <w:vAlign w:val="center"/>
+          </w:tcPr>
+          <w:p>
+            <w:pPr>
+              <w:rPr>
+                <w:rFonts w:ascii="Times New Roman" w:hAnsi="Times New Roman" w:cs="Times New Roman"/>
+                <w:sz w:val="22"/>
+                <w:szCs w:val="22"/>
+              </w:rPr>
+            </w:pPr>
+            <w:r>
+              <w:rPr>
+                <w:rFonts w:ascii="Times New Roman" w:hAnsi="Times New Roman" w:cs="Times New Roman"/>
+                <w:sz w:val="22"/>
+                <w:szCs w:val="22"/>
+              </w:rPr>
+              <w:t>LOGIN-01</w:t>
+            </w:r>
+          </w:p>
+        </w:tc>
+        <w:tc>
+          <w:tcPr>
+            <w:tcW w:w="2076" w:type="dxa"/>
+            <w:vAlign w:val="center"/>
+          </w:tcPr>
+          <w:p>
+            <w:pPr>
+              <w:rPr>
+                <w:rFonts w:ascii="Times New Roman" w:hAnsi="Times New Roman" w:cs="Times New Roman"/>
+                <w:sz w:val="22"/>
+                <w:szCs w:val="22"/>
+              </w:rPr>
+            </w:pPr>
+            <w:r>
+              <w:rPr>
+                <w:rFonts w:ascii="Times New Roman" w:hAnsi="Times New Roman" w:cs="Times New Roman"/>
+                <w:sz w:val="22"/>
+                <w:szCs w:val="22"/>
+              </w:rPr>
+              <w:t>User Creating Their Account</w:t>
+            </w:r>
+          </w:p>
+        </w:tc>
+        <w:tc>
+          <w:tcPr>
+            <w:tcW w:w="1456" w:type="dxa"/>
+            <w:vAlign w:val="center"/>
+          </w:tcPr>
+          <w:p>
+            <w:pPr>
+              <w:rPr>
+                <w:rFonts w:ascii="Times New Roman" w:hAnsi="Times New Roman" w:cs="Times New Roman"/>
+                <w:sz w:val="22"/>
+                <w:szCs w:val="22"/>
+              </w:rPr>
+            </w:pPr>
+            <w:r>
+              <w:rPr>
+                <w:rFonts w:ascii="Times New Roman" w:hAnsi="Times New Roman" w:cs="Times New Roman"/>
+                <w:sz w:val="22"/>
+                <w:szCs w:val="22"/>
+              </w:rPr>
+              <w:t>Auth Team</w:t>
+            </w:r>
+          </w:p>
+        </w:tc>
+        <w:tc>
+          <w:tcPr>
+            <w:tcW w:w="1223" w:type="dxa"/>
+            <w:vAlign w:val="center"/>
+          </w:tcPr>
+          <w:p>
+            <w:pPr>
+              <w:rPr>
+                <w:rFonts w:ascii="Times New Roman" w:hAnsi="Times New Roman" w:cs="Times New Roman"/>
+                <w:sz w:val="22"/>
+                <w:szCs w:val="22"/>
+              </w:rPr>
+            </w:pPr>
+            <w:r>
+              <w:rPr>
+                <w:rFonts w:ascii="Times New Roman" w:hAnsi="Times New Roman" w:cs="Times New Roman"/>
+                <w:sz w:val="22"/>
+                <w:szCs w:val="22"/>
+              </w:rPr>
+              <w:t>Done</w:t>
+            </w:r>
+          </w:p>
+        </w:tc>
+        <w:tc>
+          <w:tcPr>
+            <w:tcW w:w="1562" w:type="dxa"/>
+            <w:vAlign w:val="center"/>
+          </w:tcPr>
+          <w:p>
+            <w:pPr>
+              <w:rPr>
+                <w:rFonts w:ascii="Times New Roman" w:hAnsi="Times New Roman" w:cs="Times New Roman"/>
+                <w:sz w:val="22"/>
+                <w:szCs w:val="22"/>
+              </w:rPr>
+            </w:pPr>
+            <w:r>
+              <w:rPr>
+                <w:rFonts w:ascii="Times New Roman" w:hAnsi="Times New Roman" w:cs="Times New Roman"/>
+                <w:sz w:val="22"/>
+                <w:szCs w:val="22"/>
+              </w:rPr>
+              <w:t>3</w:t>
+            </w:r>
+          </w:p>
+        </w:tc>
+      </w:tr>
+      <w:tr>
+        <w:tc>
+          <w:tcPr>
+            <w:tcW w:w="1413" w:type="dxa"/>
+          </w:tcPr>
+          <w:p>
+            <w:pPr>
+              <w:rPr>
+                <w:rFonts w:ascii="Times New Roman" w:hAnsi="Times New Roman" w:cs="Times New Roman"/>
+                <w:sz w:val="22"/>
+                <w:szCs w:val="22"/>
+              </w:rPr>
+            </w:pPr>
+            <w:r>
+              <w:rPr>
+                <w:rFonts w:ascii="Times New Roman" w:hAnsi="Times New Roman" w:cs="Times New Roman"/>
+                <w:sz w:val="22"/>
+                <w:szCs w:val="22"/>
+              </w:rPr>
+              <w:t>SPP-10</w:t>
+            </w:r>
+          </w:p>
+        </w:tc>
+        <w:tc>
+          <w:tcPr>
+            <w:tcW w:w="1620" w:type="dxa"/>
+            <w:vAlign w:val="center"/>
+          </w:tcPr>
+          <w:p>
+            <w:pPr>
+              <w:rPr>
+                <w:rFonts w:ascii="Times New Roman" w:hAnsi="Times New Roman" w:cs="Times New Roman"/>
+                <w:sz w:val="22"/>
+                <w:szCs w:val="22"/>
+              </w:rPr>
+            </w:pPr>
+            <w:r>
+              <w:rPr>
+                <w:rFonts w:ascii="Times New Roman" w:hAnsi="Times New Roman" w:cs="Times New Roman"/>
+                <w:sz w:val="22"/>
+                <w:szCs w:val="22"/>
+              </w:rPr>
+              <w:t>LOGIN-02</w:t>
+            </w:r>
+          </w:p>
+        </w:tc>
+        <w:tc>
+          <w:tcPr>
+            <w:tcW w:w="2076" w:type="dxa"/>
+            <w:vAlign w:val="center"/>
+          </w:tcPr>
+          <w:p>
+            <w:pPr>
+              <w:rPr>
+                <w:rFonts w:ascii="Times New Roman" w:hAnsi="Times New Roman" w:cs="Times New Roman"/>
+                <w:sz w:val="22"/>
+                <w:szCs w:val="22"/>
+              </w:rPr>
+            </w:pPr>
+            <w:r>
+              <w:rPr>
+                <w:rFonts w:ascii="Times New Roman" w:hAnsi="Times New Roman" w:cs="Times New Roman"/>
+                <w:sz w:val="22"/>
+                <w:szCs w:val="22"/>
+              </w:rPr>
+              <w:t>User Logging Into Account</w:t>
+            </w:r>
+          </w:p>
+        </w:tc>
+        <w:tc>
+          <w:tcPr>
+            <w:tcW w:w="1456" w:type="dxa"/>
+            <w:vAlign w:val="center"/>
+          </w:tcPr>
+          <w:p>
+            <w:pPr>
+              <w:rPr>
+                <w:rFonts w:ascii="Times New Roman" w:hAnsi="Times New Roman" w:cs="Times New Roman"/>
+                <w:sz w:val="22"/>
+                <w:szCs w:val="22"/>
+              </w:rPr>
+            </w:pPr>
+            <w:r>
+              <w:rPr>
+                <w:rFonts w:ascii="Times New Roman" w:hAnsi="Times New Roman" w:cs="Times New Roman"/>
+                <w:sz w:val="22"/>
+                <w:szCs w:val="22"/>
+              </w:rPr>
+              <w:t>Auth Team</w:t>
+            </w:r>
+          </w:p>
+        </w:tc>
+        <w:tc>
+          <w:tcPr>
+            <w:tcW w:w="1223" w:type="dxa"/>
+            <w:vAlign w:val="center"/>
+          </w:tcPr>
+          <w:p>
+            <w:pPr>
+              <w:rPr>
+                <w:rFonts w:ascii="Times New Roman" w:hAnsi="Times New Roman" w:cs="Times New Roman"/>
+                <w:sz w:val="22"/>
+                <w:szCs w:val="22"/>
+              </w:rPr>
+            </w:pPr>
+            <w:r>
+              <w:rPr>
+                <w:rFonts w:ascii="Times New Roman" w:hAnsi="Times New Roman" w:cs="Times New Roman"/>
+                <w:sz w:val="22"/>
+                <w:szCs w:val="22"/>
+              </w:rPr>
+              <w:t>In Review</w:t>
+            </w:r>
+          </w:p>
+        </w:tc>
+        <w:tc>
+          <w:tcPr>
+            <w:tcW w:w="1562" w:type="dxa"/>
+            <w:vAlign w:val="center"/>
+          </w:tcPr>
+          <w:p>
+            <w:pPr>
+              <w:rPr>
+                <w:rFonts w:ascii="Times New Roman" w:hAnsi="Times New Roman" w:cs="Times New Roman"/>
+                <w:sz w:val="22"/>
+                <w:szCs w:val="22"/>
+              </w:rPr>
+            </w:pPr>
+            <w:r>
+              <w:rPr>
+                <w:rFonts w:ascii="Times New Roman" w:hAnsi="Times New Roman" w:cs="Times New Roman"/>
+                <w:sz w:val="22"/>
+                <w:szCs w:val="22"/>
+              </w:rPr>
+              <w:t>3</w:t>
+            </w:r>
+          </w:p>
+        </w:tc>
+      </w:tr>
+      <w:tr>
+        <w:tc>
+          <w:tcPr>
+            <w:tcW w:w="1413" w:type="dxa"/>
+          </w:tcPr>
+          <w:p>
+            <w:pPr>
+              <w:rPr>
+                <w:rFonts w:ascii="Times New Roman" w:hAnsi="Times New Roman" w:cs="Times New Roman"/>
+                <w:sz w:val="22"/>
+                <w:szCs w:val="22"/>
+              </w:rPr>
+            </w:pPr>
+            <w:r>
+              <w:rPr>
+                <w:rFonts w:ascii="Times New Roman" w:hAnsi="Times New Roman" w:cs="Times New Roman"/>
+                <w:sz w:val="22"/>
+                <w:szCs w:val="22"/>
+              </w:rPr>
+              <w:t>SPP-11</w:t>
+            </w:r>
+          </w:p>
+        </w:tc>
+        <w:tc>
+          <w:tcPr>
+            <w:tcW w:w="1620" w:type="dxa"/>
+            <w:vAlign w:val="center"/>
+          </w:tcPr>
+          <w:p>
+            <w:pPr>
+              <w:rPr>
+                <w:rFonts w:ascii="Times New Roman" w:hAnsi="Times New Roman" w:cs="Times New Roman"/>
+                <w:sz w:val="22"/>
+                <w:szCs w:val="22"/>
+              </w:rPr>
+            </w:pPr>
+            <w:r>
+              <w:rPr>
+                <w:rFonts w:ascii="Times New Roman" w:hAnsi="Times New Roman" w:cs="Times New Roman"/>
+                <w:sz w:val="22"/>
+                <w:szCs w:val="22"/>
+              </w:rPr>
+              <w:t>LOGIN-03</w:t>
+            </w:r>
+          </w:p>
+        </w:tc>
+        <w:tc>
+          <w:tcPr>
+            <w:tcW w:w="2076" w:type="dxa"/>
+            <w:vAlign w:val="center"/>
+          </w:tcPr>
+          <w:p>
+            <w:pPr>
+              <w:rPr>
+                <w:rFonts w:ascii="Times New Roman" w:hAnsi="Times New Roman" w:cs="Times New Roman"/>
+                <w:sz w:val="22"/>
+                <w:szCs w:val="22"/>
+              </w:rPr>
+            </w:pPr>
+            <w:r>
+              <w:rPr>
+                <w:rFonts w:ascii="Times New Roman" w:hAnsi="Times New Roman" w:cs="Times New Roman"/>
+                <w:sz w:val="22"/>
+                <w:szCs w:val="22"/>
+              </w:rPr>
+              <w:t>User Logging Out of Account</w:t>
+            </w:r>
+          </w:p>
+        </w:tc>
+        <w:tc>
+          <w:tcPr>
+            <w:tcW w:w="1456" w:type="dxa"/>
+            <w:vAlign w:val="center"/>
+          </w:tcPr>
+          <w:p>
+            <w:pPr>
+              <w:rPr>
+                <w:rFonts w:ascii="Times New Roman" w:hAnsi="Times New Roman" w:cs="Times New Roman"/>
+                <w:sz w:val="22"/>
+                <w:szCs w:val="22"/>
+              </w:rPr>
+            </w:pPr>
+            <w:r>
+              <w:rPr>
+                <w:rFonts w:ascii="Times New Roman" w:hAnsi="Times New Roman" w:cs="Times New Roman"/>
+                <w:sz w:val="22"/>
+                <w:szCs w:val="22"/>
+              </w:rPr>
+              <w:t>Auth Team</w:t>
+            </w:r>
+          </w:p>
+        </w:tc>
+        <w:tc>
+          <w:tcPr>
+            <w:tcW w:w="1223" w:type="dxa"/>
+            <w:vAlign w:val="center"/>
+          </w:tcPr>
+          <w:p>
+            <w:pPr>
+              <w:rPr>
+                <w:rFonts w:ascii="Times New Roman" w:hAnsi="Times New Roman" w:cs="Times New Roman"/>
+                <w:sz w:val="22"/>
+                <w:szCs w:val="22"/>
+              </w:rPr>
+            </w:pPr>
+            <w:r>
+              <w:rPr>
+                <w:rFonts w:ascii="Times New Roman" w:hAnsi="Times New Roman" w:cs="Times New Roman"/>
+                <w:sz w:val="22"/>
+                <w:szCs w:val="22"/>
+              </w:rPr>
+              <w:t>In Review</w:t>
+            </w:r>
+          </w:p>
+        </w:tc>
+        <w:tc>
+          <w:tcPr>
+            <w:tcW w:w="1562" w:type="dxa"/>
+            <w:vAlign w:val="center"/>
+          </w:tcPr>
+          <w:p>
+            <w:pPr>
+              <w:rPr>
+                <w:rFonts w:ascii="Times New Roman" w:hAnsi="Times New Roman" w:cs="Times New Roman"/>
+                <w:sz w:val="22"/>
+                <w:szCs w:val="22"/>
+              </w:rPr>
+            </w:pPr>
+            <w:r>
+              <w:rPr>
+                <w:rFonts w:ascii="Times New Roman" w:hAnsi="Times New Roman" w:cs="Times New Roman"/>
+                <w:sz w:val="22"/>
+                <w:szCs w:val="22"/>
+              </w:rPr>
+              <w:t>2</w:t>
+            </w:r>
+          </w:p>
+        </w:tc>
+      </w:tr>
+      <w:tr>
+        <w:tc>
+          <w:tcPr>
+            <w:tcW w:w="1413" w:type="dxa"/>
+          </w:tcPr>
+          <w:p>
+            <w:pPr>
+              <w:rPr>
+                <w:rFonts w:ascii="Times New Roman" w:hAnsi="Times New Roman" w:cs="Times New Roman"/>
+                <w:sz w:val="22"/>
+                <w:szCs w:val="22"/>
+              </w:rPr>
+            </w:pPr>
+            <w:r>
+              <w:rPr>
+                <w:rFonts w:ascii="Times New Roman" w:hAnsi="Times New Roman" w:cs="Times New Roman"/>
+                <w:sz w:val="22"/>
+                <w:szCs w:val="22"/>
+              </w:rPr>
+              <w:t>SPP-12</w:t>
+            </w:r>
+          </w:p>
+        </w:tc>
+        <w:tc>
+          <w:tcPr>
+            <w:tcW w:w="1620" w:type="dxa"/>
+            <w:vAlign w:val="center"/>
+          </w:tcPr>
+          <w:p>
+            <w:pPr>
+              <w:rPr>
+                <w:rFonts w:ascii="Times New Roman" w:hAnsi="Times New Roman" w:cs="Times New Roman"/>
+                <w:sz w:val="22"/>
+                <w:szCs w:val="22"/>
+              </w:rPr>
+            </w:pPr>
+            <w:r>
+              <w:rPr>
+                <w:rFonts w:ascii="Times New Roman" w:hAnsi="Times New Roman" w:cs="Times New Roman"/>
+                <w:sz w:val="22"/>
+                <w:szCs w:val="22"/>
+              </w:rPr>
+              <w:t>LOGIN-04</w:t>
+            </w:r>
+          </w:p>
+        </w:tc>
+        <w:tc>
+          <w:tcPr>
+            <w:tcW w:w="2076" w:type="dxa"/>
+            <w:vAlign w:val="center"/>
+          </w:tcPr>
+          <w:p>
+            <w:pPr>
+              <w:rPr>
+                <w:rFonts w:ascii="Times New Roman" w:hAnsi="Times New Roman" w:cs="Times New Roman"/>
+                <w:sz w:val="22"/>
+                <w:szCs w:val="22"/>
+              </w:rPr>
+            </w:pPr>
+            <w:r>
+              <w:rPr>
+                <w:rFonts w:ascii="Times New Roman" w:hAnsi="Times New Roman" w:cs="Times New Roman"/>
+                <w:sz w:val="22"/>
+                <w:szCs w:val="22"/>
+              </w:rPr>
+              <w:t>User Information Management</w:t>
+            </w:r>
+          </w:p>
+        </w:tc>
+        <w:tc>
+          <w:tcPr>
+            <w:tcW w:w="1456" w:type="dxa"/>
+            <w:vAlign w:val="center"/>
+          </w:tcPr>
+          <w:p>
+            <w:pPr>
+              <w:rPr>
+                <w:rFonts w:ascii="Times New Roman" w:hAnsi="Times New Roman" w:cs="Times New Roman"/>
+                <w:sz w:val="22"/>
+                <w:szCs w:val="22"/>
+              </w:rPr>
+            </w:pPr>
+            <w:r>
+              <w:rPr>
+                <w:rFonts w:ascii="Times New Roman" w:hAnsi="Times New Roman" w:cs="Times New Roman"/>
+                <w:sz w:val="22"/>
+                <w:szCs w:val="22"/>
+              </w:rPr>
+              <w:t>Auth Team</w:t>
+            </w:r>
+          </w:p>
+        </w:tc>
+        <w:tc>
+          <w:tcPr>
+            <w:tcW w:w="1223" w:type="dxa"/>
+            <w:vAlign w:val="center"/>
+          </w:tcPr>
+          <w:p>
+            <w:pPr>
+              <w:rPr>
+                <w:rFonts w:ascii="Times New Roman" w:hAnsi="Times New Roman" w:cs="Times New Roman"/>
+                <w:sz w:val="22"/>
+                <w:szCs w:val="22"/>
+              </w:rPr>
+            </w:pPr>
+            <w:r>
+              <w:rPr>
+                <w:rFonts w:ascii="Times New Roman" w:hAnsi="Times New Roman" w:cs="Times New Roman"/>
+                <w:sz w:val="22"/>
+                <w:szCs w:val="22"/>
+              </w:rPr>
+              <w:t>In Progress</w:t>
+            </w:r>
+          </w:p>
+        </w:tc>
+        <w:tc>
+          <w:tcPr>
+            <w:tcW w:w="1562" w:type="dxa"/>
+            <w:vAlign w:val="center"/>
+          </w:tcPr>
+          <w:p>
+            <w:pPr>
+              <w:rPr>
+                <w:rFonts w:ascii="Times New Roman" w:hAnsi="Times New Roman" w:cs="Times New Roman"/>
+                <w:sz w:val="22"/>
+                <w:szCs w:val="22"/>
+              </w:rPr>
+            </w:pPr>
+            <w:r>
+              <w:rPr>
+                <w:rFonts w:ascii="Times New Roman" w:hAnsi="Times New Roman" w:cs="Times New Roman"/>
+                <w:sz w:val="22"/>
+                <w:szCs w:val="22"/>
+              </w:rPr>
+              <w:t>3</w:t>
+            </w:r>
+          </w:p>
+        </w:tc>
+      </w:tr>
+      <w:tr>
+        <w:tc>
+          <w:tcPr>
+            <w:tcW w:w="1413" w:type="dxa"/>
+          </w:tcPr>
+          <w:p>
+            <w:pPr>
+              <w:rPr>
+                <w:rFonts w:ascii="Times New Roman" w:hAnsi="Times New Roman" w:cs="Times New Roman"/>
+                <w:sz w:val="22"/>
+                <w:szCs w:val="22"/>
+              </w:rPr>
+            </w:pPr>
+            <w:r>
+              <w:rPr>
+                <w:rFonts w:ascii="Times New Roman" w:hAnsi="Times New Roman" w:cs="Times New Roman"/>
+                <w:sz w:val="22"/>
+                <w:szCs w:val="22"/>
+              </w:rPr>
+              <w:t>SPP-13</w:t>
+            </w:r>
+          </w:p>
+        </w:tc>
+        <w:tc>
+          <w:tcPr>
+            <w:tcW w:w="1620" w:type="dxa"/>
+            <w:vAlign w:val="center"/>
+          </w:tcPr>
+          <w:p>
+            <w:pPr>
+              <w:rPr>
+                <w:rFonts w:ascii="Times New Roman" w:hAnsi="Times New Roman" w:cs="Times New Roman"/>
+                <w:sz w:val="22"/>
+                <w:szCs w:val="22"/>
+              </w:rPr>
+            </w:pPr>
+            <w:r>
+              <w:rPr>
+                <w:rFonts w:ascii="Times New Roman" w:hAnsi="Times New Roman" w:cs="Times New Roman"/>
+                <w:sz w:val="22"/>
+                <w:szCs w:val="22"/>
+              </w:rPr>
+              <w:t>UI-USER-01</w:t>
+            </w:r>
+          </w:p>
+        </w:tc>
+        <w:tc>
+          <w:tcPr>
+            <w:tcW w:w="2076" w:type="dxa"/>
+            <w:vAlign w:val="center"/>
+          </w:tcPr>
+          <w:p>
+            <w:pPr>
+              <w:rPr>
+                <w:rFonts w:ascii="Times New Roman" w:hAnsi="Times New Roman" w:cs="Times New Roman"/>
+                <w:sz w:val="22"/>
+                <w:szCs w:val="22"/>
+              </w:rPr>
+            </w:pPr>
+            <w:r>
+              <w:rPr>
+                <w:rFonts w:ascii="Times New Roman" w:hAnsi="Times New Roman" w:cs="Times New Roman"/>
+                <w:sz w:val="22"/>
+                <w:szCs w:val="22"/>
+              </w:rPr>
+              <w:t>User Home (Main) Screen</w:t>
+            </w:r>
+          </w:p>
+        </w:tc>
+        <w:tc>
+          <w:tcPr>
+            <w:tcW w:w="1456" w:type="dxa"/>
+            <w:vAlign w:val="center"/>
+          </w:tcPr>
+          <w:p>
+            <w:pPr>
+              <w:rPr>
+                <w:rFonts w:ascii="Times New Roman" w:hAnsi="Times New Roman" w:cs="Times New Roman"/>
+                <w:sz w:val="22"/>
+                <w:szCs w:val="22"/>
+              </w:rPr>
+            </w:pPr>
+            <w:r>
+              <w:rPr>
+                <w:rFonts w:ascii="Times New Roman" w:hAnsi="Times New Roman" w:cs="Times New Roman"/>
+                <w:sz w:val="22"/>
+                <w:szCs w:val="22"/>
+              </w:rPr>
+              <w:t>UI Team</w:t>
+            </w:r>
+          </w:p>
+        </w:tc>
+        <w:tc>
+          <w:tcPr>
+            <w:tcW w:w="1223" w:type="dxa"/>
+            <w:vAlign w:val="center"/>
+          </w:tcPr>
+          <w:p>
+            <w:pPr>
+              <w:rPr>
+                <w:rFonts w:ascii="Times New Roman" w:hAnsi="Times New Roman" w:cs="Times New Roman"/>
+                <w:sz w:val="22"/>
+                <w:szCs w:val="22"/>
+              </w:rPr>
+            </w:pPr>
+            <w:r>
+              <w:rPr>
+                <w:rFonts w:ascii="Times New Roman" w:hAnsi="Times New Roman" w:cs="Times New Roman"/>
+                <w:sz w:val="22"/>
+                <w:szCs w:val="22"/>
+              </w:rPr>
+              <w:t>Done</w:t>
+            </w:r>
+          </w:p>
+        </w:tc>
+        <w:tc>
+          <w:tcPr>
+            <w:tcW w:w="1562" w:type="dxa"/>
+            <w:vAlign w:val="center"/>
+          </w:tcPr>
+          <w:p>
+            <w:pPr>
+              <w:rPr>
+                <w:rFonts w:ascii="Times New Roman" w:hAnsi="Times New Roman" w:cs="Times New Roman"/>
+                <w:sz w:val="22"/>
+                <w:szCs w:val="22"/>
+              </w:rPr>
+            </w:pPr>
+            <w:r>
+              <w:rPr>
+                <w:rFonts w:ascii="Times New Roman" w:hAnsi="Times New Roman" w:cs="Times New Roman"/>
+                <w:sz w:val="22"/>
+                <w:szCs w:val="22"/>
+              </w:rPr>
+              <w:t>3</w:t>
+            </w:r>
+          </w:p>
+        </w:tc>
+      </w:tr>
+      <w:tr>
+        <w:tc>
+          <w:tcPr>
+            <w:tcW w:w="1413" w:type="dxa"/>
+          </w:tcPr>
+          <w:p>
+            <w:pPr>
+              <w:rPr>
+                <w:rFonts w:ascii="Times New Roman" w:hAnsi="Times New Roman" w:cs="Times New Roman"/>
+                <w:sz w:val="22"/>
+                <w:szCs w:val="22"/>
+              </w:rPr>
+            </w:pPr>
+            <w:r>
+              <w:rPr>
+                <w:rFonts w:ascii="Times New Roman" w:hAnsi="Times New Roman" w:cs="Times New Roman"/>
+                <w:sz w:val="22"/>
+                <w:szCs w:val="22"/>
+              </w:rPr>
+              <w:t>SPP-14</w:t>
+            </w:r>
+          </w:p>
+        </w:tc>
+        <w:tc>
+          <w:tcPr>
+            <w:tcW w:w="1620" w:type="dxa"/>
+            <w:vAlign w:val="center"/>
+          </w:tcPr>
+          <w:p>
+            <w:pPr>
+              <w:rPr>
+                <w:rFonts w:ascii="Times New Roman" w:hAnsi="Times New Roman" w:cs="Times New Roman"/>
+                <w:sz w:val="22"/>
+                <w:szCs w:val="22"/>
+              </w:rPr>
+            </w:pPr>
+            <w:r>
+              <w:rPr>
+                <w:rFonts w:ascii="Times New Roman" w:hAnsi="Times New Roman" w:cs="Times New Roman"/>
+                <w:sz w:val="22"/>
+                <w:szCs w:val="22"/>
+              </w:rPr>
+              <w:t>UI-USER-0</w:t>
+            </w:r>
+            <w:r>
+              <w:rPr>
+                <w:rFonts w:ascii="Times New Roman" w:hAnsi="Times New Roman" w:cs="Times New Roman"/>
+                <w:sz w:val="22"/>
+                <w:szCs w:val="22"/>
+              </w:rPr>
+              <w:t>2</w:t>
+            </w:r>
+          </w:p>
+        </w:tc>
+        <w:tc>
+          <w:tcPr>
+            <w:tcW w:w="2076" w:type="dxa"/>
+            <w:vAlign w:val="center"/>
+          </w:tcPr>
+          <w:p>
+            <w:pPr>
+              <w:rPr>
+                <w:rFonts w:ascii="Times New Roman" w:hAnsi="Times New Roman" w:cs="Times New Roman"/>
+                <w:sz w:val="22"/>
+                <w:szCs w:val="22"/>
+              </w:rPr>
+            </w:pPr>
+            <w:r>
+              <w:rPr>
+                <w:rFonts w:ascii="Times New Roman" w:hAnsi="Times New Roman" w:cs="Times New Roman"/>
+                <w:sz w:val="22"/>
+                <w:szCs w:val="22"/>
+              </w:rPr>
+              <w:t>View Parking Facility Details</w:t>
+            </w:r>
+          </w:p>
+        </w:tc>
+        <w:tc>
+          <w:tcPr>
+            <w:tcW w:w="1456" w:type="dxa"/>
+            <w:vAlign w:val="center"/>
+          </w:tcPr>
+          <w:p>
+            <w:pPr>
+              <w:rPr>
+                <w:rFonts w:ascii="Times New Roman" w:hAnsi="Times New Roman" w:cs="Times New Roman"/>
+                <w:sz w:val="22"/>
+                <w:szCs w:val="22"/>
+              </w:rPr>
+            </w:pPr>
+            <w:r>
+              <w:rPr>
+                <w:rFonts w:ascii="Times New Roman" w:hAnsi="Times New Roman" w:cs="Times New Roman"/>
+                <w:sz w:val="22"/>
+                <w:szCs w:val="22"/>
+              </w:rPr>
+              <w:t>UI Team</w:t>
+            </w:r>
+          </w:p>
+        </w:tc>
+        <w:tc>
+          <w:tcPr>
+            <w:tcW w:w="1223" w:type="dxa"/>
+            <w:vAlign w:val="center"/>
+          </w:tcPr>
+          <w:p>
+            <w:pPr>
+              <w:rPr>
+                <w:rFonts w:ascii="Times New Roman" w:hAnsi="Times New Roman" w:cs="Times New Roman"/>
+                <w:sz w:val="22"/>
+                <w:szCs w:val="22"/>
+              </w:rPr>
+            </w:pPr>
+            <w:r>
+              <w:rPr>
+                <w:rFonts w:ascii="Times New Roman" w:hAnsi="Times New Roman" w:cs="Times New Roman"/>
+                <w:sz w:val="22"/>
+                <w:szCs w:val="22"/>
+              </w:rPr>
+              <w:t>Done</w:t>
+            </w:r>
+          </w:p>
+        </w:tc>
+        <w:tc>
+          <w:tcPr>
+            <w:tcW w:w="1562" w:type="dxa"/>
+            <w:vAlign w:val="center"/>
+          </w:tcPr>
+          <w:p>
+            <w:pPr>
+              <w:rPr>
+                <w:rFonts w:ascii="Times New Roman" w:hAnsi="Times New Roman" w:cs="Times New Roman"/>
+                <w:sz w:val="22"/>
+                <w:szCs w:val="22"/>
+              </w:rPr>
+            </w:pPr>
+            <w:r>
+              <w:rPr>
+                <w:rFonts w:ascii="Times New Roman" w:hAnsi="Times New Roman" w:cs="Times New Roman"/>
+                <w:sz w:val="22"/>
+                <w:szCs w:val="22"/>
+              </w:rPr>
+              <w:t>3</w:t>
+            </w:r>
+          </w:p>
+        </w:tc>
+      </w:tr>
+      <w:tr>
+        <w:tc>
+          <w:tcPr>
+            <w:tcW w:w="1413" w:type="dxa"/>
+          </w:tcPr>
+          <w:p>
+            <w:pPr>
+              <w:rPr>
+                <w:rFonts w:ascii="Times New Roman" w:hAnsi="Times New Roman" w:cs="Times New Roman"/>
+                <w:sz w:val="22"/>
+                <w:szCs w:val="22"/>
+              </w:rPr>
+            </w:pPr>
+            <w:r>
+              <w:rPr>
+                <w:rFonts w:ascii="Times New Roman" w:hAnsi="Times New Roman" w:cs="Times New Roman"/>
+                <w:sz w:val="22"/>
+                <w:szCs w:val="22"/>
+              </w:rPr>
+              <w:t>SPP-18</w:t>
+            </w:r>
+          </w:p>
+        </w:tc>
+        <w:tc>
+          <w:tcPr>
+            <w:tcW w:w="1620" w:type="dxa"/>
+            <w:vAlign w:val="center"/>
+          </w:tcPr>
+          <w:p>
+            <w:pPr>
+              <w:rPr>
+                <w:rFonts w:ascii="Times New Roman" w:hAnsi="Times New Roman" w:cs="Times New Roman"/>
+                <w:sz w:val="22"/>
+                <w:szCs w:val="22"/>
+              </w:rPr>
+            </w:pPr>
+            <w:r>
+              <w:rPr>
+                <w:rFonts w:ascii="Times New Roman" w:hAnsi="Times New Roman" w:cs="Times New Roman"/>
+                <w:sz w:val="22"/>
+                <w:szCs w:val="22"/>
+              </w:rPr>
+              <w:t>UI-USER-0</w:t>
+            </w:r>
+            <w:r>
+              <w:rPr>
+                <w:rFonts w:ascii="Times New Roman" w:hAnsi="Times New Roman" w:cs="Times New Roman"/>
+                <w:sz w:val="22"/>
+                <w:szCs w:val="22"/>
+              </w:rPr>
+              <w:t>4</w:t>
+            </w:r>
+          </w:p>
+        </w:tc>
+        <w:tc>
+          <w:tcPr>
+            <w:tcW w:w="2076" w:type="dxa"/>
+            <w:vAlign w:val="center"/>
+          </w:tcPr>
+          <w:p>
+            <w:pPr>
+              <w:rPr>
+                <w:rFonts w:ascii="Times New Roman" w:hAnsi="Times New Roman" w:cs="Times New Roman"/>
+                <w:sz w:val="22"/>
+                <w:szCs w:val="22"/>
+              </w:rPr>
+            </w:pPr>
+            <w:r>
+              <w:rPr>
+                <w:rFonts w:ascii="Times New Roman" w:hAnsi="Times New Roman" w:cs="Times New Roman"/>
+                <w:sz w:val="22"/>
+                <w:szCs w:val="22"/>
+              </w:rPr>
+              <w:t>Users Viewing Querying Suitable Facilities</w:t>
+            </w:r>
+          </w:p>
+        </w:tc>
+        <w:tc>
+          <w:tcPr>
+            <w:tcW w:w="1456" w:type="dxa"/>
+            <w:vAlign w:val="center"/>
+          </w:tcPr>
+          <w:p>
+            <w:pPr>
+              <w:rPr>
+                <w:rFonts w:ascii="Times New Roman" w:hAnsi="Times New Roman" w:cs="Times New Roman"/>
+                <w:sz w:val="22"/>
+                <w:szCs w:val="22"/>
+              </w:rPr>
+            </w:pPr>
+            <w:r>
+              <w:rPr>
+                <w:rFonts w:ascii="Times New Roman" w:hAnsi="Times New Roman" w:cs="Times New Roman"/>
+                <w:sz w:val="22"/>
+                <w:szCs w:val="22"/>
+              </w:rPr>
+              <w:t>UI Team</w:t>
+            </w:r>
+          </w:p>
+        </w:tc>
+        <w:tc>
+          <w:tcPr>
+            <w:tcW w:w="1223" w:type="dxa"/>
+            <w:vAlign w:val="center"/>
+          </w:tcPr>
+          <w:p>
+            <w:pPr>
+              <w:rPr>
+                <w:rFonts w:ascii="Times New Roman" w:hAnsi="Times New Roman" w:cs="Times New Roman"/>
+                <w:sz w:val="22"/>
+                <w:szCs w:val="22"/>
+              </w:rPr>
+            </w:pPr>
+            <w:r>
+              <w:rPr>
+                <w:rFonts w:ascii="Times New Roman" w:hAnsi="Times New Roman" w:cs="Times New Roman"/>
+                <w:sz w:val="22"/>
+                <w:szCs w:val="22"/>
+              </w:rPr>
+              <w:t>In Progress</w:t>
+            </w:r>
+          </w:p>
+        </w:tc>
+        <w:tc>
+          <w:tcPr>
+            <w:tcW w:w="1562" w:type="dxa"/>
+            <w:vAlign w:val="center"/>
+          </w:tcPr>
+          <w:p>
+            <w:pPr>
+              <w:rPr>
+                <w:rFonts w:ascii="Times New Roman" w:hAnsi="Times New Roman" w:cs="Times New Roman"/>
+                <w:sz w:val="22"/>
+                <w:szCs w:val="22"/>
+              </w:rPr>
+            </w:pPr>
+            <w:r>
+              <w:rPr>
+                <w:rFonts w:ascii="Times New Roman" w:hAnsi="Times New Roman" w:cs="Times New Roman"/>
+                <w:sz w:val="22"/>
+                <w:szCs w:val="22"/>
+              </w:rPr>
+              <w:t>3</w:t>
+            </w:r>
+          </w:p>
+        </w:tc>
+      </w:tr>
+      <w:tr>
+        <w:tc>
+          <w:tcPr>
+            <w:tcW w:w="1413" w:type="dxa"/>
+          </w:tcPr>
+          <w:p>
+            <w:pPr>
+              <w:rPr>
+                <w:rFonts w:ascii="Times New Roman" w:hAnsi="Times New Roman" w:cs="Times New Roman"/>
+                <w:sz w:val="22"/>
+                <w:szCs w:val="22"/>
+              </w:rPr>
+            </w:pPr>
+            <w:r>
+              <w:rPr>
+                <w:rFonts w:ascii="Times New Roman" w:hAnsi="Times New Roman" w:cs="Times New Roman"/>
+                <w:sz w:val="22"/>
+                <w:szCs w:val="22"/>
+              </w:rPr>
+              <w:t>SPP-19</w:t>
+            </w:r>
+          </w:p>
+        </w:tc>
+        <w:tc>
+          <w:tcPr>
+            <w:tcW w:w="1620" w:type="dxa"/>
+            <w:vAlign w:val="center"/>
+          </w:tcPr>
+          <w:p>
+            <w:pPr>
+              <w:rPr>
+                <w:rFonts w:ascii="Times New Roman" w:hAnsi="Times New Roman" w:cs="Times New Roman"/>
+                <w:sz w:val="22"/>
+                <w:szCs w:val="22"/>
+              </w:rPr>
+            </w:pPr>
+            <w:r>
+              <w:rPr>
+                <w:rFonts w:ascii="Times New Roman" w:hAnsi="Times New Roman" w:cs="Times New Roman"/>
+                <w:sz w:val="22"/>
+                <w:szCs w:val="22"/>
+              </w:rPr>
+              <w:t>UI-USER-0</w:t>
+            </w:r>
+            <w:r>
+              <w:rPr>
+                <w:rFonts w:ascii="Times New Roman" w:hAnsi="Times New Roman" w:cs="Times New Roman"/>
+                <w:sz w:val="22"/>
+                <w:szCs w:val="22"/>
+              </w:rPr>
+              <w:t>5</w:t>
+            </w:r>
+          </w:p>
+        </w:tc>
+        <w:tc>
+          <w:tcPr>
+            <w:tcW w:w="2076" w:type="dxa"/>
+            <w:vAlign w:val="center"/>
+          </w:tcPr>
+          <w:p>
+            <w:pPr>
+              <w:rPr>
+                <w:rFonts w:ascii="Times New Roman" w:hAnsi="Times New Roman" w:cs="Times New Roman"/>
+                <w:sz w:val="22"/>
+                <w:szCs w:val="22"/>
+              </w:rPr>
+            </w:pPr>
+            <w:r>
+              <w:rPr>
+                <w:rFonts w:ascii="Times New Roman" w:hAnsi="Times New Roman" w:cs="Times New Roman"/>
+                <w:sz w:val="22"/>
+                <w:szCs w:val="22"/>
+              </w:rPr>
+              <w:t>Users Viewing Parking Locations on Interactive Map</w:t>
+            </w:r>
+          </w:p>
+        </w:tc>
+        <w:tc>
+          <w:tcPr>
+            <w:tcW w:w="1456" w:type="dxa"/>
+            <w:vAlign w:val="center"/>
+          </w:tcPr>
+          <w:p>
+            <w:pPr>
+              <w:rPr>
+                <w:rFonts w:ascii="Times New Roman" w:hAnsi="Times New Roman" w:cs="Times New Roman"/>
+                <w:sz w:val="22"/>
+                <w:szCs w:val="22"/>
+              </w:rPr>
+            </w:pPr>
+            <w:r>
+              <w:rPr>
+                <w:rFonts w:ascii="Times New Roman" w:hAnsi="Times New Roman" w:cs="Times New Roman"/>
+                <w:sz w:val="22"/>
+                <w:szCs w:val="22"/>
+              </w:rPr>
+              <w:t>UI Team</w:t>
+            </w:r>
+          </w:p>
+        </w:tc>
+        <w:tc>
+          <w:tcPr>
+            <w:tcW w:w="1223" w:type="dxa"/>
+            <w:vAlign w:val="center"/>
+          </w:tcPr>
+          <w:p>
+            <w:pPr>
+              <w:rPr>
+                <w:rFonts w:ascii="Times New Roman" w:hAnsi="Times New Roman" w:cs="Times New Roman"/>
+                <w:sz w:val="22"/>
+                <w:szCs w:val="22"/>
+              </w:rPr>
+            </w:pPr>
+            <w:r>
+              <w:rPr>
+                <w:rFonts w:ascii="Times New Roman" w:hAnsi="Times New Roman" w:cs="Times New Roman"/>
+                <w:sz w:val="22"/>
+                <w:szCs w:val="22"/>
+              </w:rPr>
+              <w:t>In Review</w:t>
+            </w:r>
+          </w:p>
+        </w:tc>
+        <w:tc>
+          <w:tcPr>
+            <w:tcW w:w="1562" w:type="dxa"/>
+            <w:vAlign w:val="center"/>
+          </w:tcPr>
+          <w:p>
+            <w:pPr>
+              <w:rPr>
+                <w:rFonts w:ascii="Times New Roman" w:hAnsi="Times New Roman" w:cs="Times New Roman"/>
+                <w:sz w:val="22"/>
+                <w:szCs w:val="22"/>
+              </w:rPr>
+            </w:pPr>
+            <w:r>
+              <w:rPr>
+                <w:rFonts w:ascii="Times New Roman" w:hAnsi="Times New Roman" w:cs="Times New Roman"/>
+                <w:sz w:val="22"/>
+                <w:szCs w:val="22"/>
+              </w:rPr>
+              <w:t>5</w:t>
+            </w:r>
+          </w:p>
+        </w:tc>
+      </w:tr>
+      <w:tr>
+        <w:tc>
+          <w:tcPr>
+            <w:tcW w:w="1413" w:type="dxa"/>
+          </w:tcPr>
+          <w:p>
+            <w:pPr>
+              <w:rPr>
+                <w:rFonts w:ascii="Times New Roman" w:hAnsi="Times New Roman" w:cs="Times New Roman"/>
+                <w:sz w:val="22"/>
+                <w:szCs w:val="22"/>
+              </w:rPr>
+            </w:pPr>
+            <w:r>
+              <w:rPr>
+                <w:rFonts w:ascii="Times New Roman" w:hAnsi="Times New Roman" w:cs="Times New Roman"/>
+                <w:sz w:val="22"/>
+                <w:szCs w:val="22"/>
+              </w:rPr>
+              <w:t>SPP-37</w:t>
+            </w:r>
+          </w:p>
+        </w:tc>
+        <w:tc>
+          <w:tcPr>
+            <w:tcW w:w="1620" w:type="dxa"/>
+            <w:vAlign w:val="center"/>
+          </w:tcPr>
+          <w:p>
+            <w:pPr>
+              <w:rPr>
+                <w:rFonts w:ascii="Times New Roman" w:hAnsi="Times New Roman" w:cs="Times New Roman"/>
+                <w:sz w:val="22"/>
+                <w:szCs w:val="22"/>
+              </w:rPr>
+            </w:pPr>
+            <w:r>
+              <w:rPr>
+                <w:rFonts w:ascii="Times New Roman" w:hAnsi="Times New Roman" w:cs="Times New Roman"/>
+                <w:sz w:val="22"/>
+                <w:szCs w:val="22"/>
+              </w:rPr>
+              <w:t>BE-PRO-02</w:t>
+            </w:r>
+          </w:p>
+        </w:tc>
+        <w:tc>
+          <w:tcPr>
+            <w:tcW w:w="2076" w:type="dxa"/>
+            <w:vAlign w:val="center"/>
+          </w:tcPr>
+          <w:p>
+            <w:pPr>
+              <w:rPr>
+                <w:rFonts w:ascii="Times New Roman" w:hAnsi="Times New Roman" w:cs="Times New Roman"/>
+                <w:sz w:val="22"/>
+                <w:szCs w:val="22"/>
+              </w:rPr>
+            </w:pPr>
+            <w:r>
+              <w:rPr>
+                <w:rFonts w:ascii="Times New Roman" w:hAnsi="Times New Roman" w:cs="Times New Roman"/>
+                <w:sz w:val="22"/>
+                <w:szCs w:val="22"/>
+              </w:rPr>
+              <w:t>Authenticating Users When They Login</w:t>
+            </w:r>
+          </w:p>
+        </w:tc>
+        <w:tc>
+          <w:tcPr>
+            <w:tcW w:w="1456" w:type="dxa"/>
+            <w:vAlign w:val="center"/>
+          </w:tcPr>
+          <w:p>
+            <w:pPr>
+              <w:rPr>
+                <w:rFonts w:ascii="Times New Roman" w:hAnsi="Times New Roman" w:cs="Times New Roman"/>
+                <w:sz w:val="22"/>
+                <w:szCs w:val="22"/>
+              </w:rPr>
+            </w:pPr>
+            <w:r>
+              <w:rPr>
+                <w:rFonts w:ascii="Times New Roman" w:hAnsi="Times New Roman" w:cs="Times New Roman"/>
+                <w:sz w:val="22"/>
+                <w:szCs w:val="22"/>
+              </w:rPr>
+              <w:t>Backend Team</w:t>
+            </w:r>
+          </w:p>
+        </w:tc>
+        <w:tc>
+          <w:tcPr>
+            <w:tcW w:w="1223" w:type="dxa"/>
+            <w:vAlign w:val="center"/>
+          </w:tcPr>
+          <w:p>
+            <w:pPr>
+              <w:rPr>
+                <w:rFonts w:ascii="Times New Roman" w:hAnsi="Times New Roman" w:cs="Times New Roman"/>
+                <w:sz w:val="22"/>
+                <w:szCs w:val="22"/>
+              </w:rPr>
+            </w:pPr>
+            <w:r>
+              <w:rPr>
+                <w:rFonts w:ascii="Times New Roman" w:hAnsi="Times New Roman" w:cs="Times New Roman"/>
+                <w:sz w:val="22"/>
+                <w:szCs w:val="22"/>
+              </w:rPr>
+              <w:t>To Do</w:t>
+            </w:r>
+          </w:p>
+        </w:tc>
+        <w:tc>
+          <w:tcPr>
+            <w:tcW w:w="1562" w:type="dxa"/>
+            <w:vAlign w:val="center"/>
+          </w:tcPr>
+          <w:p>
+            <w:pPr>
+              <w:rPr>
+                <w:rFonts w:ascii="Times New Roman" w:hAnsi="Times New Roman" w:cs="Times New Roman"/>
+                <w:sz w:val="22"/>
+                <w:szCs w:val="22"/>
+              </w:rPr>
+            </w:pPr>
+            <w:r>
+              <w:rPr>
+                <w:rFonts w:ascii="Times New Roman" w:hAnsi="Times New Roman" w:cs="Times New Roman"/>
+                <w:sz w:val="22"/>
+                <w:szCs w:val="22"/>
+              </w:rPr>
+              <w:t>5</w:t>
+            </w:r>
+          </w:p>
+        </w:tc>
+      </w:tr>
+      <w:tr>
+        <w:tc>
+          <w:tcPr>
+            <w:tcW w:w="1413" w:type="dxa"/>
+          </w:tcPr>
+          <w:p>
+            <w:pPr>
+              <w:rPr>
+                <w:rFonts w:ascii="Times New Roman" w:hAnsi="Times New Roman" w:cs="Times New Roman"/>
+                <w:sz w:val="22"/>
+                <w:szCs w:val="22"/>
+              </w:rPr>
+            </w:pPr>
+            <w:r>
+              <w:rPr>
+                <w:rFonts w:ascii="Times New Roman" w:hAnsi="Times New Roman" w:cs="Times New Roman"/>
+                <w:sz w:val="22"/>
+                <w:szCs w:val="22"/>
+              </w:rPr>
+              <w:t>SPP-38</w:t>
+            </w:r>
+          </w:p>
+        </w:tc>
+        <w:tc>
+          <w:tcPr>
+            <w:tcW w:w="1620" w:type="dxa"/>
+            <w:vAlign w:val="center"/>
+          </w:tcPr>
+          <w:p>
+            <w:pPr>
+              <w:rPr>
+                <w:rFonts w:ascii="Times New Roman" w:hAnsi="Times New Roman" w:cs="Times New Roman"/>
+                <w:sz w:val="22"/>
+                <w:szCs w:val="22"/>
+              </w:rPr>
+            </w:pPr>
+            <w:r>
+              <w:rPr>
+                <w:rFonts w:ascii="Times New Roman" w:hAnsi="Times New Roman" w:cs="Times New Roman"/>
+                <w:sz w:val="22"/>
+                <w:szCs w:val="22"/>
+              </w:rPr>
+              <w:t>BE-PRO-03</w:t>
+            </w:r>
+          </w:p>
+        </w:tc>
+        <w:tc>
+          <w:tcPr>
+            <w:tcW w:w="2076" w:type="dxa"/>
+            <w:vAlign w:val="center"/>
+          </w:tcPr>
+          <w:p>
+            <w:pPr>
+              <w:rPr>
+                <w:rFonts w:ascii="Times New Roman" w:hAnsi="Times New Roman" w:cs="Times New Roman"/>
+                <w:sz w:val="22"/>
+                <w:szCs w:val="22"/>
+              </w:rPr>
+            </w:pPr>
+            <w:r>
+              <w:rPr>
+                <w:rFonts w:ascii="Times New Roman" w:hAnsi="Times New Roman" w:cs="Times New Roman"/>
+                <w:sz w:val="22"/>
+                <w:szCs w:val="22"/>
+              </w:rPr>
+              <w:t>Managing Authenticated User Sessions</w:t>
+            </w:r>
+          </w:p>
+        </w:tc>
+        <w:tc>
+          <w:tcPr>
+            <w:tcW w:w="1456" w:type="dxa"/>
+            <w:vAlign w:val="center"/>
+          </w:tcPr>
+          <w:p>
+            <w:pPr>
+              <w:rPr>
+                <w:rFonts w:ascii="Times New Roman" w:hAnsi="Times New Roman" w:cs="Times New Roman"/>
+                <w:sz w:val="22"/>
+                <w:szCs w:val="22"/>
+              </w:rPr>
+            </w:pPr>
+            <w:r>
+              <w:rPr>
+                <w:rFonts w:ascii="Times New Roman" w:hAnsi="Times New Roman" w:cs="Times New Roman"/>
+                <w:sz w:val="22"/>
+                <w:szCs w:val="22"/>
+              </w:rPr>
+              <w:t>Backend Team</w:t>
+            </w:r>
+          </w:p>
+        </w:tc>
+        <w:tc>
+          <w:tcPr>
+            <w:tcW w:w="1223" w:type="dxa"/>
+            <w:vAlign w:val="center"/>
+          </w:tcPr>
+          <w:p>
+            <w:pPr>
+              <w:rPr>
+                <w:rFonts w:ascii="Times New Roman" w:hAnsi="Times New Roman" w:cs="Times New Roman"/>
+                <w:sz w:val="22"/>
+                <w:szCs w:val="22"/>
+              </w:rPr>
+            </w:pPr>
+            <w:r>
+              <w:rPr>
+                <w:rFonts w:ascii="Times New Roman" w:hAnsi="Times New Roman" w:cs="Times New Roman"/>
+                <w:sz w:val="22"/>
+                <w:szCs w:val="22"/>
+              </w:rPr>
+              <w:t>In Review</w:t>
+            </w:r>
+          </w:p>
+        </w:tc>
+        <w:tc>
+          <w:tcPr>
+            <w:tcW w:w="1562" w:type="dxa"/>
+            <w:vAlign w:val="center"/>
+          </w:tcPr>
+          <w:p>
+            <w:pPr>
+              <w:rPr>
+                <w:rFonts w:ascii="Times New Roman" w:hAnsi="Times New Roman" w:cs="Times New Roman"/>
+                <w:sz w:val="22"/>
+                <w:szCs w:val="22"/>
+              </w:rPr>
+            </w:pPr>
+            <w:r>
+              <w:rPr>
+                <w:rFonts w:ascii="Times New Roman" w:hAnsi="Times New Roman" w:cs="Times New Roman"/>
+                <w:sz w:val="22"/>
+                <w:szCs w:val="22"/>
+              </w:rPr>
+              <w:t>3</w:t>
+            </w:r>
+          </w:p>
+        </w:tc>
+      </w:tr>
+      <w:tr>
+        <w:tc>
+          <w:tcPr>
+            <w:tcW w:w="1413" w:type="dxa"/>
+          </w:tcPr>
+          <w:p>
+            <w:pPr>
+              <w:rPr>
+                <w:rFonts w:ascii="Times New Roman" w:hAnsi="Times New Roman" w:cs="Times New Roman"/>
+                <w:sz w:val="22"/>
+                <w:szCs w:val="22"/>
+              </w:rPr>
+            </w:pPr>
+            <w:r>
+              <w:rPr>
+                <w:rFonts w:ascii="Times New Roman" w:hAnsi="Times New Roman" w:cs="Times New Roman"/>
+                <w:sz w:val="22"/>
+                <w:szCs w:val="22"/>
+              </w:rPr>
+              <w:t>SPP-41</w:t>
+            </w:r>
+          </w:p>
+        </w:tc>
+        <w:tc>
+          <w:tcPr>
+            <w:tcW w:w="1620" w:type="dxa"/>
+            <w:vAlign w:val="center"/>
+          </w:tcPr>
+          <w:p>
+            <w:pPr>
+              <w:rPr>
+                <w:rFonts w:ascii="Times New Roman" w:hAnsi="Times New Roman" w:cs="Times New Roman"/>
+                <w:sz w:val="22"/>
+                <w:szCs w:val="22"/>
+              </w:rPr>
+            </w:pPr>
+            <w:r>
+              <w:rPr>
+                <w:rFonts w:ascii="Times New Roman" w:hAnsi="Times New Roman" w:cs="Times New Roman"/>
+                <w:sz w:val="22"/>
+                <w:szCs w:val="22"/>
+              </w:rPr>
+              <w:t>BE-PRO-06</w:t>
+            </w:r>
+          </w:p>
+        </w:tc>
+        <w:tc>
+          <w:tcPr>
+            <w:tcW w:w="2076" w:type="dxa"/>
+            <w:vAlign w:val="center"/>
+          </w:tcPr>
+          <w:p>
+            <w:pPr>
+              <w:rPr>
+                <w:rFonts w:ascii="Times New Roman" w:hAnsi="Times New Roman" w:cs="Times New Roman"/>
+                <w:sz w:val="22"/>
+                <w:szCs w:val="22"/>
+              </w:rPr>
+            </w:pPr>
+            <w:r>
+              <w:rPr>
+                <w:rFonts w:ascii="Times New Roman" w:hAnsi="Times New Roman" w:cs="Times New Roman"/>
+                <w:sz w:val="22"/>
+                <w:szCs w:val="22"/>
+              </w:rPr>
+              <w:t>Processing Real-Time Parking Availability Data</w:t>
+            </w:r>
+          </w:p>
+        </w:tc>
+        <w:tc>
+          <w:tcPr>
+            <w:tcW w:w="1456" w:type="dxa"/>
+            <w:vAlign w:val="center"/>
+          </w:tcPr>
+          <w:p>
+            <w:pPr>
+              <w:rPr>
+                <w:rFonts w:ascii="Times New Roman" w:hAnsi="Times New Roman" w:cs="Times New Roman"/>
+                <w:sz w:val="22"/>
+                <w:szCs w:val="22"/>
+              </w:rPr>
+            </w:pPr>
+            <w:r>
+              <w:rPr>
+                <w:rFonts w:ascii="Times New Roman" w:hAnsi="Times New Roman" w:cs="Times New Roman"/>
+                <w:sz w:val="22"/>
+                <w:szCs w:val="22"/>
+              </w:rPr>
+              <w:t>Backend Team</w:t>
+            </w:r>
+          </w:p>
+        </w:tc>
+        <w:tc>
+          <w:tcPr>
+            <w:tcW w:w="1223" w:type="dxa"/>
+            <w:vAlign w:val="center"/>
+          </w:tcPr>
+          <w:p>
+            <w:pPr>
+              <w:rPr>
+                <w:rFonts w:ascii="Times New Roman" w:hAnsi="Times New Roman" w:cs="Times New Roman"/>
+                <w:sz w:val="22"/>
+                <w:szCs w:val="22"/>
+              </w:rPr>
+            </w:pPr>
+            <w:r>
+              <w:rPr>
+                <w:rFonts w:ascii="Times New Roman" w:hAnsi="Times New Roman" w:cs="Times New Roman"/>
+                <w:sz w:val="22"/>
+                <w:szCs w:val="22"/>
+              </w:rPr>
+              <w:t>In Review</w:t>
+            </w:r>
+          </w:p>
+        </w:tc>
+        <w:tc>
+          <w:tcPr>
+            <w:tcW w:w="1562" w:type="dxa"/>
+            <w:vAlign w:val="center"/>
+          </w:tcPr>
+          <w:p>
+            <w:pPr>
+              <w:rPr>
+                <w:rFonts w:ascii="Times New Roman" w:hAnsi="Times New Roman" w:cs="Times New Roman"/>
+                <w:sz w:val="22"/>
+                <w:szCs w:val="22"/>
+              </w:rPr>
+            </w:pPr>
+            <w:r>
+              <w:rPr>
+                <w:rFonts w:ascii="Times New Roman" w:hAnsi="Times New Roman" w:cs="Times New Roman"/>
+                <w:sz w:val="22"/>
+                <w:szCs w:val="22"/>
+              </w:rPr>
+              <w:t>5</w:t>
+            </w:r>
+          </w:p>
+        </w:tc>
+      </w:tr>
+      <w:tr>
+        <w:tc>
+          <w:tcPr>
+            <w:tcW w:w="1413" w:type="dxa"/>
+          </w:tcPr>
+          <w:p>
+            <w:pPr>
+              <w:rPr>
+                <w:rFonts w:ascii="Times New Roman" w:hAnsi="Times New Roman" w:cs="Times New Roman"/>
+                <w:sz w:val="22"/>
+                <w:szCs w:val="22"/>
+              </w:rPr>
+            </w:pPr>
+            <w:r>
+              <w:rPr>
+                <w:rFonts w:ascii="Times New Roman" w:hAnsi="Times New Roman" w:cs="Times New Roman"/>
+                <w:sz w:val="22"/>
+                <w:szCs w:val="22"/>
+              </w:rPr>
+              <w:t>SPP-70</w:t>
+            </w:r>
+          </w:p>
+        </w:tc>
+        <w:tc>
+          <w:tcPr>
+            <w:tcW w:w="1620" w:type="dxa"/>
+            <w:vAlign w:val="center"/>
+          </w:tcPr>
+          <w:p>
+            <w:pPr>
+              <w:rPr>
+                <w:rFonts w:ascii="Times New Roman" w:hAnsi="Times New Roman" w:cs="Times New Roman"/>
+                <w:sz w:val="22"/>
+                <w:szCs w:val="22"/>
+              </w:rPr>
+            </w:pPr>
+            <w:r>
+              <w:rPr>
+                <w:rFonts w:ascii="Times New Roman" w:hAnsi="Times New Roman" w:cs="Times New Roman"/>
+                <w:sz w:val="22"/>
+                <w:szCs w:val="22"/>
+              </w:rPr>
+              <w:t>SEC-01</w:t>
+            </w:r>
+          </w:p>
+        </w:tc>
+        <w:tc>
+          <w:tcPr>
+            <w:tcW w:w="2076" w:type="dxa"/>
+            <w:vAlign w:val="center"/>
+          </w:tcPr>
+          <w:p>
+            <w:pPr>
+              <w:rPr>
+                <w:rFonts w:ascii="Times New Roman" w:hAnsi="Times New Roman" w:cs="Times New Roman"/>
+                <w:sz w:val="22"/>
+                <w:szCs w:val="22"/>
+              </w:rPr>
+            </w:pPr>
+            <w:r>
+              <w:rPr>
+                <w:rFonts w:ascii="Times New Roman" w:hAnsi="Times New Roman" w:cs="Times New Roman"/>
+                <w:sz w:val="22"/>
+                <w:szCs w:val="22"/>
+              </w:rPr>
+              <w:t>Implement User Authentication</w:t>
+            </w:r>
+          </w:p>
+        </w:tc>
+        <w:tc>
+          <w:tcPr>
+            <w:tcW w:w="1456" w:type="dxa"/>
+            <w:vAlign w:val="center"/>
+          </w:tcPr>
+          <w:p>
+            <w:pPr>
+              <w:rPr>
+                <w:rFonts w:ascii="Times New Roman" w:hAnsi="Times New Roman" w:cs="Times New Roman"/>
+                <w:sz w:val="22"/>
+                <w:szCs w:val="22"/>
+              </w:rPr>
+            </w:pPr>
+            <w:r>
+              <w:rPr>
+                <w:rFonts w:ascii="Times New Roman" w:hAnsi="Times New Roman" w:cs="Times New Roman"/>
+                <w:sz w:val="22"/>
+                <w:szCs w:val="22"/>
+              </w:rPr>
+              <w:t>SecOps Team</w:t>
+            </w:r>
+          </w:p>
+        </w:tc>
+        <w:tc>
+          <w:tcPr>
+            <w:tcW w:w="1223" w:type="dxa"/>
+            <w:vAlign w:val="center"/>
+          </w:tcPr>
+          <w:p>
+            <w:pPr>
+              <w:rPr>
+                <w:rFonts w:ascii="Times New Roman" w:hAnsi="Times New Roman" w:cs="Times New Roman"/>
+                <w:sz w:val="22"/>
+                <w:szCs w:val="22"/>
+              </w:rPr>
+            </w:pPr>
+            <w:r>
+              <w:rPr>
+                <w:rFonts w:ascii="Times New Roman" w:hAnsi="Times New Roman" w:cs="Times New Roman"/>
+                <w:sz w:val="22"/>
+                <w:szCs w:val="22"/>
+              </w:rPr>
+              <w:t>In Review</w:t>
+            </w:r>
+          </w:p>
+        </w:tc>
+        <w:tc>
+          <w:tcPr>
+            <w:tcW w:w="1562" w:type="dxa"/>
+            <w:vAlign w:val="center"/>
+          </w:tcPr>
+          <w:p>
+            <w:pPr>
+              <w:rPr>
+                <w:rFonts w:ascii="Times New Roman" w:hAnsi="Times New Roman" w:cs="Times New Roman"/>
+                <w:sz w:val="22"/>
+                <w:szCs w:val="22"/>
+              </w:rPr>
+            </w:pPr>
+            <w:r>
+              <w:rPr>
+                <w:rFonts w:ascii="Times New Roman" w:hAnsi="Times New Roman" w:cs="Times New Roman"/>
+                <w:sz w:val="22"/>
+                <w:szCs w:val="22"/>
+              </w:rPr>
+              <w:t>3</w:t>
+            </w:r>
+          </w:p>
+        </w:tc>
+      </w:tr>
+      <w:tr>
+        <w:tc>
+          <w:tcPr>
+            <w:tcW w:w="1413" w:type="dxa"/>
+          </w:tcPr>
+          <w:p>
+            <w:pPr>
+              <w:rPr>
+                <w:rFonts w:ascii="Times New Roman" w:hAnsi="Times New Roman" w:cs="Times New Roman"/>
+                <w:sz w:val="22"/>
+                <w:szCs w:val="22"/>
+              </w:rPr>
+            </w:pPr>
+            <w:r>
+              <w:rPr>
+                <w:rFonts w:ascii="Times New Roman" w:hAnsi="Times New Roman" w:cs="Times New Roman"/>
+                <w:sz w:val="22"/>
+                <w:szCs w:val="22"/>
+              </w:rPr>
+              <w:t>SPP-71</w:t>
+            </w:r>
+          </w:p>
+        </w:tc>
+        <w:tc>
+          <w:tcPr>
+            <w:tcW w:w="1620" w:type="dxa"/>
+            <w:vAlign w:val="center"/>
+          </w:tcPr>
+          <w:p>
+            <w:pPr>
+              <w:rPr>
+                <w:rFonts w:ascii="Times New Roman" w:hAnsi="Times New Roman" w:cs="Times New Roman"/>
+                <w:sz w:val="22"/>
+                <w:szCs w:val="22"/>
+              </w:rPr>
+            </w:pPr>
+            <w:r>
+              <w:rPr>
+                <w:rFonts w:ascii="Times New Roman" w:hAnsi="Times New Roman" w:cs="Times New Roman"/>
+                <w:sz w:val="22"/>
+                <w:szCs w:val="22"/>
+              </w:rPr>
+              <w:t>SEC-02</w:t>
+            </w:r>
+          </w:p>
+        </w:tc>
+        <w:tc>
+          <w:tcPr>
+            <w:tcW w:w="2076" w:type="dxa"/>
+            <w:vAlign w:val="center"/>
+          </w:tcPr>
+          <w:p>
+            <w:pPr>
+              <w:rPr>
+                <w:rFonts w:ascii="Times New Roman" w:hAnsi="Times New Roman" w:cs="Times New Roman"/>
+                <w:sz w:val="22"/>
+                <w:szCs w:val="22"/>
+              </w:rPr>
+            </w:pPr>
+            <w:r>
+              <w:rPr>
+                <w:rFonts w:ascii="Times New Roman" w:hAnsi="Times New Roman" w:cs="Times New Roman"/>
+                <w:sz w:val="22"/>
+                <w:szCs w:val="22"/>
+              </w:rPr>
+              <w:t>Implement Role-Based Access</w:t>
+            </w:r>
+          </w:p>
+        </w:tc>
+        <w:tc>
+          <w:tcPr>
+            <w:tcW w:w="1456" w:type="dxa"/>
+            <w:vAlign w:val="center"/>
+          </w:tcPr>
+          <w:p>
+            <w:pPr>
+              <w:rPr>
+                <w:rFonts w:ascii="Times New Roman" w:hAnsi="Times New Roman" w:cs="Times New Roman"/>
+                <w:sz w:val="22"/>
+                <w:szCs w:val="22"/>
+              </w:rPr>
+            </w:pPr>
+            <w:r>
+              <w:rPr>
+                <w:rFonts w:ascii="Times New Roman" w:hAnsi="Times New Roman" w:cs="Times New Roman"/>
+                <w:sz w:val="22"/>
+                <w:szCs w:val="22"/>
+              </w:rPr>
+              <w:t>SecOps Team</w:t>
+            </w:r>
+          </w:p>
+        </w:tc>
+        <w:tc>
+          <w:tcPr>
+            <w:tcW w:w="1223" w:type="dxa"/>
+            <w:vAlign w:val="center"/>
+          </w:tcPr>
+          <w:p>
+            <w:pPr>
+              <w:rPr>
+                <w:rFonts w:ascii="Times New Roman" w:hAnsi="Times New Roman" w:cs="Times New Roman"/>
+                <w:sz w:val="22"/>
+                <w:szCs w:val="22"/>
+              </w:rPr>
+            </w:pPr>
+            <w:r>
+              <w:rPr>
+                <w:rFonts w:ascii="Times New Roman" w:hAnsi="Times New Roman" w:cs="Times New Roman"/>
+                <w:sz w:val="22"/>
+                <w:szCs w:val="22"/>
+              </w:rPr>
+              <w:t>To Do</w:t>
+            </w:r>
+          </w:p>
+        </w:tc>
+        <w:tc>
+          <w:tcPr>
+            <w:tcW w:w="1562" w:type="dxa"/>
+            <w:vAlign w:val="center"/>
+          </w:tcPr>
+          <w:p>
+            <w:pPr>
+              <w:rPr>
+                <w:rFonts w:ascii="Times New Roman" w:hAnsi="Times New Roman" w:cs="Times New Roman"/>
+                <w:sz w:val="22"/>
+                <w:szCs w:val="22"/>
+              </w:rPr>
+            </w:pPr>
+            <w:r>
+              <w:rPr>
+                <w:rFonts w:ascii="Times New Roman" w:hAnsi="Times New Roman" w:cs="Times New Roman"/>
+                <w:sz w:val="22"/>
+                <w:szCs w:val="22"/>
+              </w:rPr>
+              <w:t>5</w:t>
+            </w:r>
+          </w:p>
+        </w:tc>
+      </w:tr>
+    </w:tbl>
+    <w:p>
+      <w:pPr>
+        <w:rPr>
+          <w:rFonts w:ascii="Times New Roman" w:hAnsi="Times New Roman" w:cs="Times New Roman"/>
+          <w:sz w:val="22"/>
+          <w:szCs w:val="22"/>
+        </w:rPr>
+      </w:pPr>
+    </w:p>
     <w:sectPr>
-      <w:headerReference w:type="default" r:id="rId13"/>
-      <w:footerReference w:type="default" r:id="rId14"/>
+      <w:headerReference w:type="default" r:id="rId19"/>
+      <w:footerReference w:type="default" r:id="rId20"/>
       <w:pgSz w:w="12240" w:h="15840"/>
       <w:pgMar w:top="1440" w:right="1440" w:bottom="1440" w:left="1440" w:header="720" w:footer="720" w:gutter="0"/>
       <w:cols w:space="720"/>
@@ -6537,16 +10019,16 @@
       </w:rPr>
     </w:lvl>
   </w:abstractNum>
-  <w:num w:numId="1" w16cid:durableId="1548755908">
+  <w:num w:numId="1" w16cid:durableId="1707292532">
     <w:abstractNumId w:val="2"/>
   </w:num>
-  <w:num w:numId="2" w16cid:durableId="773286118">
+  <w:num w:numId="2" w16cid:durableId="1471508587">
     <w:abstractNumId w:val="1"/>
   </w:num>
-  <w:num w:numId="3" w16cid:durableId="879128839">
+  <w:num w:numId="3" w16cid:durableId="74207806">
     <w:abstractNumId w:val="0"/>
   </w:num>
-  <w:num w:numId="4" w16cid:durableId="1184367516">
+  <w:num w:numId="4" w16cid:durableId="2044138178">
     <w:abstractNumId w:val="3"/>
   </w:num>
 </w:numbering>
@@ -7586,6 +11068,18 @@
       <w:ind w:left="240"/>
     </w:pPr>
   </w:style>
+  <w:style w:type="character" w:styleId="UnresolvedMention">
+    <w:name w:val="Unresolved Mention"/>
+    <w:basedOn w:val="DefaultParagraphFont"/>
+    <w:uiPriority w:val="99"/>
+    <w:semiHidden/>
+    <w:unhideWhenUsed/>
+    <w:rsid w:val="00FC7039"/>
+    <w:rPr>
+      <w:color w:val="605E5C"/>
+      <w:shd w:val="clear" w:color="auto" w:fill="E1DFDD"/>
+    </w:rPr>
+  </w:style>
 </w:styles>
 </file>
 

--- a/CIS 4374 Project File.docx
+++ b/CIS 4374 Project File.docx
@@ -6,6 +6,8 @@
       <w:pPr>
         <w:rPr>
           <w:rFonts w:ascii="Times New Roman" w:hAnsi="Times New Roman" w:cs="Times New Roman"/>
+          <w:sz w:val="22"/>
+          <w:szCs w:val="22"/>
         </w:rPr>
       </w:pPr>
     </w:p>
@@ -13234,6 +13236,7 @@
       <w:r>
         <w:rPr>
           <w:rFonts w:ascii="Times New Roman" w:hAnsi="Times New Roman" w:cs="Times New Roman"/>
+          <w:noProof/>
           <w:sz w:val="22"/>
           <w:szCs w:val="22"/>
         </w:rPr>
@@ -16382,9 +16385,20 @@
           <w:sz w:val="26"/>
           <w:szCs w:val="26"/>
         </w:rPr>
-        <w:t>. Risk Management</w:t>
+        <w:t>. Risk Managemen</w:t>
       </w:r>
       <w:bookmarkEnd w:id="26"/>
+      <w:r>
+        <w:rPr>
+          <w:rFonts w:ascii="Times New Roman" w:hAnsi="Times New Roman" w:cs="Times New Roman"/>
+          <w:b/>
+          <w:bCs/>
+          <w:color w:val="0070C0"/>
+          <w:sz w:val="26"/>
+          <w:szCs w:val="26"/>
+        </w:rPr>
+        <w:t>t</w:t>
+      </w:r>
     </w:p>
     <w:p>
       <w:pPr>
@@ -16419,9 +16433,20 @@
           <w:sz w:val="22"/>
           <w:szCs w:val="22"/>
         </w:rPr>
-        <w:t>- Risk Register</w:t>
+        <w:t xml:space="preserve">- Risk </w:t>
       </w:r>
       <w:bookmarkEnd w:id="27"/>
+      <w:r>
+        <w:rPr>
+          <w:rFonts w:ascii="Times New Roman" w:hAnsi="Times New Roman" w:cs="Times New Roman"/>
+          <w:b/>
+          <w:bCs/>
+          <w:color w:val="0070C0"/>
+          <w:sz w:val="22"/>
+          <w:szCs w:val="22"/>
+        </w:rPr>
+        <w:t>Categories</w:t>
+      </w:r>
     </w:p>
     <w:p>
       <w:pPr>

--- a/CIS 4374 Project File.docx
+++ b/CIS 4374 Project File.docx
@@ -35888,7 +35888,31 @@
           <w:sz w:val="22"/>
           <w:szCs w:val="22"/>
         </w:rPr>
-        <w:t xml:space="preserve">7. The actual spending numbers would be compared against the cost baseline as the project makes progress. </w:t>
+        <w:t>7. The actual spending numbers</w:t>
+      </w:r>
+      <w:r>
+        <w:rPr>
+          <w:rFonts w:ascii="Times New Roman" w:hAnsi="Times New Roman" w:cs="Times New Roman"/>
+          <w:sz w:val="22"/>
+          <w:szCs w:val="22"/>
+        </w:rPr>
+        <w:t xml:space="preserve"> and statistics</w:t>
+      </w:r>
+      <w:r>
+        <w:rPr>
+          <w:rFonts w:ascii="Times New Roman" w:hAnsi="Times New Roman" w:cs="Times New Roman"/>
+          <w:sz w:val="22"/>
+          <w:szCs w:val="22"/>
+        </w:rPr>
+        <w:t xml:space="preserve"> would be compared against the cost baseline as the project makes progres</w:t>
+      </w:r>
+      <w:r>
+        <w:rPr>
+          <w:rFonts w:ascii="Times New Roman" w:hAnsi="Times New Roman" w:cs="Times New Roman"/>
+          <w:sz w:val="22"/>
+          <w:szCs w:val="22"/>
+        </w:rPr>
+        <w:t>s.</w:t>
       </w:r>
     </w:p>
     <w:p>

--- a/CIS 4374 Project File.docx
+++ b/CIS 4374 Project File.docx
@@ -35826,7 +35826,23 @@
           <w:sz w:val="22"/>
           <w:szCs w:val="22"/>
         </w:rPr>
-        <w:t>4. Clod, mapping, payment, and development-tool costs are estimated monthly.</w:t>
+        <w:t>4. Clo</w:t>
+      </w:r>
+      <w:r>
+        <w:rPr>
+          <w:rFonts w:ascii="Times New Roman" w:hAnsi="Times New Roman" w:cs="Times New Roman"/>
+          <w:sz w:val="22"/>
+          <w:szCs w:val="22"/>
+        </w:rPr>
+        <w:t>u</w:t>
+      </w:r>
+      <w:r>
+        <w:rPr>
+          <w:rFonts w:ascii="Times New Roman" w:hAnsi="Times New Roman" w:cs="Times New Roman"/>
+          <w:sz w:val="22"/>
+          <w:szCs w:val="22"/>
+        </w:rPr>
+        <w:t>d, mapping, payment, and development-tool costs are estimated monthly.</w:t>
       </w:r>
     </w:p>
     <w:p>

--- a/CIS 4374 Project File.docx
+++ b/CIS 4374 Project File.docx
@@ -44492,28 +44492,6 @@
     </w:p>
     <w:p>
       <w:pPr>
-        <w:rPr>
-          <w:rFonts w:ascii="Times New Roman" w:hAnsi="Times New Roman" w:cs="Times New Roman"/>
-          <w:b/>
-          <w:bCs/>
-          <w:sz w:val="22"/>
-          <w:szCs w:val="22"/>
-        </w:rPr>
-      </w:pPr>
-    </w:p>
-    <w:p>
-      <w:pPr>
-        <w:rPr>
-          <w:rFonts w:ascii="Times New Roman" w:hAnsi="Times New Roman" w:cs="Times New Roman"/>
-          <w:b/>
-          <w:bCs/>
-          <w:sz w:val="22"/>
-          <w:szCs w:val="22"/>
-        </w:rPr>
-      </w:pPr>
-    </w:p>
-    <w:p>
-      <w:pPr>
         <w:pStyle w:val="Heading2"/>
         <w:rPr>
           <w:rFonts w:ascii="Times New Roman" w:hAnsi="Times New Roman" w:cs="Times New Roman"/>
@@ -44779,7 +44757,6 @@
         <w:rPr>
           <w:rFonts w:ascii="Times New Roman" w:hAnsi="Times New Roman" w:cs="Times New Roman"/>
         </w:rPr>
-        <w:lastRenderedPageBreak/>
         <w:t>Discuss things respectfully and escalate issues to the appropriate role</w:t>
       </w:r>
     </w:p>
@@ -44826,6 +44803,7 @@
           <w:sz w:val="22"/>
           <w:szCs w:val="22"/>
         </w:rPr>
+        <w:lastRenderedPageBreak/>
         <w:t>12.</w:t>
       </w:r>
       <w:r>

--- a/CIS 4374 Project File.docx
+++ b/CIS 4374 Project File.docx
@@ -7664,25 +7664,7 @@
           <w:sz w:val="22"/>
           <w:szCs w:val="22"/>
         </w:rPr>
-        <w:t xml:space="preserve">Existing software solutions like ParkMobile, </w:t>
-      </w:r>
-      <w:proofErr w:type="spellStart"/>
-      <w:r>
-        <w:rPr>
-          <w:rFonts w:ascii="Times New Roman" w:hAnsi="Times New Roman" w:cs="Times New Roman"/>
-          <w:sz w:val="22"/>
-          <w:szCs w:val="22"/>
-        </w:rPr>
-        <w:t>SpotHero</w:t>
-      </w:r>
-      <w:proofErr w:type="spellEnd"/>
-      <w:r>
-        <w:rPr>
-          <w:rFonts w:ascii="Times New Roman" w:hAnsi="Times New Roman" w:cs="Times New Roman"/>
-          <w:sz w:val="22"/>
-          <w:szCs w:val="22"/>
-        </w:rPr>
-        <w:t xml:space="preserve">, Passport Parking, and Easy Park. The following table will go into more detail about these existing solutions. </w:t>
+        <w:t xml:space="preserve">Existing software solutions like ParkMobile, SpotHero, Passport Parking, and Easy Park. The following table will go into more detail about these existing solutions. </w:t>
       </w:r>
       <w:r>
         <w:rPr>
@@ -8124,7 +8106,6 @@
                 <w:szCs w:val="22"/>
               </w:rPr>
             </w:pPr>
-            <w:proofErr w:type="spellStart"/>
             <w:r>
               <w:rPr>
                 <w:rFonts w:ascii="Times New Roman" w:hAnsi="Times New Roman" w:cs="Times New Roman"/>
@@ -8133,7 +8114,6 @@
               </w:rPr>
               <w:t>SpotHero</w:t>
             </w:r>
-            <w:proofErr w:type="spellEnd"/>
           </w:p>
         </w:tc>
         <w:tc>
@@ -9088,43 +9068,7 @@
           <w:sz w:val="22"/>
           <w:szCs w:val="22"/>
         </w:rPr>
-        <w:t>WE ARE $</w:t>
-      </w:r>
-      <w:proofErr w:type="spellStart"/>
-      <w:r>
-        <w:rPr>
-          <w:rFonts w:ascii="Times New Roman" w:hAnsi="Times New Roman" w:cs="Times New Roman"/>
-          <w:sz w:val="22"/>
-          <w:szCs w:val="22"/>
-        </w:rPr>
-        <w:t>oftware</w:t>
-      </w:r>
-      <w:proofErr w:type="spellEnd"/>
-      <w:r>
-        <w:rPr>
-          <w:rFonts w:ascii="Times New Roman" w:hAnsi="Times New Roman" w:cs="Times New Roman"/>
-          <w:sz w:val="22"/>
-          <w:szCs w:val="22"/>
-        </w:rPr>
-        <w:t xml:space="preserve"> ¢</w:t>
-      </w:r>
-      <w:proofErr w:type="spellStart"/>
-      <w:r>
-        <w:rPr>
-          <w:rFonts w:ascii="Times New Roman" w:hAnsi="Times New Roman" w:cs="Times New Roman"/>
-          <w:sz w:val="22"/>
-          <w:szCs w:val="22"/>
-        </w:rPr>
-        <w:t>orp</w:t>
-      </w:r>
-      <w:proofErr w:type="spellEnd"/>
-      <w:r>
-        <w:rPr>
-          <w:rFonts w:ascii="Times New Roman" w:hAnsi="Times New Roman" w:cs="Times New Roman"/>
-          <w:sz w:val="22"/>
-          <w:szCs w:val="22"/>
-        </w:rPr>
-        <w:t xml:space="preserve"> is a software development studio that aims to provide seamless solutions to issues customers may have. The company has an unlimited budget and resources that will allow it to get together development teams and the technologies to support their projects. The goal for this project is to develop a project management plan for the creation of a Smart Parking Platform system.  </w:t>
+        <w:t xml:space="preserve">WE ARE $oftware ¢orp is a software development studio that aims to provide seamless solutions to issues customers may have. The company has an unlimited budget and resources that will allow it to get together development teams and the technologies to support their projects. The goal for this project is to develop a project management plan for the creation of a Smart Parking Platform system.  </w:t>
       </w:r>
     </w:p>
     <w:p>
@@ -9348,79 +9292,7 @@
           <w:sz w:val="22"/>
           <w:szCs w:val="22"/>
         </w:rPr>
-        <w:t>This Smart Parking Platform project was acquired by WE ARE $</w:t>
-      </w:r>
-      <w:proofErr w:type="spellStart"/>
-      <w:r>
-        <w:rPr>
-          <w:rFonts w:ascii="Times New Roman" w:hAnsi="Times New Roman" w:cs="Times New Roman"/>
-          <w:sz w:val="22"/>
-          <w:szCs w:val="22"/>
-        </w:rPr>
-        <w:t>oftware</w:t>
-      </w:r>
-      <w:proofErr w:type="spellEnd"/>
-      <w:r>
-        <w:rPr>
-          <w:rFonts w:ascii="Times New Roman" w:hAnsi="Times New Roman" w:cs="Times New Roman"/>
-          <w:sz w:val="22"/>
-          <w:szCs w:val="22"/>
-        </w:rPr>
-        <w:t xml:space="preserve"> ¢</w:t>
-      </w:r>
-      <w:proofErr w:type="spellStart"/>
-      <w:r>
-        <w:rPr>
-          <w:rFonts w:ascii="Times New Roman" w:hAnsi="Times New Roman" w:cs="Times New Roman"/>
-          <w:sz w:val="22"/>
-          <w:szCs w:val="22"/>
-        </w:rPr>
-        <w:t>orp</w:t>
-      </w:r>
-      <w:proofErr w:type="spellEnd"/>
-      <w:r>
-        <w:rPr>
-          <w:rFonts w:ascii="Times New Roman" w:hAnsi="Times New Roman" w:cs="Times New Roman"/>
-          <w:sz w:val="22"/>
-          <w:szCs w:val="22"/>
-        </w:rPr>
-        <w:t xml:space="preserve"> through a competitive approval proposal that was initiated by a city transportation department who wants to improve parking availability, improve reservation capabilities, reduce traffic, and to increase the utilization of parking facilities. There was (RFP) Request for Proposal for a web and mobile platform that can provide real-time parking availability, reservations, payments, navigation, and management tools. Because of WE ARE $</w:t>
-      </w:r>
-      <w:proofErr w:type="spellStart"/>
-      <w:r>
-        <w:rPr>
-          <w:rFonts w:ascii="Times New Roman" w:hAnsi="Times New Roman" w:cs="Times New Roman"/>
-          <w:sz w:val="22"/>
-          <w:szCs w:val="22"/>
-        </w:rPr>
-        <w:t>oftware</w:t>
-      </w:r>
-      <w:proofErr w:type="spellEnd"/>
-      <w:r>
-        <w:rPr>
-          <w:rFonts w:ascii="Times New Roman" w:hAnsi="Times New Roman" w:cs="Times New Roman"/>
-          <w:sz w:val="22"/>
-          <w:szCs w:val="22"/>
-        </w:rPr>
-        <w:t xml:space="preserve"> ¢</w:t>
-      </w:r>
-      <w:proofErr w:type="spellStart"/>
-      <w:r>
-        <w:rPr>
-          <w:rFonts w:ascii="Times New Roman" w:hAnsi="Times New Roman" w:cs="Times New Roman"/>
-          <w:sz w:val="22"/>
-          <w:szCs w:val="22"/>
-        </w:rPr>
-        <w:t>orp’s</w:t>
-      </w:r>
-      <w:proofErr w:type="spellEnd"/>
-      <w:r>
-        <w:rPr>
-          <w:rFonts w:ascii="Times New Roman" w:hAnsi="Times New Roman" w:cs="Times New Roman"/>
-          <w:sz w:val="22"/>
-          <w:szCs w:val="22"/>
-        </w:rPr>
-        <w:t xml:space="preserve"> technical approaches and project management capabilities, we were selected to develop the solution. The project will be developed with an unlimited budget and resources but must be done within the timeline. </w:t>
+        <w:t xml:space="preserve">This Smart Parking Platform project was acquired by WE ARE $oftware ¢orp through a competitive approval proposal that was initiated by a city transportation department who wants to improve parking availability, improve reservation capabilities, reduce traffic, and to increase the utilization of parking facilities. There was (RFP) Request for Proposal for a web and mobile platform that can provide real-time parking availability, reservations, payments, navigation, and management tools. Because of WE ARE $oftware ¢orp’s technical approaches and project management capabilities, we were selected to develop the solution. The project will be developed with an unlimited budget and resources but must be done within the timeline. </w:t>
       </w:r>
     </w:p>
     <w:p>
@@ -16611,25 +16483,7 @@
                 <w:sz w:val="22"/>
                 <w:szCs w:val="22"/>
               </w:rPr>
-              <w:t xml:space="preserve">User Logging </w:t>
-            </w:r>
-            <w:proofErr w:type="gramStart"/>
-            <w:r>
-              <w:rPr>
-                <w:rFonts w:ascii="Times New Roman" w:hAnsi="Times New Roman" w:cs="Times New Roman"/>
-                <w:sz w:val="22"/>
-                <w:szCs w:val="22"/>
-              </w:rPr>
-              <w:t>Into</w:t>
-            </w:r>
-            <w:proofErr w:type="gramEnd"/>
-            <w:r>
-              <w:rPr>
-                <w:rFonts w:ascii="Times New Roman" w:hAnsi="Times New Roman" w:cs="Times New Roman"/>
-                <w:sz w:val="22"/>
-                <w:szCs w:val="22"/>
-              </w:rPr>
-              <w:t xml:space="preserve"> Account</w:t>
+              <w:t>User Logging Into Account</w:t>
             </w:r>
           </w:p>
         </w:tc>
@@ -34889,27 +34743,7 @@
                 <w:sz w:val="22"/>
                 <w:szCs w:val="22"/>
               </w:rPr>
-              <w:t>/</w:t>
-            </w:r>
-            <w:proofErr w:type="spellStart"/>
-            <w:r>
-              <w:rPr>
-                <w:rFonts w:ascii="Times New Roman" w:hAnsi="Times New Roman" w:cs="Times New Roman"/>
-                <w:color w:val="000000" w:themeColor="text1"/>
-                <w:sz w:val="22"/>
-                <w:szCs w:val="22"/>
-              </w:rPr>
-              <w:t>hr</w:t>
-            </w:r>
-            <w:proofErr w:type="spellEnd"/>
-            <w:r>
-              <w:rPr>
-                <w:rFonts w:ascii="Times New Roman" w:hAnsi="Times New Roman" w:cs="Times New Roman"/>
-                <w:color w:val="000000" w:themeColor="text1"/>
-                <w:sz w:val="22"/>
-                <w:szCs w:val="22"/>
-              </w:rPr>
-              <w:t xml:space="preserve"> (AVG)</w:t>
+              <w:t>/hr (AVG)</w:t>
             </w:r>
           </w:p>
         </w:tc>
@@ -42816,36 +42650,8 @@
                 <w:sz w:val="22"/>
                 <w:szCs w:val="22"/>
               </w:rPr>
-              <w:t>WE ARE $</w:t>
-            </w:r>
-            <w:proofErr w:type="spellStart"/>
-            <w:r>
-              <w:rPr>
-                <w:rFonts w:ascii="Times New Roman" w:hAnsi="Times New Roman" w:cs="Times New Roman"/>
-                <w:sz w:val="22"/>
-                <w:szCs w:val="22"/>
-              </w:rPr>
-              <w:t>oftware</w:t>
-            </w:r>
-            <w:proofErr w:type="spellEnd"/>
-            <w:r>
-              <w:rPr>
-                <w:rFonts w:ascii="Times New Roman" w:hAnsi="Times New Roman" w:cs="Times New Roman"/>
-                <w:sz w:val="22"/>
-                <w:szCs w:val="22"/>
-              </w:rPr>
-              <w:t xml:space="preserve"> ¢</w:t>
-            </w:r>
-            <w:proofErr w:type="spellStart"/>
-            <w:r>
-              <w:rPr>
-                <w:rFonts w:ascii="Times New Roman" w:hAnsi="Times New Roman" w:cs="Times New Roman"/>
-                <w:sz w:val="22"/>
-                <w:szCs w:val="22"/>
-              </w:rPr>
-              <w:t>orp</w:t>
-            </w:r>
-            <w:proofErr w:type="spellEnd"/>
+              <w:t>WE ARE $oftware ¢orp</w:t>
+            </w:r>
           </w:p>
         </w:tc>
       </w:tr>
@@ -45418,27 +45224,21 @@
       <w:pPr>
         <w:rPr>
           <w:rFonts w:ascii="Times New Roman" w:hAnsi="Times New Roman" w:cs="Times New Roman"/>
-          <w:b/>
-          <w:bCs/>
-          <w:sz w:val="22"/>
-          <w:szCs w:val="22"/>
-        </w:rPr>
-      </w:pPr>
-      <w:r>
-        <w:rPr>
-          <w:rFonts w:ascii="Times New Roman" w:hAnsi="Times New Roman" w:cs="Times New Roman"/>
-          <w:b/>
-          <w:bCs/>
-          <w:sz w:val="22"/>
-          <w:szCs w:val="22"/>
-        </w:rPr>
-        <w:t>The project charter formally  authorizes the existence of the Smart Parking Platform project and provides the Project Manager (Mitch Carter)</w:t>
-      </w:r>
-      <w:r>
-        <w:rPr>
-          <w:rFonts w:ascii="Times New Roman" w:hAnsi="Times New Roman" w:cs="Times New Roman"/>
-          <w:b/>
-          <w:bCs/>
+          <w:sz w:val="22"/>
+          <w:szCs w:val="22"/>
+        </w:rPr>
+      </w:pPr>
+      <w:r>
+        <w:rPr>
+          <w:rFonts w:ascii="Times New Roman" w:hAnsi="Times New Roman" w:cs="Times New Roman"/>
+          <w:sz w:val="22"/>
+          <w:szCs w:val="22"/>
+        </w:rPr>
+        <w:t>The project charter formally authorizes the existence of the Smart Parking Platform project and provides the Project Manager (Mitch Carter)</w:t>
+      </w:r>
+      <w:r>
+        <w:rPr>
+          <w:rFonts w:ascii="Times New Roman" w:hAnsi="Times New Roman" w:cs="Times New Roman"/>
           <w:sz w:val="22"/>
           <w:szCs w:val="22"/>
         </w:rPr>
@@ -45447,12 +45247,10 @@
       <w:r>
         <w:rPr>
           <w:rFonts w:ascii="Times New Roman" w:hAnsi="Times New Roman" w:cs="Times New Roman"/>
-          <w:b/>
-          <w:bCs/>
-          <w:sz w:val="22"/>
-          <w:szCs w:val="22"/>
-        </w:rPr>
-        <w:t xml:space="preserve">It highlights the project’s purpose, objectives, scope, and direction. </w:t>
+          <w:sz w:val="22"/>
+          <w:szCs w:val="22"/>
+        </w:rPr>
+        <w:t>It highlights the project’s purpose, objectives, scope, and direction.</w:t>
       </w:r>
     </w:p>
     <w:p>
@@ -45884,36 +45682,8 @@
                 <w:sz w:val="22"/>
                 <w:szCs w:val="22"/>
               </w:rPr>
-              <w:t>WE ARE $</w:t>
-            </w:r>
-            <w:proofErr w:type="spellStart"/>
-            <w:r>
-              <w:rPr>
-                <w:rFonts w:ascii="Times New Roman" w:hAnsi="Times New Roman" w:cs="Times New Roman"/>
-                <w:sz w:val="22"/>
-                <w:szCs w:val="22"/>
-              </w:rPr>
-              <w:t>oftware</w:t>
-            </w:r>
-            <w:proofErr w:type="spellEnd"/>
-            <w:r>
-              <w:rPr>
-                <w:rFonts w:ascii="Times New Roman" w:hAnsi="Times New Roman" w:cs="Times New Roman"/>
-                <w:sz w:val="22"/>
-                <w:szCs w:val="22"/>
-              </w:rPr>
-              <w:t xml:space="preserve"> ¢</w:t>
-            </w:r>
-            <w:proofErr w:type="spellStart"/>
-            <w:r>
-              <w:rPr>
-                <w:rFonts w:ascii="Times New Roman" w:hAnsi="Times New Roman" w:cs="Times New Roman"/>
-                <w:sz w:val="22"/>
-                <w:szCs w:val="22"/>
-              </w:rPr>
-              <w:t>orp</w:t>
-            </w:r>
-            <w:proofErr w:type="spellEnd"/>
+              <w:t>WE ARE $oftware ¢orp</w:t>
+            </w:r>
           </w:p>
         </w:tc>
       </w:tr>
@@ -46437,36 +46207,8 @@
           <w:sz w:val="22"/>
           <w:szCs w:val="22"/>
         </w:rPr>
-        <w:t>WE ARE $</w:t>
-      </w:r>
-      <w:proofErr w:type="spellStart"/>
-      <w:r>
-        <w:rPr>
-          <w:rFonts w:ascii="Times New Roman" w:hAnsi="Times New Roman" w:cs="Times New Roman"/>
-          <w:sz w:val="22"/>
-          <w:szCs w:val="22"/>
-        </w:rPr>
-        <w:t>oftware</w:t>
-      </w:r>
-      <w:proofErr w:type="spellEnd"/>
-      <w:r>
-        <w:rPr>
-          <w:rFonts w:ascii="Times New Roman" w:hAnsi="Times New Roman" w:cs="Times New Roman"/>
-          <w:sz w:val="22"/>
-          <w:szCs w:val="22"/>
-        </w:rPr>
-        <w:t xml:space="preserve"> ¢</w:t>
-      </w:r>
-      <w:proofErr w:type="spellStart"/>
-      <w:r>
-        <w:rPr>
-          <w:rFonts w:ascii="Times New Roman" w:hAnsi="Times New Roman" w:cs="Times New Roman"/>
-          <w:sz w:val="22"/>
-          <w:szCs w:val="22"/>
-        </w:rPr>
-        <w:t>orp</w:t>
-      </w:r>
-      <w:proofErr w:type="spellEnd"/>
+        <w:t>WE ARE $oftware ¢orp</w:t>
+      </w:r>
       <w:r>
         <w:rPr>
           <w:rFonts w:ascii="Times New Roman" w:hAnsi="Times New Roman" w:cs="Times New Roman"/>
@@ -50227,25 +49969,7 @@
           <w:sz w:val="22"/>
           <w:szCs w:val="22"/>
         </w:rPr>
-        <w:t xml:space="preserve"> Entries will be updated accordingly </w:t>
-      </w:r>
-      <w:proofErr w:type="gramStart"/>
-      <w:r>
-        <w:rPr>
-          <w:rFonts w:ascii="Times New Roman" w:hAnsi="Times New Roman" w:cs="Times New Roman"/>
-          <w:sz w:val="22"/>
-          <w:szCs w:val="22"/>
-        </w:rPr>
-        <w:t>hen</w:t>
-      </w:r>
-      <w:proofErr w:type="gramEnd"/>
-      <w:r>
-        <w:rPr>
-          <w:rFonts w:ascii="Times New Roman" w:hAnsi="Times New Roman" w:cs="Times New Roman"/>
-          <w:sz w:val="22"/>
-          <w:szCs w:val="22"/>
-        </w:rPr>
-        <w:t xml:space="preserve"> parties want to sign.</w:t>
+        <w:t xml:space="preserve"> Entries will be updated accordingly hen parties want to sign.</w:t>
       </w:r>
     </w:p>
     <w:tbl>

--- a/CIS 4374 Project File.docx
+++ b/CIS 4374 Project File.docx
@@ -7664,7 +7664,25 @@
           <w:sz w:val="22"/>
           <w:szCs w:val="22"/>
         </w:rPr>
-        <w:t xml:space="preserve">Existing software solutions like ParkMobile, SpotHero, Passport Parking, and Easy Park. The following table will go into more detail about these existing solutions. </w:t>
+        <w:t xml:space="preserve">Existing software solutions like ParkMobile, </w:t>
+      </w:r>
+      <w:proofErr w:type="spellStart"/>
+      <w:r>
+        <w:rPr>
+          <w:rFonts w:ascii="Times New Roman" w:hAnsi="Times New Roman" w:cs="Times New Roman"/>
+          <w:sz w:val="22"/>
+          <w:szCs w:val="22"/>
+        </w:rPr>
+        <w:t>SpotHero</w:t>
+      </w:r>
+      <w:proofErr w:type="spellEnd"/>
+      <w:r>
+        <w:rPr>
+          <w:rFonts w:ascii="Times New Roman" w:hAnsi="Times New Roman" w:cs="Times New Roman"/>
+          <w:sz w:val="22"/>
+          <w:szCs w:val="22"/>
+        </w:rPr>
+        <w:t xml:space="preserve">, Passport Parking, and Easy Park. The following table will go into more detail about these existing solutions. </w:t>
       </w:r>
       <w:r>
         <w:rPr>
@@ -8106,6 +8124,7 @@
                 <w:szCs w:val="22"/>
               </w:rPr>
             </w:pPr>
+            <w:proofErr w:type="spellStart"/>
             <w:r>
               <w:rPr>
                 <w:rFonts w:ascii="Times New Roman" w:hAnsi="Times New Roman" w:cs="Times New Roman"/>
@@ -8114,6 +8133,7 @@
               </w:rPr>
               <w:t>SpotHero</w:t>
             </w:r>
+            <w:proofErr w:type="spellEnd"/>
           </w:p>
         </w:tc>
         <w:tc>
@@ -9068,7 +9088,43 @@
           <w:sz w:val="22"/>
           <w:szCs w:val="22"/>
         </w:rPr>
-        <w:t xml:space="preserve">WE ARE $oftware ¢orp is a software development studio that aims to provide seamless solutions to issues customers may have. The company has an unlimited budget and resources that will allow it to get together development teams and the technologies to support their projects. The goal for this project is to develop a project management plan for the creation of a Smart Parking Platform system.  </w:t>
+        <w:t>WE ARE $</w:t>
+      </w:r>
+      <w:proofErr w:type="spellStart"/>
+      <w:r>
+        <w:rPr>
+          <w:rFonts w:ascii="Times New Roman" w:hAnsi="Times New Roman" w:cs="Times New Roman"/>
+          <w:sz w:val="22"/>
+          <w:szCs w:val="22"/>
+        </w:rPr>
+        <w:t>oftware</w:t>
+      </w:r>
+      <w:proofErr w:type="spellEnd"/>
+      <w:r>
+        <w:rPr>
+          <w:rFonts w:ascii="Times New Roman" w:hAnsi="Times New Roman" w:cs="Times New Roman"/>
+          <w:sz w:val="22"/>
+          <w:szCs w:val="22"/>
+        </w:rPr>
+        <w:t xml:space="preserve"> ¢</w:t>
+      </w:r>
+      <w:proofErr w:type="spellStart"/>
+      <w:r>
+        <w:rPr>
+          <w:rFonts w:ascii="Times New Roman" w:hAnsi="Times New Roman" w:cs="Times New Roman"/>
+          <w:sz w:val="22"/>
+          <w:szCs w:val="22"/>
+        </w:rPr>
+        <w:t>orp</w:t>
+      </w:r>
+      <w:proofErr w:type="spellEnd"/>
+      <w:r>
+        <w:rPr>
+          <w:rFonts w:ascii="Times New Roman" w:hAnsi="Times New Roman" w:cs="Times New Roman"/>
+          <w:sz w:val="22"/>
+          <w:szCs w:val="22"/>
+        </w:rPr>
+        <w:t xml:space="preserve"> is a software development studio that aims to provide seamless solutions to issues customers may have. The company has an unlimited budget and resources that will allow it to get together development teams and the technologies to support their projects. The goal for this project is to develop a project management plan for the creation of a Smart Parking Platform system.  </w:t>
       </w:r>
     </w:p>
     <w:p>
@@ -9292,7 +9348,79 @@
           <w:sz w:val="22"/>
           <w:szCs w:val="22"/>
         </w:rPr>
-        <w:t xml:space="preserve">This Smart Parking Platform project was acquired by WE ARE $oftware ¢orp through a competitive approval proposal that was initiated by a city transportation department who wants to improve parking availability, improve reservation capabilities, reduce traffic, and to increase the utilization of parking facilities. There was (RFP) Request for Proposal for a web and mobile platform that can provide real-time parking availability, reservations, payments, navigation, and management tools. Because of WE ARE $oftware ¢orp’s technical approaches and project management capabilities, we were selected to develop the solution. The project will be developed with an unlimited budget and resources but must be done within the timeline. </w:t>
+        <w:t>This Smart Parking Platform project was acquired by WE ARE $</w:t>
+      </w:r>
+      <w:proofErr w:type="spellStart"/>
+      <w:r>
+        <w:rPr>
+          <w:rFonts w:ascii="Times New Roman" w:hAnsi="Times New Roman" w:cs="Times New Roman"/>
+          <w:sz w:val="22"/>
+          <w:szCs w:val="22"/>
+        </w:rPr>
+        <w:t>oftware</w:t>
+      </w:r>
+      <w:proofErr w:type="spellEnd"/>
+      <w:r>
+        <w:rPr>
+          <w:rFonts w:ascii="Times New Roman" w:hAnsi="Times New Roman" w:cs="Times New Roman"/>
+          <w:sz w:val="22"/>
+          <w:szCs w:val="22"/>
+        </w:rPr>
+        <w:t xml:space="preserve"> ¢</w:t>
+      </w:r>
+      <w:proofErr w:type="spellStart"/>
+      <w:r>
+        <w:rPr>
+          <w:rFonts w:ascii="Times New Roman" w:hAnsi="Times New Roman" w:cs="Times New Roman"/>
+          <w:sz w:val="22"/>
+          <w:szCs w:val="22"/>
+        </w:rPr>
+        <w:t>orp</w:t>
+      </w:r>
+      <w:proofErr w:type="spellEnd"/>
+      <w:r>
+        <w:rPr>
+          <w:rFonts w:ascii="Times New Roman" w:hAnsi="Times New Roman" w:cs="Times New Roman"/>
+          <w:sz w:val="22"/>
+          <w:szCs w:val="22"/>
+        </w:rPr>
+        <w:t xml:space="preserve"> through a competitive approval proposal that was initiated by a city transportation department who wants to improve parking availability, improve reservation capabilities, reduce traffic, and to increase the utilization of parking facilities. There was (RFP) Request for Proposal for a web and mobile platform that can provide real-time parking availability, reservations, payments, navigation, and management tools. Because of WE ARE $</w:t>
+      </w:r>
+      <w:proofErr w:type="spellStart"/>
+      <w:r>
+        <w:rPr>
+          <w:rFonts w:ascii="Times New Roman" w:hAnsi="Times New Roman" w:cs="Times New Roman"/>
+          <w:sz w:val="22"/>
+          <w:szCs w:val="22"/>
+        </w:rPr>
+        <w:t>oftware</w:t>
+      </w:r>
+      <w:proofErr w:type="spellEnd"/>
+      <w:r>
+        <w:rPr>
+          <w:rFonts w:ascii="Times New Roman" w:hAnsi="Times New Roman" w:cs="Times New Roman"/>
+          <w:sz w:val="22"/>
+          <w:szCs w:val="22"/>
+        </w:rPr>
+        <w:t xml:space="preserve"> ¢</w:t>
+      </w:r>
+      <w:proofErr w:type="spellStart"/>
+      <w:r>
+        <w:rPr>
+          <w:rFonts w:ascii="Times New Roman" w:hAnsi="Times New Roman" w:cs="Times New Roman"/>
+          <w:sz w:val="22"/>
+          <w:szCs w:val="22"/>
+        </w:rPr>
+        <w:t>orp’s</w:t>
+      </w:r>
+      <w:proofErr w:type="spellEnd"/>
+      <w:r>
+        <w:rPr>
+          <w:rFonts w:ascii="Times New Roman" w:hAnsi="Times New Roman" w:cs="Times New Roman"/>
+          <w:sz w:val="22"/>
+          <w:szCs w:val="22"/>
+        </w:rPr>
+        <w:t xml:space="preserve"> technical approaches and project management capabilities, we were selected to develop the solution. The project will be developed with an unlimited budget and resources but must be done within the timeline. </w:t>
       </w:r>
     </w:p>
     <w:p>
@@ -16483,7 +16611,25 @@
                 <w:sz w:val="22"/>
                 <w:szCs w:val="22"/>
               </w:rPr>
-              <w:t>User Logging Into Account</w:t>
+              <w:t xml:space="preserve">User Logging </w:t>
+            </w:r>
+            <w:proofErr w:type="gramStart"/>
+            <w:r>
+              <w:rPr>
+                <w:rFonts w:ascii="Times New Roman" w:hAnsi="Times New Roman" w:cs="Times New Roman"/>
+                <w:sz w:val="22"/>
+                <w:szCs w:val="22"/>
+              </w:rPr>
+              <w:t>Into</w:t>
+            </w:r>
+            <w:proofErr w:type="gramEnd"/>
+            <w:r>
+              <w:rPr>
+                <w:rFonts w:ascii="Times New Roman" w:hAnsi="Times New Roman" w:cs="Times New Roman"/>
+                <w:sz w:val="22"/>
+                <w:szCs w:val="22"/>
+              </w:rPr>
+              <w:t xml:space="preserve"> Account</w:t>
             </w:r>
           </w:p>
         </w:tc>
@@ -34743,7 +34889,27 @@
                 <w:sz w:val="22"/>
                 <w:szCs w:val="22"/>
               </w:rPr>
-              <w:t>/hr (AVG)</w:t>
+              <w:t>/</w:t>
+            </w:r>
+            <w:proofErr w:type="spellStart"/>
+            <w:r>
+              <w:rPr>
+                <w:rFonts w:ascii="Times New Roman" w:hAnsi="Times New Roman" w:cs="Times New Roman"/>
+                <w:color w:val="000000" w:themeColor="text1"/>
+                <w:sz w:val="22"/>
+                <w:szCs w:val="22"/>
+              </w:rPr>
+              <w:t>hr</w:t>
+            </w:r>
+            <w:proofErr w:type="spellEnd"/>
+            <w:r>
+              <w:rPr>
+                <w:rFonts w:ascii="Times New Roman" w:hAnsi="Times New Roman" w:cs="Times New Roman"/>
+                <w:color w:val="000000" w:themeColor="text1"/>
+                <w:sz w:val="22"/>
+                <w:szCs w:val="22"/>
+              </w:rPr>
+              <w:t xml:space="preserve"> (AVG)</w:t>
             </w:r>
           </w:p>
         </w:tc>
@@ -42650,8 +42816,36 @@
                 <w:sz w:val="22"/>
                 <w:szCs w:val="22"/>
               </w:rPr>
-              <w:t>WE ARE $oftware ¢orp</w:t>
-            </w:r>
+              <w:t>WE ARE $</w:t>
+            </w:r>
+            <w:proofErr w:type="spellStart"/>
+            <w:r>
+              <w:rPr>
+                <w:rFonts w:ascii="Times New Roman" w:hAnsi="Times New Roman" w:cs="Times New Roman"/>
+                <w:sz w:val="22"/>
+                <w:szCs w:val="22"/>
+              </w:rPr>
+              <w:t>oftware</w:t>
+            </w:r>
+            <w:proofErr w:type="spellEnd"/>
+            <w:r>
+              <w:rPr>
+                <w:rFonts w:ascii="Times New Roman" w:hAnsi="Times New Roman" w:cs="Times New Roman"/>
+                <w:sz w:val="22"/>
+                <w:szCs w:val="22"/>
+              </w:rPr>
+              <w:t xml:space="preserve"> ¢</w:t>
+            </w:r>
+            <w:proofErr w:type="spellStart"/>
+            <w:r>
+              <w:rPr>
+                <w:rFonts w:ascii="Times New Roman" w:hAnsi="Times New Roman" w:cs="Times New Roman"/>
+                <w:sz w:val="22"/>
+                <w:szCs w:val="22"/>
+              </w:rPr>
+              <w:t>orp</w:t>
+            </w:r>
+            <w:proofErr w:type="spellEnd"/>
           </w:p>
         </w:tc>
       </w:tr>
@@ -45682,8 +45876,36 @@
                 <w:sz w:val="22"/>
                 <w:szCs w:val="22"/>
               </w:rPr>
-              <w:t>WE ARE $oftware ¢orp</w:t>
-            </w:r>
+              <w:t>WE ARE $</w:t>
+            </w:r>
+            <w:proofErr w:type="spellStart"/>
+            <w:r>
+              <w:rPr>
+                <w:rFonts w:ascii="Times New Roman" w:hAnsi="Times New Roman" w:cs="Times New Roman"/>
+                <w:sz w:val="22"/>
+                <w:szCs w:val="22"/>
+              </w:rPr>
+              <w:t>oftware</w:t>
+            </w:r>
+            <w:proofErr w:type="spellEnd"/>
+            <w:r>
+              <w:rPr>
+                <w:rFonts w:ascii="Times New Roman" w:hAnsi="Times New Roman" w:cs="Times New Roman"/>
+                <w:sz w:val="22"/>
+                <w:szCs w:val="22"/>
+              </w:rPr>
+              <w:t xml:space="preserve"> ¢</w:t>
+            </w:r>
+            <w:proofErr w:type="spellStart"/>
+            <w:r>
+              <w:rPr>
+                <w:rFonts w:ascii="Times New Roman" w:hAnsi="Times New Roman" w:cs="Times New Roman"/>
+                <w:sz w:val="22"/>
+                <w:szCs w:val="22"/>
+              </w:rPr>
+              <w:t>orp</w:t>
+            </w:r>
+            <w:proofErr w:type="spellEnd"/>
           </w:p>
         </w:tc>
       </w:tr>
@@ -46207,8 +46429,36 @@
           <w:sz w:val="22"/>
           <w:szCs w:val="22"/>
         </w:rPr>
-        <w:t>WE ARE $oftware ¢orp</w:t>
-      </w:r>
+        <w:t>WE ARE $</w:t>
+      </w:r>
+      <w:proofErr w:type="spellStart"/>
+      <w:r>
+        <w:rPr>
+          <w:rFonts w:ascii="Times New Roman" w:hAnsi="Times New Roman" w:cs="Times New Roman"/>
+          <w:sz w:val="22"/>
+          <w:szCs w:val="22"/>
+        </w:rPr>
+        <w:t>oftware</w:t>
+      </w:r>
+      <w:proofErr w:type="spellEnd"/>
+      <w:r>
+        <w:rPr>
+          <w:rFonts w:ascii="Times New Roman" w:hAnsi="Times New Roman" w:cs="Times New Roman"/>
+          <w:sz w:val="22"/>
+          <w:szCs w:val="22"/>
+        </w:rPr>
+        <w:t xml:space="preserve"> ¢</w:t>
+      </w:r>
+      <w:proofErr w:type="spellStart"/>
+      <w:r>
+        <w:rPr>
+          <w:rFonts w:ascii="Times New Roman" w:hAnsi="Times New Roman" w:cs="Times New Roman"/>
+          <w:sz w:val="22"/>
+          <w:szCs w:val="22"/>
+        </w:rPr>
+        <w:t>orp</w:t>
+      </w:r>
+      <w:proofErr w:type="spellEnd"/>
       <w:r>
         <w:rPr>
           <w:rFonts w:ascii="Times New Roman" w:hAnsi="Times New Roman" w:cs="Times New Roman"/>
@@ -49969,7 +50219,23 @@
           <w:sz w:val="22"/>
           <w:szCs w:val="22"/>
         </w:rPr>
-        <w:t xml:space="preserve"> Entries will be updated accordingly hen parties want to sign.</w:t>
+        <w:t xml:space="preserve"> Entries will be updated accordingly </w:t>
+      </w:r>
+      <w:r>
+        <w:rPr>
+          <w:rFonts w:ascii="Times New Roman" w:hAnsi="Times New Roman" w:cs="Times New Roman"/>
+          <w:sz w:val="22"/>
+          <w:szCs w:val="22"/>
+        </w:rPr>
+        <w:t>w</w:t>
+      </w:r>
+      <w:r>
+        <w:rPr>
+          <w:rFonts w:ascii="Times New Roman" w:hAnsi="Times New Roman" w:cs="Times New Roman"/>
+          <w:sz w:val="22"/>
+          <w:szCs w:val="22"/>
+        </w:rPr>
+        <w:t>hen parties want to sign.</w:t>
       </w:r>
     </w:p>
     <w:tbl>
